--- a/icfd2026/paper/Official_format_ICFD.docx
+++ b/icfd2026/paper/Official_format_ICFD.docx
@@ -62,7 +62,6 @@
       <w:r>
         <w:t>, Kitagawa Toshiaki</w:t>
       </w:r>
-      <w:proofErr w:type="gramStart"/>
       <w:r>
         <w:rPr>
           <w:vertAlign w:val="superscript"/>
@@ -76,16 +75,7 @@
         <w:t xml:space="preserve"> </w:t>
       </w:r>
       <w:r>
-        <w:t>,</w:t>
-      </w:r>
-      <w:proofErr w:type="spellStart"/>
-      <w:r>
-        <w:t>Ekenechukwu</w:t>
-      </w:r>
-      <w:proofErr w:type="spellEnd"/>
-      <w:proofErr w:type="gramEnd"/>
-      <w:r>
-        <w:t xml:space="preserve"> Chijioke Okafor</w:t>
+        <w:t>,Ekenechukwu Chijioke Okafor</w:t>
       </w:r>
       <w:r>
         <w:rPr>
@@ -198,21 +188,7 @@
         <w:rPr>
           <w:rFonts w:eastAsia="ＭＳ 明朝"/>
         </w:rPr>
-        <w:t>-</w:t>
-      </w:r>
-      <w:proofErr w:type="spellStart"/>
-      <w:r>
-        <w:rPr>
-          <w:rFonts w:eastAsia="ＭＳ 明朝"/>
-        </w:rPr>
-        <w:t>ku</w:t>
-      </w:r>
-      <w:proofErr w:type="spellEnd"/>
-      <w:r>
-        <w:rPr>
-          <w:rFonts w:eastAsia="ＭＳ 明朝"/>
-        </w:rPr>
-        <w:t xml:space="preserve">, </w:t>
+        <w:t xml:space="preserve">-ku, </w:t>
       </w:r>
       <w:r>
         <w:rPr>
@@ -303,14 +279,12 @@
         </w:rPr>
         <w:t xml:space="preserve">, </w:t>
       </w:r>
-      <w:proofErr w:type="spellStart"/>
       <w:r>
         <w:rPr>
           <w:rFonts w:eastAsia="ＭＳ 明朝"/>
         </w:rPr>
         <w:t>Susenji</w:t>
       </w:r>
-      <w:proofErr w:type="spellEnd"/>
       <w:r>
         <w:rPr>
           <w:rFonts w:eastAsia="ＭＳ 明朝"/>
@@ -327,21 +301,7 @@
         <w:rPr>
           <w:rFonts w:eastAsia="ＭＳ 明朝"/>
         </w:rPr>
-        <w:t>-</w:t>
-      </w:r>
-      <w:proofErr w:type="spellStart"/>
-      <w:r>
-        <w:rPr>
-          <w:rFonts w:eastAsia="ＭＳ 明朝"/>
-        </w:rPr>
-        <w:t>ku</w:t>
-      </w:r>
-      <w:proofErr w:type="spellEnd"/>
-      <w:r>
-        <w:rPr>
-          <w:rFonts w:eastAsia="ＭＳ 明朝"/>
-        </w:rPr>
-        <w:t xml:space="preserve">, </w:t>
+        <w:t xml:space="preserve">-ku, </w:t>
       </w:r>
       <w:r>
         <w:rPr>
@@ -408,11 +368,9 @@
       <w:r>
         <w:t xml:space="preserve"> and its blends </w:t>
       </w:r>
-      <w:proofErr w:type="gramStart"/>
       <w:r>
         <w:t>was</w:t>
       </w:r>
-      <w:proofErr w:type="gramEnd"/>
       <w:r>
         <w:t xml:space="preserve"> developed. Existing mechanisms were studied using reaction pathway analysis and sensitivity</w:t>
       </w:r>
@@ -803,13 +761,7 @@
           <w:rPr>
             <w:rFonts w:ascii="Cambria Math" w:hAnsi="Cambria Math"/>
           </w:rPr>
-          <m:t>≈</m:t>
-        </m:r>
-        <m:r>
-          <w:rPr>
-            <w:rFonts w:ascii="Cambria Math" w:hAnsi="Cambria Math"/>
-          </w:rPr>
-          <m:t>0.4</m:t>
+          <m:t>≈0.4</m:t>
         </m:r>
       </m:oMath>
       <w:r>
@@ -973,13 +925,7 @@
           <w:rPr>
             <w:rFonts w:ascii="Cambria Math" w:hAnsi="Cambria Math"/>
           </w:rPr>
-          <m:t>≈</m:t>
-        </m:r>
-        <m:r>
-          <w:rPr>
-            <w:rFonts w:ascii="Cambria Math" w:hAnsi="Cambria Math"/>
-          </w:rPr>
-          <m:t>0.4</m:t>
+          <m:t>≈0.4</m:t>
         </m:r>
       </m:oMath>
       <w:r>
@@ -1233,19 +1179,7 @@
           <w:rPr>
             <w:rFonts w:ascii="Cambria Math" w:hAnsi="Cambria Math"/>
           </w:rPr>
-          <m:t>ϕ=1.1</m:t>
-        </m:r>
-        <m:r>
-          <w:rPr>
-            <w:rFonts w:ascii="Cambria Math" w:hAnsi="Cambria Math"/>
-          </w:rPr>
-          <m:t>-</m:t>
-        </m:r>
-        <m:r>
-          <w:rPr>
-            <w:rFonts w:ascii="Cambria Math" w:hAnsi="Cambria Math"/>
-          </w:rPr>
-          <m:t>1.4</m:t>
+          <m:t>ϕ=1.1-1.4</m:t>
         </m:r>
       </m:oMath>
       <w:r>
@@ -1519,10 +1453,7 @@
         <w:fldChar w:fldCharType="begin"/>
       </w:r>
       <w:r>
-        <w:instrText xml:space="preserve"> REF _Ref235768995 \h </w:instrText>
-      </w:r>
-      <w:r>
-        <w:instrText xml:space="preserve"> \* MERGEFORMAT </w:instrText>
+        <w:instrText xml:space="preserve"> REF _Ref235768995 \h  \* MERGEFORMAT </w:instrText>
       </w:r>
       <w:r>
         <w:fldChar w:fldCharType="separate"/>
@@ -1982,44 +1913,47 @@
         <w:fldChar w:fldCharType="end"/>
       </w:r>
       <w:r>
-        <w:t xml:space="preserve"> detailed mechanism and Nakamura et al.'s </w:t>
+        <w:t xml:space="preserve"> detailed mechanism </w:t>
+      </w:r>
+      <w:r>
+        <w:t>was</w:t>
+      </w:r>
+      <w:r>
+        <w:t xml:space="preserve"> used in the simulations. Henceforth, for the purpose of discussion, these mechanisms shall be referred to as </w:t>
+      </w:r>
+      <w:r>
+        <w:lastRenderedPageBreak/>
+        <w:t>Okafor Reduced Mech</w:t>
+      </w:r>
+      <w:r>
+        <w:t xml:space="preserve"> and</w:t>
+      </w:r>
+      <w:r>
+        <w:t xml:space="preserve"> Gotama Mech respectively. A reduced chemical kinetic model</w:t>
+      </w:r>
+      <w:r>
+        <w:t>,</w:t>
+      </w:r>
+      <w:r>
+        <w:t xml:space="preserve"> based on Okafor Reduced Mech </w:t>
       </w:r>
       <w:r>
         <w:fldChar w:fldCharType="begin"/>
       </w:r>
       <w:r>
-        <w:instrText xml:space="preserve"> ADDIN ZOTERO_ITEM CSL_CITATION {"citationID":"BWLpPLRn","properties":{"unsorted":false,"formattedCitation":"[8]","plainCitation":"[8]","noteIndex":0},"citationItems":[{"id":780,"uris":["http://zotero.org/users/20740871/items/FX89RVZZ"],"itemData":{"id":780,"type":"article-journal","abstract":"Ammonia is considered to be one of the promising energy carriers in the future and reliable chemical kinetics to accurately predict ignition characteristics of ammonia/air mixtures is necessary for developing ammonia combustors. However, ignition characteristics of ammonia/air mixtures at low temperatures have not been well studied. The present study employed weak flames in a micro flow reactor with a controlled temperature profile, which have been extensively employed to examine ignition characteristics of hydrocarbons, to investigate ignition characteristics of ammonia/air mixtures at low temperatures. Species measurements for weak flames of ammonia/air mixtures at atmospheric pressure and equivalence ratios of 0.8, 1.0 and 1.2 under a maximum wall temperature of 1400 K were conducted using a mass spectrometer and profiles of the NH3, O2, H2O NO, and N2O mole fractions were obtained. Chemical kinetic modeling was conducted with extensive updates mainly for the N2Hx chemistry because N2Hx species were expected to be produced from the NH2 + NH2 reactions at low temperatures. The mechanism developed in the present study well predicted species profiles of NH3, O2 and H2O for weak flames measured in experiments. The present mechanism also well predicted the final values of the NO and N2O mole fractions behind the reaction zone of weak flames but overestimated these mole fractions in the reaction zone of weak flames. To confirm the existence of N2Hx species in the reaction zone of weak flames, signals from N2H4 were distinguished from measured signals. Sensitivity analysis and reaction flux analysis were conducted and the importance of the N2Hx chemistry in the reaction zone of weak flames at low temperatures was identified. Validation of the present mechanism with literature data on ignition delays and flame speeds were conducted and reasonable agreements with literature data were confirmed. For N2O and NO in the reaction zone of weak flames, however, there was discrepancy between measured and computational mole fractions and further improvements of chemical kinetics related to ammonia ignition are still necessary.","citation-key":"nakamuraKinetic2017","container-title":"Combustion and Flame","DOI":"10.1016/j.combustflame.2017.06.021","ISSN":"0010-2180","journalAbbreviation":"Combustion and Flame","page":"16-27","source":"ScienceDirect","title":"Kinetic modeling of ammonia/air weak flames in a micro flow reactor with a controlled temperature profile","volume":"185","author":[{"family":"Nakamura","given":"Hisashi"},{"family":"Hasegawa","given":"Susumu"},{"family":"Tezuka","given":"Takuya"}],"issued":{"date-parts":[["2017",11,1]]}}}],"schema":"https://github.com/citation-style-language/schema/raw/master/csl-citation.json"} </w:instrText>
+        <w:instrText xml:space="preserve"> ADDIN ZOTERO_ITEM CSL_CITATION {"citationID":"37J4HOGc","properties":{"unsorted":false,"formattedCitation":"[1]","plainCitation":"[1]","noteIndex":0},"citationItems":[{"id":196,"uris":["http://zotero.org/users/20740871/items/GI6AGGV5"],"itemData":{"id":196,"type":"article-journal","abstract":"Ammonia and blends of ammonia with methane are gaining increased interest as fuels for gas turbine applications and hence optimized reduced reaction mechanisms for the fuels are required for the development of combustors. However, there is a scarcity of measured data on the laminar burning velocity of the fuels for optimizing and validating reaction mechanisms especially at high pressures. In this study, an extensive set of measurements of the unstretched laminar burning velocity and Markstein lengths of CH4NH3-air flames at high pressures are reported for the first time and an optimized reduced reaction mechanism is proposed. The experiments were conducted in a constant volume chamber for various ammonia heat fractions in the fuel ranging from 0 to 0.30, equivalence ratios ranging from 0.7 to 1.3, and mixture pressures ranging from 0.10 to 0.50 MPa. The reduced reaction mechanism was developed from a detailed reaction mechanism for CH4NH3-air flames by Okafor et al., and optimized against the present measurements and data in the literature. It is shown that the reduced mechanism models the unstretched laminar burning velocity of NH3/air and CH4NH3-air flames with high fidelity at all studied conditions. It also models satisfactorily NH3, NO and CO concentration in CH4NH3O2N2 oxidation in a laminar flow reactor. Furthermore, the reduced mechanism is demonstrated to predict NO, OH, and NH profiles in a premixed stagnation NH3-air flame satisfactorily. The experimental measurements were also used to validate selected detailed reaction mechanisms. It was found that the significant over-prediction of NO production from NH3 oxidation by GRI Mech 3.0 is primarily due to the influence of the reaction NH+H2OHNO+H2, which in fact may not be important in fuel NO chemistry.","citation-key":"okaforMeasurement2019","container-title":"Combustion and Flame","DOI":"10.1016/j.combustflame.2019.03.008","ISSN":"0010-2180","journalAbbreviation":"Combustion and Flame","page":"162-175","source":"ScienceDirect","title":"Measurement and modelling of the laminar burning velocity of methane-ammonia-air flames at high pressures using a reduced reaction mechanism","volume":"204","author":[{"family":"Okafor","given":"Ekenechukwu Chijioke"},{"family":"Naito","given":"Yuji"},{"family":"Colson","given":"Sophie"},{"family":"Ichikawa","given":"Akinori"},{"family":"Kudo","given":"Taku"},{"family":"Hayakawa","given":"Akihiro"},{"family":"Kobayashi","given":"Hideaki"}],"issued":{"date-parts":[["2019",6,1]]}}}],"schema":"https://github.com/citation-style-language/schema/raw/master/csl-citation.json"} </w:instrText>
       </w:r>
       <w:r>
         <w:fldChar w:fldCharType="separate"/>
       </w:r>
       <w:r>
-        <w:t>[8]</w:t>
+        <w:t>[1]</w:t>
       </w:r>
       <w:r>
         <w:fldChar w:fldCharType="end"/>
       </w:r>
       <w:r>
-        <w:t xml:space="preserve"> mechanism were used in the simulations. Henceforth, for the purpose of discussion, </w:t>
-      </w:r>
-      <w:r>
-        <w:lastRenderedPageBreak/>
-        <w:t xml:space="preserve">these mechanisms shall be referred to as Okafor Reduced Mech, Gotama Mech and Nakamura Mech respectively. A reduced chemical kinetic model based on Okafor Reduced Mech. </w:t>
-      </w:r>
-      <w:r>
-        <w:fldChar w:fldCharType="begin"/>
-      </w:r>
-      <w:r>
-        <w:instrText xml:space="preserve"> ADDIN ZOTERO_ITEM CSL_CITATION {"citationID":"37J4HOGc","properties":{"unsorted":false,"formattedCitation":"[1]","plainCitation":"[1]","noteIndex":0},"citationItems":[{"id":196,"uris":["http://zotero.org/users/20740871/items/GI6AGGV5"],"itemData":{"id":196,"type":"article-journal","abstract":"Ammonia and blends of ammonia with methane are gaining increased interest as fuels for gas turbine applications and hence optimized reduced reaction mechanisms for the fuels are required for the development of combustors. However, there is a scarcity of measured data on the laminar burning velocity of the fuels for optimizing and validating reaction mechanisms especially at high pressures. In this study, an extensive set of measurements of the unstretched laminar burning velocity and Markstein lengths of CH4NH3-air flames at high pressures are reported for the first time and an optimized reduced reaction mechanism is proposed. The experiments were conducted in a constant volume chamber for various ammonia heat fractions in the fuel ranging from 0 to 0.30, equivalence ratios ranging from 0.7 to 1.3, and mixture pressures ranging from 0.10 to 0.50 MPa. The reduced reaction mechanism was developed from a detailed reaction mechanism for CH4NH3-air flames by Okafor et al., and optimized against the present measurements and data in the literature. It is shown that the reduced mechanism models the unstretched laminar burning velocity of NH3/air and CH4NH3-air flames with high fidelity at all studied conditions. It also models satisfactorily NH3, NO and CO concentration in CH4NH3O2N2 oxidation in a laminar flow reactor. Furthermore, the reduced mechanism is demonstrated to predict NO, OH, and NH profiles in a premixed stagnation NH3-air flame satisfactorily. The experimental measurements were also used to validate selected detailed reaction mechanisms. It was found that the significant over-prediction of NO production from NH3 oxidation by GRI Mech 3.0 is primarily due to the influence of the reaction NH+H2OHNO+H2, which in fact may not be important in fuel NO chemistry.","citation-key":"okaforMeasurement2019","container-title":"Combustion and Flame","DOI":"10.1016/j.combustflame.2019.03.008","ISSN":"0010-2180","journalAbbreviation":"Combustion and Flame","page":"162-175","source":"ScienceDirect","title":"Measurement and modelling of the laminar burning velocity of methane-ammonia-air flames at high pressures using a reduced reaction mechanism","volume":"204","author":[{"family":"Okafor","given":"Ekenechukwu Chijioke"},{"family":"Naito","given":"Yuji"},{"family":"Colson","given":"Sophie"},{"family":"Ichikawa","given":"Akinori"},{"family":"Kudo","given":"Taku"},{"family":"Hayakawa","given":"Akihiro"},{"family":"Kobayashi","given":"Hideaki"}],"issued":{"date-parts":[["2019",6,1]]}}}],"schema":"https://github.com/citation-style-language/schema/raw/master/csl-citation.json"} </w:instrText>
-      </w:r>
-      <w:r>
-        <w:fldChar w:fldCharType="separate"/>
-      </w:r>
-      <w:r>
-        <w:t>[1]</w:t>
-      </w:r>
-      <w:r>
-        <w:fldChar w:fldCharType="end"/>
+        <w:t>,</w:t>
       </w:r>
       <w:r>
         <w:t xml:space="preserve"> with 43 species and 152 reactions was developed as described in the following section. The developed mechanism will be refe</w:t>
@@ -2763,7 +2697,7 @@
         <w:rPr>
           <w:rFonts w:eastAsiaTheme="minorEastAsia"/>
         </w:rPr>
-        <w:t xml:space="preserve">'s comparison also highlights Gotama Mech and Nakamura Mech's </w:t>
+        <w:t xml:space="preserve">'s comparison also highlights Gotama Mech's </w:t>
       </w:r>
       <m:oMath>
         <m:sSub>
@@ -2829,7 +2763,19 @@
         <w:rPr>
           <w:rFonts w:eastAsiaTheme="minorEastAsia"/>
         </w:rPr>
-        <w:t xml:space="preserve"> at all </w:t>
+        <w:t xml:space="preserve"> </w:t>
+      </w:r>
+      <w:r>
+        <w:rPr>
+          <w:rFonts w:eastAsiaTheme="minorEastAsia"/>
+        </w:rPr>
+        <w:t>across</w:t>
+      </w:r>
+      <w:r>
+        <w:rPr>
+          <w:rFonts w:eastAsiaTheme="minorEastAsia"/>
+        </w:rPr>
+        <w:t xml:space="preserve"> all </w:t>
       </w:r>
       <m:oMath>
         <m:sSub>
@@ -2865,7 +2811,19 @@
         <w:rPr>
           <w:rFonts w:eastAsiaTheme="minorEastAsia"/>
         </w:rPr>
-        <w:t>. Understanding where Gotama Mech and Nakamura Mech differ from Okafor Reduced Mech should provide insights as to where the under-prediction of NH</w:t>
+        <w:t>. Understanding where Gotama Mech differ</w:t>
+      </w:r>
+      <w:r>
+        <w:rPr>
+          <w:rFonts w:eastAsiaTheme="minorEastAsia"/>
+        </w:rPr>
+        <w:t>s</w:t>
+      </w:r>
+      <w:r>
+        <w:rPr>
+          <w:rFonts w:eastAsiaTheme="minorEastAsia"/>
+        </w:rPr>
+        <w:t xml:space="preserve"> from Okafor Reduced Mech should provide insights as to where the under-prediction of NH</w:t>
       </w:r>
       <w:r>
         <w:rPr>
@@ -3094,13 +3052,7 @@
         <w:rPr>
           <w:rFonts w:eastAsiaTheme="minorEastAsia"/>
         </w:rPr>
-        <w:t xml:space="preserve"> in elementary </w:t>
-      </w:r>
-      <w:r>
-        <w:rPr>
-          <w:rFonts w:eastAsiaTheme="minorEastAsia"/>
-        </w:rPr>
-        <w:t xml:space="preserve">reaction </w:t>
+        <w:t xml:space="preserve"> in elementary reaction </w:t>
       </w:r>
       <w:r>
         <w:rPr>
@@ -3162,18 +3114,12 @@
         <w:rPr>
           <w:rFonts w:eastAsiaTheme="minorEastAsia"/>
         </w:rPr>
-        <w:instrText xml:space="preserve"> REF _Ref235768995 \h </w:instrText>
-      </w:r>
-      <w:r>
-        <w:rPr>
-          <w:rFonts w:eastAsiaTheme="minorEastAsia"/>
-        </w:rPr>
-      </w:r>
-      <w:r>
-        <w:rPr>
-          <w:rFonts w:eastAsiaTheme="minorEastAsia"/>
-        </w:rPr>
-        <w:instrText xml:space="preserve"> \* MERGEFORMAT </w:instrText>
+        <w:instrText xml:space="preserve"> REF _Ref235768995 \h  \* MERGEFORMAT </w:instrText>
+      </w:r>
+      <w:r>
+        <w:rPr>
+          <w:rFonts w:eastAsiaTheme="minorEastAsia"/>
+        </w:rPr>
       </w:r>
       <w:r>
         <w:rPr>
@@ -3203,7 +3149,13 @@
         <w:rPr>
           <w:rFonts w:eastAsiaTheme="minorEastAsia"/>
         </w:rPr>
-        <w:t>. The IROP, hence, characterize</w:t>
+        <w:t xml:space="preserve">. The IROP, hence, </w:t>
+      </w:r>
+      <w:r>
+        <w:rPr>
+          <w:rFonts w:eastAsiaTheme="minorEastAsia"/>
+        </w:rPr>
+        <w:t>characterize</w:t>
       </w:r>
       <w:r>
         <w:rPr>
@@ -3376,16 +3328,7 @@
                       <w:rPr>
                         <w:rFonts w:ascii="Cambria Math" w:hAnsi="Cambria Math"/>
                       </w:rPr>
-                      <m:t xml:space="preserve"> </m:t>
-                    </m:r>
-                    <m:r>
-                      <m:rPr>
-                        <m:sty m:val="p"/>
-                      </m:rPr>
-                      <w:rPr>
-                        <w:rFonts w:ascii="Cambria Math" w:hAnsi="Cambria Math"/>
-                      </w:rPr>
-                      <m:t>d</m:t>
+                      <m:t xml:space="preserve"> d</m:t>
                     </m:r>
                     <m:r>
                       <w:rPr>
@@ -4429,16 +4372,7 @@
           <w:rPr>
             <w:rFonts w:ascii="Cambria Math" w:eastAsiaTheme="minorEastAsia" w:hAnsi="Cambria Math"/>
           </w:rPr>
-          <m:t>NNH</m:t>
-        </m:r>
-        <m:r>
-          <m:rPr>
-            <m:sty m:val="p"/>
-          </m:rPr>
-          <w:rPr>
-            <w:rFonts w:ascii="Cambria Math" w:eastAsiaTheme="minorEastAsia" w:hAnsi="Cambria Math"/>
-          </w:rPr>
-          <m:t>→</m:t>
+          <m:t>NNH→</m:t>
         </m:r>
         <m:sSub>
           <m:sSubPr>
@@ -4457,16 +4391,7 @@
               <w:rPr>
                 <w:rFonts w:ascii="Cambria Math" w:eastAsiaTheme="minorEastAsia" w:hAnsi="Cambria Math"/>
               </w:rPr>
-              <m:t xml:space="preserve"> </m:t>
-            </m:r>
-            <m:r>
-              <m:rPr>
-                <m:sty m:val="p"/>
-              </m:rPr>
-              <w:rPr>
-                <w:rFonts w:ascii="Cambria Math" w:eastAsiaTheme="minorEastAsia" w:hAnsi="Cambria Math"/>
-              </w:rPr>
-              <m:t>N</m:t>
+              <m:t xml:space="preserve"> N</m:t>
             </m:r>
           </m:e>
           <m:sub>
@@ -4572,16 +4497,7 @@
                   <w:rPr>
                     <w:rFonts w:ascii="Cambria Math" w:hAnsi="Cambria Math"/>
                   </w:rPr>
-                  <m:t>N</m:t>
-                </m:r>
-                <m:r>
-                  <m:rPr>
-                    <m:sty m:val="p"/>
-                  </m:rPr>
-                  <w:rPr>
-                    <w:rFonts w:ascii="Cambria Math" w:hAnsi="Cambria Math"/>
-                  </w:rPr>
-                  <m:t>NH=</m:t>
+                  <m:t>NNH=</m:t>
                 </m:r>
                 <m:sSub>
                   <m:sSubPr>
@@ -5233,14 +5149,19 @@
         <w:rPr>
           <w:rFonts w:eastAsiaTheme="minorEastAsia"/>
         </w:rPr>
-        <w:t xml:space="preserve"> production </w:t>
-      </w:r>
-      <w:r>
-        <w:rPr>
-          <w:rFonts w:eastAsiaTheme="minorEastAsia"/>
-        </w:rPr>
-        <w:lastRenderedPageBreak/>
-        <w:t xml:space="preserve">further contributes to promote the pathway </w:t>
+        <w:t xml:space="preserve"> production further contributes to promote the pathway</w:t>
+      </w:r>
+      <w:r>
+        <w:rPr>
+          <w:rFonts w:eastAsiaTheme="minorEastAsia"/>
+        </w:rPr>
+        <w:t>s</w:t>
+      </w:r>
+      <w:r>
+        <w:rPr>
+          <w:rFonts w:eastAsiaTheme="minorEastAsia"/>
+        </w:rPr>
+        <w:t xml:space="preserve"> </w:t>
       </w:r>
       <m:oMath>
         <m:sSub>
@@ -5314,25 +5235,7 @@
           <w:rPr>
             <w:rFonts w:ascii="Cambria Math" w:eastAsiaTheme="minorEastAsia" w:hAnsi="Cambria Math"/>
           </w:rPr>
-          <m:t>→</m:t>
-        </m:r>
-        <m:r>
-          <m:rPr>
-            <m:sty m:val="p"/>
-          </m:rPr>
-          <w:rPr>
-            <w:rFonts w:ascii="Cambria Math" w:eastAsiaTheme="minorEastAsia" w:hAnsi="Cambria Math"/>
-          </w:rPr>
-          <m:t>NNH</m:t>
-        </m:r>
-        <m:r>
-          <m:rPr>
-            <m:sty m:val="p"/>
-          </m:rPr>
-          <w:rPr>
-            <w:rFonts w:ascii="Cambria Math" w:eastAsiaTheme="minorEastAsia" w:hAnsi="Cambria Math"/>
-          </w:rPr>
-          <m:t>→</m:t>
+          <m:t>→NNH→</m:t>
         </m:r>
         <m:sSub>
           <m:sSubPr>
@@ -5371,377 +5274,18 @@
         <w:rPr>
           <w:rFonts w:eastAsiaTheme="minorEastAsia"/>
         </w:rPr>
-        <w:t xml:space="preserve"> as the IROP for these pathways in Gotama Mech were approximately 2.8 times and 2.2 times that of Okafor Reduced Mech</w:t>
-      </w:r>
-      <w:r>
-        <w:rPr>
-          <w:rFonts w:eastAsiaTheme="minorEastAsia"/>
-        </w:rPr>
-        <w:t xml:space="preserve"> respectively</w:t>
-      </w:r>
-      <w:r>
-        <w:rPr>
-          <w:rFonts w:eastAsiaTheme="minorEastAsia"/>
-        </w:rPr>
-        <w:t>. In additon, (R1) was the significant reaction in the latter pathway suggesting .</w:t>
-      </w:r>
-    </w:p>
-    <w:p>
-      <w:pPr>
-        <w:pStyle w:val="Maintext"/>
-        <w:spacing w:line="0" w:lineRule="atLeast"/>
-        <w:ind w:firstLine="360"/>
-        <w:rPr>
-          <w:rFonts w:eastAsiaTheme="minorEastAsia"/>
-        </w:rPr>
-      </w:pPr>
-      <w:r>
-        <w:rPr>
-          <w:rFonts w:eastAsiaTheme="minorEastAsia"/>
-        </w:rPr>
-        <w:t>N</w:t>
-      </w:r>
-      <w:r>
-        <w:rPr>
-          <w:rFonts w:eastAsiaTheme="minorEastAsia"/>
-          <w:vertAlign w:val="subscript"/>
-        </w:rPr>
-        <w:t>2</w:t>
-      </w:r>
-      <w:r>
-        <w:rPr>
-          <w:rFonts w:eastAsiaTheme="minorEastAsia"/>
-        </w:rPr>
-        <w:t>H</w:t>
-      </w:r>
-      <w:r>
-        <w:rPr>
-          <w:rFonts w:eastAsiaTheme="minorEastAsia"/>
-          <w:vertAlign w:val="subscript"/>
-        </w:rPr>
-        <w:t>x</w:t>
-      </w:r>
-      <w:r>
-        <w:rPr>
-          <w:rFonts w:eastAsiaTheme="minorEastAsia"/>
-        </w:rPr>
-        <w:t xml:space="preserve"> species' involvement in NH3 and H2 oxidation pathway interactions as hydrogen concentrations in an NH</w:t>
-      </w:r>
-      <w:r>
-        <w:rPr>
-          <w:rFonts w:eastAsiaTheme="minorEastAsia"/>
-          <w:vertAlign w:val="subscript"/>
-        </w:rPr>
-        <w:t>3</w:t>
-      </w:r>
-      <w:r>
-        <w:rPr>
-          <w:rFonts w:eastAsiaTheme="minorEastAsia"/>
-        </w:rPr>
-        <w:t>/H</w:t>
-      </w:r>
-      <w:r>
-        <w:rPr>
-          <w:rFonts w:eastAsiaTheme="minorEastAsia"/>
-          <w:vertAlign w:val="subscript"/>
-        </w:rPr>
-        <w:t>2</w:t>
-      </w:r>
-      <w:r>
-        <w:rPr>
-          <w:rFonts w:eastAsiaTheme="minorEastAsia"/>
-        </w:rPr>
-        <w:t xml:space="preserve">/air flame at </w:t>
-      </w:r>
-      <m:oMath>
-        <m:sSub>
-          <m:sSubPr>
-            <m:ctrlPr>
-              <w:rPr>
-                <w:rFonts w:ascii="Cambria Math" w:eastAsiaTheme="minorEastAsia" w:hAnsi="Cambria Math"/>
-                <w:i/>
-              </w:rPr>
-            </m:ctrlPr>
-          </m:sSubPr>
-          <m:e>
-            <m:r>
-              <w:rPr>
-                <w:rFonts w:ascii="Cambria Math" w:eastAsiaTheme="minorEastAsia" w:hAnsi="Cambria Math"/>
-              </w:rPr>
-              <m:t>X</m:t>
-            </m:r>
-          </m:e>
-          <m:sub>
-            <m:r>
-              <m:rPr>
-                <m:sty m:val="p"/>
-              </m:rPr>
-              <w:rPr>
-                <w:rFonts w:ascii="Cambria Math" w:eastAsiaTheme="minorEastAsia" w:hAnsi="Cambria Math"/>
-              </w:rPr>
-              <m:t>H2</m:t>
-            </m:r>
-          </m:sub>
-        </m:sSub>
-        <m:r>
-          <w:rPr>
-            <w:rFonts w:ascii="Cambria Math" w:eastAsiaTheme="minorEastAsia" w:hAnsi="Cambria Math"/>
-          </w:rPr>
-          <m:t>=0.5</m:t>
-        </m:r>
-      </m:oMath>
-      <w:r>
-        <w:rPr>
-          <w:rFonts w:eastAsiaTheme="minorEastAsia"/>
-        </w:rPr>
-        <w:t xml:space="preserve"> was evident in Gotama Mech. Moreover, the general increase in IROP of </w:t>
-      </w:r>
-      <w:r>
-        <w:rPr>
-          <w:rFonts w:eastAsiaTheme="minorEastAsia"/>
-        </w:rPr>
-        <w:t>N</w:t>
-      </w:r>
-      <w:r>
-        <w:rPr>
-          <w:rFonts w:eastAsiaTheme="minorEastAsia"/>
-          <w:vertAlign w:val="subscript"/>
-        </w:rPr>
-        <w:t>2</w:t>
-      </w:r>
-      <w:r>
-        <w:rPr>
-          <w:rFonts w:eastAsiaTheme="minorEastAsia"/>
-        </w:rPr>
-        <w:t>H</w:t>
-      </w:r>
-      <w:r>
-        <w:rPr>
-          <w:rFonts w:eastAsiaTheme="minorEastAsia"/>
-          <w:vertAlign w:val="subscript"/>
-        </w:rPr>
-        <w:t>x</w:t>
-      </w:r>
-      <w:r>
-        <w:rPr>
-          <w:rFonts w:eastAsiaTheme="minorEastAsia"/>
-        </w:rPr>
-        <w:t xml:space="preserve"> </w:t>
-      </w:r>
-      <w:r>
-        <w:rPr>
-          <w:rFonts w:eastAsiaTheme="minorEastAsia"/>
-        </w:rPr>
-        <w:t xml:space="preserve">related reactions, relative to Okafor Reduced Mech's reaction pathway, along with the reactions and reaction pathways discussed in this section, it can be inferred that the </w:t>
-      </w:r>
-      <w:r>
-        <w:rPr>
-          <w:rFonts w:eastAsiaTheme="minorEastAsia"/>
-        </w:rPr>
-        <w:t>N</w:t>
-      </w:r>
-      <w:r>
-        <w:rPr>
-          <w:rFonts w:eastAsiaTheme="minorEastAsia"/>
-          <w:vertAlign w:val="subscript"/>
-        </w:rPr>
-        <w:t>2</w:t>
-      </w:r>
-      <w:r>
-        <w:rPr>
-          <w:rFonts w:eastAsiaTheme="minorEastAsia"/>
-        </w:rPr>
-        <w:t>H</w:t>
-      </w:r>
-      <w:r>
-        <w:rPr>
-          <w:rFonts w:eastAsiaTheme="minorEastAsia"/>
-          <w:vertAlign w:val="subscript"/>
-        </w:rPr>
-        <w:t>x</w:t>
-      </w:r>
-      <w:r>
-        <w:rPr>
-          <w:rFonts w:eastAsiaTheme="minorEastAsia"/>
-        </w:rPr>
-        <w:t xml:space="preserve"> </w:t>
-      </w:r>
-      <w:r>
-        <w:rPr>
-          <w:rFonts w:eastAsiaTheme="minorEastAsia"/>
-        </w:rPr>
-        <w:t xml:space="preserve">chemistry </w:t>
-      </w:r>
-      <w:r>
-        <w:rPr>
-          <w:rFonts w:eastAsiaTheme="minorEastAsia"/>
-        </w:rPr>
-        <w:t>has</w:t>
-      </w:r>
-      <w:r>
-        <w:rPr>
-          <w:rFonts w:eastAsiaTheme="minorEastAsia"/>
-        </w:rPr>
-        <w:t xml:space="preserve"> been modelled very differently in the two chemical kinetics models. Hence, to reproduce </w:t>
-      </w:r>
-      <w:r>
-        <w:rPr>
-          <w:rFonts w:eastAsiaTheme="minorEastAsia"/>
-        </w:rPr>
-        <w:t>this phenomenon</w:t>
-      </w:r>
-      <w:r>
-        <w:rPr>
-          <w:rFonts w:eastAsiaTheme="minorEastAsia"/>
-        </w:rPr>
-        <w:t xml:space="preserve"> accurately, Present Mech was developed by adding the </w:t>
-      </w:r>
-      <w:r>
-        <w:rPr>
-          <w:rFonts w:eastAsiaTheme="minorEastAsia"/>
-        </w:rPr>
-        <w:t>N</w:t>
-      </w:r>
-      <w:r>
-        <w:rPr>
-          <w:rFonts w:eastAsiaTheme="minorEastAsia"/>
-          <w:vertAlign w:val="subscript"/>
-        </w:rPr>
-        <w:t>2</w:t>
-      </w:r>
-      <w:r>
-        <w:rPr>
-          <w:rFonts w:eastAsiaTheme="minorEastAsia"/>
-        </w:rPr>
-        <w:t>H</w:t>
-      </w:r>
-      <w:r>
-        <w:rPr>
-          <w:rFonts w:eastAsiaTheme="minorEastAsia"/>
-          <w:vertAlign w:val="subscript"/>
-        </w:rPr>
-        <w:t>x</w:t>
-      </w:r>
-      <w:r>
-        <w:rPr>
-          <w:rFonts w:eastAsiaTheme="minorEastAsia"/>
-        </w:rPr>
-        <w:t xml:space="preserve"> </w:t>
-      </w:r>
-      <w:r>
-        <w:rPr>
-          <w:rFonts w:eastAsiaTheme="minorEastAsia"/>
-        </w:rPr>
-        <w:t xml:space="preserve">chemistry from Gotama Mech </w:t>
-      </w:r>
-      <w:r>
-        <w:rPr>
-          <w:rFonts w:eastAsiaTheme="minorEastAsia"/>
-        </w:rPr>
-        <w:t>[6]</w:t>
-      </w:r>
-      <w:r>
-        <w:rPr>
-          <w:rFonts w:eastAsiaTheme="minorEastAsia"/>
-        </w:rPr>
-        <w:t xml:space="preserve"> to Okafor Reduced Mech </w:t>
-      </w:r>
-      <w:r>
-        <w:rPr>
-          <w:rFonts w:eastAsiaTheme="minorEastAsia"/>
-        </w:rPr>
-        <w:t>[1]</w:t>
-      </w:r>
-      <w:r>
-        <w:rPr>
-          <w:rFonts w:eastAsiaTheme="minorEastAsia"/>
-        </w:rPr>
-        <w:t xml:space="preserve">. The reaction pathway of the Present Mech, hence, behaves similar to Gotama Mech when xH2=0.5 in the binary fuel. Figure \ref{fig-lbv_nh3-h2} shows that, consequently, the Present Mech's </w:t>
-      </w:r>
-      <m:oMath>
-        <m:sSub>
-          <m:sSubPr>
-            <m:ctrlPr>
-              <w:rPr>
-                <w:rFonts w:ascii="Cambria Math" w:eastAsiaTheme="minorEastAsia" w:hAnsi="Cambria Math"/>
-              </w:rPr>
-            </m:ctrlPr>
-          </m:sSubPr>
-          <m:e>
-            <m:r>
-              <w:rPr>
-                <w:rFonts w:ascii="Cambria Math" w:eastAsiaTheme="minorEastAsia" w:hAnsi="Cambria Math"/>
-              </w:rPr>
-              <m:t>S</m:t>
-            </m:r>
-          </m:e>
-          <m:sub>
-            <m:r>
-              <w:rPr>
-                <w:rFonts w:ascii="Cambria Math" w:eastAsiaTheme="minorEastAsia" w:hAnsi="Cambria Math"/>
-              </w:rPr>
-              <m:t>L</m:t>
-            </m:r>
-          </m:sub>
-        </m:sSub>
-      </m:oMath>
-      <w:r>
-        <w:rPr>
-          <w:rFonts w:eastAsiaTheme="minorEastAsia"/>
-        </w:rPr>
-        <w:t xml:space="preserve"> </w:t>
-      </w:r>
-      <w:r>
-        <w:rPr>
-          <w:rFonts w:eastAsiaTheme="minorEastAsia"/>
-        </w:rPr>
-        <w:t>predictions improve due to this and can now emulate experimental measurements of stoichiometric NH</w:t>
-      </w:r>
-      <w:r>
-        <w:rPr>
-          <w:rFonts w:eastAsiaTheme="minorEastAsia"/>
-          <w:vertAlign w:val="subscript"/>
-        </w:rPr>
-        <w:t>3</w:t>
-      </w:r>
-      <w:r>
-        <w:rPr>
-          <w:rFonts w:eastAsiaTheme="minorEastAsia"/>
-        </w:rPr>
-        <w:t>/H</w:t>
-      </w:r>
-      <w:r>
-        <w:rPr>
-          <w:rFonts w:eastAsiaTheme="minorEastAsia"/>
-          <w:vertAlign w:val="subscript"/>
-        </w:rPr>
-        <w:t>2</w:t>
-      </w:r>
-      <w:r>
-        <w:rPr>
-          <w:rFonts w:eastAsiaTheme="minorEastAsia"/>
-        </w:rPr>
-        <w:t>/air burning velocity accurately across all hydrogen concentrations at atmospheric pressure.</w:t>
-      </w:r>
-    </w:p>
-    <w:p>
-      <w:pPr>
-        <w:pStyle w:val="Maintext"/>
-        <w:spacing w:line="0" w:lineRule="atLeast"/>
-        <w:ind w:firstLine="360"/>
-        <w:rPr>
-          <w:rFonts w:eastAsiaTheme="minorEastAsia"/>
-        </w:rPr>
-      </w:pPr>
+        <w:t xml:space="preserve"> as the IROP for these pathways in Gotama </w:t>
+      </w:r>
       <w:r>
         <w:rPr>
           <w:rFonts w:eastAsia="ＭＳ 明朝"/>
           <w:noProof/>
         </w:rPr>
+        <w:lastRenderedPageBreak/>
         <mc:AlternateContent>
           <mc:Choice Requires="wps">
             <w:drawing>
-              <wp:anchor distT="0" distB="0" distL="114300" distR="114300" simplePos="0" relativeHeight="251661312" behindDoc="1" locked="0" layoutInCell="1" allowOverlap="1" wp14:anchorId="29B972F5" wp14:editId="263913AF">
+              <wp:anchor distT="0" distB="0" distL="114300" distR="114300" simplePos="0" relativeHeight="251661312" behindDoc="1" locked="0" layoutInCell="1" allowOverlap="1" wp14:anchorId="29B972F5" wp14:editId="6F2A8869">
                 <wp:simplePos x="721995" y="4406900"/>
                 <wp:positionH relativeFrom="margin">
                   <wp:align>center</wp:align>
@@ -5749,8 +5293,8 @@
                 <wp:positionV relativeFrom="margin">
                   <wp:align>top</wp:align>
                 </wp:positionV>
-                <wp:extent cx="6092190" cy="3752215"/>
-                <wp:effectExtent l="0" t="0" r="3810" b="635"/>
+                <wp:extent cx="6092190" cy="3380740"/>
+                <wp:effectExtent l="0" t="0" r="3810" b="0"/>
                 <wp:wrapSquare wrapText="bothSides"/>
                 <wp:docPr id="5" name="テキスト ボックス 2"/>
                 <wp:cNvGraphicFramePr>
@@ -5765,7 +5309,7 @@
                       <wps:spPr bwMode="auto">
                         <a:xfrm>
                           <a:off x="0" y="0"/>
-                          <a:ext cx="6092190" cy="3752215"/>
+                          <a:ext cx="6092190" cy="3381307"/>
                         </a:xfrm>
                         <a:prstGeom prst="rect">
                           <a:avLst/>
@@ -5791,20 +5335,15 @@
                             <w:pPr>
                               <w:jc w:val="center"/>
                             </w:pPr>
-                          </w:p>
-                          <w:p>
-                            <w:pPr>
-                              <w:jc w:val="center"/>
-                            </w:pPr>
                             <w:r>
                               <w:rPr>
                                 <w:rFonts w:eastAsia="ＭＳ 明朝" w:hint="eastAsia"/>
                                 <w:noProof/>
                               </w:rPr>
                               <w:drawing>
-                                <wp:inline distT="0" distB="0" distL="0" distR="0" wp14:anchorId="79718452" wp14:editId="12EE3E25">
-                                  <wp:extent cx="6178815" cy="2494783"/>
-                                  <wp:effectExtent l="0" t="0" r="0" b="1270"/>
+                                <wp:inline distT="0" distB="0" distL="0" distR="0" wp14:anchorId="79718452" wp14:editId="1BD82988">
+                                  <wp:extent cx="5881324" cy="2224359"/>
+                                  <wp:effectExtent l="0" t="0" r="5715" b="5080"/>
                                   <wp:docPr id="1405510766" name="図 1725804894"/>
                                   <wp:cNvGraphicFramePr>
                                     <a:graphicFrameLocks xmlns:a="http://schemas.openxmlformats.org/drawingml/2006/main" noChangeAspect="1"/>
@@ -5813,7 +5352,7 @@
                                     <a:graphicData uri="http://schemas.openxmlformats.org/drawingml/2006/picture">
                                       <pic:pic xmlns:pic="http://schemas.openxmlformats.org/drawingml/2006/picture">
                                         <pic:nvPicPr>
-                                          <pic:cNvPr id="242845277" name="図 1725804894"/>
+                                          <pic:cNvPr id="1405510766" name="図 1725804894"/>
                                           <pic:cNvPicPr>
                                             <a:picLocks noChangeAspect="1" noChangeArrowheads="1"/>
                                           </pic:cNvPicPr>
@@ -5833,7 +5372,7 @@
                                         <pic:spPr bwMode="auto">
                                           <a:xfrm>
                                             <a:off x="0" y="0"/>
-                                            <a:ext cx="6203110" cy="2504592"/>
+                                            <a:ext cx="5881324" cy="2224359"/>
                                           </a:xfrm>
                                           <a:prstGeom prst="rect">
                                             <a:avLst/>
@@ -6044,14 +5583,9 @@
           </mc:Choice>
           <mc:Fallback>
             <w:pict>
-              <v:shape w14:anchorId="29B972F5" id="テキスト ボックス 2" o:spid="_x0000_s1027" type="#_x0000_t202" style="position:absolute;left:0;text-align:left;margin-left:0;margin-top:0;width:479.7pt;height:295.45pt;z-index:-251655168;visibility:visible;mso-wrap-style:square;mso-width-percent:0;mso-height-percent:0;mso-wrap-distance-left:9pt;mso-wrap-distance-top:0;mso-wrap-distance-right:9pt;mso-wrap-distance-bottom:0;mso-position-horizontal:center;mso-position-horizontal-relative:margin;mso-position-vertical:top;mso-position-vertical-relative:margin;mso-width-percent:0;mso-height-percent:0;mso-width-relative:page;mso-height-relative:page;v-text-anchor:top" o:gfxdata="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" stroked="f">
+              <v:shape w14:anchorId="29B972F5" id="テキスト ボックス 2" o:spid="_x0000_s1027" type="#_x0000_t202" style="position:absolute;left:0;text-align:left;margin-left:0;margin-top:0;width:479.7pt;height:266.2pt;z-index:-251655168;visibility:visible;mso-wrap-style:square;mso-width-percent:0;mso-height-percent:0;mso-wrap-distance-left:9pt;mso-wrap-distance-top:0;mso-wrap-distance-right:9pt;mso-wrap-distance-bottom:0;mso-position-horizontal:center;mso-position-horizontal-relative:margin;mso-position-vertical:top;mso-position-vertical-relative:margin;mso-width-percent:0;mso-height-percent:0;mso-width-relative:page;mso-height-relative:page;v-text-anchor:top" o:gfxdata="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" stroked="f">
                 <v:textbox>
                   <w:txbxContent>
-                    <w:p>
-                      <w:pPr>
-                        <w:jc w:val="center"/>
-                      </w:pPr>
-                    </w:p>
                     <w:p>
                       <w:pPr>
                         <w:jc w:val="center"/>
@@ -6067,9 +5601,9 @@
                           <w:noProof/>
                         </w:rPr>
                         <w:drawing>
-                          <wp:inline distT="0" distB="0" distL="0" distR="0" wp14:anchorId="79718452" wp14:editId="12EE3E25">
-                            <wp:extent cx="6178815" cy="2494783"/>
-                            <wp:effectExtent l="0" t="0" r="0" b="1270"/>
+                          <wp:inline distT="0" distB="0" distL="0" distR="0" wp14:anchorId="79718452" wp14:editId="1BD82988">
+                            <wp:extent cx="5881324" cy="2224359"/>
+                            <wp:effectExtent l="0" t="0" r="5715" b="5080"/>
                             <wp:docPr id="1405510766" name="図 1725804894"/>
                             <wp:cNvGraphicFramePr>
                               <a:graphicFrameLocks xmlns:a="http://schemas.openxmlformats.org/drawingml/2006/main" noChangeAspect="1"/>
@@ -6078,7 +5612,7 @@
                               <a:graphicData uri="http://schemas.openxmlformats.org/drawingml/2006/picture">
                                 <pic:pic xmlns:pic="http://schemas.openxmlformats.org/drawingml/2006/picture">
                                   <pic:nvPicPr>
-                                    <pic:cNvPr id="242845277" name="図 1725804894"/>
+                                    <pic:cNvPr id="1405510766" name="図 1725804894"/>
                                     <pic:cNvPicPr>
                                       <a:picLocks noChangeAspect="1" noChangeArrowheads="1"/>
                                     </pic:cNvPicPr>
@@ -6098,7 +5632,7 @@
                                   <pic:spPr bwMode="auto">
                                     <a:xfrm>
                                       <a:off x="0" y="0"/>
-                                      <a:ext cx="6203110" cy="2504592"/>
+                                      <a:ext cx="5881324" cy="2224359"/>
                                     </a:xfrm>
                                     <a:prstGeom prst="rect">
                                       <a:avLst/>
@@ -6298,6 +5832,24 @@
           </mc:Fallback>
         </mc:AlternateContent>
       </w:r>
+      <w:r>
+        <w:rPr>
+          <w:rFonts w:eastAsiaTheme="minorEastAsia"/>
+        </w:rPr>
+        <w:t>Mech were approximately 2.8 times and 2.2 times that of Okafor Reduced Mech</w:t>
+      </w:r>
+      <w:r>
+        <w:rPr>
+          <w:rFonts w:eastAsiaTheme="minorEastAsia"/>
+        </w:rPr>
+        <w:t xml:space="preserve"> respectively</w:t>
+      </w:r>
+      <w:r>
+        <w:rPr>
+          <w:rFonts w:eastAsiaTheme="minorEastAsia"/>
+        </w:rPr>
+        <w:t>. In additon, (R1) was the significant reaction in the latter pathway suggesting .</w:t>
+      </w:r>
     </w:p>
     <w:p>
       <w:pPr>
@@ -6312,11 +5864,12 @@
         <w:rPr>
           <w:rFonts w:eastAsiaTheme="minorEastAsia"/>
         </w:rPr>
-        <w:t xml:space="preserve">Figure </w:t>
-      </w:r>
-      <w:r>
-        <w:rPr>
-          <w:rFonts w:eastAsiaTheme="minorEastAsia"/>
+        <w:t>N</w:t>
+      </w:r>
+      <w:r>
+        <w:rPr>
+          <w:rFonts w:eastAsiaTheme="minorEastAsia"/>
+          <w:vertAlign w:val="subscript"/>
         </w:rPr>
         <w:t>2</w:t>
       </w:r>
@@ -6324,7 +5877,251 @@
         <w:rPr>
           <w:rFonts w:eastAsiaTheme="minorEastAsia"/>
         </w:rPr>
-        <w:t xml:space="preserve"> shows the normalized sensitivity of </w:t>
+        <w:t>H</w:t>
+      </w:r>
+      <w:r>
+        <w:rPr>
+          <w:rFonts w:eastAsiaTheme="minorEastAsia"/>
+          <w:vertAlign w:val="subscript"/>
+        </w:rPr>
+        <w:t>x</w:t>
+      </w:r>
+      <w:r>
+        <w:rPr>
+          <w:rFonts w:eastAsiaTheme="minorEastAsia"/>
+        </w:rPr>
+        <w:t xml:space="preserve"> species' involvement in NH3 and H2 oxidation pathway interactions as hydrogen concentrations in an NH</w:t>
+      </w:r>
+      <w:r>
+        <w:rPr>
+          <w:rFonts w:eastAsiaTheme="minorEastAsia"/>
+          <w:vertAlign w:val="subscript"/>
+        </w:rPr>
+        <w:t>3</w:t>
+      </w:r>
+      <w:r>
+        <w:rPr>
+          <w:rFonts w:eastAsiaTheme="minorEastAsia"/>
+        </w:rPr>
+        <w:t>/H</w:t>
+      </w:r>
+      <w:r>
+        <w:rPr>
+          <w:rFonts w:eastAsiaTheme="minorEastAsia"/>
+          <w:vertAlign w:val="subscript"/>
+        </w:rPr>
+        <w:t>2</w:t>
+      </w:r>
+      <w:r>
+        <w:rPr>
+          <w:rFonts w:eastAsiaTheme="minorEastAsia"/>
+        </w:rPr>
+        <w:t xml:space="preserve">/air flame at </w:t>
+      </w:r>
+      <m:oMath>
+        <m:sSub>
+          <m:sSubPr>
+            <m:ctrlPr>
+              <w:rPr>
+                <w:rFonts w:ascii="Cambria Math" w:eastAsiaTheme="minorEastAsia" w:hAnsi="Cambria Math"/>
+                <w:i/>
+              </w:rPr>
+            </m:ctrlPr>
+          </m:sSubPr>
+          <m:e>
+            <m:r>
+              <w:rPr>
+                <w:rFonts w:ascii="Cambria Math" w:eastAsiaTheme="minorEastAsia" w:hAnsi="Cambria Math"/>
+              </w:rPr>
+              <m:t>X</m:t>
+            </m:r>
+          </m:e>
+          <m:sub>
+            <m:r>
+              <m:rPr>
+                <m:sty m:val="p"/>
+              </m:rPr>
+              <w:rPr>
+                <w:rFonts w:ascii="Cambria Math" w:eastAsiaTheme="minorEastAsia" w:hAnsi="Cambria Math"/>
+              </w:rPr>
+              <m:t>H2</m:t>
+            </m:r>
+          </m:sub>
+        </m:sSub>
+        <m:r>
+          <w:rPr>
+            <w:rFonts w:ascii="Cambria Math" w:eastAsiaTheme="minorEastAsia" w:hAnsi="Cambria Math"/>
+          </w:rPr>
+          <m:t>=0.5</m:t>
+        </m:r>
+      </m:oMath>
+      <w:r>
+        <w:rPr>
+          <w:rFonts w:eastAsiaTheme="minorEastAsia"/>
+        </w:rPr>
+        <w:t xml:space="preserve"> was evident in Gotama Mech. Moreover, the general increase in IROP of </w:t>
+      </w:r>
+      <w:r>
+        <w:rPr>
+          <w:rFonts w:eastAsiaTheme="minorEastAsia"/>
+        </w:rPr>
+        <w:t>N</w:t>
+      </w:r>
+      <w:r>
+        <w:rPr>
+          <w:rFonts w:eastAsiaTheme="minorEastAsia"/>
+          <w:vertAlign w:val="subscript"/>
+        </w:rPr>
+        <w:t>2</w:t>
+      </w:r>
+      <w:r>
+        <w:rPr>
+          <w:rFonts w:eastAsiaTheme="minorEastAsia"/>
+        </w:rPr>
+        <w:t>H</w:t>
+      </w:r>
+      <w:r>
+        <w:rPr>
+          <w:rFonts w:eastAsiaTheme="minorEastAsia"/>
+          <w:vertAlign w:val="subscript"/>
+        </w:rPr>
+        <w:t>x</w:t>
+      </w:r>
+      <w:r>
+        <w:rPr>
+          <w:rFonts w:eastAsiaTheme="minorEastAsia"/>
+        </w:rPr>
+        <w:t xml:space="preserve"> </w:t>
+      </w:r>
+      <w:r>
+        <w:rPr>
+          <w:rFonts w:eastAsiaTheme="minorEastAsia"/>
+        </w:rPr>
+        <w:t xml:space="preserve">related reactions, relative to Okafor Reduced Mech's reaction pathway, along with the reactions and reaction pathways discussed in this section, it can be inferred that the </w:t>
+      </w:r>
+      <w:r>
+        <w:rPr>
+          <w:rFonts w:eastAsiaTheme="minorEastAsia"/>
+        </w:rPr>
+        <w:t>N</w:t>
+      </w:r>
+      <w:r>
+        <w:rPr>
+          <w:rFonts w:eastAsiaTheme="minorEastAsia"/>
+          <w:vertAlign w:val="subscript"/>
+        </w:rPr>
+        <w:t>2</w:t>
+      </w:r>
+      <w:r>
+        <w:rPr>
+          <w:rFonts w:eastAsiaTheme="minorEastAsia"/>
+        </w:rPr>
+        <w:t>H</w:t>
+      </w:r>
+      <w:r>
+        <w:rPr>
+          <w:rFonts w:eastAsiaTheme="minorEastAsia"/>
+          <w:vertAlign w:val="subscript"/>
+        </w:rPr>
+        <w:t>x</w:t>
+      </w:r>
+      <w:r>
+        <w:rPr>
+          <w:rFonts w:eastAsiaTheme="minorEastAsia"/>
+        </w:rPr>
+        <w:t xml:space="preserve"> </w:t>
+      </w:r>
+      <w:r>
+        <w:rPr>
+          <w:rFonts w:eastAsiaTheme="minorEastAsia"/>
+        </w:rPr>
+        <w:t xml:space="preserve">chemistry </w:t>
+      </w:r>
+      <w:r>
+        <w:rPr>
+          <w:rFonts w:eastAsiaTheme="minorEastAsia"/>
+        </w:rPr>
+        <w:t>has</w:t>
+      </w:r>
+      <w:r>
+        <w:rPr>
+          <w:rFonts w:eastAsiaTheme="minorEastAsia"/>
+        </w:rPr>
+        <w:t xml:space="preserve"> been modelled very differently in the two chemical kinetics models. Hence, to reproduce </w:t>
+      </w:r>
+      <w:r>
+        <w:rPr>
+          <w:rFonts w:eastAsiaTheme="minorEastAsia"/>
+        </w:rPr>
+        <w:t>this phenomenon</w:t>
+      </w:r>
+      <w:r>
+        <w:rPr>
+          <w:rFonts w:eastAsiaTheme="minorEastAsia"/>
+        </w:rPr>
+        <w:t xml:space="preserve"> accurately, Present Mech was developed by adding the </w:t>
+      </w:r>
+      <w:r>
+        <w:rPr>
+          <w:rFonts w:eastAsiaTheme="minorEastAsia"/>
+        </w:rPr>
+        <w:t>N</w:t>
+      </w:r>
+      <w:r>
+        <w:rPr>
+          <w:rFonts w:eastAsiaTheme="minorEastAsia"/>
+          <w:vertAlign w:val="subscript"/>
+        </w:rPr>
+        <w:t>2</w:t>
+      </w:r>
+      <w:r>
+        <w:rPr>
+          <w:rFonts w:eastAsiaTheme="minorEastAsia"/>
+        </w:rPr>
+        <w:t>H</w:t>
+      </w:r>
+      <w:r>
+        <w:rPr>
+          <w:rFonts w:eastAsiaTheme="minorEastAsia"/>
+          <w:vertAlign w:val="subscript"/>
+        </w:rPr>
+        <w:t>x</w:t>
+      </w:r>
+      <w:r>
+        <w:rPr>
+          <w:rFonts w:eastAsiaTheme="minorEastAsia"/>
+        </w:rPr>
+        <w:t xml:space="preserve"> </w:t>
+      </w:r>
+      <w:r>
+        <w:rPr>
+          <w:rFonts w:eastAsiaTheme="minorEastAsia"/>
+        </w:rPr>
+        <w:t xml:space="preserve">chemistry from Gotama Mech </w:t>
+      </w:r>
+      <w:r>
+        <w:rPr>
+          <w:rFonts w:eastAsiaTheme="minorEastAsia"/>
+        </w:rPr>
+        <w:t>[6]</w:t>
+      </w:r>
+      <w:r>
+        <w:rPr>
+          <w:rFonts w:eastAsiaTheme="minorEastAsia"/>
+        </w:rPr>
+        <w:t xml:space="preserve"> to Okafor Reduced Mech </w:t>
+      </w:r>
+      <w:r>
+        <w:rPr>
+          <w:rFonts w:eastAsiaTheme="minorEastAsia"/>
+        </w:rPr>
+        <w:t>[1]</w:t>
+      </w:r>
+      <w:r>
+        <w:rPr>
+          <w:rFonts w:eastAsiaTheme="minorEastAsia"/>
+        </w:rPr>
+        <w:t xml:space="preserve">. The reaction pathway of the Present Mech, hence, behaves similar to Gotama Mech when xH2=0.5 in the binary fuel. Figure \ref{fig-lbv_nh3-h2} shows that, consequently, the Present Mech's </w:t>
       </w:r>
       <m:oMath>
         <m:sSub>
@@ -6357,7 +6154,77 @@
         <w:rPr>
           <w:rFonts w:eastAsiaTheme="minorEastAsia"/>
         </w:rPr>
-        <w:t xml:space="preserve"> to rate constants of the elementary reactions using the Present Mech. Reaction (R4) is shown to play a significant role in promoting </w:t>
+        <w:t xml:space="preserve"> </w:t>
+      </w:r>
+      <w:r>
+        <w:rPr>
+          <w:rFonts w:eastAsiaTheme="minorEastAsia"/>
+        </w:rPr>
+        <w:t>predictions improve due to this and can now emulate experimental measurements of stoichiometric NH</w:t>
+      </w:r>
+      <w:r>
+        <w:rPr>
+          <w:rFonts w:eastAsiaTheme="minorEastAsia"/>
+          <w:vertAlign w:val="subscript"/>
+        </w:rPr>
+        <w:t>3</w:t>
+      </w:r>
+      <w:r>
+        <w:rPr>
+          <w:rFonts w:eastAsiaTheme="minorEastAsia"/>
+        </w:rPr>
+        <w:t>/H</w:t>
+      </w:r>
+      <w:r>
+        <w:rPr>
+          <w:rFonts w:eastAsiaTheme="minorEastAsia"/>
+          <w:vertAlign w:val="subscript"/>
+        </w:rPr>
+        <w:t>2</w:t>
+      </w:r>
+      <w:r>
+        <w:rPr>
+          <w:rFonts w:eastAsiaTheme="minorEastAsia"/>
+        </w:rPr>
+        <w:t>/air burning velocity accurately across all hydrogen concentrations at atmospheric pressure.</w:t>
+      </w:r>
+    </w:p>
+    <w:p>
+      <w:pPr>
+        <w:pStyle w:val="Maintext"/>
+        <w:spacing w:line="0" w:lineRule="atLeast"/>
+        <w:ind w:firstLine="360"/>
+        <w:rPr>
+          <w:rFonts w:eastAsiaTheme="minorEastAsia"/>
+        </w:rPr>
+      </w:pPr>
+    </w:p>
+    <w:p>
+      <w:pPr>
+        <w:pStyle w:val="Maintext"/>
+        <w:spacing w:line="0" w:lineRule="atLeast"/>
+        <w:ind w:firstLine="360"/>
+        <w:rPr>
+          <w:rFonts w:eastAsiaTheme="minorEastAsia"/>
+        </w:rPr>
+      </w:pPr>
+      <w:r>
+        <w:rPr>
+          <w:rFonts w:eastAsiaTheme="minorEastAsia"/>
+        </w:rPr>
+        <w:t xml:space="preserve">Figure </w:t>
+      </w:r>
+      <w:r>
+        <w:rPr>
+          <w:rFonts w:eastAsiaTheme="minorEastAsia"/>
+        </w:rPr>
+        <w:t>2</w:t>
+      </w:r>
+      <w:r>
+        <w:rPr>
+          <w:rFonts w:eastAsiaTheme="minorEastAsia"/>
+        </w:rPr>
+        <w:t xml:space="preserve"> shows the normalized sensitivity of </w:t>
       </w:r>
       <m:oMath>
         <m:sSub>
@@ -6390,7 +6257,7 @@
         <w:rPr>
           <w:rFonts w:eastAsiaTheme="minorEastAsia"/>
         </w:rPr>
-        <w:t xml:space="preserve"> in Present Mech while remaining insignificant in Okafor Reduced Mech. In addition, reaction (R1) only significantly inhibits </w:t>
+        <w:t xml:space="preserve"> to rate constants of the elementary reactions using the Present Mech. Reaction (R4) is shown to play a significant role in promoting </w:t>
       </w:r>
       <m:oMath>
         <m:sSub>
@@ -6423,7 +6290,7 @@
         <w:rPr>
           <w:rFonts w:eastAsiaTheme="minorEastAsia"/>
         </w:rPr>
-        <w:t xml:space="preserve"> in the Present Mech while remaining insignificant Okafor Reduced Mech's sensitiviy analysis. The figure also shows other NHx and N2Hx related reactions being more significant with respect to </w:t>
+        <w:t xml:space="preserve"> in Present Mech while remaining insignificant in Okafor Reduced Mech. In addition, reaction (R1) only significantly inhibits </w:t>
       </w:r>
       <m:oMath>
         <m:sSub>
@@ -6431,7 +6298,6 @@
             <m:ctrlPr>
               <w:rPr>
                 <w:rFonts w:ascii="Cambria Math" w:eastAsiaTheme="minorEastAsia" w:hAnsi="Cambria Math"/>
-                <w:i/>
               </w:rPr>
             </m:ctrlPr>
           </m:sSubPr>
@@ -6457,61 +6323,7 @@
         <w:rPr>
           <w:rFonts w:eastAsiaTheme="minorEastAsia"/>
         </w:rPr>
-        <w:t xml:space="preserve"> in Present Mech at intermediate hydrogen concentration.</w:t>
-      </w:r>
-    </w:p>
-    <w:p>
-      <w:pPr>
-        <w:pStyle w:val="Maintext"/>
-        <w:spacing w:line="0" w:lineRule="atLeast"/>
-        <w:ind w:firstLine="360"/>
-        <w:rPr>
-          <w:rFonts w:eastAsiaTheme="minorEastAsia"/>
-        </w:rPr>
-      </w:pPr>
-      <w:r>
-        <w:rPr>
-          <w:rFonts w:eastAsiaTheme="minorEastAsia"/>
-        </w:rPr>
-        <w:t>The reactions (R2), (R3) and (R4) involve N</w:t>
-      </w:r>
-      <w:r>
-        <w:rPr>
-          <w:rFonts w:eastAsiaTheme="minorEastAsia"/>
-          <w:vertAlign w:val="subscript"/>
-        </w:rPr>
-        <w:t>2</w:t>
-      </w:r>
-      <w:r>
-        <w:rPr>
-          <w:rFonts w:eastAsiaTheme="minorEastAsia"/>
-        </w:rPr>
-        <w:t>H</w:t>
-      </w:r>
-      <w:r>
-        <w:rPr>
-          <w:rFonts w:eastAsiaTheme="minorEastAsia"/>
-          <w:vertAlign w:val="subscript"/>
-        </w:rPr>
-        <w:t>x</w:t>
-      </w:r>
-      <w:r>
-        <w:rPr>
-          <w:rFonts w:eastAsiaTheme="minorEastAsia"/>
-        </w:rPr>
-        <w:t xml:space="preserve"> species and control H radical concentration</w:t>
-      </w:r>
-      <w:r>
-        <w:rPr>
-          <w:rFonts w:eastAsiaTheme="minorEastAsia"/>
-        </w:rPr>
-        <w:t xml:space="preserve">s, </w:t>
-      </w:r>
-      <w:r>
-        <w:rPr>
-          <w:rFonts w:eastAsiaTheme="minorEastAsia"/>
-        </w:rPr>
-        <w:t xml:space="preserve">an important radical for promoting </w:t>
+        <w:t xml:space="preserve"> in the Present Mech while remaining insignificant Okafor Reduced Mech's sensitiviy analysis. The figure also shows other NHx and N2Hx related reactions being more significant with respect to </w:t>
       </w:r>
       <m:oMath>
         <m:sSub>
@@ -6519,6 +6331,7 @@
             <m:ctrlPr>
               <w:rPr>
                 <w:rFonts w:ascii="Cambria Math" w:eastAsiaTheme="minorEastAsia" w:hAnsi="Cambria Math"/>
+                <w:i/>
               </w:rPr>
             </m:ctrlPr>
           </m:sSubPr>
@@ -6544,7 +6357,23 @@
         <w:rPr>
           <w:rFonts w:eastAsiaTheme="minorEastAsia"/>
         </w:rPr>
-        <w:t>. The increased IROP of these reactions in Present Mech imply an increase in H radical concentration which, correlates with the increased burning veloctiy predictions of this mechanism relative to Okafor Reduced Mech. Moreover, the formation and consumption of N</w:t>
+        <w:t xml:space="preserve"> in Present Mech at intermediate hydrogen concentration.</w:t>
+      </w:r>
+    </w:p>
+    <w:p>
+      <w:pPr>
+        <w:pStyle w:val="Maintext"/>
+        <w:spacing w:line="0" w:lineRule="atLeast"/>
+        <w:ind w:firstLine="360"/>
+        <w:rPr>
+          <w:rFonts w:eastAsiaTheme="minorEastAsia"/>
+        </w:rPr>
+      </w:pPr>
+      <w:r>
+        <w:rPr>
+          <w:rFonts w:eastAsiaTheme="minorEastAsia"/>
+        </w:rPr>
+        <w:t>The reactions (R2), (R3) and (R4) involve N</w:t>
       </w:r>
       <w:r>
         <w:rPr>
@@ -6564,202 +6393,25 @@
           <w:rFonts w:eastAsiaTheme="minorEastAsia"/>
           <w:vertAlign w:val="subscript"/>
         </w:rPr>
-        <w:t>3</w:t>
-      </w:r>
-      <w:r>
-        <w:rPr>
-          <w:rFonts w:eastAsiaTheme="minorEastAsia"/>
-        </w:rPr>
-        <w:t xml:space="preserve"> with (R1) and (R2) respectively control NH and NH</w:t>
-      </w:r>
-      <w:r>
-        <w:rPr>
-          <w:rFonts w:eastAsiaTheme="minorEastAsia"/>
-          <w:vertAlign w:val="subscript"/>
-        </w:rPr>
-        <w:t>2</w:t>
-      </w:r>
-      <w:r>
-        <w:rPr>
-          <w:rFonts w:eastAsiaTheme="minorEastAsia"/>
-        </w:rPr>
-        <w:t xml:space="preserve"> concentrations. NH</w:t>
-      </w:r>
-      <w:r>
-        <w:rPr>
-          <w:rFonts w:eastAsiaTheme="minorEastAsia"/>
-          <w:vertAlign w:val="subscript"/>
-        </w:rPr>
         <w:t>x</w:t>
       </w:r>
       <w:r>
         <w:rPr>
           <w:rFonts w:eastAsiaTheme="minorEastAsia"/>
         </w:rPr>
-        <w:t xml:space="preserve"> species are important as they interact with H and OH radicals </w:t>
-      </w:r>
-      <w:r>
-        <w:rPr>
-          <w:rFonts w:eastAsiaTheme="minorEastAsia"/>
-        </w:rPr>
-        <w:t>and</w:t>
-      </w:r>
-      <w:r>
-        <w:rPr>
-          <w:rFonts w:eastAsiaTheme="minorEastAsia"/>
-        </w:rPr>
-        <w:t xml:space="preserve"> produce these radicals. (R4) is an example of NH</w:t>
-      </w:r>
-      <w:r>
-        <w:rPr>
-          <w:rFonts w:eastAsiaTheme="minorEastAsia"/>
-          <w:vertAlign w:val="subscript"/>
-        </w:rPr>
-        <w:t>x</w:t>
-      </w:r>
-      <w:r>
-        <w:rPr>
-          <w:rFonts w:eastAsiaTheme="minorEastAsia"/>
-        </w:rPr>
-        <w:t xml:space="preserve"> species' involved in the production of an H radical. The other product of (R4), N</w:t>
-      </w:r>
-      <w:r>
-        <w:rPr>
-          <w:rFonts w:eastAsiaTheme="minorEastAsia"/>
-          <w:vertAlign w:val="subscript"/>
-        </w:rPr>
-        <w:t>2</w:t>
-      </w:r>
-      <w:r>
-        <w:rPr>
-          <w:rFonts w:eastAsiaTheme="minorEastAsia"/>
-        </w:rPr>
-        <w:t>H</w:t>
-      </w:r>
-      <w:r>
-        <w:rPr>
-          <w:rFonts w:eastAsiaTheme="minorEastAsia"/>
-          <w:vertAlign w:val="subscript"/>
-        </w:rPr>
-        <w:t>2</w:t>
-      </w:r>
-      <w:r>
-        <w:rPr>
-          <w:rFonts w:eastAsiaTheme="minorEastAsia"/>
-        </w:rPr>
-        <w:t xml:space="preserve">, is part of the pathway to form NNH which also produces H radicals via (R3). Moreover, reaction (R4)'s significant positive effect on the flame's burning velocity further </w:t>
-      </w:r>
-      <w:r>
-        <w:rPr>
-          <w:rFonts w:eastAsiaTheme="minorEastAsia"/>
-        </w:rPr>
-        <w:t>supports the theory</w:t>
-      </w:r>
-      <w:r>
-        <w:rPr>
-          <w:rFonts w:eastAsiaTheme="minorEastAsia"/>
-        </w:rPr>
-        <w:t xml:space="preserve"> </w:t>
-      </w:r>
-      <w:r>
-        <w:rPr>
-          <w:rFonts w:eastAsiaTheme="minorEastAsia"/>
-        </w:rPr>
-        <w:t>that</w:t>
-      </w:r>
-      <w:r>
-        <w:rPr>
-          <w:rFonts w:eastAsiaTheme="minorEastAsia"/>
-        </w:rPr>
-        <w:t xml:space="preserve"> N</w:t>
-      </w:r>
-      <w:r>
-        <w:rPr>
-          <w:rFonts w:eastAsiaTheme="minorEastAsia"/>
-          <w:vertAlign w:val="subscript"/>
-        </w:rPr>
-        <w:t>2</w:t>
-      </w:r>
-      <w:r>
-        <w:rPr>
-          <w:rFonts w:eastAsiaTheme="minorEastAsia"/>
-        </w:rPr>
-        <w:t>H</w:t>
-      </w:r>
-      <w:r>
-        <w:rPr>
-          <w:rFonts w:eastAsiaTheme="minorEastAsia"/>
-          <w:vertAlign w:val="subscript"/>
-        </w:rPr>
-        <w:t>x</w:t>
-      </w:r>
-      <w:r>
-        <w:rPr>
-          <w:rFonts w:eastAsiaTheme="minorEastAsia"/>
-        </w:rPr>
-        <w:t xml:space="preserve"> species and their reaction pathways </w:t>
-      </w:r>
-      <w:r>
-        <w:rPr>
-          <w:rFonts w:eastAsiaTheme="minorEastAsia"/>
-        </w:rPr>
-        <w:t>are important to accurately describe flame with</w:t>
-      </w:r>
-      <w:r>
-        <w:rPr>
-          <w:rFonts w:eastAsiaTheme="minorEastAsia"/>
-        </w:rPr>
-        <w:t xml:space="preserve"> fuel </w:t>
-      </w:r>
-      <w:r>
-        <w:rPr>
-          <w:rFonts w:eastAsiaTheme="minorEastAsia"/>
-        </w:rPr>
-        <w:t>compositions</w:t>
-      </w:r>
-      <w:r>
-        <w:rPr>
-          <w:rFonts w:eastAsiaTheme="minorEastAsia"/>
-        </w:rPr>
-        <w:t xml:space="preserve"> of intermediate hydrogen concentration. Therefore, the Present Mech with a more accurate N</w:t>
-      </w:r>
-      <w:r>
-        <w:rPr>
-          <w:rFonts w:eastAsiaTheme="minorEastAsia"/>
-          <w:vertAlign w:val="subscript"/>
-        </w:rPr>
-        <w:t>2</w:t>
-      </w:r>
-      <w:r>
-        <w:rPr>
-          <w:rFonts w:eastAsiaTheme="minorEastAsia"/>
-        </w:rPr>
-        <w:t>H</w:t>
-      </w:r>
-      <w:r>
-        <w:rPr>
-          <w:rFonts w:eastAsiaTheme="minorEastAsia"/>
-          <w:vertAlign w:val="subscript"/>
-        </w:rPr>
-        <w:t>x</w:t>
-      </w:r>
-      <w:r>
-        <w:rPr>
-          <w:rFonts w:eastAsiaTheme="minorEastAsia"/>
-        </w:rPr>
-        <w:t xml:space="preserve"> chemistry </w:t>
-      </w:r>
-      <w:r>
-        <w:rPr>
-          <w:rFonts w:eastAsiaTheme="minorEastAsia"/>
-        </w:rPr>
-        <w:t>can</w:t>
-      </w:r>
-      <w:r>
-        <w:rPr>
-          <w:rFonts w:eastAsiaTheme="minorEastAsia"/>
-        </w:rPr>
-        <w:t xml:space="preserve"> predict </w:t>
+        <w:t xml:space="preserve"> species and control H radical concentration</w:t>
+      </w:r>
+      <w:r>
+        <w:rPr>
+          <w:rFonts w:eastAsiaTheme="minorEastAsia"/>
+        </w:rPr>
+        <w:t xml:space="preserve">s, </w:t>
+      </w:r>
+      <w:r>
+        <w:rPr>
+          <w:rFonts w:eastAsiaTheme="minorEastAsia"/>
+        </w:rPr>
+        <w:t xml:space="preserve">an important radical for promoting </w:t>
       </w:r>
       <m:oMath>
         <m:sSub>
@@ -6792,53 +6444,236 @@
         <w:rPr>
           <w:rFonts w:eastAsiaTheme="minorEastAsia"/>
         </w:rPr>
-        <w:t xml:space="preserve"> under these conditions accurately</w:t>
-      </w:r>
-      <w:r>
-        <w:rPr>
-          <w:rFonts w:eastAsiaTheme="minorEastAsia"/>
-        </w:rPr>
-        <w:t>.</w:t>
-      </w:r>
-    </w:p>
-    <w:p>
-      <w:pPr>
-        <w:pStyle w:val="Maintext"/>
-        <w:spacing w:line="0" w:lineRule="atLeast"/>
-        <w:ind w:firstLine="360"/>
-        <w:rPr>
-          <w:rFonts w:eastAsiaTheme="minorEastAsia"/>
-        </w:rPr>
-      </w:pPr>
-    </w:p>
-    <w:p>
-      <w:pPr>
-        <w:pStyle w:val="section"/>
-      </w:pPr>
-      <w:r>
-        <w:t>Validation</w:t>
-      </w:r>
-    </w:p>
-    <w:p>
-      <w:pPr>
-        <w:pStyle w:val="Maintext"/>
-      </w:pPr>
-      <w:r>
-        <w:t xml:space="preserve">The Present Mech was validated with experimental data for </w:t>
+        <w:t>. The increased IROP of these reactions in Present Mech imply an increase in H radical concentration which, correlates with the increased burning veloctiy predictions of this mechanism relative to Okafor Reduced Mech. Moreover, the formation and consumption of N</w:t>
+      </w:r>
+      <w:r>
+        <w:rPr>
+          <w:rFonts w:eastAsiaTheme="minorEastAsia"/>
+          <w:vertAlign w:val="subscript"/>
+        </w:rPr>
+        <w:t>2</w:t>
+      </w:r>
+      <w:r>
+        <w:rPr>
+          <w:rFonts w:eastAsiaTheme="minorEastAsia"/>
+        </w:rPr>
+        <w:t>H</w:t>
+      </w:r>
+      <w:r>
+        <w:rPr>
+          <w:rFonts w:eastAsiaTheme="minorEastAsia"/>
+          <w:vertAlign w:val="subscript"/>
+        </w:rPr>
+        <w:t>3</w:t>
+      </w:r>
+      <w:r>
+        <w:rPr>
+          <w:rFonts w:eastAsiaTheme="minorEastAsia"/>
+        </w:rPr>
+        <w:t xml:space="preserve"> with (R1) and (R2) respectively control NH and NH</w:t>
+      </w:r>
+      <w:r>
+        <w:rPr>
+          <w:rFonts w:eastAsiaTheme="minorEastAsia"/>
+          <w:vertAlign w:val="subscript"/>
+        </w:rPr>
+        <w:t>2</w:t>
+      </w:r>
+      <w:r>
+        <w:rPr>
+          <w:rFonts w:eastAsiaTheme="minorEastAsia"/>
+        </w:rPr>
+        <w:t xml:space="preserve"> concentrations. NH</w:t>
+      </w:r>
+      <w:r>
+        <w:rPr>
+          <w:rFonts w:eastAsiaTheme="minorEastAsia"/>
+          <w:vertAlign w:val="subscript"/>
+        </w:rPr>
+        <w:t>x</w:t>
+      </w:r>
+      <w:r>
+        <w:rPr>
+          <w:rFonts w:eastAsiaTheme="minorEastAsia"/>
+        </w:rPr>
+        <w:t xml:space="preserve"> species are important as they interact with H and OH radicals </w:t>
+      </w:r>
+      <w:r>
+        <w:rPr>
+          <w:rFonts w:eastAsiaTheme="minorEastAsia"/>
+        </w:rPr>
+        <w:t>and</w:t>
+      </w:r>
+      <w:r>
+        <w:rPr>
+          <w:rFonts w:eastAsiaTheme="minorEastAsia"/>
+        </w:rPr>
+        <w:t xml:space="preserve"> produce these radicals. (R4) is an example of NH</w:t>
+      </w:r>
+      <w:r>
+        <w:rPr>
+          <w:rFonts w:eastAsiaTheme="minorEastAsia"/>
+          <w:vertAlign w:val="subscript"/>
+        </w:rPr>
+        <w:t>x</w:t>
+      </w:r>
+      <w:r>
+        <w:rPr>
+          <w:rFonts w:eastAsiaTheme="minorEastAsia"/>
+        </w:rPr>
+        <w:t xml:space="preserve"> species' involved in the production of an H radical. The other product of (R4), N</w:t>
+      </w:r>
+      <w:r>
+        <w:rPr>
+          <w:rFonts w:eastAsiaTheme="minorEastAsia"/>
+          <w:vertAlign w:val="subscript"/>
+        </w:rPr>
+        <w:t>2</w:t>
+      </w:r>
+      <w:r>
+        <w:rPr>
+          <w:rFonts w:eastAsiaTheme="minorEastAsia"/>
+        </w:rPr>
+        <w:t>H</w:t>
+      </w:r>
+      <w:r>
+        <w:rPr>
+          <w:rFonts w:eastAsiaTheme="minorEastAsia"/>
+          <w:vertAlign w:val="subscript"/>
+        </w:rPr>
+        <w:t>2</w:t>
+      </w:r>
+      <w:r>
+        <w:rPr>
+          <w:rFonts w:eastAsiaTheme="minorEastAsia"/>
+        </w:rPr>
+        <w:t xml:space="preserve">, is part of the pathway to form NNH which also produces H radicals via (R3). Moreover, reaction (R4)'s significant positive effect on the flame's burning velocity further </w:t>
+      </w:r>
+      <w:r>
+        <w:rPr>
+          <w:rFonts w:eastAsiaTheme="minorEastAsia"/>
+        </w:rPr>
+        <w:t>supports the theory</w:t>
+      </w:r>
+      <w:r>
+        <w:rPr>
+          <w:rFonts w:eastAsiaTheme="minorEastAsia"/>
+        </w:rPr>
+        <w:t xml:space="preserve"> </w:t>
+      </w:r>
+      <w:r>
+        <w:rPr>
+          <w:rFonts w:eastAsiaTheme="minorEastAsia"/>
+        </w:rPr>
+        <w:t>that</w:t>
+      </w:r>
+      <w:r>
+        <w:rPr>
+          <w:rFonts w:eastAsiaTheme="minorEastAsia"/>
+        </w:rPr>
+        <w:t xml:space="preserve"> N</w:t>
+      </w:r>
+      <w:r>
+        <w:rPr>
+          <w:rFonts w:eastAsiaTheme="minorEastAsia"/>
+          <w:vertAlign w:val="subscript"/>
+        </w:rPr>
+        <w:t>2</w:t>
+      </w:r>
+      <w:r>
+        <w:rPr>
+          <w:rFonts w:eastAsiaTheme="minorEastAsia"/>
+        </w:rPr>
+        <w:t>H</w:t>
+      </w:r>
+      <w:r>
+        <w:rPr>
+          <w:rFonts w:eastAsiaTheme="minorEastAsia"/>
+          <w:vertAlign w:val="subscript"/>
+        </w:rPr>
+        <w:t>x</w:t>
+      </w:r>
+      <w:r>
+        <w:rPr>
+          <w:rFonts w:eastAsiaTheme="minorEastAsia"/>
+        </w:rPr>
+        <w:t xml:space="preserve"> species and their reaction pathways </w:t>
+      </w:r>
+      <w:r>
+        <w:rPr>
+          <w:rFonts w:eastAsiaTheme="minorEastAsia"/>
+        </w:rPr>
+        <w:t>are important to accurately describe flame with</w:t>
+      </w:r>
+      <w:r>
+        <w:rPr>
+          <w:rFonts w:eastAsiaTheme="minorEastAsia"/>
+        </w:rPr>
+        <w:t xml:space="preserve"> fuel </w:t>
+      </w:r>
+      <w:r>
+        <w:rPr>
+          <w:rFonts w:eastAsiaTheme="minorEastAsia"/>
+        </w:rPr>
+        <w:t>compositions</w:t>
+      </w:r>
+      <w:r>
+        <w:rPr>
+          <w:rFonts w:eastAsiaTheme="minorEastAsia"/>
+        </w:rPr>
+        <w:t xml:space="preserve"> of intermediate hydrogen concentration. Therefore, the Present Mech with a more accurate N</w:t>
+      </w:r>
+      <w:r>
+        <w:rPr>
+          <w:rFonts w:eastAsiaTheme="minorEastAsia"/>
+          <w:vertAlign w:val="subscript"/>
+        </w:rPr>
+        <w:t>2</w:t>
+      </w:r>
+      <w:r>
+        <w:rPr>
+          <w:rFonts w:eastAsiaTheme="minorEastAsia"/>
+        </w:rPr>
+        <w:t>H</w:t>
+      </w:r>
+      <w:r>
+        <w:rPr>
+          <w:rFonts w:eastAsiaTheme="minorEastAsia"/>
+          <w:vertAlign w:val="subscript"/>
+        </w:rPr>
+        <w:t>x</w:t>
+      </w:r>
+      <w:r>
+        <w:rPr>
+          <w:rFonts w:eastAsiaTheme="minorEastAsia"/>
+        </w:rPr>
+        <w:t xml:space="preserve"> chemistry </w:t>
+      </w:r>
+      <w:r>
+        <w:rPr>
+          <w:rFonts w:eastAsiaTheme="minorEastAsia"/>
+        </w:rPr>
+        <w:t>can</w:t>
+      </w:r>
+      <w:r>
+        <w:rPr>
+          <w:rFonts w:eastAsiaTheme="minorEastAsia"/>
+        </w:rPr>
+        <w:t xml:space="preserve"> predict </w:t>
       </w:r>
       <m:oMath>
         <m:sSub>
           <m:sSubPr>
             <m:ctrlPr>
               <w:rPr>
-                <w:rFonts w:ascii="Cambria Math" w:hAnsi="Cambria Math"/>
+                <w:rFonts w:ascii="Cambria Math" w:eastAsiaTheme="minorEastAsia" w:hAnsi="Cambria Math"/>
               </w:rPr>
             </m:ctrlPr>
           </m:sSubPr>
           <m:e>
             <m:r>
               <w:rPr>
-                <w:rFonts w:ascii="Cambria Math" w:hAnsi="Cambria Math"/>
+                <w:rFonts w:ascii="Cambria Math" w:eastAsiaTheme="minorEastAsia" w:hAnsi="Cambria Math"/>
               </w:rPr>
               <m:t>S</m:t>
             </m:r>
@@ -6846,7 +6681,7 @@
           <m:sub>
             <m:r>
               <w:rPr>
-                <w:rFonts w:ascii="Cambria Math" w:hAnsi="Cambria Math"/>
+                <w:rFonts w:ascii="Cambria Math" w:eastAsiaTheme="minorEastAsia" w:hAnsi="Cambria Math"/>
               </w:rPr>
               <m:t>L</m:t>
             </m:r>
@@ -6854,82 +6689,42 @@
         </m:sSub>
       </m:oMath>
       <w:r>
-        <w:t xml:space="preserve"> of NH</w:t>
-      </w:r>
-      <w:r>
-        <w:rPr>
-          <w:vertAlign w:val="subscript"/>
-        </w:rPr>
-        <w:t>3</w:t>
-      </w:r>
-      <w:r>
-        <w:t>/H</w:t>
-      </w:r>
-      <w:r>
-        <w:rPr>
-          <w:vertAlign w:val="subscript"/>
-        </w:rPr>
-        <w:t>2</w:t>
-      </w:r>
-      <w:r>
-        <w:t xml:space="preserve">/air from the datasets consolidated by Han et al. </w:t>
-      </w:r>
-      <w:r>
-        <w:fldChar w:fldCharType="begin"/>
-      </w:r>
-      <w:r>
-        <w:instrText xml:space="preserve"> ADDIN ZOTERO_ITEM CSL_CITATION {"citationID":"g6iCrZkh","properties":{"unsorted":false,"formattedCitation":"[10]","plainCitation":"[10]","noteIndex":0},"citationItems":[{"id":720,"uris":["http://zotero.org/users/20740871/items/FXITQJ6I"],"itemData":{"id":720,"type":"article-journal","abstract":"Ammonia (NH3) is a promising carbon-free fuel, where the H2 enrichment strategy often adopted to enhance the combustion. One of the fundamental combustion properties, the laminar burning velocity (SL), has been extensively investigated in the literature. Many measurements providing laminar burning velocity data are available, but exhibited significant data scatter, i.e., inconsistency much beyond the reported uncertainties among different experimental results under the same conditions. Ensuring data consistency is crucial for reliable model validation and the development of predictive kinetic models with low uncertainty. The present study focuses on the data consistency of NH3+H2 laminar burning velocities. To complement the existing literature datasets for consistency analysis, experiments were performed using the heat flux method at 298 K and 1 atm, and at various equivalence ratios, oxygen ratios, and H2 blending ratios (xH2). Based on simulations of six widely-used kinetic models from Han, Stagni, Konnov, Shrestha, KAUST, and NUIG, linear relationship was found between lnSL and xH2 across a broad range of conditions, with sensitivity analysis understanding the trend from a kinetic perspective. Based on this linear relationship, a new data consistency criterion was proposed. Through the new and the previously existing criteria, 12 consistent experimental datasets were identified from the 20 available datasets of NH3+H2+N2+O2 laminar burning velocities (already excluding those without stretch or heat loss corrections). The present consistency analysis noticeably reduced the data scatter ranges, e.g., for 60%NH3+40%H2+air laminar burning velocities at 298 K and 1 atm, it was reduced from 9 cm/s to 3 cm/s, the latter being comparable to the reported experimental uncertainties. In addition to the found consistent data sets, which were suggested for future model validation and optimization studies, the present methodology using all available data consistency criteria has potential to help other fuel systems to filter out less reliable data sets, effectively overcoming the data scatter from different measurements.","citation-key":"hannovel2026","container-title":"Combustion and Flame","DOI":"10.1016/j.combustflame.2026.114855","ISSN":"0010-2180","journalAbbreviation":"Combustion and Flame","page":"114855","source":"ScienceDirect","title":"A novel data consistency analysis for experimental laminar burning velocities of NH3-H2 mixtures","volume":"286","author":[{"family":"Han","given":"Xinlu"},{"family":"Wan","given":"Kaidi"},{"family":"Nagy","given":"Tibor"}],"issued":{"date-parts":[["2026",4,1]]}}}],"schema":"https://github.com/citation-style-language/schema/raw/master/csl-citation.json"} </w:instrText>
-      </w:r>
-      <w:r>
-        <w:fldChar w:fldCharType="separate"/>
-      </w:r>
-      <w:r>
-        <w:t>[10]</w:t>
-      </w:r>
-      <w:r>
-        <w:fldChar w:fldCharType="end"/>
-      </w:r>
-      <w:r>
-        <w:t>. These data sets were proven to be consistent with each other and widely used chemical kinetic mechanisms. Present Mech was validated for NH</w:t>
-      </w:r>
-      <w:r>
-        <w:rPr>
-          <w:vertAlign w:val="subscript"/>
-        </w:rPr>
-        <w:t>3</w:t>
-      </w:r>
-      <w:r>
-        <w:t>/CH</w:t>
-      </w:r>
-      <w:r>
-        <w:rPr>
-          <w:vertAlign w:val="subscript"/>
-        </w:rPr>
-        <w:t>4</w:t>
-      </w:r>
-      <w:r>
-        <w:t xml:space="preserve">/air flames also. Experimental data for </w:t>
-      </w:r>
-      <w:r>
-        <w:t>NH</w:t>
-      </w:r>
-      <w:r>
-        <w:rPr>
-          <w:vertAlign w:val="subscript"/>
-        </w:rPr>
-        <w:t>3</w:t>
-      </w:r>
-      <w:r>
-        <w:t>/CH</w:t>
-      </w:r>
-      <w:r>
-        <w:rPr>
-          <w:vertAlign w:val="subscript"/>
-        </w:rPr>
-        <w:t>4</w:t>
-      </w:r>
-      <w:r>
-        <w:t xml:space="preserve">/air </w:t>
+        <w:rPr>
+          <w:rFonts w:eastAsiaTheme="minorEastAsia"/>
+        </w:rPr>
+        <w:t xml:space="preserve"> under these conditions accurately</w:t>
+      </w:r>
+      <w:r>
+        <w:rPr>
+          <w:rFonts w:eastAsiaTheme="minorEastAsia"/>
+        </w:rPr>
+        <w:t>.</w:t>
+      </w:r>
+    </w:p>
+    <w:p>
+      <w:pPr>
+        <w:pStyle w:val="Maintext"/>
+        <w:spacing w:line="0" w:lineRule="atLeast"/>
+        <w:ind w:firstLine="360"/>
+        <w:rPr>
+          <w:rFonts w:eastAsiaTheme="minorEastAsia"/>
+        </w:rPr>
+      </w:pPr>
+    </w:p>
+    <w:p>
+      <w:pPr>
+        <w:pStyle w:val="section"/>
+      </w:pPr>
+      <w:r>
+        <w:t>Validation</w:t>
+      </w:r>
+    </w:p>
+    <w:p>
+      <w:pPr>
+        <w:pStyle w:val="Maintext"/>
+      </w:pPr>
+      <w:r>
+        <w:t xml:space="preserve">The Present Mech was validated with experimental data for </w:t>
       </w:r>
       <m:oMath>
         <m:sSub>
@@ -6959,77 +6754,82 @@
         </m:sSub>
       </m:oMath>
       <w:r>
-        <w:t xml:space="preserve"> was compiled from</w:t>
-      </w:r>
-      <w:r>
-        <w:t xml:space="preserve"> </w:t>
-      </w:r>
-      <w:r>
-        <w:t xml:space="preserve">three datasets: Okafor et al. (2019) </w:t>
+        <w:t xml:space="preserve"> of NH</w:t>
+      </w:r>
+      <w:r>
+        <w:rPr>
+          <w:vertAlign w:val="subscript"/>
+        </w:rPr>
+        <w:t>3</w:t>
+      </w:r>
+      <w:r>
+        <w:t>/H</w:t>
+      </w:r>
+      <w:r>
+        <w:rPr>
+          <w:vertAlign w:val="subscript"/>
+        </w:rPr>
+        <w:t>2</w:t>
+      </w:r>
+      <w:r>
+        <w:t xml:space="preserve">/air from the datasets consolidated by Han et al. </w:t>
       </w:r>
       <w:r>
         <w:fldChar w:fldCharType="begin"/>
       </w:r>
       <w:r>
-        <w:instrText xml:space="preserve"> ADDIN ZOTERO_ITEM CSL_CITATION {"citationID":"idJpMGCp","properties":{"unsorted":false,"formattedCitation":"[1]","plainCitation":"[1]","noteIndex":0},"citationItems":[{"id":196,"uris":["http://zotero.org/users/20740871/items/GI6AGGV5"],"itemData":{"id":196,"type":"article-journal","abstract":"Ammonia and blends of ammonia with methane are gaining increased interest as fuels for gas turbine applications and hence optimized reduced reaction mechanisms for the fuels are required for the development of combustors. However, there is a scarcity of measured data on the laminar burning velocity of the fuels for optimizing and validating reaction mechanisms especially at high pressures. In this study, an extensive set of measurements of the unstretched laminar burning velocity and Markstein lengths of CH4NH3-air flames at high pressures are reported for the first time and an optimized reduced reaction mechanism is proposed. The experiments were conducted in a constant volume chamber for various ammonia heat fractions in the fuel ranging from 0 to 0.30, equivalence ratios ranging from 0.7 to 1.3, and mixture pressures ranging from 0.10 to 0.50 MPa. The reduced reaction mechanism was developed from a detailed reaction mechanism for CH4NH3-air flames by Okafor et al., and optimized against the present measurements and data in the literature. It is shown that the reduced mechanism models the unstretched laminar burning velocity of NH3/air and CH4NH3-air flames with high fidelity at all studied conditions. It also models satisfactorily NH3, NO and CO concentration in CH4NH3O2N2 oxidation in a laminar flow reactor. Furthermore, the reduced mechanism is demonstrated to predict NO, OH, and NH profiles in a premixed stagnation NH3-air flame satisfactorily. The experimental measurements were also used to validate selected detailed reaction mechanisms. It was found that the significant over-prediction of NO production from NH3 oxidation by GRI Mech 3.0 is primarily due to the influence of the reaction NH+H2OHNO+H2, which in fact may not be important in fuel NO chemistry.","citation-key":"okaforMeasurement2019","container-title":"Combustion and Flame","DOI":"10.1016/j.combustflame.2019.03.008","ISSN":"0010-2180","journalAbbreviation":"Combustion and Flame","page":"162-175","source":"ScienceDirect","title":"Measurement and modelling of the laminar burning velocity of methane-ammonia-air flames at high pressures using a reduced reaction mechanism","volume":"204","author":[{"family":"Okafor","given":"Ekenechukwu Chijioke"},{"family":"Naito","given":"Yuji"},{"family":"Colson","given":"Sophie"},{"family":"Ichikawa","given":"Akinori"},{"family":"Kudo","given":"Taku"},{"family":"Hayakawa","given":"Akihiro"},{"family":"Kobayashi","given":"Hideaki"}],"issued":{"date-parts":[["2019",6,1]]}}}],"schema":"https://github.com/citation-style-language/schema/raw/master/csl-citation.json"} </w:instrText>
+        <w:instrText xml:space="preserve"> ADDIN ZOTERO_ITEM CSL_CITATION {"citationID":"g6iCrZkh","properties":{"unsorted":false,"formattedCitation":"[10]","plainCitation":"[10]","noteIndex":0},"citationItems":[{"id":720,"uris":["http://zotero.org/users/20740871/items/FXITQJ6I"],"itemData":{"id":720,"type":"article-journal","abstract":"Ammonia (NH3) is a promising carbon-free fuel, where the H2 enrichment strategy often adopted to enhance the combustion. One of the fundamental combustion properties, the laminar burning velocity (SL), has been extensively investigated in the literature. Many measurements providing laminar burning velocity data are available, but exhibited significant data scatter, i.e., inconsistency much beyond the reported uncertainties among different experimental results under the same conditions. Ensuring data consistency is crucial for reliable model validation and the development of predictive kinetic models with low uncertainty. The present study focuses on the data consistency of NH3+H2 laminar burning velocities. To complement the existing literature datasets for consistency analysis, experiments were performed using the heat flux method at 298 K and 1 atm, and at various equivalence ratios, oxygen ratios, and H2 blending ratios (xH2). Based on simulations of six widely-used kinetic models from Han, Stagni, Konnov, Shrestha, KAUST, and NUIG, linear relationship was found between lnSL and xH2 across a broad range of conditions, with sensitivity analysis understanding the trend from a kinetic perspective. Based on this linear relationship, a new data consistency criterion was proposed. Through the new and the previously existing criteria, 12 consistent experimental datasets were identified from the 20 available datasets of NH3+H2+N2+O2 laminar burning velocities (already excluding those without stretch or heat loss corrections). The present consistency analysis noticeably reduced the data scatter ranges, e.g., for 60%NH3+40%H2+air laminar burning velocities at 298 K and 1 atm, it was reduced from 9 cm/s to 3 cm/s, the latter being comparable to the reported experimental uncertainties. In addition to the found consistent data sets, which were suggested for future model validation and optimization studies, the present methodology using all available data consistency criteria has potential to help other fuel systems to filter out less reliable data sets, effectively overcoming the data scatter from different measurements.","citation-key":"hannovel2026","container-title":"Combustion and Flame","DOI":"10.1016/j.combustflame.2026.114855","ISSN":"0010-2180","journalAbbreviation":"Combustion and Flame","page":"114855","source":"ScienceDirect","title":"A novel data consistency analysis for experimental laminar burning velocities of NH3-H2 mixtures","volume":"286","author":[{"family":"Han","given":"Xinlu"},{"family":"Wan","given":"Kaidi"},{"family":"Nagy","given":"Tibor"}],"issued":{"date-parts":[["2026",4,1]]}}}],"schema":"https://github.com/citation-style-language/schema/raw/master/csl-citation.json"} </w:instrText>
       </w:r>
       <w:r>
         <w:fldChar w:fldCharType="separate"/>
       </w:r>
       <w:r>
-        <w:t>[1]</w:t>
+        <w:t>[10]</w:t>
       </w:r>
       <w:r>
         <w:fldChar w:fldCharType="end"/>
       </w:r>
       <w:r>
-        <w:t xml:space="preserve">, Han et al. (2019) </w:t>
-      </w:r>
-      <w:r>
-        <w:fldChar w:fldCharType="begin"/>
-      </w:r>
-      <w:r>
-        <w:instrText xml:space="preserve"> ADDIN ZOTERO_ITEM CSL_CITATION {"citationID":"hRHllHiM","properties":{"unsorted":false,"formattedCitation":"[11]","plainCitation":"[11]","noteIndex":0},"citationItems":[{"id":251,"uris":["http://zotero.org/users/20740871/items/F9C8WH9E"],"itemData":{"id":251,"type":"article-journal","abstract":"Ammonia (NH3) is a promising energy carrier to store and transport renewable hydrogen (H2) that can be generated using, e.g., wind and solar energy. Direct combustion of NH3 is one of the possible methods to utilize the energy by the end users. To understand the combustion characteristics of NH3 as a fuel, the laminar burning velocities of NH3/air, NH3/H2/air, NH3/CO/air and NH3/CH4/air premixed flames were investigated experimentally using the heat flux method. Measurements are reported for a wide range of equivalence ratios and blending ratios. Kinetic modeling was also performed using available chemical kinetic mechanisms, namely the GRI-Mech 3.0, the Okafor et al. and the San Diego mechanisms. The experimental results for NH3/air flames agree well with the literature data and it is found that blending NH3 with H2 is the most effective manner to increase the burning velocity of NH3 based fuel mixtures. None of the kinetic mechanisms used can accurately predict most of the measured data. Sensitivity and reaction path analyses indicate that the oxidation of NH3 blended with the additive fuels considered can be understood as the parallel oxidation processes of the individual fuels, and that the source of discrepancy between the experimental and modeling results is related to the inaccuracy of the rate parameters of the N-containing reactions. In this regard, the present detailed and reliable experimental data is of special value for model development and validation.","citation-key":"hanExperimentalKineticModeling2019","container-title":"Combustion and Flame","DOI":"10.1016/j.combustflame.2019.05.003","ISSN":"0010-2180","journalAbbreviation":"Combustion and Flame","page":"214-226","source":"ScienceDirect","title":"Experimental and kinetic modeling study of laminar burning velocities of NH3/air, NH3/H2/air, NH3/CO/air and NH3/CH4/air premixed flames","volume":"206","author":[{"family":"Han","given":"Xinlu"},{"family":"Wang","given":"Zhihua"},{"family":"Costa","given":"Mário"},{"family":"Sun","given":"Zhiwei"},{"family":"He","given":"Yong"},{"family":"Cen","given":"Kefa"}],"issued":{"date-parts":[["2019",8,1]]}}}],"schema":"https://github.com/citation-style-language/schema/raw/master/csl-citation.json"} </w:instrText>
-      </w:r>
-      <w:r>
-        <w:fldChar w:fldCharType="separate"/>
-      </w:r>
-      <w:r>
-        <w:t>[11]</w:t>
-      </w:r>
-      <w:r>
-        <w:fldChar w:fldCharType="end"/>
-      </w:r>
-      <w:r>
-        <w:t xml:space="preserve"> and Ling et al</w:t>
-      </w:r>
-      <w:r>
-        <w:t>.</w:t>
-      </w:r>
-      <w:r>
-        <w:t xml:space="preserve"> (2026) </w:t>
-      </w:r>
-      <w:r>
-        <w:fldChar w:fldCharType="begin"/>
-      </w:r>
-      <w:r>
-        <w:instrText xml:space="preserve"> ADDIN ZOTERO_ITEM CSL_CITATION {"citationID":"5apekVSt","properties":{"unsorted":false,"formattedCitation":"[12]","plainCitation":"[12]","noteIndex":0},"citationItems":[{"id":742,"uris":["http://zotero.org/users/20740871/items/77FZMWLF"],"itemData":{"id":742,"type":"article-journal","abstract":"Blending the carbon-free alternative fuel, NH3, into natural gas flames has potential to reduce the carbon emissions. The understanding of fundamental combustion properties is essential for in applications. In this study, the laminar burning velocity (SL) of the pre-dissociated ammonia + methane flame was measured by the heat flux method, under equivalent ratio ϕ = 0.6-1.5, oxygen concentration xO2 = 0.21-0.3 and ammonia dissociating ratio γ = 0-1, at 298 K and 1 atm. Most of the conditions have not been reported before in literature. Simulations were caried out using four models, where Han model shows the best agreement with the present experimental data. Reaction sensitivity analysis confirms a recent finding (DOI: 10.1016/j.proci.2024.105653) oxygen concentration and unburned mixture temperature Tu have the same effect on the SL of pre-dissociated NH3 + CH4 flame. Therefore, experimental data measured at 298 K under various oxygen conditions can be used to validate the kinetic model at elevated unburned temperatures, without requiring direct high-temperature measurements. Results show that SL increases linearly with oxygen content. and higher γ significantly amplify the promoting effect of NH3, particularly under lean and rich conditions. At Tu = 598 K, α slightly decreases with the increase of γ in lean conditions, while Ea shows non-monotonic variation. Radical analysis reveals that NH and NNH compete to consume H and OH at low γ, whereas enhanced dissociating continuously replenishes H radicals, weakening nitrogen hydrogen competition. At ϕ = 1, α remains nearly constant and Ea stabilizes when γ &gt; 0.4. Under rich conditions, both α and Ea show significant non-monotonic behavior due to γ redistributes flux between carbon chain and nitrogen radical pathways. Oxygen limitation reduces the sensitivity of H and OH, while CH3 decreases and NH, NNH increase. Nitrogen conversion follows: NH3→NH2→NH→N2O→N2, shifting from oxidation dominated NO formation under lean conditions to NCO mediated reduction mechanism under stoichiometric and rich conditions. With increasing γ, nitrogen transformation progressively favors the reduction pathway.","citation-key":"lingExperimental2026","container-title":"Journal of the Energy Institute","DOI":"10.1016/j.joei.2026.102503","ISSN":"1743-9671","journalAbbreviation":"Journal of the Energy Institute","page":"102503","source":"ScienceDirect","title":"Experimental and kinetic modeling study of the laminar burning velocity of pre-dissociated NH3 + CH4 flames","volume":"126","author":[{"family":"Ling","given":"Zhongqian"},{"family":"Lin","given":"Jiayi"},{"family":"Li","given":"Jiamin"},{"family":"Han","given":"Xinlu"},{"family":"Liu","given":"Maosheng"},{"family":"Yuan","given":"Dingkun"},{"family":"Wang","given":"Zhihua"}],"issued":{"date-parts":[["2026",6,1]]}}}],"schema":"https://github.com/citation-style-language/schema/raw/master/csl-citation.json"} </w:instrText>
-      </w:r>
-      <w:r>
-        <w:fldChar w:fldCharType="separate"/>
-      </w:r>
-      <w:r>
-        <w:t>[12]</w:t>
-      </w:r>
-      <w:r>
-        <w:fldChar w:fldCharType="end"/>
-      </w:r>
-      <w:r>
-        <w:t xml:space="preserve">. However, experimental datasets, for </w:t>
-      </w:r>
-      <w:r>
-        <w:lastRenderedPageBreak/>
-        <w:t xml:space="preserve">both fuel blends, lacked ample </w:t>
+        <w:t>. These data sets were proven to be consistent with each other and widely used chemical kinetic mechanisms. Present Mech was validated for NH</w:t>
+      </w:r>
+      <w:r>
+        <w:rPr>
+          <w:vertAlign w:val="subscript"/>
+        </w:rPr>
+        <w:t>3</w:t>
+      </w:r>
+      <w:r>
+        <w:t>/CH</w:t>
+      </w:r>
+      <w:r>
+        <w:rPr>
+          <w:vertAlign w:val="subscript"/>
+        </w:rPr>
+        <w:t>4</w:t>
+      </w:r>
+      <w:r>
+        <w:t xml:space="preserve">/air flames also. Experimental data for </w:t>
+      </w:r>
+      <w:r>
+        <w:t>NH</w:t>
+      </w:r>
+      <w:r>
+        <w:rPr>
+          <w:vertAlign w:val="subscript"/>
+        </w:rPr>
+        <w:t>3</w:t>
+      </w:r>
+      <w:r>
+        <w:t>/CH</w:t>
+      </w:r>
+      <w:r>
+        <w:rPr>
+          <w:vertAlign w:val="subscript"/>
+        </w:rPr>
+        <w:t>4</w:t>
+      </w:r>
+      <w:r>
+        <w:t xml:space="preserve">/air </w:t>
       </w:r>
       <m:oMath>
         <m:sSub>
@@ -7059,33 +6859,73 @@
         </m:sSub>
       </m:oMath>
       <w:r>
-        <w:t xml:space="preserve"> measurements at elevated pressures, making validation of Present Mech for high pressure combustion difficult.</w:t>
-      </w:r>
-    </w:p>
-    <w:p>
-      <w:pPr>
-        <w:pStyle w:val="Maintext"/>
-      </w:pPr>
-      <w:r>
-        <w:t>The results displayed accurate modelling of NH</w:t>
-      </w:r>
-      <w:r>
-        <w:rPr>
-          <w:vertAlign w:val="subscript"/>
-        </w:rPr>
-        <w:t>3</w:t>
-      </w:r>
-      <w:r>
-        <w:t>/H</w:t>
-      </w:r>
-      <w:r>
-        <w:rPr>
-          <w:vertAlign w:val="subscript"/>
-        </w:rPr>
-        <w:t>2</w:t>
-      </w:r>
-      <w:r>
-        <w:t xml:space="preserve">/air </w:t>
+        <w:t xml:space="preserve"> was compiled from</w:t>
+      </w:r>
+      <w:r>
+        <w:t xml:space="preserve"> </w:t>
+      </w:r>
+      <w:r>
+        <w:t xml:space="preserve">three datasets: Okafor et al. (2019) </w:t>
+      </w:r>
+      <w:r>
+        <w:fldChar w:fldCharType="begin"/>
+      </w:r>
+      <w:r>
+        <w:instrText xml:space="preserve"> ADDIN ZOTERO_ITEM CSL_CITATION {"citationID":"idJpMGCp","properties":{"unsorted":false,"formattedCitation":"[1]","plainCitation":"[1]","noteIndex":0},"citationItems":[{"id":196,"uris":["http://zotero.org/users/20740871/items/GI6AGGV5"],"itemData":{"id":196,"type":"article-journal","abstract":"Ammonia and blends of ammonia with methane are gaining increased interest as fuels for gas turbine applications and hence optimized reduced reaction mechanisms for the fuels are required for the development of combustors. However, there is a scarcity of measured data on the laminar burning velocity of the fuels for optimizing and validating reaction mechanisms especially at high pressures. In this study, an extensive set of measurements of the unstretched laminar burning velocity and Markstein lengths of CH4NH3-air flames at high pressures are reported for the first time and an optimized reduced reaction mechanism is proposed. The experiments were conducted in a constant volume chamber for various ammonia heat fractions in the fuel ranging from 0 to 0.30, equivalence ratios ranging from 0.7 to 1.3, and mixture pressures ranging from 0.10 to 0.50 MPa. The reduced reaction mechanism was developed from a detailed reaction mechanism for CH4NH3-air flames by Okafor et al., and optimized against the present measurements and data in the literature. It is shown that the reduced mechanism models the unstretched laminar burning velocity of NH3/air and CH4NH3-air flames with high fidelity at all studied conditions. It also models satisfactorily NH3, NO and CO concentration in CH4NH3O2N2 oxidation in a laminar flow reactor. Furthermore, the reduced mechanism is demonstrated to predict NO, OH, and NH profiles in a premixed stagnation NH3-air flame satisfactorily. The experimental measurements were also used to validate selected detailed reaction mechanisms. It was found that the significant over-prediction of NO production from NH3 oxidation by GRI Mech 3.0 is primarily due to the influence of the reaction NH+H2OHNO+H2, which in fact may not be important in fuel NO chemistry.","citation-key":"okaforMeasurement2019","container-title":"Combustion and Flame","DOI":"10.1016/j.combustflame.2019.03.008","ISSN":"0010-2180","journalAbbreviation":"Combustion and Flame","page":"162-175","source":"ScienceDirect","title":"Measurement and modelling of the laminar burning velocity of methane-ammonia-air flames at high pressures using a reduced reaction mechanism","volume":"204","author":[{"family":"Okafor","given":"Ekenechukwu Chijioke"},{"family":"Naito","given":"Yuji"},{"family":"Colson","given":"Sophie"},{"family":"Ichikawa","given":"Akinori"},{"family":"Kudo","given":"Taku"},{"family":"Hayakawa","given":"Akihiro"},{"family":"Kobayashi","given":"Hideaki"}],"issued":{"date-parts":[["2019",6,1]]}}}],"schema":"https://github.com/citation-style-language/schema/raw/master/csl-citation.json"} </w:instrText>
+      </w:r>
+      <w:r>
+        <w:fldChar w:fldCharType="separate"/>
+      </w:r>
+      <w:r>
+        <w:t>[1]</w:t>
+      </w:r>
+      <w:r>
+        <w:fldChar w:fldCharType="end"/>
+      </w:r>
+      <w:r>
+        <w:t xml:space="preserve">, Han et al. (2019) </w:t>
+      </w:r>
+      <w:r>
+        <w:fldChar w:fldCharType="begin"/>
+      </w:r>
+      <w:r>
+        <w:instrText xml:space="preserve"> ADDIN ZOTERO_ITEM CSL_CITATION {"citationID":"hRHllHiM","properties":{"unsorted":false,"formattedCitation":"[11]","plainCitation":"[11]","noteIndex":0},"citationItems":[{"id":251,"uris":["http://zotero.org/users/20740871/items/F9C8WH9E"],"itemData":{"id":251,"type":"article-journal","abstract":"Ammonia (NH3) is a promising energy carrier to store and transport renewable hydrogen (H2) that can be generated using, e.g., wind and solar energy. Direct combustion of NH3 is one of the possible methods to utilize the energy by the end users. To understand the combustion characteristics of NH3 as a fuel, the laminar burning velocities of NH3/air, NH3/H2/air, NH3/CO/air and NH3/CH4/air premixed flames were investigated experimentally using the heat flux method. Measurements are reported for a wide range of equivalence ratios and blending ratios. Kinetic modeling was also performed using available chemical kinetic mechanisms, namely the GRI-Mech 3.0, the Okafor et al. and the San Diego mechanisms. The experimental results for NH3/air flames agree well with the literature data and it is found that blending NH3 with H2 is the most effective manner to increase the burning velocity of NH3 based fuel mixtures. None of the kinetic mechanisms used can accurately predict most of the measured data. Sensitivity and reaction path analyses indicate that the oxidation of NH3 blended with the additive fuels considered can be understood as the parallel oxidation processes of the individual fuels, and that the source of discrepancy between the experimental and modeling results is related to the inaccuracy of the rate parameters of the N-containing reactions. In this regard, the present detailed and reliable experimental data is of special value for model development and validation.","citation-key":"hanExperimentalKineticModeling2019","container-title":"Combustion and Flame","DOI":"10.1016/j.combustflame.2019.05.003","ISSN":"0010-2180","journalAbbreviation":"Combustion and Flame","page":"214-226","source":"ScienceDirect","title":"Experimental and kinetic modeling study of laminar burning velocities of NH3/air, NH3/H2/air, NH3/CO/air and NH3/CH4/air premixed flames","volume":"206","author":[{"family":"Han","given":"Xinlu"},{"family":"Wang","given":"Zhihua"},{"family":"Costa","given":"Mário"},{"family":"Sun","given":"Zhiwei"},{"family":"He","given":"Yong"},{"family":"Cen","given":"Kefa"}],"issued":{"date-parts":[["2019",8,1]]}}}],"schema":"https://github.com/citation-style-language/schema/raw/master/csl-citation.json"} </w:instrText>
+      </w:r>
+      <w:r>
+        <w:fldChar w:fldCharType="separate"/>
+      </w:r>
+      <w:r>
+        <w:t>[11]</w:t>
+      </w:r>
+      <w:r>
+        <w:fldChar w:fldCharType="end"/>
+      </w:r>
+      <w:r>
+        <w:t xml:space="preserve"> and Ling et al</w:t>
+      </w:r>
+      <w:r>
+        <w:t>.</w:t>
+      </w:r>
+      <w:r>
+        <w:t xml:space="preserve"> (2026) </w:t>
+      </w:r>
+      <w:r>
+        <w:fldChar w:fldCharType="begin"/>
+      </w:r>
+      <w:r>
+        <w:instrText xml:space="preserve"> ADDIN ZOTERO_ITEM CSL_CITATION {"citationID":"5apekVSt","properties":{"unsorted":false,"formattedCitation":"[12]","plainCitation":"[12]","noteIndex":0},"citationItems":[{"id":742,"uris":["http://zotero.org/users/20740871/items/77FZMWLF"],"itemData":{"id":742,"type":"article-journal","abstract":"Blending the carbon-free alternative fuel, NH3, into natural gas flames has potential to reduce the carbon emissions. The understanding of fundamental combustion properties is essential for in applications. In this study, the laminar burning velocity (SL) of the pre-dissociated ammonia + methane flame was measured by the heat flux method, under equivalent ratio ϕ = 0.6-1.5, oxygen concentration xO2 = 0.21-0.3 and ammonia dissociating ratio γ = 0-1, at 298 K and 1 atm. Most of the conditions have not been reported before in literature. Simulations were caried out using four models, where Han model shows the best agreement with the present experimental data. Reaction sensitivity analysis confirms a recent finding (DOI: 10.1016/j.proci.2024.105653) oxygen concentration and unburned mixture temperature Tu have the same effect on the SL of pre-dissociated NH3 + CH4 flame. Therefore, experimental data measured at 298 K under various oxygen conditions can be used to validate the kinetic model at elevated unburned temperatures, without requiring direct high-temperature measurements. Results show that SL increases linearly with oxygen content. and higher γ significantly amplify the promoting effect of NH3, particularly under lean and rich conditions. At Tu = 598 K, α slightly decreases with the increase of γ in lean conditions, while Ea shows non-monotonic variation. Radical analysis reveals that NH and NNH compete to consume H and OH at low γ, whereas enhanced dissociating continuously replenishes H radicals, weakening nitrogen hydrogen competition. At ϕ = 1, α remains nearly constant and Ea stabilizes when γ &gt; 0.4. Under rich conditions, both α and Ea show significant non-monotonic behavior due to γ redistributes flux between carbon chain and nitrogen radical pathways. Oxygen limitation reduces the sensitivity of H and OH, while CH3 decreases and NH, NNH increase. Nitrogen conversion follows: NH3→NH2→NH→N2O→N2, shifting from oxidation dominated NO formation under lean conditions to NCO mediated reduction mechanism under stoichiometric and rich conditions. With increasing γ, nitrogen transformation progressively favors the reduction pathway.","citation-key":"lingExperimental2026","container-title":"Journal of the Energy Institute","DOI":"10.1016/j.joei.2026.102503","ISSN":"1743-9671","journalAbbreviation":"Journal of the Energy Institute","page":"102503","source":"ScienceDirect","title":"Experimental and kinetic modeling study of the laminar burning velocity of pre-dissociated NH3 + CH4 flames","volume":"126","author":[{"family":"Ling","given":"Zhongqian"},{"family":"Lin","given":"Jiayi"},{"family":"Li","given":"Jiamin"},{"family":"Han","given":"Xinlu"},{"family":"Liu","given":"Maosheng"},{"family":"Yuan","given":"Dingkun"},{"family":"Wang","given":"Zhihua"}],"issued":{"date-parts":[["2026",6,1]]}}}],"schema":"https://github.com/citation-style-language/schema/raw/master/csl-citation.json"} </w:instrText>
+      </w:r>
+      <w:r>
+        <w:fldChar w:fldCharType="separate"/>
+      </w:r>
+      <w:r>
+        <w:t>[12]</w:t>
+      </w:r>
+      <w:r>
+        <w:fldChar w:fldCharType="end"/>
+      </w:r>
+      <w:r>
+        <w:t xml:space="preserve">. However, experimental datasets, for both fuel blends, lacked ample </w:t>
       </w:r>
       <m:oMath>
         <m:sSub>
@@ -7115,7 +6955,710 @@
         </m:sSub>
       </m:oMath>
       <w:r>
-        <w:t xml:space="preserve"> at all the equivalence ratios tested for all hydrogen </w:t>
+        <w:t xml:space="preserve"> measurements at elevated pressures, making validation of Present Mech for high pressure combustion difficult.</w:t>
+      </w:r>
+    </w:p>
+    <w:p>
+      <w:pPr>
+        <w:pStyle w:val="Maintext"/>
+      </w:pPr>
+      <w:r>
+        <w:t>Figure 3</w:t>
+      </w:r>
+      <w:r>
+        <w:t xml:space="preserve"> compar</w:t>
+      </w:r>
+      <w:r>
+        <w:t xml:space="preserve">es </w:t>
+      </w:r>
+      <w:r>
+        <w:t>NH</w:t>
+      </w:r>
+      <w:r>
+        <w:rPr>
+          <w:vertAlign w:val="subscript"/>
+        </w:rPr>
+        <w:t>3</w:t>
+      </w:r>
+      <w:r>
+        <w:t>/CH</w:t>
+      </w:r>
+      <w:r>
+        <w:rPr>
+          <w:vertAlign w:val="subscript"/>
+        </w:rPr>
+        <w:t>4</w:t>
+      </w:r>
+      <w:r>
+        <w:t>/air predictions</w:t>
+      </w:r>
+      <w:r>
+        <w:t xml:space="preserve"> by the Present Mech</w:t>
+      </w:r>
+      <w:r>
+        <w:t xml:space="preserve"> to </w:t>
+      </w:r>
+      <w:r>
+        <w:t xml:space="preserve">experimentally </w:t>
+      </w:r>
+      <w:r>
+        <w:t xml:space="preserve">measured </w:t>
+      </w:r>
+      <m:oMath>
+        <m:sSub>
+          <m:sSubPr>
+            <m:ctrlPr>
+              <w:rPr>
+                <w:rFonts w:ascii="Cambria Math" w:hAnsi="Cambria Math"/>
+                <w:i/>
+              </w:rPr>
+            </m:ctrlPr>
+          </m:sSubPr>
+          <m:e>
+            <m:r>
+              <w:rPr>
+                <w:rFonts w:ascii="Cambria Math" w:hAnsi="Cambria Math"/>
+              </w:rPr>
+              <m:t>S</m:t>
+            </m:r>
+          </m:e>
+          <m:sub>
+            <m:r>
+              <w:rPr>
+                <w:rFonts w:ascii="Cambria Math" w:hAnsi="Cambria Math"/>
+              </w:rPr>
+              <m:t>L</m:t>
+            </m:r>
+          </m:sub>
+        </m:sSub>
+      </m:oMath>
+      <w:r>
+        <w:t xml:space="preserve"> from literature</w:t>
+      </w:r>
+      <w:r>
+        <w:t xml:space="preserve"> at stoichiometric equivalence ratio and </w:t>
+      </w:r>
+      <w:r>
+        <w:lastRenderedPageBreak/>
+        <w:t>atmospheric pressure</w:t>
+      </w:r>
+      <w:r>
+        <w:t xml:space="preserve"> to</w:t>
+      </w:r>
+      <w:r>
+        <w:t xml:space="preserve"> depict</w:t>
+      </w:r>
+      <w:r>
+        <w:t xml:space="preserve"> that</w:t>
+      </w:r>
+      <w:r>
+        <w:t xml:space="preserve"> </w:t>
+      </w:r>
+      <w:r>
+        <w:t xml:space="preserve">the </w:t>
+      </w:r>
+      <m:oMath>
+        <m:sSub>
+          <m:sSubPr>
+            <m:ctrlPr>
+              <w:rPr>
+                <w:rFonts w:ascii="Cambria Math" w:hAnsi="Cambria Math"/>
+              </w:rPr>
+            </m:ctrlPr>
+          </m:sSubPr>
+          <m:e>
+            <m:r>
+              <w:rPr>
+                <w:rFonts w:ascii="Cambria Math" w:hAnsi="Cambria Math"/>
+              </w:rPr>
+              <m:t>S</m:t>
+            </m:r>
+          </m:e>
+          <m:sub>
+            <m:r>
+              <w:rPr>
+                <w:rFonts w:ascii="Cambria Math" w:hAnsi="Cambria Math"/>
+              </w:rPr>
+              <m:t>L</m:t>
+            </m:r>
+          </m:sub>
+        </m:sSub>
+      </m:oMath>
+      <w:r>
+        <w:t xml:space="preserve"> predictions are satisfactory. The model </w:t>
+      </w:r>
+      <w:r>
+        <w:t xml:space="preserve">also was able to validate </w:t>
+      </w:r>
+      <m:oMath>
+        <m:sSub>
+          <m:sSubPr>
+            <m:ctrlPr>
+              <w:rPr>
+                <w:rFonts w:ascii="Cambria Math" w:hAnsi="Cambria Math"/>
+              </w:rPr>
+            </m:ctrlPr>
+          </m:sSubPr>
+          <m:e>
+            <m:r>
+              <w:rPr>
+                <w:rFonts w:ascii="Cambria Math" w:hAnsi="Cambria Math"/>
+              </w:rPr>
+              <m:t>S</m:t>
+            </m:r>
+          </m:e>
+          <m:sub>
+            <m:r>
+              <w:rPr>
+                <w:rFonts w:ascii="Cambria Math" w:hAnsi="Cambria Math"/>
+              </w:rPr>
+              <m:t>L</m:t>
+            </m:r>
+          </m:sub>
+        </m:sSub>
+      </m:oMath>
+      <w:r>
+        <w:t xml:space="preserve"> predictions </w:t>
+      </w:r>
+      <w:r>
+        <w:t>with</w:t>
+      </w:r>
+      <w:r>
+        <w:t xml:space="preserve"> Okafor et al. (2019)</w:t>
+      </w:r>
+      <w:r>
+        <w:t>’s</w:t>
+      </w:r>
+      <w:r>
+        <w:t xml:space="preserve"> </w:t>
+      </w:r>
+      <w:r>
+        <w:fldChar w:fldCharType="begin"/>
+      </w:r>
+      <w:r>
+        <w:instrText xml:space="preserve"> ADDIN ZOTERO_ITEM CSL_CITATION {"citationID":"RaXOGHsk","properties":{"unsorted":false,"formattedCitation":"[1]","plainCitation":"[1]","noteIndex":0},"citationItems":[{"id":196,"uris":["http://zotero.org/users/20740871/items/GI6AGGV5"],"itemData":{"id":196,"type":"article-journal","abstract":"Ammonia and blends of ammonia with methane are gaining increased interest as fuels for gas turbine applications and hence optimized reduced reaction mechanisms for the fuels are required for the development of combustors. However, there is a scarcity of measured data on the laminar burning velocity of the fuels for optimizing and validating reaction mechanisms especially at high pressures. In this study, an extensive set of measurements of the unstretched laminar burning velocity and Markstein lengths of CH4NH3-air flames at high pressures are reported for the first time and an optimized reduced reaction mechanism is proposed. The experiments were conducted in a constant volume chamber for various ammonia heat fractions in the fuel ranging from 0 to 0.30, equivalence ratios ranging from 0.7 to 1.3, and mixture pressures ranging from 0.10 to 0.50 MPa. The reduced reaction mechanism was developed from a detailed reaction mechanism for CH4NH3-air flames by Okafor et al., and optimized against the present measurements and data in the literature. It is shown that the reduced mechanism models the unstretched laminar burning velocity of NH3/air and CH4NH3-air flames with high fidelity at all studied conditions. It also models satisfactorily NH3, NO and CO concentration in CH4NH3O2N2 oxidation in a laminar flow reactor. Furthermore, the reduced mechanism is demonstrated to predict NO, OH, and NH profiles in a premixed stagnation NH3-air flame satisfactorily. The experimental measurements were also used to validate selected detailed reaction mechanisms. It was found that the significant over-prediction of NO production from NH3 oxidation by GRI Mech 3.0 is primarily due to the influence of the reaction NH+H2OHNO+H2, which in fact may not be important in fuel NO chemistry.","citation-key":"okaforMeasurement2019","container-title":"Combustion and Flame","DOI":"10.1016/j.combustflame.2019.03.008","ISSN":"0010-2180","journalAbbreviation":"Combustion and Flame","page":"162-175","source":"ScienceDirect","title":"Measurement and modelling of the laminar burning velocity of methane-ammonia-air flames at high pressures using a reduced reaction mechanism","volume":"204","author":[{"family":"Okafor","given":"Ekenechukwu Chijioke"},{"family":"Naito","given":"Yuji"},{"family":"Colson","given":"Sophie"},{"family":"Ichikawa","given":"Akinori"},{"family":"Kudo","given":"Taku"},{"family":"Hayakawa","given":"Akihiro"},{"family":"Kobayashi","given":"Hideaki"}],"issued":{"date-parts":[["2019",6,1]]}}}],"schema":"https://github.com/citation-style-language/schema/raw/master/csl-citation.json"} </w:instrText>
+      </w:r>
+      <w:r>
+        <w:fldChar w:fldCharType="separate"/>
+      </w:r>
+      <w:r>
+        <w:t>[1]</w:t>
+      </w:r>
+      <w:r>
+        <w:fldChar w:fldCharType="end"/>
+      </w:r>
+      <w:r>
+        <w:t xml:space="preserve"> </w:t>
+      </w:r>
+      <w:r>
+        <w:t xml:space="preserve">datasets for </w:t>
+      </w:r>
+      <w:r>
+        <w:t>elevated pressures and different equivalence ratios. This implies that the underlying Okafor Reduced Mech optimizations for NH</w:t>
+      </w:r>
+      <w:r>
+        <w:rPr>
+          <w:vertAlign w:val="subscript"/>
+        </w:rPr>
+        <w:t>3</w:t>
+      </w:r>
+      <w:r>
+        <w:t>/CH</w:t>
+      </w:r>
+      <w:r>
+        <w:rPr>
+          <w:vertAlign w:val="subscript"/>
+        </w:rPr>
+        <w:t>4</w:t>
+      </w:r>
+      <w:r>
+        <w:t xml:space="preserve">/air flame chemistry in </w:t>
+      </w:r>
+      <w:r>
+        <w:t xml:space="preserve">Present Mech </w:t>
+      </w:r>
+      <w:r>
+        <w:t>remain</w:t>
+      </w:r>
+      <w:r>
+        <w:t>ed</w:t>
+      </w:r>
+      <w:r>
+        <w:t xml:space="preserve"> unaffected.</w:t>
+      </w:r>
+      <w:r>
+        <w:rPr>
+          <w:rFonts w:eastAsiaTheme="minorEastAsia"/>
+          <w:noProof/>
+          <w:kern w:val="0"/>
+          <w:sz w:val="24"/>
+          <w:szCs w:val="24"/>
+          <w:lang w:val="en-GB"/>
+        </w:rPr>
+        <mc:AlternateContent>
+          <mc:Choice Requires="wps">
+            <w:drawing>
+              <wp:anchor distT="0" distB="0" distL="114300" distR="114300" simplePos="0" relativeHeight="251667456" behindDoc="0" locked="1" layoutInCell="1" allowOverlap="1" wp14:anchorId="0A6FC5EE" wp14:editId="7D08F899">
+                <wp:simplePos x="0" y="0"/>
+                <wp:positionH relativeFrom="page">
+                  <wp:posOffset>720090</wp:posOffset>
+                </wp:positionH>
+                <wp:positionV relativeFrom="page">
+                  <wp:posOffset>6226175</wp:posOffset>
+                </wp:positionV>
+                <wp:extent cx="3049270" cy="2624455"/>
+                <wp:effectExtent l="0" t="0" r="0" b="4445"/>
+                <wp:wrapTopAndBottom/>
+                <wp:docPr id="2031747829" name="Text Box 9"/>
+                <wp:cNvGraphicFramePr>
+                  <a:graphicFrameLocks xmlns:a="http://schemas.openxmlformats.org/drawingml/2006/main"/>
+                </wp:cNvGraphicFramePr>
+                <a:graphic xmlns:a="http://schemas.openxmlformats.org/drawingml/2006/main">
+                  <a:graphicData uri="http://schemas.microsoft.com/office/word/2010/wordprocessingShape">
+                    <wps:wsp>
+                      <wps:cNvSpPr txBox="1">
+                        <a:spLocks noChangeArrowheads="1"/>
+                      </wps:cNvSpPr>
+                      <wps:spPr bwMode="auto">
+                        <a:xfrm>
+                          <a:off x="0" y="0"/>
+                          <a:ext cx="3049270" cy="2624455"/>
+                        </a:xfrm>
+                        <a:prstGeom prst="rect">
+                          <a:avLst/>
+                        </a:prstGeom>
+                        <a:solidFill>
+                          <a:srgbClr val="FFFFFF"/>
+                        </a:solidFill>
+                        <a:ln w="9525">
+                          <a:noFill/>
+                          <a:miter lim="800000"/>
+                          <a:headEnd/>
+                          <a:tailEnd/>
+                        </a:ln>
+                      </wps:spPr>
+                      <wps:txbx>
+                        <w:txbxContent>
+                          <w:p>
+                            <w:pPr>
+                              <w:jc w:val="center"/>
+                            </w:pPr>
+                            <w:r>
+                              <w:rPr>
+                                <w:rFonts w:asciiTheme="minorHAnsi" w:eastAsiaTheme="minorEastAsia" w:hAnsiTheme="minorHAnsi" w:cstheme="minorBidi"/>
+                                <w:noProof/>
+                                <w:kern w:val="0"/>
+                                <w:lang w:val="en-GB"/>
+                              </w:rPr>
+                              <w:drawing>
+                                <wp:inline distT="0" distB="0" distL="0" distR="0" wp14:anchorId="2E2208D0" wp14:editId="76BCDF1E">
+                                  <wp:extent cx="2875591" cy="1725354"/>
+                                  <wp:effectExtent l="0" t="0" r="1270" b="8255"/>
+                                  <wp:docPr id="1983131052" name="Picture 8"/>
+                                  <wp:cNvGraphicFramePr>
+                                    <a:graphicFrameLocks xmlns:a="http://schemas.openxmlformats.org/drawingml/2006/main" noChangeAspect="1"/>
+                                  </wp:cNvGraphicFramePr>
+                                  <a:graphic xmlns:a="http://schemas.openxmlformats.org/drawingml/2006/main">
+                                    <a:graphicData uri="http://schemas.openxmlformats.org/drawingml/2006/picture">
+                                      <pic:pic xmlns:pic="http://schemas.openxmlformats.org/drawingml/2006/picture">
+                                        <pic:nvPicPr>
+                                          <pic:cNvPr id="1983131052" name="Picture 8"/>
+                                          <pic:cNvPicPr>
+                                            <a:picLocks noChangeAspect="1" noChangeArrowheads="1"/>
+                                          </pic:cNvPicPr>
+                                        </pic:nvPicPr>
+                                        <pic:blipFill>
+                                          <a:blip r:embed="rId11">
+                                            <a:extLst>
+                                              <a:ext uri="{28A0092B-C50C-407E-A947-70E740481C1C}">
+                                                <a14:useLocalDpi xmlns:a14="http://schemas.microsoft.com/office/drawing/2010/main" val="0"/>
+                                              </a:ext>
+                                            </a:extLst>
+                                          </a:blip>
+                                          <a:stretch>
+                                            <a:fillRect/>
+                                          </a:stretch>
+                                        </pic:blipFill>
+                                        <pic:spPr bwMode="auto">
+                                          <a:xfrm>
+                                            <a:off x="0" y="0"/>
+                                            <a:ext cx="2875591" cy="1725354"/>
+                                          </a:xfrm>
+                                          <a:prstGeom prst="rect">
+                                            <a:avLst/>
+                                          </a:prstGeom>
+                                          <a:noFill/>
+                                          <a:ln>
+                                            <a:noFill/>
+                                          </a:ln>
+                                        </pic:spPr>
+                                      </pic:pic>
+                                    </a:graphicData>
+                                  </a:graphic>
+                                </wp:inline>
+                              </w:drawing>
+                            </w:r>
+                          </w:p>
+                          <w:p>
+                            <w:pPr>
+                              <w:pStyle w:val="TableFigurecaption"/>
+                              <w:spacing w:beforeLines="100" w:before="240"/>
+                              <w:rPr>
+                                <w:rFonts w:eastAsia="ＭＳ 明朝"/>
+                              </w:rPr>
+                            </w:pPr>
+                            <w:r>
+                              <w:rPr>
+                                <w:rFonts w:eastAsia="ＭＳ 明朝"/>
+                              </w:rPr>
+                              <w:t>Fig. </w:t>
+                            </w:r>
+                            <w:r>
+                              <w:rPr>
+                                <w:rFonts w:eastAsia="ＭＳ 明朝"/>
+                              </w:rPr>
+                              <w:t>5</w:t>
+                            </w:r>
+                            <w:r>
+                              <w:rPr>
+                                <w:rFonts w:eastAsia="ＭＳ 明朝"/>
+                              </w:rPr>
+                              <w:t xml:space="preserve"> </w:t>
+                            </w:r>
+                            <w:r>
+                              <w:rPr>
+                                <w:rFonts w:eastAsia="ＭＳ 明朝"/>
+                              </w:rPr>
+                              <w:t xml:space="preserve">Experimental and numerical laminar burning velocity of NH3/H2/air flames under </w:t>
+                            </w:r>
+                            <w:r>
+                              <w:rPr>
+                                <w:rFonts w:eastAsia="ＭＳ 明朝"/>
+                              </w:rPr>
+                              <w:t>lean</w:t>
+                            </w:r>
+                            <w:r>
+                              <w:rPr>
+                                <w:rFonts w:eastAsia="ＭＳ 明朝"/>
+                              </w:rPr>
+                              <w:t xml:space="preserve"> condition</w:t>
+                            </w:r>
+                            <w:r>
+                              <w:rPr>
+                                <w:rFonts w:eastAsia="ＭＳ 明朝"/>
+                              </w:rPr>
+                              <w:t xml:space="preserve"> (</w:t>
+                            </w:r>
+                            <m:oMath>
+                              <m:r>
+                                <w:rPr>
+                                  <w:rFonts w:ascii="Cambria Math" w:eastAsia="ＭＳ 明朝" w:hAnsi="Cambria Math"/>
+                                </w:rPr>
+                                <m:t>ϕ</m:t>
+                              </m:r>
+                              <m:r>
+                                <w:rPr>
+                                  <w:rFonts w:ascii="Cambria Math" w:eastAsia="ＭＳ 明朝" w:hAnsi="Cambria Math"/>
+                                </w:rPr>
+                                <m:t>=</m:t>
+                              </m:r>
+                              <m:r>
+                                <w:rPr>
+                                  <w:rFonts w:ascii="Cambria Math" w:eastAsia="ＭＳ 明朝" w:hAnsi="Cambria Math"/>
+                                </w:rPr>
+                                <m:t>1.4</m:t>
+                              </m:r>
+                              <m:r>
+                                <w:rPr>
+                                  <w:rFonts w:ascii="Cambria Math" w:eastAsia="ＭＳ 明朝" w:hAnsi="Cambria Math"/>
+                                </w:rPr>
+                                <m:t>)</m:t>
+                              </m:r>
+                            </m:oMath>
+                            <w:r>
+                              <w:rPr>
+                                <w:rFonts w:eastAsia="ＭＳ 明朝"/>
+                              </w:rPr>
+                              <w:t xml:space="preserve"> and 1 atm of pressure</w:t>
+                            </w:r>
+                            <w:r>
+                              <w:rPr>
+                                <w:rFonts w:eastAsia="ＭＳ 明朝"/>
+                              </w:rPr>
+                              <w:t xml:space="preserve"> at various hydrogen concentrations.</w:t>
+                            </w:r>
+                          </w:p>
+                          <w:p>
+                            <w:pPr>
+                              <w:pStyle w:val="TableFigurecaption"/>
+                              <w:spacing w:beforeLines="100" w:before="240" w:afterLines="0" w:after="0"/>
+                              <w:rPr>
+                                <w:rFonts w:eastAsia="ＭＳ 明朝"/>
+                              </w:rPr>
+                            </w:pPr>
+                          </w:p>
+                        </w:txbxContent>
+                      </wps:txbx>
+                      <wps:bodyPr rot="0" vertOverflow="clip" horzOverflow="clip" vert="horz" wrap="square" lIns="91440" tIns="45720" rIns="91440" bIns="45720" anchor="t" anchorCtr="0">
+                        <a:noAutofit/>
+                      </wps:bodyPr>
+                    </wps:wsp>
+                  </a:graphicData>
+                </a:graphic>
+                <wp14:sizeRelH relativeFrom="margin">
+                  <wp14:pctWidth>0</wp14:pctWidth>
+                </wp14:sizeRelH>
+                <wp14:sizeRelV relativeFrom="margin">
+                  <wp14:pctHeight>0</wp14:pctHeight>
+                </wp14:sizeRelV>
+              </wp:anchor>
+            </w:drawing>
+          </mc:Choice>
+          <mc:Fallback>
+            <w:pict>
+              <v:shape w14:anchorId="0A6FC5EE" id="Text Box 9" o:spid="_x0000_s1028" type="#_x0000_t202" style="position:absolute;left:0;text-align:left;margin-left:56.7pt;margin-top:490.25pt;width:240.1pt;height:206.65pt;z-index:251667456;visibility:visible;mso-wrap-style:square;mso-width-percent:0;mso-height-percent:0;mso-wrap-distance-left:9pt;mso-wrap-distance-top:0;mso-wrap-distance-right:9pt;mso-wrap-distance-bottom:0;mso-position-horizontal:absolute;mso-position-horizontal-relative:page;mso-position-vertical:absolute;mso-position-vertical-relative:page;mso-width-percent:0;mso-height-percent:0;mso-width-relative:margin;mso-height-relative:margin;v-text-anchor:top" o:gfxdata="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" stroked="f">
+                <v:textbox>
+                  <w:txbxContent>
+                    <w:p>
+                      <w:pPr>
+                        <w:jc w:val="center"/>
+                      </w:pPr>
+                      <w:r>
+                        <w:rPr>
+                          <w:rFonts w:asciiTheme="minorHAnsi" w:eastAsiaTheme="minorEastAsia" w:hAnsiTheme="minorHAnsi" w:cstheme="minorBidi"/>
+                          <w:noProof/>
+                          <w:kern w:val="0"/>
+                          <w:lang w:val="en-GB"/>
+                        </w:rPr>
+                        <w:drawing>
+                          <wp:inline distT="0" distB="0" distL="0" distR="0" wp14:anchorId="2E2208D0" wp14:editId="76BCDF1E">
+                            <wp:extent cx="2875591" cy="1725354"/>
+                            <wp:effectExtent l="0" t="0" r="1270" b="8255"/>
+                            <wp:docPr id="1983131052" name="Picture 8"/>
+                            <wp:cNvGraphicFramePr>
+                              <a:graphicFrameLocks xmlns:a="http://schemas.openxmlformats.org/drawingml/2006/main" noChangeAspect="1"/>
+                            </wp:cNvGraphicFramePr>
+                            <a:graphic xmlns:a="http://schemas.openxmlformats.org/drawingml/2006/main">
+                              <a:graphicData uri="http://schemas.openxmlformats.org/drawingml/2006/picture">
+                                <pic:pic xmlns:pic="http://schemas.openxmlformats.org/drawingml/2006/picture">
+                                  <pic:nvPicPr>
+                                    <pic:cNvPr id="1983131052" name="Picture 8"/>
+                                    <pic:cNvPicPr>
+                                      <a:picLocks noChangeAspect="1" noChangeArrowheads="1"/>
+                                    </pic:cNvPicPr>
+                                  </pic:nvPicPr>
+                                  <pic:blipFill>
+                                    <a:blip r:embed="rId11">
+                                      <a:extLst>
+                                        <a:ext uri="{28A0092B-C50C-407E-A947-70E740481C1C}">
+                                          <a14:useLocalDpi xmlns:a14="http://schemas.microsoft.com/office/drawing/2010/main" val="0"/>
+                                        </a:ext>
+                                      </a:extLst>
+                                    </a:blip>
+                                    <a:stretch>
+                                      <a:fillRect/>
+                                    </a:stretch>
+                                  </pic:blipFill>
+                                  <pic:spPr bwMode="auto">
+                                    <a:xfrm>
+                                      <a:off x="0" y="0"/>
+                                      <a:ext cx="2875591" cy="1725354"/>
+                                    </a:xfrm>
+                                    <a:prstGeom prst="rect">
+                                      <a:avLst/>
+                                    </a:prstGeom>
+                                    <a:noFill/>
+                                    <a:ln>
+                                      <a:noFill/>
+                                    </a:ln>
+                                  </pic:spPr>
+                                </pic:pic>
+                              </a:graphicData>
+                            </a:graphic>
+                          </wp:inline>
+                        </w:drawing>
+                      </w:r>
+                    </w:p>
+                    <w:p>
+                      <w:pPr>
+                        <w:pStyle w:val="TableFigurecaption"/>
+                        <w:spacing w:beforeLines="100" w:before="240"/>
+                        <w:rPr>
+                          <w:rFonts w:eastAsia="ＭＳ 明朝"/>
+                        </w:rPr>
+                      </w:pPr>
+                      <w:r>
+                        <w:rPr>
+                          <w:rFonts w:eastAsia="ＭＳ 明朝"/>
+                        </w:rPr>
+                        <w:t>Fig. </w:t>
+                      </w:r>
+                      <w:r>
+                        <w:rPr>
+                          <w:rFonts w:eastAsia="ＭＳ 明朝"/>
+                        </w:rPr>
+                        <w:t>5</w:t>
+                      </w:r>
+                      <w:r>
+                        <w:rPr>
+                          <w:rFonts w:eastAsia="ＭＳ 明朝"/>
+                        </w:rPr>
+                        <w:t xml:space="preserve"> </w:t>
+                      </w:r>
+                      <w:r>
+                        <w:rPr>
+                          <w:rFonts w:eastAsia="ＭＳ 明朝"/>
+                        </w:rPr>
+                        <w:t xml:space="preserve">Experimental and numerical laminar burning velocity of NH3/H2/air flames under </w:t>
+                      </w:r>
+                      <w:r>
+                        <w:rPr>
+                          <w:rFonts w:eastAsia="ＭＳ 明朝"/>
+                        </w:rPr>
+                        <w:t>lean</w:t>
+                      </w:r>
+                      <w:r>
+                        <w:rPr>
+                          <w:rFonts w:eastAsia="ＭＳ 明朝"/>
+                        </w:rPr>
+                        <w:t xml:space="preserve"> condition</w:t>
+                      </w:r>
+                      <w:r>
+                        <w:rPr>
+                          <w:rFonts w:eastAsia="ＭＳ 明朝"/>
+                        </w:rPr>
+                        <w:t xml:space="preserve"> (</w:t>
+                      </w:r>
+                      <m:oMath>
+                        <m:r>
+                          <w:rPr>
+                            <w:rFonts w:ascii="Cambria Math" w:eastAsia="ＭＳ 明朝" w:hAnsi="Cambria Math"/>
+                          </w:rPr>
+                          <m:t>ϕ</m:t>
+                        </m:r>
+                        <m:r>
+                          <w:rPr>
+                            <w:rFonts w:ascii="Cambria Math" w:eastAsia="ＭＳ 明朝" w:hAnsi="Cambria Math"/>
+                          </w:rPr>
+                          <m:t>=</m:t>
+                        </m:r>
+                        <m:r>
+                          <w:rPr>
+                            <w:rFonts w:ascii="Cambria Math" w:eastAsia="ＭＳ 明朝" w:hAnsi="Cambria Math"/>
+                          </w:rPr>
+                          <m:t>1.4</m:t>
+                        </m:r>
+                        <m:r>
+                          <w:rPr>
+                            <w:rFonts w:ascii="Cambria Math" w:eastAsia="ＭＳ 明朝" w:hAnsi="Cambria Math"/>
+                          </w:rPr>
+                          <m:t>)</m:t>
+                        </m:r>
+                      </m:oMath>
+                      <w:r>
+                        <w:rPr>
+                          <w:rFonts w:eastAsia="ＭＳ 明朝"/>
+                        </w:rPr>
+                        <w:t xml:space="preserve"> and 1 atm of pressure</w:t>
+                      </w:r>
+                      <w:r>
+                        <w:rPr>
+                          <w:rFonts w:eastAsia="ＭＳ 明朝"/>
+                        </w:rPr>
+                        <w:t xml:space="preserve"> at various hydrogen concentrations.</w:t>
+                      </w:r>
+                    </w:p>
+                    <w:p>
+                      <w:pPr>
+                        <w:pStyle w:val="TableFigurecaption"/>
+                        <w:spacing w:beforeLines="100" w:before="240" w:afterLines="0" w:after="0"/>
+                        <w:rPr>
+                          <w:rFonts w:eastAsia="ＭＳ 明朝"/>
+                        </w:rPr>
+                      </w:pPr>
+                    </w:p>
+                  </w:txbxContent>
+                </v:textbox>
+                <w10:wrap type="topAndBottom" anchorx="page" anchory="page"/>
+                <w10:anchorlock/>
+              </v:shape>
+            </w:pict>
+          </mc:Fallback>
+        </mc:AlternateContent>
+      </w:r>
+      <w:r>
+        <w:t xml:space="preserve"> </w:t>
+      </w:r>
+    </w:p>
+    <w:p>
+      <w:pPr>
+        <w:pStyle w:val="Maintext"/>
+      </w:pPr>
+      <w:r>
+        <w:t>Figure 4 and 5</w:t>
+      </w:r>
+      <w:r>
+        <w:t xml:space="preserve"> displayed accurate modelling of NH</w:t>
+      </w:r>
+      <w:r>
+        <w:rPr>
+          <w:vertAlign w:val="subscript"/>
+        </w:rPr>
+        <w:t>3</w:t>
+      </w:r>
+      <w:r>
+        <w:t>/H</w:t>
+      </w:r>
+      <w:r>
+        <w:rPr>
+          <w:vertAlign w:val="subscript"/>
+        </w:rPr>
+        <w:t>2</w:t>
+      </w:r>
+      <w:r>
+        <w:t xml:space="preserve">/air </w:t>
+      </w:r>
+      <m:oMath>
+        <m:sSub>
+          <m:sSubPr>
+            <m:ctrlPr>
+              <w:rPr>
+                <w:rFonts w:ascii="Cambria Math" w:hAnsi="Cambria Math"/>
+              </w:rPr>
+            </m:ctrlPr>
+          </m:sSubPr>
+          <m:e>
+            <m:r>
+              <w:rPr>
+                <w:rFonts w:ascii="Cambria Math" w:hAnsi="Cambria Math"/>
+              </w:rPr>
+              <m:t>S</m:t>
+            </m:r>
+          </m:e>
+          <m:sub>
+            <m:r>
+              <w:rPr>
+                <w:rFonts w:ascii="Cambria Math" w:hAnsi="Cambria Math"/>
+              </w:rPr>
+              <m:t>L</m:t>
+            </m:r>
+          </m:sub>
+        </m:sSub>
+      </m:oMath>
+      <w:r>
+        <w:t xml:space="preserve"> at </w:t>
+      </w:r>
+      <w:r>
+        <w:t>lean and rich</w:t>
+      </w:r>
+      <w:r>
+        <w:t xml:space="preserve"> equivalence ratios </w:t>
+      </w:r>
+      <w:r>
+        <w:t xml:space="preserve">respectively </w:t>
+      </w:r>
+      <w:r>
+        <w:t xml:space="preserve">tested for all hydrogen </w:t>
       </w:r>
       <w:r>
         <w:t>concentration</w:t>
@@ -7124,7 +7667,809 @@
         <w:t xml:space="preserve">s at </w:t>
       </w:r>
       <w:r>
-        <w:t>atmospheric pressure. At 3 atm of pressure, intermediate H2 concentration (</w:t>
+        <w:t xml:space="preserve">atmospheric pressure. </w:t>
+      </w:r>
+      <w:r>
+        <w:t>Moreover, a</w:t>
+      </w:r>
+      <w:r>
+        <w:t xml:space="preserve">t 3 </w:t>
+      </w:r>
+      <w:r>
+        <w:rPr>
+          <w:rFonts w:eastAsiaTheme="minorEastAsia"/>
+          <w:noProof/>
+          <w:kern w:val="0"/>
+          <w:sz w:val="24"/>
+          <w:szCs w:val="24"/>
+          <w:lang w:val="en-GB"/>
+        </w:rPr>
+        <mc:AlternateContent>
+          <mc:Choice Requires="wps">
+            <w:drawing>
+              <wp:anchor distT="0" distB="0" distL="114300" distR="114300" simplePos="0" relativeHeight="251665408" behindDoc="0" locked="1" layoutInCell="1" allowOverlap="1" wp14:anchorId="32E81171" wp14:editId="3AA0A12E">
+                <wp:simplePos x="0" y="0"/>
+                <wp:positionH relativeFrom="page">
+                  <wp:posOffset>716915</wp:posOffset>
+                </wp:positionH>
+                <wp:positionV relativeFrom="page">
+                  <wp:posOffset>3453130</wp:posOffset>
+                </wp:positionV>
+                <wp:extent cx="3049270" cy="2624455"/>
+                <wp:effectExtent l="0" t="0" r="0" b="4445"/>
+                <wp:wrapTopAndBottom/>
+                <wp:docPr id="1824329621" name="Text Box 9"/>
+                <wp:cNvGraphicFramePr>
+                  <a:graphicFrameLocks xmlns:a="http://schemas.openxmlformats.org/drawingml/2006/main"/>
+                </wp:cNvGraphicFramePr>
+                <a:graphic xmlns:a="http://schemas.openxmlformats.org/drawingml/2006/main">
+                  <a:graphicData uri="http://schemas.microsoft.com/office/word/2010/wordprocessingShape">
+                    <wps:wsp>
+                      <wps:cNvSpPr txBox="1">
+                        <a:spLocks noChangeArrowheads="1"/>
+                      </wps:cNvSpPr>
+                      <wps:spPr bwMode="auto">
+                        <a:xfrm>
+                          <a:off x="0" y="0"/>
+                          <a:ext cx="3049270" cy="2624455"/>
+                        </a:xfrm>
+                        <a:prstGeom prst="rect">
+                          <a:avLst/>
+                        </a:prstGeom>
+                        <a:solidFill>
+                          <a:srgbClr val="FFFFFF"/>
+                        </a:solidFill>
+                        <a:ln w="9525">
+                          <a:noFill/>
+                          <a:miter lim="800000"/>
+                          <a:headEnd/>
+                          <a:tailEnd/>
+                        </a:ln>
+                      </wps:spPr>
+                      <wps:txbx>
+                        <w:txbxContent>
+                          <w:p>
+                            <w:pPr>
+                              <w:jc w:val="center"/>
+                            </w:pPr>
+                            <w:r>
+                              <w:rPr>
+                                <w:rFonts w:asciiTheme="minorHAnsi" w:eastAsiaTheme="minorEastAsia" w:hAnsiTheme="minorHAnsi" w:cstheme="minorBidi"/>
+                                <w:noProof/>
+                                <w:kern w:val="0"/>
+                                <w:lang w:val="en-GB"/>
+                              </w:rPr>
+                              <w:drawing>
+                                <wp:inline distT="0" distB="0" distL="0" distR="0" wp14:anchorId="0BF1E81B" wp14:editId="50235F79">
+                                  <wp:extent cx="2875591" cy="1725354"/>
+                                  <wp:effectExtent l="0" t="0" r="1270" b="8255"/>
+                                  <wp:docPr id="104796288" name="Picture 8"/>
+                                  <wp:cNvGraphicFramePr>
+                                    <a:graphicFrameLocks xmlns:a="http://schemas.openxmlformats.org/drawingml/2006/main" noChangeAspect="1"/>
+                                  </wp:cNvGraphicFramePr>
+                                  <a:graphic xmlns:a="http://schemas.openxmlformats.org/drawingml/2006/main">
+                                    <a:graphicData uri="http://schemas.openxmlformats.org/drawingml/2006/picture">
+                                      <pic:pic xmlns:pic="http://schemas.openxmlformats.org/drawingml/2006/picture">
+                                        <pic:nvPicPr>
+                                          <pic:cNvPr id="104796288" name="Picture 8"/>
+                                          <pic:cNvPicPr>
+                                            <a:picLocks noChangeAspect="1" noChangeArrowheads="1"/>
+                                          </pic:cNvPicPr>
+                                        </pic:nvPicPr>
+                                        <pic:blipFill>
+                                          <a:blip r:embed="rId12">
+                                            <a:extLst>
+                                              <a:ext uri="{28A0092B-C50C-407E-A947-70E740481C1C}">
+                                                <a14:useLocalDpi xmlns:a14="http://schemas.microsoft.com/office/drawing/2010/main" val="0"/>
+                                              </a:ext>
+                                            </a:extLst>
+                                          </a:blip>
+                                          <a:stretch>
+                                            <a:fillRect/>
+                                          </a:stretch>
+                                        </pic:blipFill>
+                                        <pic:spPr bwMode="auto">
+                                          <a:xfrm>
+                                            <a:off x="0" y="0"/>
+                                            <a:ext cx="2875591" cy="1725354"/>
+                                          </a:xfrm>
+                                          <a:prstGeom prst="rect">
+                                            <a:avLst/>
+                                          </a:prstGeom>
+                                          <a:noFill/>
+                                          <a:ln>
+                                            <a:noFill/>
+                                          </a:ln>
+                                        </pic:spPr>
+                                      </pic:pic>
+                                    </a:graphicData>
+                                  </a:graphic>
+                                </wp:inline>
+                              </w:drawing>
+                            </w:r>
+                          </w:p>
+                          <w:p>
+                            <w:pPr>
+                              <w:pStyle w:val="TableFigurecaption"/>
+                              <w:spacing w:beforeLines="100" w:before="240"/>
+                              <w:rPr>
+                                <w:rFonts w:eastAsia="ＭＳ 明朝"/>
+                              </w:rPr>
+                            </w:pPr>
+                            <w:r>
+                              <w:rPr>
+                                <w:rFonts w:eastAsia="ＭＳ 明朝"/>
+                              </w:rPr>
+                              <w:t>Fig. </w:t>
+                            </w:r>
+                            <w:r>
+                              <w:rPr>
+                                <w:rFonts w:eastAsia="ＭＳ 明朝"/>
+                              </w:rPr>
+                              <w:t>4</w:t>
+                            </w:r>
+                            <w:r>
+                              <w:rPr>
+                                <w:rFonts w:eastAsia="ＭＳ 明朝"/>
+                              </w:rPr>
+                              <w:t xml:space="preserve"> </w:t>
+                            </w:r>
+                            <w:r>
+                              <w:rPr>
+                                <w:rFonts w:eastAsia="ＭＳ 明朝"/>
+                              </w:rPr>
+                              <w:t xml:space="preserve">Experimental and numerical laminar burning velocity of NH3/H2/air flames under </w:t>
+                            </w:r>
+                            <w:r>
+                              <w:rPr>
+                                <w:rFonts w:eastAsia="ＭＳ 明朝"/>
+                              </w:rPr>
+                              <w:t>lean</w:t>
+                            </w:r>
+                            <w:r>
+                              <w:rPr>
+                                <w:rFonts w:eastAsia="ＭＳ 明朝"/>
+                              </w:rPr>
+                              <w:t xml:space="preserve"> condition</w:t>
+                            </w:r>
+                            <w:r>
+                              <w:rPr>
+                                <w:rFonts w:eastAsia="ＭＳ 明朝"/>
+                              </w:rPr>
+                              <w:t xml:space="preserve"> (</w:t>
+                            </w:r>
+                            <m:oMath>
+                              <m:r>
+                                <w:rPr>
+                                  <w:rFonts w:ascii="Cambria Math" w:eastAsia="ＭＳ 明朝" w:hAnsi="Cambria Math"/>
+                                </w:rPr>
+                                <m:t>ϕ</m:t>
+                              </m:r>
+                              <m:r>
+                                <w:rPr>
+                                  <w:rFonts w:ascii="Cambria Math" w:eastAsia="ＭＳ 明朝" w:hAnsi="Cambria Math"/>
+                                </w:rPr>
+                                <m:t>=0.7)</m:t>
+                              </m:r>
+                            </m:oMath>
+                            <w:r>
+                              <w:rPr>
+                                <w:rFonts w:eastAsia="ＭＳ 明朝"/>
+                              </w:rPr>
+                              <w:t xml:space="preserve"> and 1 atm of pressure</w:t>
+                            </w:r>
+                            <w:r>
+                              <w:rPr>
+                                <w:rFonts w:eastAsia="ＭＳ 明朝"/>
+                              </w:rPr>
+                              <w:t xml:space="preserve"> at various hydrogen concentrations.</w:t>
+                            </w:r>
+                          </w:p>
+                          <w:p>
+                            <w:pPr>
+                              <w:pStyle w:val="TableFigurecaption"/>
+                              <w:spacing w:beforeLines="100" w:before="240" w:afterLines="0" w:after="0"/>
+                              <w:rPr>
+                                <w:rFonts w:eastAsia="ＭＳ 明朝"/>
+                              </w:rPr>
+                            </w:pPr>
+                          </w:p>
+                        </w:txbxContent>
+                      </wps:txbx>
+                      <wps:bodyPr rot="0" vertOverflow="clip" horzOverflow="clip" vert="horz" wrap="square" lIns="91440" tIns="45720" rIns="91440" bIns="45720" anchor="t" anchorCtr="0">
+                        <a:noAutofit/>
+                      </wps:bodyPr>
+                    </wps:wsp>
+                  </a:graphicData>
+                </a:graphic>
+                <wp14:sizeRelH relativeFrom="margin">
+                  <wp14:pctWidth>0</wp14:pctWidth>
+                </wp14:sizeRelH>
+                <wp14:sizeRelV relativeFrom="margin">
+                  <wp14:pctHeight>0</wp14:pctHeight>
+                </wp14:sizeRelV>
+              </wp:anchor>
+            </w:drawing>
+          </mc:Choice>
+          <mc:Fallback>
+            <w:pict>
+              <v:shape w14:anchorId="32E81171" id="_x0000_s1029" type="#_x0000_t202" style="position:absolute;left:0;text-align:left;margin-left:56.45pt;margin-top:271.9pt;width:240.1pt;height:206.65pt;z-index:251665408;visibility:visible;mso-wrap-style:square;mso-width-percent:0;mso-height-percent:0;mso-wrap-distance-left:9pt;mso-wrap-distance-top:0;mso-wrap-distance-right:9pt;mso-wrap-distance-bottom:0;mso-position-horizontal:absolute;mso-position-horizontal-relative:page;mso-position-vertical:absolute;mso-position-vertical-relative:page;mso-width-percent:0;mso-height-percent:0;mso-width-relative:margin;mso-height-relative:margin;v-text-anchor:top" o:gfxdata="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" stroked="f">
+                <v:textbox>
+                  <w:txbxContent>
+                    <w:p>
+                      <w:pPr>
+                        <w:jc w:val="center"/>
+                      </w:pPr>
+                      <w:r>
+                        <w:rPr>
+                          <w:rFonts w:asciiTheme="minorHAnsi" w:eastAsiaTheme="minorEastAsia" w:hAnsiTheme="minorHAnsi" w:cstheme="minorBidi"/>
+                          <w:noProof/>
+                          <w:kern w:val="0"/>
+                          <w:lang w:val="en-GB"/>
+                        </w:rPr>
+                        <w:drawing>
+                          <wp:inline distT="0" distB="0" distL="0" distR="0" wp14:anchorId="0BF1E81B" wp14:editId="50235F79">
+                            <wp:extent cx="2875591" cy="1725354"/>
+                            <wp:effectExtent l="0" t="0" r="1270" b="8255"/>
+                            <wp:docPr id="104796288" name="Picture 8"/>
+                            <wp:cNvGraphicFramePr>
+                              <a:graphicFrameLocks xmlns:a="http://schemas.openxmlformats.org/drawingml/2006/main" noChangeAspect="1"/>
+                            </wp:cNvGraphicFramePr>
+                            <a:graphic xmlns:a="http://schemas.openxmlformats.org/drawingml/2006/main">
+                              <a:graphicData uri="http://schemas.openxmlformats.org/drawingml/2006/picture">
+                                <pic:pic xmlns:pic="http://schemas.openxmlformats.org/drawingml/2006/picture">
+                                  <pic:nvPicPr>
+                                    <pic:cNvPr id="104796288" name="Picture 8"/>
+                                    <pic:cNvPicPr>
+                                      <a:picLocks noChangeAspect="1" noChangeArrowheads="1"/>
+                                    </pic:cNvPicPr>
+                                  </pic:nvPicPr>
+                                  <pic:blipFill>
+                                    <a:blip r:embed="rId12">
+                                      <a:extLst>
+                                        <a:ext uri="{28A0092B-C50C-407E-A947-70E740481C1C}">
+                                          <a14:useLocalDpi xmlns:a14="http://schemas.microsoft.com/office/drawing/2010/main" val="0"/>
+                                        </a:ext>
+                                      </a:extLst>
+                                    </a:blip>
+                                    <a:stretch>
+                                      <a:fillRect/>
+                                    </a:stretch>
+                                  </pic:blipFill>
+                                  <pic:spPr bwMode="auto">
+                                    <a:xfrm>
+                                      <a:off x="0" y="0"/>
+                                      <a:ext cx="2875591" cy="1725354"/>
+                                    </a:xfrm>
+                                    <a:prstGeom prst="rect">
+                                      <a:avLst/>
+                                    </a:prstGeom>
+                                    <a:noFill/>
+                                    <a:ln>
+                                      <a:noFill/>
+                                    </a:ln>
+                                  </pic:spPr>
+                                </pic:pic>
+                              </a:graphicData>
+                            </a:graphic>
+                          </wp:inline>
+                        </w:drawing>
+                      </w:r>
+                    </w:p>
+                    <w:p>
+                      <w:pPr>
+                        <w:pStyle w:val="TableFigurecaption"/>
+                        <w:spacing w:beforeLines="100" w:before="240"/>
+                        <w:rPr>
+                          <w:rFonts w:eastAsia="ＭＳ 明朝"/>
+                        </w:rPr>
+                      </w:pPr>
+                      <w:r>
+                        <w:rPr>
+                          <w:rFonts w:eastAsia="ＭＳ 明朝"/>
+                        </w:rPr>
+                        <w:t>Fig. </w:t>
+                      </w:r>
+                      <w:r>
+                        <w:rPr>
+                          <w:rFonts w:eastAsia="ＭＳ 明朝"/>
+                        </w:rPr>
+                        <w:t>4</w:t>
+                      </w:r>
+                      <w:r>
+                        <w:rPr>
+                          <w:rFonts w:eastAsia="ＭＳ 明朝"/>
+                        </w:rPr>
+                        <w:t xml:space="preserve"> </w:t>
+                      </w:r>
+                      <w:r>
+                        <w:rPr>
+                          <w:rFonts w:eastAsia="ＭＳ 明朝"/>
+                        </w:rPr>
+                        <w:t xml:space="preserve">Experimental and numerical laminar burning velocity of NH3/H2/air flames under </w:t>
+                      </w:r>
+                      <w:r>
+                        <w:rPr>
+                          <w:rFonts w:eastAsia="ＭＳ 明朝"/>
+                        </w:rPr>
+                        <w:t>lean</w:t>
+                      </w:r>
+                      <w:r>
+                        <w:rPr>
+                          <w:rFonts w:eastAsia="ＭＳ 明朝"/>
+                        </w:rPr>
+                        <w:t xml:space="preserve"> condition</w:t>
+                      </w:r>
+                      <w:r>
+                        <w:rPr>
+                          <w:rFonts w:eastAsia="ＭＳ 明朝"/>
+                        </w:rPr>
+                        <w:t xml:space="preserve"> (</w:t>
+                      </w:r>
+                      <m:oMath>
+                        <m:r>
+                          <w:rPr>
+                            <w:rFonts w:ascii="Cambria Math" w:eastAsia="ＭＳ 明朝" w:hAnsi="Cambria Math"/>
+                          </w:rPr>
+                          <m:t>ϕ</m:t>
+                        </m:r>
+                        <m:r>
+                          <w:rPr>
+                            <w:rFonts w:ascii="Cambria Math" w:eastAsia="ＭＳ 明朝" w:hAnsi="Cambria Math"/>
+                          </w:rPr>
+                          <m:t>=0.7)</m:t>
+                        </m:r>
+                      </m:oMath>
+                      <w:r>
+                        <w:rPr>
+                          <w:rFonts w:eastAsia="ＭＳ 明朝"/>
+                        </w:rPr>
+                        <w:t xml:space="preserve"> and 1 atm of pressure</w:t>
+                      </w:r>
+                      <w:r>
+                        <w:rPr>
+                          <w:rFonts w:eastAsia="ＭＳ 明朝"/>
+                        </w:rPr>
+                        <w:t xml:space="preserve"> at various hydrogen concentrations.</w:t>
+                      </w:r>
+                    </w:p>
+                    <w:p>
+                      <w:pPr>
+                        <w:pStyle w:val="TableFigurecaption"/>
+                        <w:spacing w:beforeLines="100" w:before="240" w:afterLines="0" w:after="0"/>
+                        <w:rPr>
+                          <w:rFonts w:eastAsia="ＭＳ 明朝"/>
+                        </w:rPr>
+                      </w:pPr>
+                    </w:p>
+                  </w:txbxContent>
+                </v:textbox>
+                <w10:wrap type="topAndBottom" anchorx="page" anchory="page"/>
+                <w10:anchorlock/>
+              </v:shape>
+            </w:pict>
+          </mc:Fallback>
+        </mc:AlternateContent>
+      </w:r>
+      <w:r>
+        <w:rPr>
+          <w:rFonts w:eastAsiaTheme="minorEastAsia"/>
+          <w:noProof/>
+          <w:kern w:val="0"/>
+          <w:sz w:val="24"/>
+          <w:szCs w:val="24"/>
+          <w:lang w:val="en-GB"/>
+        </w:rPr>
+        <mc:AlternateContent>
+          <mc:Choice Requires="wps">
+            <w:drawing>
+              <wp:anchor distT="0" distB="0" distL="114300" distR="114300" simplePos="0" relativeHeight="251663360" behindDoc="0" locked="1" layoutInCell="1" allowOverlap="1" wp14:anchorId="1B1AD8E6" wp14:editId="4B212E60">
+                <wp:simplePos x="0" y="0"/>
+                <wp:positionH relativeFrom="page">
+                  <wp:posOffset>716915</wp:posOffset>
+                </wp:positionH>
+                <wp:positionV relativeFrom="page">
+                  <wp:posOffset>901065</wp:posOffset>
+                </wp:positionV>
+                <wp:extent cx="3049270" cy="2677160"/>
+                <wp:effectExtent l="0" t="0" r="0" b="8890"/>
+                <wp:wrapTopAndBottom/>
+                <wp:docPr id="1785345321" name="Text Box 5"/>
+                <wp:cNvGraphicFramePr>
+                  <a:graphicFrameLocks xmlns:a="http://schemas.openxmlformats.org/drawingml/2006/main"/>
+                </wp:cNvGraphicFramePr>
+                <a:graphic xmlns:a="http://schemas.openxmlformats.org/drawingml/2006/main">
+                  <a:graphicData uri="http://schemas.microsoft.com/office/word/2010/wordprocessingShape">
+                    <wps:wsp>
+                      <wps:cNvSpPr txBox="1">
+                        <a:spLocks noChangeArrowheads="1"/>
+                      </wps:cNvSpPr>
+                      <wps:spPr bwMode="auto">
+                        <a:xfrm>
+                          <a:off x="0" y="0"/>
+                          <a:ext cx="3049270" cy="2677160"/>
+                        </a:xfrm>
+                        <a:prstGeom prst="rect">
+                          <a:avLst/>
+                        </a:prstGeom>
+                        <a:solidFill>
+                          <a:srgbClr val="FFFFFF"/>
+                        </a:solidFill>
+                        <a:ln w="9525">
+                          <a:noFill/>
+                          <a:miter lim="800000"/>
+                          <a:headEnd/>
+                          <a:tailEnd/>
+                        </a:ln>
+                      </wps:spPr>
+                      <wps:txbx>
+                        <w:txbxContent>
+                          <w:p>
+                            <w:pPr>
+                              <w:jc w:val="center"/>
+                            </w:pPr>
+                            <w:r>
+                              <w:rPr>
+                                <w:rFonts w:asciiTheme="minorHAnsi" w:eastAsiaTheme="minorEastAsia" w:hAnsiTheme="minorHAnsi" w:cstheme="minorBidi"/>
+                                <w:noProof/>
+                                <w:kern w:val="0"/>
+                                <w:lang w:val="en-GB"/>
+                              </w:rPr>
+                              <w:drawing>
+                                <wp:inline distT="0" distB="0" distL="0" distR="0" wp14:anchorId="6FFFB802" wp14:editId="2D9569EA">
+                                  <wp:extent cx="2876826" cy="1726095"/>
+                                  <wp:effectExtent l="0" t="0" r="0" b="7620"/>
+                                  <wp:docPr id="1708147523" name="Picture 4"/>
+                                  <wp:cNvGraphicFramePr>
+                                    <a:graphicFrameLocks xmlns:a="http://schemas.openxmlformats.org/drawingml/2006/main" noChangeAspect="1"/>
+                                  </wp:cNvGraphicFramePr>
+                                  <a:graphic xmlns:a="http://schemas.openxmlformats.org/drawingml/2006/main">
+                                    <a:graphicData uri="http://schemas.openxmlformats.org/drawingml/2006/picture">
+                                      <pic:pic xmlns:pic="http://schemas.openxmlformats.org/drawingml/2006/picture">
+                                        <pic:nvPicPr>
+                                          <pic:cNvPr id="1708147523" name="Picture 4"/>
+                                          <pic:cNvPicPr>
+                                            <a:picLocks noChangeAspect="1" noChangeArrowheads="1"/>
+                                          </pic:cNvPicPr>
+                                        </pic:nvPicPr>
+                                        <pic:blipFill>
+                                          <a:blip r:embed="rId13">
+                                            <a:extLst>
+                                              <a:ext uri="{28A0092B-C50C-407E-A947-70E740481C1C}">
+                                                <a14:useLocalDpi xmlns:a14="http://schemas.microsoft.com/office/drawing/2010/main" val="0"/>
+                                              </a:ext>
+                                            </a:extLst>
+                                          </a:blip>
+                                          <a:stretch>
+                                            <a:fillRect/>
+                                          </a:stretch>
+                                        </pic:blipFill>
+                                        <pic:spPr bwMode="auto">
+                                          <a:xfrm>
+                                            <a:off x="0" y="0"/>
+                                            <a:ext cx="2876826" cy="1726095"/>
+                                          </a:xfrm>
+                                          <a:prstGeom prst="rect">
+                                            <a:avLst/>
+                                          </a:prstGeom>
+                                          <a:noFill/>
+                                          <a:ln>
+                                            <a:noFill/>
+                                          </a:ln>
+                                        </pic:spPr>
+                                      </pic:pic>
+                                    </a:graphicData>
+                                  </a:graphic>
+                                </wp:inline>
+                              </w:drawing>
+                            </w:r>
+                          </w:p>
+                          <w:p>
+                            <w:pPr>
+                              <w:pStyle w:val="TableFigurecaption"/>
+                              <w:spacing w:beforeLines="100" w:before="240"/>
+                              <w:rPr>
+                                <w:rFonts w:eastAsia="ＭＳ 明朝"/>
+                              </w:rPr>
+                            </w:pPr>
+                            <w:r>
+                              <w:rPr>
+                                <w:rFonts w:eastAsia="ＭＳ 明朝"/>
+                              </w:rPr>
+                              <w:t>Fig. </w:t>
+                            </w:r>
+                            <w:r>
+                              <w:rPr>
+                                <w:rFonts w:eastAsia="ＭＳ 明朝"/>
+                              </w:rPr>
+                              <w:t>3</w:t>
+                            </w:r>
+                            <w:r>
+                              <w:rPr>
+                                <w:rFonts w:eastAsia="ＭＳ 明朝"/>
+                              </w:rPr>
+                              <w:t xml:space="preserve"> </w:t>
+                            </w:r>
+                            <w:r>
+                              <w:rPr>
+                                <w:rFonts w:eastAsia="ＭＳ 明朝"/>
+                              </w:rPr>
+                              <w:t>Experimental and numerical laminar burning velocity of NH3/</w:t>
+                            </w:r>
+                            <w:r>
+                              <w:rPr>
+                                <w:rFonts w:eastAsia="ＭＳ 明朝"/>
+                              </w:rPr>
+                              <w:t>C</w:t>
+                            </w:r>
+                            <w:r>
+                              <w:rPr>
+                                <w:rFonts w:eastAsia="ＭＳ 明朝"/>
+                              </w:rPr>
+                              <w:t>H</w:t>
+                            </w:r>
+                            <w:r>
+                              <w:rPr>
+                                <w:rFonts w:eastAsia="ＭＳ 明朝"/>
+                              </w:rPr>
+                              <w:t>4</w:t>
+                            </w:r>
+                            <w:r>
+                              <w:rPr>
+                                <w:rFonts w:eastAsia="ＭＳ 明朝"/>
+                              </w:rPr>
+                              <w:t>/air flames under stoichiometric condition</w:t>
+                            </w:r>
+                            <w:r>
+                              <w:rPr>
+                                <w:rFonts w:eastAsia="ＭＳ 明朝"/>
+                              </w:rPr>
+                              <w:t xml:space="preserve"> and 1 atm of pressure</w:t>
+                            </w:r>
+                            <w:r>
+                              <w:rPr>
+                                <w:rFonts w:eastAsia="ＭＳ 明朝"/>
+                              </w:rPr>
+                              <w:t xml:space="preserve"> at various</w:t>
+                            </w:r>
+                            <w:r>
+                              <w:rPr>
+                                <w:rFonts w:eastAsia="ＭＳ 明朝"/>
+                              </w:rPr>
+                              <w:t xml:space="preserve"> </w:t>
+                            </w:r>
+                            <w:r>
+                              <w:rPr>
+                                <w:rFonts w:eastAsia="ＭＳ 明朝"/>
+                              </w:rPr>
+                              <w:t>ammonia</w:t>
+                            </w:r>
+                            <w:r>
+                              <w:rPr>
+                                <w:rFonts w:eastAsia="ＭＳ 明朝"/>
+                              </w:rPr>
+                              <w:t xml:space="preserve"> concentrations</w:t>
+                            </w:r>
+                            <w:r>
+                              <w:rPr>
+                                <w:rFonts w:eastAsia="ＭＳ 明朝"/>
+                              </w:rPr>
+                              <w:t>.</w:t>
+                            </w:r>
+                          </w:p>
+                          <w:p>
+                            <w:pPr>
+                              <w:pStyle w:val="TableFigurecaption"/>
+                              <w:spacing w:beforeLines="100" w:before="240" w:afterLines="0" w:after="0"/>
+                              <w:rPr>
+                                <w:rFonts w:eastAsia="ＭＳ 明朝"/>
+                              </w:rPr>
+                            </w:pPr>
+                          </w:p>
+                        </w:txbxContent>
+                      </wps:txbx>
+                      <wps:bodyPr rot="0" vertOverflow="clip" horzOverflow="clip" vert="horz" wrap="square" lIns="91440" tIns="45720" rIns="91440" bIns="45720" anchor="t" anchorCtr="0">
+                        <a:noAutofit/>
+                      </wps:bodyPr>
+                    </wps:wsp>
+                  </a:graphicData>
+                </a:graphic>
+                <wp14:sizeRelH relativeFrom="margin">
+                  <wp14:pctWidth>0</wp14:pctWidth>
+                </wp14:sizeRelH>
+                <wp14:sizeRelV relativeFrom="margin">
+                  <wp14:pctHeight>0</wp14:pctHeight>
+                </wp14:sizeRelV>
+              </wp:anchor>
+            </w:drawing>
+          </mc:Choice>
+          <mc:Fallback>
+            <w:pict>
+              <v:shape w14:anchorId="1B1AD8E6" id="Text Box 5" o:spid="_x0000_s1030" type="#_x0000_t202" style="position:absolute;left:0;text-align:left;margin-left:56.45pt;margin-top:70.95pt;width:240.1pt;height:210.8pt;z-index:251663360;visibility:visible;mso-wrap-style:square;mso-width-percent:0;mso-height-percent:0;mso-wrap-distance-left:9pt;mso-wrap-distance-top:0;mso-wrap-distance-right:9pt;mso-wrap-distance-bottom:0;mso-position-horizontal:absolute;mso-position-horizontal-relative:page;mso-position-vertical:absolute;mso-position-vertical-relative:page;mso-width-percent:0;mso-height-percent:0;mso-width-relative:margin;mso-height-relative:margin;v-text-anchor:top" o:gfxdata="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" stroked="f">
+                <v:textbox>
+                  <w:txbxContent>
+                    <w:p>
+                      <w:pPr>
+                        <w:jc w:val="center"/>
+                      </w:pPr>
+                      <w:r>
+                        <w:rPr>
+                          <w:rFonts w:asciiTheme="minorHAnsi" w:eastAsiaTheme="minorEastAsia" w:hAnsiTheme="minorHAnsi" w:cstheme="minorBidi"/>
+                          <w:noProof/>
+                          <w:kern w:val="0"/>
+                          <w:lang w:val="en-GB"/>
+                        </w:rPr>
+                        <w:drawing>
+                          <wp:inline distT="0" distB="0" distL="0" distR="0" wp14:anchorId="6FFFB802" wp14:editId="2D9569EA">
+                            <wp:extent cx="2876826" cy="1726095"/>
+                            <wp:effectExtent l="0" t="0" r="0" b="7620"/>
+                            <wp:docPr id="1708147523" name="Picture 4"/>
+                            <wp:cNvGraphicFramePr>
+                              <a:graphicFrameLocks xmlns:a="http://schemas.openxmlformats.org/drawingml/2006/main" noChangeAspect="1"/>
+                            </wp:cNvGraphicFramePr>
+                            <a:graphic xmlns:a="http://schemas.openxmlformats.org/drawingml/2006/main">
+                              <a:graphicData uri="http://schemas.openxmlformats.org/drawingml/2006/picture">
+                                <pic:pic xmlns:pic="http://schemas.openxmlformats.org/drawingml/2006/picture">
+                                  <pic:nvPicPr>
+                                    <pic:cNvPr id="1708147523" name="Picture 4"/>
+                                    <pic:cNvPicPr>
+                                      <a:picLocks noChangeAspect="1" noChangeArrowheads="1"/>
+                                    </pic:cNvPicPr>
+                                  </pic:nvPicPr>
+                                  <pic:blipFill>
+                                    <a:blip r:embed="rId13">
+                                      <a:extLst>
+                                        <a:ext uri="{28A0092B-C50C-407E-A947-70E740481C1C}">
+                                          <a14:useLocalDpi xmlns:a14="http://schemas.microsoft.com/office/drawing/2010/main" val="0"/>
+                                        </a:ext>
+                                      </a:extLst>
+                                    </a:blip>
+                                    <a:stretch>
+                                      <a:fillRect/>
+                                    </a:stretch>
+                                  </pic:blipFill>
+                                  <pic:spPr bwMode="auto">
+                                    <a:xfrm>
+                                      <a:off x="0" y="0"/>
+                                      <a:ext cx="2876826" cy="1726095"/>
+                                    </a:xfrm>
+                                    <a:prstGeom prst="rect">
+                                      <a:avLst/>
+                                    </a:prstGeom>
+                                    <a:noFill/>
+                                    <a:ln>
+                                      <a:noFill/>
+                                    </a:ln>
+                                  </pic:spPr>
+                                </pic:pic>
+                              </a:graphicData>
+                            </a:graphic>
+                          </wp:inline>
+                        </w:drawing>
+                      </w:r>
+                    </w:p>
+                    <w:p>
+                      <w:pPr>
+                        <w:pStyle w:val="TableFigurecaption"/>
+                        <w:spacing w:beforeLines="100" w:before="240"/>
+                        <w:rPr>
+                          <w:rFonts w:eastAsia="ＭＳ 明朝"/>
+                        </w:rPr>
+                      </w:pPr>
+                      <w:r>
+                        <w:rPr>
+                          <w:rFonts w:eastAsia="ＭＳ 明朝"/>
+                        </w:rPr>
+                        <w:t>Fig. </w:t>
+                      </w:r>
+                      <w:r>
+                        <w:rPr>
+                          <w:rFonts w:eastAsia="ＭＳ 明朝"/>
+                        </w:rPr>
+                        <w:t>3</w:t>
+                      </w:r>
+                      <w:r>
+                        <w:rPr>
+                          <w:rFonts w:eastAsia="ＭＳ 明朝"/>
+                        </w:rPr>
+                        <w:t xml:space="preserve"> </w:t>
+                      </w:r>
+                      <w:r>
+                        <w:rPr>
+                          <w:rFonts w:eastAsia="ＭＳ 明朝"/>
+                        </w:rPr>
+                        <w:t>Experimental and numerical laminar burning velocity of NH3/</w:t>
+                      </w:r>
+                      <w:r>
+                        <w:rPr>
+                          <w:rFonts w:eastAsia="ＭＳ 明朝"/>
+                        </w:rPr>
+                        <w:t>C</w:t>
+                      </w:r>
+                      <w:r>
+                        <w:rPr>
+                          <w:rFonts w:eastAsia="ＭＳ 明朝"/>
+                        </w:rPr>
+                        <w:t>H</w:t>
+                      </w:r>
+                      <w:r>
+                        <w:rPr>
+                          <w:rFonts w:eastAsia="ＭＳ 明朝"/>
+                        </w:rPr>
+                        <w:t>4</w:t>
+                      </w:r>
+                      <w:r>
+                        <w:rPr>
+                          <w:rFonts w:eastAsia="ＭＳ 明朝"/>
+                        </w:rPr>
+                        <w:t>/air flames under stoichiometric condition</w:t>
+                      </w:r>
+                      <w:r>
+                        <w:rPr>
+                          <w:rFonts w:eastAsia="ＭＳ 明朝"/>
+                        </w:rPr>
+                        <w:t xml:space="preserve"> and 1 atm of pressure</w:t>
+                      </w:r>
+                      <w:r>
+                        <w:rPr>
+                          <w:rFonts w:eastAsia="ＭＳ 明朝"/>
+                        </w:rPr>
+                        <w:t xml:space="preserve"> at various</w:t>
+                      </w:r>
+                      <w:r>
+                        <w:rPr>
+                          <w:rFonts w:eastAsia="ＭＳ 明朝"/>
+                        </w:rPr>
+                        <w:t xml:space="preserve"> </w:t>
+                      </w:r>
+                      <w:r>
+                        <w:rPr>
+                          <w:rFonts w:eastAsia="ＭＳ 明朝"/>
+                        </w:rPr>
+                        <w:t>ammonia</w:t>
+                      </w:r>
+                      <w:r>
+                        <w:rPr>
+                          <w:rFonts w:eastAsia="ＭＳ 明朝"/>
+                        </w:rPr>
+                        <w:t xml:space="preserve"> concentrations</w:t>
+                      </w:r>
+                      <w:r>
+                        <w:rPr>
+                          <w:rFonts w:eastAsia="ＭＳ 明朝"/>
+                        </w:rPr>
+                        <w:t>.</w:t>
+                      </w:r>
+                    </w:p>
+                    <w:p>
+                      <w:pPr>
+                        <w:pStyle w:val="TableFigurecaption"/>
+                        <w:spacing w:beforeLines="100" w:before="240" w:afterLines="0" w:after="0"/>
+                        <w:rPr>
+                          <w:rFonts w:eastAsia="ＭＳ 明朝"/>
+                        </w:rPr>
+                      </w:pPr>
+                    </w:p>
+                  </w:txbxContent>
+                </v:textbox>
+                <w10:wrap type="topAndBottom" anchorx="page" anchory="page"/>
+                <w10:anchorlock/>
+              </v:shape>
+            </w:pict>
+          </mc:Fallback>
+        </mc:AlternateContent>
+      </w:r>
+      <w:r>
+        <w:t>atm of pressure, intermediate H</w:t>
+      </w:r>
+      <w:r>
+        <w:rPr>
+          <w:vertAlign w:val="subscript"/>
+        </w:rPr>
+        <w:t>2</w:t>
+      </w:r>
+      <w:r>
+        <w:t xml:space="preserve"> concentration (</w:t>
       </w:r>
       <m:oMath>
         <m:sSub>
@@ -7146,6 +8491,9 @@
           </m:e>
           <m:sub>
             <m:r>
+              <m:rPr>
+                <m:sty m:val="p"/>
+              </m:rPr>
               <w:rPr>
                 <w:rFonts w:ascii="Cambria Math" w:hAnsi="Cambria Math"/>
               </w:rPr>
@@ -7161,7 +8509,31 @@
         </m:r>
       </m:oMath>
       <w:r>
-        <w:t xml:space="preserve">) were validated while, at 5 atm of pressure, only </w:t>
+        <w:t xml:space="preserve">) were validated </w:t>
+      </w:r>
+      <w:r>
+        <w:t xml:space="preserve">with datasets from Wang et al. </w:t>
+      </w:r>
+      <w:r>
+        <w:fldChar w:fldCharType="begin"/>
+      </w:r>
+      <w:r>
+        <w:instrText xml:space="preserve"> ADDIN ZOTERO_ITEM CSL_CITATION {"citationID":"O3jfqFGP","properties":{"unsorted":false,"formattedCitation":"[13]","plainCitation":"[13]","noteIndex":0},"citationItems":[{"id":727,"uris":["http://zotero.org/users/20740871/items/XCXB3HFQ"],"itemData":{"id":727,"type":"article-journal","abstract":"Mixing ammonia with syngas can be a promising way to overcome the low reactivity of ammonia, allowing it to find usage in IGCC (Integrated Gasification Combined Cycle) systems and gas turbines for power generation. However, fundamental experimental data on laminar burning velocity of NH3/syngas/air are rather scarce, especially at elevated pressures. This information is critical for the development and validation of reaction mechanisms and advances in combustor design. In the present work, measurements of the laminar burning velocities (SL) of NH3/syngas/air, NH3/CO/air, and NH3/H2/air premixed flames were performed by the heat flux method at pressures up to 5 atm, equivalence ratios ranging from 0.7 to 1.6, ammonia mole fractions in the fuel mixture from 0.2 to 1.0 in the NH3/syngas/air mixtures and 0.03–1.0 in the NH3/CO/air mixtures. Several recently published ammonia oxidation mechanisms were tested against the present experimental data. The measurements and predictions of SL exhibit discrepancies especially for NH3/H2/air flames at elevated pressures. The pressure exponent factors, β, characterizing burning velocity at elevated pressure via empirical power-law correlation SL/SL0 = (P/P0)β are extracted from the measured SL and compared with the numerical results. The thermal, diffusion, and chemical effects of blending syngas with ammonia on SL of the mixtures are distinguished, and the dominant role of the adiabatic flame temperature on the variation of the pressure exponent β is discussed. Kinetic modeling and sensitivity analyses showed that reactions of NHi to N2Hi (i = 0–4) species affect the predicted SL under rich conditions. At elevated pressures, these reactions also affect the NO formation via third-body collision reactions and NHi + NO reactions. Even for rich flames, the ammonia consumption is favored with the addition of syngas which also promotes NO formation by enriching the H and OH radical pools and increasing the flame temperature. The addition of hydrogen or carbon monoxide has equally promoting effect on the ammonia decomposition and NOx formation although their flame speed differs a lot.","citation-key":"wangExperimentalStudyKinetic2020","container-title":"Combustion and Flame","DOI":"10.1016/j.combustflame.2020.08.004","ISSN":"0010-2180","journalAbbreviation":"Combustion and Flame","page":"270-287","source":"ScienceDirect","title":"Experimental study and kinetic analysis of the laminar burning velocity of NH3/syngas/air, NH3/CO/air and NH3/H2/air premixed flames at elevated pressures","volume":"221","author":[{"family":"Wang","given":"Shixing"},{"family":"Wang","given":"Zhihua"},{"family":"Elbaz","given":"Ayman M."},{"family":"Han","given":"Xinlu"},{"family":"He","given":"Yong"},{"family":"Costa","given":"Mário"},{"family":"Konnov","given":"Alexander A."},{"family":"Roberts","given":"William L."}],"issued":{"date-parts":[["2020",11,1]]}}}],"schema":"https://github.com/citation-style-language/schema/raw/master/csl-citation.json"} </w:instrText>
+      </w:r>
+      <w:r>
+        <w:fldChar w:fldCharType="separate"/>
+      </w:r>
+      <w:r>
+        <w:t>[13]</w:t>
+      </w:r>
+      <w:r>
+        <w:fldChar w:fldCharType="end"/>
+      </w:r>
+      <w:r>
+        <w:t xml:space="preserve"> </w:t>
+      </w:r>
+      <w:r>
+        <w:t xml:space="preserve">while, at 5 atm of pressure, only </w:t>
       </w:r>
       <m:oMath>
         <m:sSub>
@@ -7183,6 +8555,9 @@
           </m:e>
           <m:sub>
             <m:r>
+              <m:rPr>
+                <m:sty m:val="p"/>
+              </m:rPr>
               <w:rPr>
                 <w:rFonts w:ascii="Cambria Math" w:hAnsi="Cambria Math"/>
               </w:rPr>
@@ -7198,189 +8573,28 @@
         </m:r>
       </m:oMath>
       <w:r>
-        <w:t xml:space="preserve"> could be validated. This suggests that Present Mech is now capable of modelling flame speed of hydrogen enriched ammonia combustion. When comparing NH</w:t>
-      </w:r>
-      <w:r>
-        <w:rPr>
-          <w:vertAlign w:val="subscript"/>
-        </w:rPr>
-        <w:t>3</w:t>
-      </w:r>
-      <w:r>
-        <w:t>/CH</w:t>
-      </w:r>
-      <w:r>
-        <w:rPr>
-          <w:vertAlign w:val="subscript"/>
-        </w:rPr>
-        <w:t>4</w:t>
-      </w:r>
-      <w:r>
-        <w:t xml:space="preserve">/air predictions to measured </w:t>
-      </w:r>
-      <m:oMath>
-        <m:sSub>
-          <m:sSubPr>
-            <m:ctrlPr>
-              <w:rPr>
-                <w:rFonts w:ascii="Cambria Math" w:hAnsi="Cambria Math"/>
-                <w:i/>
-              </w:rPr>
-            </m:ctrlPr>
-          </m:sSubPr>
-          <m:e>
-            <m:r>
-              <w:rPr>
-                <w:rFonts w:ascii="Cambria Math" w:hAnsi="Cambria Math"/>
-              </w:rPr>
-              <m:t>S</m:t>
-            </m:r>
-          </m:e>
-          <m:sub>
-            <m:r>
-              <w:rPr>
-                <w:rFonts w:ascii="Cambria Math" w:hAnsi="Cambria Math"/>
-              </w:rPr>
-              <m:t>L</m:t>
-            </m:r>
-          </m:sub>
-        </m:sSub>
-      </m:oMath>
-      <w:r>
-        <w:t xml:space="preserve">, the </w:t>
-      </w:r>
-      <m:oMath>
-        <m:sSub>
-          <m:sSubPr>
-            <m:ctrlPr>
-              <w:rPr>
-                <w:rFonts w:ascii="Cambria Math" w:hAnsi="Cambria Math"/>
-              </w:rPr>
-            </m:ctrlPr>
-          </m:sSubPr>
-          <m:e>
-            <m:r>
-              <w:rPr>
-                <w:rFonts w:ascii="Cambria Math" w:hAnsi="Cambria Math"/>
-              </w:rPr>
-              <m:t>S</m:t>
-            </m:r>
-          </m:e>
-          <m:sub>
-            <m:r>
-              <w:rPr>
-                <w:rFonts w:ascii="Cambria Math" w:hAnsi="Cambria Math"/>
-              </w:rPr>
-              <m:t>L</m:t>
-            </m:r>
-          </m:sub>
-        </m:sSub>
-      </m:oMath>
-      <w:r>
-        <w:t xml:space="preserve"> predictions are satisfactory. The model </w:t>
-      </w:r>
-      <w:r>
-        <w:t>can</w:t>
-      </w:r>
-      <w:r>
-        <w:t xml:space="preserve"> match </w:t>
-      </w:r>
-      <m:oMath>
-        <m:sSub>
-          <m:sSubPr>
-            <m:ctrlPr>
-              <w:rPr>
-                <w:rFonts w:ascii="Cambria Math" w:hAnsi="Cambria Math"/>
-              </w:rPr>
-            </m:ctrlPr>
-          </m:sSubPr>
-          <m:e>
-            <m:r>
-              <w:rPr>
-                <w:rFonts w:ascii="Cambria Math" w:hAnsi="Cambria Math"/>
-              </w:rPr>
-              <m:t>S</m:t>
-            </m:r>
-          </m:e>
-          <m:sub>
-            <m:r>
-              <w:rPr>
-                <w:rFonts w:ascii="Cambria Math" w:hAnsi="Cambria Math"/>
-              </w:rPr>
-              <m:t>L</m:t>
-            </m:r>
-          </m:sub>
-        </m:sSub>
-      </m:oMath>
-      <w:r>
-        <w:t xml:space="preserve"> predictions to Okafor et al. (2019) </w:t>
+        <w:t xml:space="preserve"> could be validated</w:t>
+      </w:r>
+      <w:r>
+        <w:t xml:space="preserve"> with the dataset from Gotama et al. </w:t>
       </w:r>
       <w:r>
         <w:fldChar w:fldCharType="begin"/>
       </w:r>
       <w:r>
-        <w:instrText xml:space="preserve"> ADDIN ZOTERO_ITEM CSL_CITATION {"citationID":"RaXOGHsk","properties":{"unsorted":false,"formattedCitation":"[1]","plainCitation":"[1]","noteIndex":0},"citationItems":[{"id":196,"uris":["http://zotero.org/users/20740871/items/GI6AGGV5"],"itemData":{"id":196,"type":"article-journal","abstract":"Ammonia and blends of ammonia with methane are gaining increased interest as fuels for gas turbine applications and hence optimized reduced reaction mechanisms for the fuels are required for the development of combustors. However, there is a scarcity of measured data on the laminar burning velocity of the fuels for optimizing and validating reaction mechanisms especially at high pressures. In this study, an extensive set of measurements of the unstretched laminar burning velocity and Markstein lengths of CH4NH3-air flames at high pressures are reported for the first time and an optimized reduced reaction mechanism is proposed. The experiments were conducted in a constant volume chamber for various ammonia heat fractions in the fuel ranging from 0 to 0.30, equivalence ratios ranging from 0.7 to 1.3, and mixture pressures ranging from 0.10 to 0.50 MPa. The reduced reaction mechanism was developed from a detailed reaction mechanism for CH4NH3-air flames by Okafor et al., and optimized against the present measurements and data in the literature. It is shown that the reduced mechanism models the unstretched laminar burning velocity of NH3/air and CH4NH3-air flames with high fidelity at all studied conditions. It also models satisfactorily NH3, NO and CO concentration in CH4NH3O2N2 oxidation in a laminar flow reactor. Furthermore, the reduced mechanism is demonstrated to predict NO, OH, and NH profiles in a premixed stagnation NH3-air flame satisfactorily. The experimental measurements were also used to validate selected detailed reaction mechanisms. It was found that the significant over-prediction of NO production from NH3 oxidation by GRI Mech 3.0 is primarily due to the influence of the reaction NH+H2OHNO+H2, which in fact may not be important in fuel NO chemistry.","citation-key":"okaforMeasurement2019","container-title":"Combustion and Flame","DOI":"10.1016/j.combustflame.2019.03.008","ISSN":"0010-2180","journalAbbreviation":"Combustion and Flame","page":"162-175","source":"ScienceDirect","title":"Measurement and modelling of the laminar burning velocity of methane-ammonia-air flames at high pressures using a reduced reaction mechanism","volume":"204","author":[{"family":"Okafor","given":"Ekenechukwu Chijioke"},{"family":"Naito","given":"Yuji"},{"family":"Colson","given":"Sophie"},{"family":"Ichikawa","given":"Akinori"},{"family":"Kudo","given":"Taku"},{"family":"Hayakawa","given":"Akihiro"},{"family":"Kobayashi","given":"Hideaki"}],"issued":{"date-parts":[["2019",6,1]]}}}],"schema":"https://github.com/citation-style-language/schema/raw/master/csl-citation.json"} </w:instrText>
+        <w:instrText xml:space="preserve"> ADDIN ZOTERO_ITEM CSL_CITATION {"citationID":"pGpNApZ5","properties":{"unsorted":false,"formattedCitation":"[6]","plainCitation":"[6]","noteIndex":0},"citationItems":[{"id":733,"uris":["http://zotero.org/users/20740871/items/T3E45C4C"],"itemData":{"id":733,"type":"article-journal","abstract":"The application of ammonia (NH3) blended with hydrogen (H2) as a fuel in combustion systems is a practical approach to decarbonise the energy sector, and the combustion of the fuel at rich conditions is relevant in emissions control through rich-lean combustion. However, the chemistry of rich NH3/H2 flames at high pressure, and the interaction between NH3 and H2 still need to be clarified. Therefore, the present study focuses on the chemical kinetics of NH3/H2/air flames at rich conditions and elevated pressures. To validate chemical kinetics in the literature, the laminar burning velocity of NH3/H2/Air premixed flames were measured at 0.1 and 0.5 MPa and equivalence ratios up to 1.8. The results show that the seven kinetics mechanisms studied could not satisfactorily predict the measurements at fuel-rich conditions and elevated pressure. The kinetics mechanism by Han et al. was optimized, leading to a new detailed kinetics, which can be reduced to 26 species and 119 reactions and satisfactorily predicts the present measurements and those in the literature. Analysis of the chemistry of NH3/H2 flames using the new mechanism shows NH3 and H2 kinetics are strongly coupled through a H2 decomposition/recovery mechanism, here named H2 recovery mechanism, which is important in modelling the burning velocity of the flame at fuel-rich conditions. The burned gas Markstein length was also extracted from the measured flame speed and its behaviour was studied using theoretical correlations.","citation-key":"gotamaMeasurement2022","container-title":"Combustion and Flame","DOI":"10.1016/j.combustflame.2021.111753","ISSN":"0010-2180","journalAbbreviation":"Combustion and Flame","page":"111753","source":"ScienceDirect","title":"Measurement of the laminar burning velocity and kinetics study of the importance of the hydrogen recovery mechanism of ammonia/hydrogen/air premixed flames","volume":"236","author":[{"family":"Gotama","given":"Gabriel J."},{"family":"Hayakawa","given":"Akihiro"},{"family":"Okafor","given":"Ekenechukwu C."},{"family":"Kanoshima","given":"Ryuhei"},{"family":"Hayashi","given":"Masao"},{"family":"Kudo","given":"Taku"},{"family":"Kobayashi","given":"Hideaki"}],"issued":{"date-parts":[["2022",2,1]]}}}],"schema":"https://github.com/citation-style-language/schema/raw/master/csl-citation.json"} </w:instrText>
       </w:r>
       <w:r>
         <w:fldChar w:fldCharType="separate"/>
       </w:r>
       <w:r>
-        <w:t>[1]</w:t>
+        <w:t>[6]</w:t>
       </w:r>
       <w:r>
         <w:fldChar w:fldCharType="end"/>
       </w:r>
       <w:r>
-        <w:t xml:space="preserve"> for all the its data points across elevated pressures, increasing </w:t>
-      </w:r>
-      <m:oMath>
-        <m:sSub>
-          <m:sSubPr>
-            <m:ctrlPr>
-              <w:rPr>
-                <w:rFonts w:ascii="Cambria Math" w:hAnsi="Cambria Math"/>
-                <w:i/>
-              </w:rPr>
-            </m:ctrlPr>
-          </m:sSubPr>
-          <m:e>
-            <m:r>
-              <w:rPr>
-                <w:rFonts w:ascii="Cambria Math" w:hAnsi="Cambria Math"/>
-              </w:rPr>
-              <m:t>X</m:t>
-            </m:r>
-          </m:e>
-          <m:sub>
-            <m:r>
-              <w:rPr>
-                <w:rFonts w:ascii="Cambria Math" w:hAnsi="Cambria Math"/>
-              </w:rPr>
-              <m:t>CH4</m:t>
-            </m:r>
-          </m:sub>
-        </m:sSub>
-      </m:oMath>
-      <w:r>
-        <w:t xml:space="preserve"> and different equivalence ratios. This implies that the underlying Okafor Reduced Mech optimizations for NH</w:t>
-      </w:r>
-      <w:r>
-        <w:rPr>
-          <w:vertAlign w:val="subscript"/>
-        </w:rPr>
-        <w:t>3</w:t>
-      </w:r>
-      <w:r>
-        <w:t>/CH</w:t>
-      </w:r>
-      <w:r>
-        <w:rPr>
-          <w:vertAlign w:val="subscript"/>
-        </w:rPr>
-        <w:t>4</w:t>
-      </w:r>
-      <w:r>
-        <w:t>/air flame chemistry in Present Mech is unaffected.</w:t>
+        <w:t>. This suggests that Present Mech is now capable of modelling flame speed of hydrogen enriched ammonia combustion.</w:t>
       </w:r>
     </w:p>
     <w:p>
@@ -7418,13 +8632,10 @@
           <w:i/>
           <w:iCs/>
         </w:rPr>
-        <w:t>Combustion and Flame</w:t>
-      </w:r>
-      <w:r>
-        <w:t>, 204, (2019), 162–175</w:t>
-      </w:r>
-      <w:r>
-        <w:t>.</w:t>
+        <w:t>Combust. Flame</w:t>
+      </w:r>
+      <w:r>
+        <w:t>, 204, (2019), 162–175.</w:t>
       </w:r>
     </w:p>
     <w:p>
@@ -7439,13 +8650,10 @@
           <w:i/>
           <w:iCs/>
         </w:rPr>
-        <w:t>Combustion and Flame</w:t>
-      </w:r>
-      <w:r>
-        <w:t>, 187, (2018), 185–198</w:t>
-      </w:r>
-      <w:r>
-        <w:t>.</w:t>
+        <w:t>Combust. Flame</w:t>
+      </w:r>
+      <w:r>
+        <w:t>, 187, (2018), 185–198.</w:t>
       </w:r>
     </w:p>
     <w:p>
@@ -7460,13 +8668,10 @@
           <w:i/>
           <w:iCs/>
         </w:rPr>
-        <w:t>Combustion and Flame</w:t>
-      </w:r>
-      <w:r>
-        <w:t>, 210, (2019), 236–246</w:t>
-      </w:r>
-      <w:r>
-        <w:t>.</w:t>
+        <w:t>Combust. Flame</w:t>
+      </w:r>
+      <w:r>
+        <w:t>, 210, (2019), 236–246.</w:t>
       </w:r>
     </w:p>
     <w:p>
@@ -7481,7 +8686,7 @@
           <w:i/>
           <w:iCs/>
         </w:rPr>
-        <w:t>Renewable and Sustainable Energy Reviews</w:t>
+        <w:t>Renew. Sustain. Energy Rev.</w:t>
       </w:r>
       <w:r>
         <w:t>, 147, (2021), 111254.</w:t>
@@ -7492,15 +8697,7 @@
         <w:pStyle w:val="Reference"/>
       </w:pPr>
       <w:r>
-        <w:t xml:space="preserve">R. Li, A. A. Konnov, G. He, F. Qin, and D. </w:t>
-      </w:r>
-      <w:proofErr w:type="gramStart"/>
-      <w:r>
-        <w:t>Zhang,</w:t>
-      </w:r>
-      <w:proofErr w:type="gramEnd"/>
-      <w:r>
-        <w:t xml:space="preserve"> </w:t>
+        <w:t xml:space="preserve">R. Li, A. A. Konnov, G. He, F. Qin, and D. Zhang, </w:t>
       </w:r>
       <w:r>
         <w:rPr>
@@ -7518,22 +8715,14 @@
         <w:pStyle w:val="Reference"/>
       </w:pPr>
       <w:r>
-        <w:t xml:space="preserve">G. J. Gotama, A. Hayakawa, E. C. Okafor, R. </w:t>
-      </w:r>
-      <w:proofErr w:type="spellStart"/>
-      <w:r>
-        <w:t>Kanoshima</w:t>
-      </w:r>
-      <w:proofErr w:type="spellEnd"/>
-      <w:r>
-        <w:t xml:space="preserve">, M. Hayashi, T. Kudo, and H. Kobayashi, </w:t>
+        <w:t xml:space="preserve">G. J. Gotama, A. Hayakawa, E. C. Okafor, R. Kanoshima, M. Hayashi, T. Kudo, and H. Kobayashi, </w:t>
       </w:r>
       <w:r>
         <w:rPr>
           <w:i/>
           <w:iCs/>
         </w:rPr>
-        <w:t>Combustion and Flame</w:t>
+        <w:t>Combust. Flame</w:t>
       </w:r>
       <w:r>
         <w:t>, 236, (2022), 111753.</w:t>
@@ -7551,7 +8740,7 @@
           <w:i/>
           <w:iCs/>
         </w:rPr>
-        <w:t>Combustion and Flame</w:t>
+        <w:t>Combust. Flame</w:t>
       </w:r>
       <w:r>
         <w:t>, 213, (2020), 1–13.</w:t>
@@ -7569,7 +8758,7 @@
           <w:i/>
           <w:iCs/>
         </w:rPr>
-        <w:t>Combustion and Flame</w:t>
+        <w:t>Combust. Flame</w:t>
       </w:r>
       <w:r>
         <w:t>, 185, (2017), 16–27.</w:t>
@@ -7587,7 +8776,7 @@
           <w:i/>
           <w:iCs/>
         </w:rPr>
-        <w:t>Progress in Energy and Combustion Science</w:t>
+        <w:t>Prog. Energy Combust. Sci.</w:t>
       </w:r>
       <w:r>
         <w:t>, 15, (1989), 287–338.</w:t>
@@ -7598,17 +8787,17 @@
         <w:pStyle w:val="Reference"/>
       </w:pPr>
       <w:r>
-        <w:t xml:space="preserve">H. Nakamura and S. Hasegawa, </w:t>
+        <w:t xml:space="preserve">X. Han, K. Wan, and T. Nagy, </w:t>
       </w:r>
       <w:r>
         <w:rPr>
           <w:i/>
           <w:iCs/>
         </w:rPr>
-        <w:t>Proceedings of the Combustion Institute</w:t>
-      </w:r>
-      <w:r>
-        <w:t>, 36, (2017), 4217–4226.</w:t>
+        <w:t>Combust. Flame</w:t>
+      </w:r>
+      <w:r>
+        <w:t>, 286, (2026), 114855.</w:t>
       </w:r>
     </w:p>
     <w:p>
@@ -7616,25 +8805,17 @@
         <w:pStyle w:val="Reference"/>
       </w:pPr>
       <w:r>
-        <w:t xml:space="preserve">J. Otomo, M. Koshi, T. </w:t>
-      </w:r>
-      <w:proofErr w:type="spellStart"/>
-      <w:r>
-        <w:t>Mitsumori</w:t>
-      </w:r>
-      <w:proofErr w:type="spellEnd"/>
-      <w:r>
-        <w:t xml:space="preserve">, H. Iwasaki, and K. Yamada, </w:t>
+        <w:t xml:space="preserve">X. Han, Z. Wang, M. Costa, Z. Sun, Y. He, and K. Cen, </w:t>
       </w:r>
       <w:r>
         <w:rPr>
           <w:i/>
           <w:iCs/>
         </w:rPr>
-        <w:t>International Journal of Hydrogen Energy</w:t>
-      </w:r>
-      <w:r>
-        <w:t>, 43, (2018), 3004–3014.</w:t>
+        <w:t>Combust. Flame</w:t>
+      </w:r>
+      <w:r>
+        <w:t>, 206, (2019), 214–226.</w:t>
       </w:r>
     </w:p>
     <w:p>
@@ -7642,7 +8823,17 @@
         <w:pStyle w:val="Reference"/>
       </w:pPr>
       <w:r>
-        <w:t>Abe, S., Kitagawa, T., and Okafor E. C., Proceedings of the 35th Internal Combustion Engine Symposium [No. 24-51], (2024).</w:t>
+        <w:t xml:space="preserve">Z. Ling, J. Lin, J. Li, X. Han, M. Liu, D. Yuan, and Z. Wang, </w:t>
+      </w:r>
+      <w:r>
+        <w:rPr>
+          <w:i/>
+          <w:iCs/>
+        </w:rPr>
+        <w:t>J. Energy Inst.</w:t>
+      </w:r>
+      <w:r>
+        <w:t>, 126, (2026), 102503.</w:t>
       </w:r>
     </w:p>
     <w:p>
@@ -7650,58 +8841,32 @@
         <w:pStyle w:val="Reference"/>
       </w:pPr>
       <w:r>
-        <w:t xml:space="preserve">X. Han, K. Wan, and T. Nagy, </w:t>
+        <w:t xml:space="preserve">S. Wang, Z. Wang, A. M. Elbaz, X. Han, Y. He, M. Costa, A. A. Konnov, and W. L. Roberts, </w:t>
       </w:r>
       <w:r>
         <w:rPr>
           <w:i/>
           <w:iCs/>
         </w:rPr>
-        <w:t>Combustion and Flame</w:t>
-      </w:r>
-      <w:r>
-        <w:t>, 286, (2026), 114855.</w:t>
+        <w:t>Combust. Flame</w:t>
+      </w:r>
+      <w:r>
+        <w:t>, 221, (2020), 270–287.</w:t>
       </w:r>
     </w:p>
     <w:p>
       <w:pPr>
         <w:pStyle w:val="Reference"/>
-      </w:pPr>
-      <w:r>
-        <w:t xml:space="preserve">X. Han, Z. Wang, M. Costa, Z. Sun, Y. He, and K. Cen, </w:t>
-      </w:r>
-      <w:r>
-        <w:rPr>
-          <w:i/>
-          <w:iCs/>
-        </w:rPr>
-        <w:t>Combustion and Flame</w:t>
-      </w:r>
-      <w:r>
-        <w:t>, 206, (2019), 214–226.</w:t>
-      </w:r>
-    </w:p>
-    <w:p>
-      <w:pPr>
-        <w:pStyle w:val="Reference"/>
-      </w:pPr>
-      <w:r>
-        <w:t xml:space="preserve">Z. Ling, J. Lin, J. Li, X. Han, M. Liu, D. Yuan, and Z. Wang, </w:t>
-      </w:r>
-      <w:r>
-        <w:rPr>
-          <w:i/>
-          <w:iCs/>
-        </w:rPr>
-        <w:t>Journal of the Energy Institute</w:t>
-      </w:r>
-      <w:r>
-        <w:t>, 126, (2026), 102503.</w:t>
-      </w:r>
+        <w:numPr>
+          <w:ilvl w:val="0"/>
+          <w:numId w:val="0"/>
+        </w:numPr>
+        <w:ind w:left="440" w:hanging="440"/>
+      </w:pPr>
     </w:p>
     <w:sectPr>
-      <w:headerReference w:type="default" r:id="rId11"/>
-      <w:footerReference w:type="default" r:id="rId12"/>
+      <w:headerReference w:type="default" r:id="rId14"/>
+      <w:footerReference w:type="default" r:id="rId15"/>
       <w:type w:val="continuous"/>
       <w:pgSz w:w="11906" w:h="16838"/>
       <w:pgMar w:top="1418" w:right="1134" w:bottom="1418" w:left="1134" w:header="851" w:footer="964" w:gutter="0"/>
@@ -8315,7 +9480,7 @@
       </w:pPr>
     </w:lvl>
   </w:abstractNum>
-  <w:abstractNum w:abstractNumId="5" w15:restartNumberingAfterBreak="0">
+  <w:abstractNum w:abstractNumId="4" w15:restartNumberingAfterBreak="0">
     <w:nsid w:val="1DB96881"/>
     <w:multiLevelType w:val="multilevel"/>
     <w:tmpl w:val="182491DE"/>
@@ -8437,7 +9602,7 @@
       </w:rPr>
     </w:lvl>
   </w:abstractNum>
-  <w:abstractNum w:abstractNumId="6" w15:restartNumberingAfterBreak="0">
+  <w:abstractNum w:abstractNumId="5" w15:restartNumberingAfterBreak="0">
     <w:nsid w:val="298A441A"/>
     <w:multiLevelType w:val="multilevel"/>
     <w:tmpl w:val="0F74241A"/>
@@ -8559,7 +9724,7 @@
       </w:rPr>
     </w:lvl>
   </w:abstractNum>
-  <w:abstractNum w:abstractNumId="7" w15:restartNumberingAfterBreak="0">
+  <w:abstractNum w:abstractNumId="6" w15:restartNumberingAfterBreak="0">
     <w:nsid w:val="30917A7B"/>
     <w:multiLevelType w:val="multilevel"/>
     <w:tmpl w:val="F1F041E8"/>
@@ -8681,7 +9846,7 @@
       </w:rPr>
     </w:lvl>
   </w:abstractNum>
-  <w:abstractNum w:abstractNumId="8" w15:restartNumberingAfterBreak="0">
+  <w:abstractNum w:abstractNumId="7" w15:restartNumberingAfterBreak="0">
     <w:nsid w:val="49A21690"/>
     <w:multiLevelType w:val="hybridMultilevel"/>
     <w:tmpl w:val="A0380B70"/>
@@ -8767,7 +9932,7 @@
       </w:pPr>
     </w:lvl>
   </w:abstractNum>
-  <w:abstractNum w:abstractNumId="9" w15:restartNumberingAfterBreak="0">
+  <w:abstractNum w:abstractNumId="8" w15:restartNumberingAfterBreak="0">
     <w:nsid w:val="51270177"/>
     <w:multiLevelType w:val="multilevel"/>
     <w:tmpl w:val="FF725CC2"/>
@@ -8889,7 +10054,7 @@
       </w:rPr>
     </w:lvl>
   </w:abstractNum>
-  <w:abstractNum w:abstractNumId="10" w15:restartNumberingAfterBreak="0">
+  <w:abstractNum w:abstractNumId="9" w15:restartNumberingAfterBreak="0">
     <w:nsid w:val="5622195C"/>
     <w:multiLevelType w:val="multilevel"/>
     <w:tmpl w:val="7284956E"/>
@@ -8979,7 +10144,7 @@
       </w:pPr>
     </w:lvl>
   </w:abstractNum>
-  <w:abstractNum w:abstractNumId="11" w15:restartNumberingAfterBreak="0">
+  <w:abstractNum w:abstractNumId="10" w15:restartNumberingAfterBreak="0">
     <w:nsid w:val="654E40D3"/>
     <w:multiLevelType w:val="multilevel"/>
     <w:tmpl w:val="3D34777A"/>
@@ -9069,7 +10234,7 @@
       </w:pPr>
     </w:lvl>
   </w:abstractNum>
-  <w:abstractNum w:abstractNumId="12" w15:restartNumberingAfterBreak="0">
+  <w:abstractNum w:abstractNumId="11" w15:restartNumberingAfterBreak="0">
     <w:nsid w:val="6C1A66D4"/>
     <w:multiLevelType w:val="multilevel"/>
     <w:tmpl w:val="87BCC9E0"/>
@@ -9193,7 +10358,7 @@
       </w:rPr>
     </w:lvl>
   </w:abstractNum>
-  <w:abstractNum w:abstractNumId="13" w15:restartNumberingAfterBreak="0">
+  <w:abstractNum w:abstractNumId="12" w15:restartNumberingAfterBreak="0">
     <w:nsid w:val="72D47AD6"/>
     <w:multiLevelType w:val="multilevel"/>
     <w:tmpl w:val="7F6E11FC"/>
@@ -9315,13 +10480,13 @@
     </w:lvl>
   </w:abstractNum>
   <w:num w:numId="1" w16cid:durableId="1427385142">
-    <w:abstractNumId w:val="12"/>
+    <w:abstractNumId w:val="11"/>
   </w:num>
   <w:num w:numId="2" w16cid:durableId="987706551">
     <w:abstractNumId w:val="3"/>
   </w:num>
   <w:num w:numId="3" w16cid:durableId="641813209">
-    <w:abstractNumId w:val="7"/>
+    <w:abstractNumId w:val="6"/>
   </w:num>
   <w:num w:numId="4" w16cid:durableId="643698014">
     <w:abstractNumId w:val="1"/>
@@ -9330,27 +10495,27 @@
     <w:abstractNumId w:val="2"/>
   </w:num>
   <w:num w:numId="6" w16cid:durableId="641160190">
-    <w:abstractNumId w:val="11"/>
+    <w:abstractNumId w:val="10"/>
   </w:num>
   <w:num w:numId="7" w16cid:durableId="62029372">
-    <w:abstractNumId w:val="10"/>
+    <w:abstractNumId w:val="9"/>
   </w:num>
   <w:num w:numId="8" w16cid:durableId="1606503576">
-    <w:abstractNumId w:val="6"/>
+    <w:abstractNumId w:val="5"/>
   </w:num>
   <w:num w:numId="9" w16cid:durableId="1705131004">
-    <w:abstractNumId w:val="9"/>
+    <w:abstractNumId w:val="8"/>
   </w:num>
   <w:num w:numId="10" w16cid:durableId="780414384">
-    <w:abstractNumId w:val="13"/>
+    <w:abstractNumId w:val="12"/>
   </w:num>
   <w:num w:numId="11" w16cid:durableId="1938782168">
-    <w:abstractNumId w:val="5"/>
+    <w:abstractNumId w:val="4"/>
   </w:num>
   <w:num w:numId="12" w16cid:durableId="1692875334">
-    <w:abstractNumId w:val="8"/>
+    <w:abstractNumId w:val="7"/>
   </w:num>
-  <w:num w:numId="16" w16cid:durableId="1909924580">
+  <w:num w:numId="13" w16cid:durableId="1909924580">
     <w:abstractNumId w:val="0"/>
   </w:num>
 </w:numbering>
@@ -10306,6 +11471,15 @@
       <w:lang w:val="en-GB"/>
     </w:rPr>
   </w:style>
+  <w:style w:type="paragraph" w:styleId="Bibliography">
+    <w:name w:val="Bibliography"/>
+    <w:basedOn w:val="Normal"/>
+    <w:next w:val="Normal"/>
+    <w:uiPriority w:val="37"/>
+    <w:semiHidden/>
+    <w:unhideWhenUsed/>
+    <w:rsid w:val="0057402D"/>
+  </w:style>
 </w:styles>
 </file>
 

--- a/icfd2026/paper/Official_format_ICFD.docx
+++ b/icfd2026/paper/Official_format_ICFD.docx
@@ -345,6 +345,9 @@
     <w:p>
       <w:pPr>
         <w:pStyle w:val="Abstract"/>
+        <w:rPr>
+          <w:lang w:val="en-GB"/>
+        </w:rPr>
         <w:sectPr>
           <w:footerReference w:type="default" r:id="rId8"/>
           <w:pgSz w:w="11906" w:h="16838" w:code="9"/>
@@ -354,199 +357,10 @@
         </w:sectPr>
       </w:pPr>
       <w:r>
-        <w:t xml:space="preserve">A reduced chemical kinetics mechanism capable of modeling the unstretched laminar burning velocity of </w:t>
-      </w:r>
-      <w:r>
-        <w:t>NH</w:t>
-      </w:r>
-      <w:r>
-        <w:rPr>
-          <w:vertAlign w:val="subscript"/>
-        </w:rPr>
-        <w:t>3</w:t>
-      </w:r>
-      <w:r>
-        <w:t xml:space="preserve"> and its blends </w:t>
-      </w:r>
-      <w:r>
-        <w:t>was</w:t>
-      </w:r>
-      <w:r>
-        <w:t xml:space="preserve"> developed. Existing mechanisms were studied using reaction pathway analysis and sensitivity</w:t>
-      </w:r>
-      <w:r>
-        <w:t xml:space="preserve"> analysis for burning velocity</w:t>
-      </w:r>
-      <w:r>
-        <w:t xml:space="preserve">. </w:t>
-      </w:r>
-      <w:r>
-        <w:t>The importance of N</w:t>
-      </w:r>
-      <w:r>
-        <w:rPr>
-          <w:vertAlign w:val="subscript"/>
-        </w:rPr>
-        <w:t>2</w:t>
-      </w:r>
-      <w:r>
-        <w:t>H</w:t>
-      </w:r>
-      <w:r>
-        <w:rPr>
-          <w:vertAlign w:val="subscript"/>
-        </w:rPr>
-        <w:t>x</w:t>
-      </w:r>
-      <w:r>
-        <w:t xml:space="preserve"> related pathways in controlling NH</w:t>
-      </w:r>
-      <w:r>
-        <w:rPr>
-          <w:vertAlign w:val="subscript"/>
-        </w:rPr>
-        <w:t>3</w:t>
-      </w:r>
-      <w:r>
-        <w:t xml:space="preserve"> and H</w:t>
-      </w:r>
-      <w:r>
-        <w:rPr>
-          <w:vertAlign w:val="subscript"/>
-        </w:rPr>
-        <w:t xml:space="preserve">2 </w:t>
-      </w:r>
-      <w:r>
-        <w:t>oxidation pathway</w:t>
-      </w:r>
-      <w:r>
-        <w:t xml:space="preserve"> interactions</w:t>
-      </w:r>
-      <w:r>
-        <w:t xml:space="preserve"> in NH</w:t>
-      </w:r>
-      <w:r>
-        <w:rPr>
-          <w:vertAlign w:val="subscript"/>
-        </w:rPr>
-        <w:t>3</w:t>
-      </w:r>
-      <w:r>
-        <w:t>/H</w:t>
-      </w:r>
-      <w:r>
-        <w:rPr>
-          <w:vertAlign w:val="subscript"/>
-        </w:rPr>
-        <w:t>2</w:t>
-      </w:r>
-      <w:r>
-        <w:t xml:space="preserve">/air flames </w:t>
-      </w:r>
-      <w:r>
-        <w:t>with intermediate H</w:t>
-      </w:r>
-      <w:r>
-        <w:rPr>
-          <w:vertAlign w:val="subscript"/>
-        </w:rPr>
-        <w:t>2</w:t>
-      </w:r>
-      <w:r>
-        <w:t xml:space="preserve"> concentrations was recognized and described accurately in the new mechanism. </w:t>
-      </w:r>
-    </w:p>
-    <w:p>
-      <w:pPr>
-        <w:pStyle w:val="section"/>
-      </w:pPr>
-      <w:r>
-        <w:rPr>
-          <w:rFonts w:hint="eastAsia"/>
-        </w:rPr>
-        <w:t>Introduction</w:t>
-      </w:r>
-    </w:p>
-    <w:p>
-      <w:pPr>
-        <w:pStyle w:val="Maintext"/>
-      </w:pPr>
-      <w:r>
-        <w:t xml:space="preserve">Ammonia has gained interest as a carbon free fuel for combustion systems and the blending of ammonia with other faster burning fuel, such as methane and hydrogen, is a method employed to improve the combustion characteristics of ammonia. To develop practical applications with these fuels, numerical simulations that can accurately evaluate the unstretched laminar burning velocity of the flame is required as </w:t>
-      </w:r>
-      <w:r>
-        <w:t>this</w:t>
-      </w:r>
-      <w:r>
-        <w:t xml:space="preserve"> property can be used to describe various premixed flame phenomena. Consequently, the development of chemical kinetics mechanisms that can accurately model this property at varied initial conditions are required. Moreover, reaction mechanisms with fewer species and reactions are desirable as large-scale combustion models and computational fluid dynamics simulations that employ bigger chemical kinetics mechanisms involve significantly more computational cost.</w:t>
-      </w:r>
-    </w:p>
-    <w:p>
-      <w:pPr>
-        <w:pStyle w:val="Maintext"/>
-      </w:pPr>
-      <w:r>
-        <w:t xml:space="preserve">Numerous chemical kinetic mechanisms that model NH3/air flames or specific blends of ammonia exist. However, most of these mechanisms were developed, optimized and validated for targeted mixtures, specific set of flame characteristics and select experimental conditions. For instance, a reduced mechanism developed by Okafor et al. </w:t>
-      </w:r>
-      <w:r>
-        <w:fldChar w:fldCharType="begin"/>
-      </w:r>
-      <w:r>
-        <w:instrText xml:space="preserve"> ADDIN ZOTERO_ITEM CSL_CITATION {"citationID":"3voblwc7","properties":{"unsorted":false,"formattedCitation":"[1]","plainCitation":"[1]","noteIndex":0},"citationItems":[{"id":196,"uris":["http://zotero.org/users/20740871/items/GI6AGGV5"],"itemData":{"id":196,"type":"article-journal","abstract":"Ammonia and blends of ammonia with methane are gaining increased interest as fuels for gas turbine applications and hence optimized reduced reaction mechanisms for the fuels are required for the development of combustors. However, there is a scarcity of measured data on the laminar burning velocity of the fuels for optimizing and validating reaction mechanisms especially at high pressures. In this study, an extensive set of measurements of the unstretched laminar burning velocity and Markstein lengths of CH4NH3-air flames at high pressures are reported for the first time and an optimized reduced reaction mechanism is proposed. The experiments were conducted in a constant volume chamber for various ammonia heat fractions in the fuel ranging from 0 to 0.30, equivalence ratios ranging from 0.7 to 1.3, and mixture pressures ranging from 0.10 to 0.50 MPa. The reduced reaction mechanism was developed from a detailed reaction mechanism for CH4NH3-air flames by Okafor et al., and optimized against the present measurements and data in the literature. It is shown that the reduced mechanism models the unstretched laminar burning velocity of NH3/air and CH4NH3-air flames with high fidelity at all studied conditions. It also models satisfactorily NH3, NO and CO concentration in CH4NH3O2N2 oxidation in a laminar flow reactor. Furthermore, the reduced mechanism is demonstrated to predict NO, OH, and NH profiles in a premixed stagnation NH3-air flame satisfactorily. The experimental measurements were also used to validate selected detailed reaction mechanisms. It was found that the significant over-prediction of NO production from NH3 oxidation by GRI Mech 3.0 is primarily due to the influence of the reaction NH+H2OHNO+H2, which in fact may not be important in fuel NO chemistry.","citation-key":"okaforMeasurement2019","container-title":"Combustion and Flame","DOI":"10.1016/j.combustflame.2019.03.008","ISSN":"0010-2180","journalAbbreviation":"Combustion and Flame","page":"162-175","source":"ScienceDirect","title":"Measurement and modelling of the laminar burning velocity of methane-ammonia-air flames at high pressures using a reduced reaction mechanism","volume":"204","author":[{"family":"Okafor","given":"Ekenechukwu Chijioke"},{"family":"Naito","given":"Yuji"},{"family":"Colson","given":"Sophie"},{"family":"Ichikawa","given":"Akinori"},{"family":"Kudo","given":"Taku"},{"family":"Hayakawa","given":"Akihiro"},{"family":"Kobayashi","given":"Hideaki"}],"issued":{"date-parts":[["2019",6,1]]}}}],"schema":"https://github.com/citation-style-language/schema/raw/master/csl-citation.json"} </w:instrText>
-      </w:r>
-      <w:r>
-        <w:fldChar w:fldCharType="separate"/>
-      </w:r>
-      <w:r>
-        <w:t>[1]</w:t>
-      </w:r>
-      <w:r>
-        <w:fldChar w:fldCharType="end"/>
-      </w:r>
-      <w:r>
-        <w:t xml:space="preserve">, a chemical kinetics mechanism derived from a detailed mechanism by Okafor et al. </w:t>
-      </w:r>
-      <w:r>
-        <w:fldChar w:fldCharType="begin"/>
-      </w:r>
-      <w:r>
-        <w:instrText xml:space="preserve"> ADDIN ZOTERO_ITEM CSL_CITATION {"citationID":"CnJ2tDf2","properties":{"unsorted":false,"formattedCitation":"[2]","plainCitation":"[2]","noteIndex":0},"citationItems":[{"id":103,"uris":["http://zotero.org/users/20740871/items/YQ92NSUI"],"itemData":{"id":103,"type":"article-journal","abstract":"With the renewed interest in ammonia as a carbon-neutral fuel, mixtures of ammonia and methane are also being considered as fuel. In order to develop gas turbine combustors for the fuels, development of reaction mechanisms that accurately model the burning velocity and emissions from the flames is important. In this study, the laminar burning velocity of premixed methane–ammonia–air mixtures were studied experimentally and numerically over a wide range of equivalence ratios and ammonia concentrations. Ammonia concentration in the fuel, expressed in terms of the heat fraction of NH3 in the fuel, was varied from 0 to 0.3 while the equivalence ratio was varied from 0.8 to 1.3. The experiments were conducted using a constant volume chamber, at 298 K and 0.10 MPa. The burning velocity decreased with an increase in ammonia concentration. The numerical results showed that the kinetic mechanism by Tian et al. largely underestimates the unstretched laminar burning velocity owing mainly to the dominance of HCO (+H, OH, O2) = CO (+H2, H2O, HO2) over HCO = CO + H in the conversion of HCO to CO. GRI Mech 3.0 predicts the burning velocity of the mixture closely however some reactions relevant to the burning velocity and NO reduction in methane–ammonia flames are missing in the mechanism. A detailed reaction mechanism was developed based on GRI Mech 3.0 and the mechanism by Tian et al. and validated with the experimental results. The temperature and species profiles computed with the present model agree with that of GRI Mech 3.0 for methane–air flames. On the other hand, the NO profile computed with the present model agrees with Tian et al.’s mechanism for methane–ammonia flames with high ammonia concentration. Furthermore, the burned gas Markstein length was measured and was found to increase with equivalence ratio and ammonia concentration.","citation-key":"okaforExperimental2018","container-title":"Combustion and Flame","DOI":"10.1016/j.combustflame.2017.09.002","ISSN":"0010-2180","journalAbbreviation":"Combustion and Flame","page":"185-198","source":"ScienceDirect","title":"Experimental and numerical study of the laminar burning velocity of CH4–NH3–air premixed flames","volume":"187","author":[{"family":"Okafor","given":"Ekenechukwu C."},{"family":"Naito","given":"Yuji"},{"family":"Colson","given":"Sophie"},{"family":"Ichikawa","given":"Akinori"},{"family":"Kudo","given":"Taku"},{"family":"Hayakawa","given":"Akihiro"},{"family":"Kobayashi","given":"Hideaki"}],"issued":{"date-parts":[["2018",1,1]]}}}],"schema":"https://github.com/citation-style-language/schema/raw/master/csl-citation.json"} </w:instrText>
-      </w:r>
-      <w:r>
-        <w:fldChar w:fldCharType="separate"/>
-      </w:r>
-      <w:r>
-        <w:t>[2]</w:t>
-      </w:r>
-      <w:r>
-        <w:fldChar w:fldCharType="end"/>
-      </w:r>
-      <w:r>
-        <w:t xml:space="preserve"> and was optimized for </w:t>
-      </w:r>
-      <w:r>
-        <w:t>NH</w:t>
-      </w:r>
-      <w:r>
-        <w:rPr>
-          <w:vertAlign w:val="subscript"/>
-        </w:rPr>
-        <w:t>3</w:t>
-      </w:r>
-      <w:r>
-        <w:t>/CH</w:t>
-      </w:r>
-      <w:r>
-        <w:rPr>
-          <w:vertAlign w:val="subscript"/>
-        </w:rPr>
-        <w:t>4</w:t>
-      </w:r>
-      <w:r>
-        <w:t xml:space="preserve">/air </w:t>
-      </w:r>
-      <w:r>
-        <w:t xml:space="preserve">flames. This mechanism satisfactorily predicts </w:t>
+        <w:rPr>
+          <w:lang w:val="en-GB"/>
+        </w:rPr>
+        <w:t xml:space="preserve">A reduced kinetic mechanism was optimized for </w:t>
       </w:r>
       <m:oMath>
         <m:sSub>
@@ -554,129 +368,37 @@
             <m:ctrlPr>
               <w:rPr>
                 <w:rFonts w:ascii="Cambria Math" w:hAnsi="Cambria Math"/>
-                <w:i/>
+                <w:lang w:val="en-GB"/>
               </w:rPr>
             </m:ctrlPr>
           </m:sSubPr>
           <m:e>
             <m:r>
-              <w:rPr>
-                <w:rFonts w:ascii="Cambria Math" w:hAnsi="Cambria Math"/>
-              </w:rPr>
-              <m:t>S</m:t>
+              <m:rPr>
+                <m:nor/>
+              </m:rPr>
+              <w:rPr>
+                <w:lang w:val="en-GB"/>
+              </w:rPr>
+              <m:t>NH</m:t>
             </m:r>
           </m:e>
           <m:sub>
             <m:r>
               <w:rPr>
                 <w:rFonts w:ascii="Cambria Math" w:hAnsi="Cambria Math"/>
-              </w:rPr>
-              <m:t>L</m:t>
+                <w:lang w:val="en-GB"/>
+              </w:rPr>
+              <m:t>3</m:t>
             </m:r>
           </m:sub>
         </m:sSub>
       </m:oMath>
       <w:r>
-        <w:t xml:space="preserve"> at equivalence ratios ranging from lean to rich for </w:t>
-      </w:r>
-      <w:r>
-        <w:t>NH</w:t>
-      </w:r>
-      <w:r>
-        <w:rPr>
-          <w:vertAlign w:val="subscript"/>
-        </w:rPr>
-        <w:t>3</w:t>
-      </w:r>
-      <w:r>
-        <w:t xml:space="preserve">/air </w:t>
-      </w:r>
-      <w:r>
-        <w:t xml:space="preserve">flames </w:t>
-      </w:r>
-      <w:r>
-        <w:fldChar w:fldCharType="begin"/>
-      </w:r>
-      <w:r>
-        <w:instrText xml:space="preserve"> ADDIN ZOTERO_ITEM CSL_CITATION {"citationID":"0m4kOABU","properties":{"unsorted":false,"formattedCitation":"[1], [3]","plainCitation":"[1], [3]","noteIndex":0},"citationItems":[{"id":196,"uris":["http://zotero.org/users/20740871/items/GI6AGGV5"],"itemData":{"id":196,"type":"article-journal","abstract":"Ammonia and blends of ammonia with methane are gaining increased interest as fuels for gas turbine applications and hence optimized reduced reaction mechanisms for the fuels are required for the development of combustors. However, there is a scarcity of measured data on the laminar burning velocity of the fuels for optimizing and validating reaction mechanisms especially at high pressures. In this study, an extensive set of measurements of the unstretched laminar burning velocity and Markstein lengths of CH4NH3-air flames at high pressures are reported for the first time and an optimized reduced reaction mechanism is proposed. The experiments were conducted in a constant volume chamber for various ammonia heat fractions in the fuel ranging from 0 to 0.30, equivalence ratios ranging from 0.7 to 1.3, and mixture pressures ranging from 0.10 to 0.50 MPa. The reduced reaction mechanism was developed from a detailed reaction mechanism for CH4NH3-air flames by Okafor et al., and optimized against the present measurements and data in the literature. It is shown that the reduced mechanism models the unstretched laminar burning velocity of NH3/air and CH4NH3-air flames with high fidelity at all studied conditions. It also models satisfactorily NH3, NO and CO concentration in CH4NH3O2N2 oxidation in a laminar flow reactor. Furthermore, the reduced mechanism is demonstrated to predict NO, OH, and NH profiles in a premixed stagnation NH3-air flame satisfactorily. The experimental measurements were also used to validate selected detailed reaction mechanisms. It was found that the significant over-prediction of NO production from NH3 oxidation by GRI Mech 3.0 is primarily due to the influence of the reaction NH+H2OHNO+H2, which in fact may not be important in fuel NO chemistry.","citation-key":"okaforMeasurement2019","container-title":"Combustion and Flame","DOI":"10.1016/j.combustflame.2019.03.008","ISSN":"0010-2180","journalAbbreviation":"Combustion and Flame","page":"162-175","source":"ScienceDirect","title":"Measurement and modelling of the laminar burning velocity of methane-ammonia-air flames at high pressures using a reduced reaction mechanism","volume":"204","author":[{"family":"Okafor","given":"Ekenechukwu Chijioke"},{"family":"Naito","given":"Yuji"},{"family":"Colson","given":"Sophie"},{"family":"Ichikawa","given":"Akinori"},{"family":"Kudo","given":"Taku"},{"family":"Hayakawa","given":"Akihiro"},{"family":"Kobayashi","given":"Hideaki"}],"issued":{"date-parts":[["2019",6,1]]}}},{"id":820,"uris":["http://zotero.org/users/20740871/items/FV2BMELC"],"itemData":{"id":820,"type":"article-journal","abstract":"Ammonia is attracting more and more attentions due to its role as both a carbon-free fuel for gas turbines and an effective H2 carrier. Only a limit number of investigations on the laminar flame propagation and laminar burning velocity of ammonia have been performed on elevated pressures, which were focused on ammonia/air mixtures and suffered strong buoyancy effect. In this work, laminar flame propagation of ammonia/O2/N2 mixtures covering wide ranges of equivalence ratios, oxygen contents and initial pressures was investigated in a high-pressure constant-volume cylindrical combustion vessel. The oxygen enrichment speeds up the spherically expanding flames and consequently reduces buoyancy effect on the laminar flame propagation of ammonia. The laminar burning velocity was observed to increase with the increasing oxygen content, but decrease with the increasing initial pressure. A kinetic model of ammonia combustion consisting 38 species and 265 reactions was constructed from previous models with updated rate constants of important reactions. The present model can reasonably reproduce the laminar burning velocity data in this work and literature, as well as the ignition delay time and speciation data in literature. Based on the model analysis, effects of oxygen enrichment, equivalence ratio and initial pressure on laminar burning velocities of ammonia were analyzed in detail. It is revealed that the enhanced flame propagation with oxygen enrichment is mainly due to the increase of adiabatic flame temperature which in turn leads to higher concentrations of key radicals like H, OH and NH2. For NH3 and its major decomposition products like NH2 and NH, reactions with oxygenated species such as OH, O, O2 and NO are generally more important in the lean flames, while the role of reactions with H, NH and NH2 becomes crucial in the rich flames. The calculated pressure dependent coefficient indicates that NH3/O2/N2 flames exhibit clear pressure dependence, while this pressure dependence is weaker than those of the hydrocarbon and biofuel flames.","citation-key":"meiExperimental2019","container-title":"Combustion and Flame","DOI":"10.1016/j.combustflame.2019.08.033","ISSN":"0010-2180","journalAbbreviation":"Combustion and Flame","page":"236-246","source":"ScienceDirect","title":"Experimental and kinetic modeling investigation on the laminar flame propagation of ammonia under oxygen enrichment and elevated pressure conditions","volume":"210","author":[{"family":"Mei","given":"Bowen"},{"family":"Zhang","given":"Xiaoyuan"},{"family":"Ma","given":"Siyuan"},{"family":"Cui","given":"Mingli"},{"family":"Guo","given":"Hanwen"},{"family":"Cao","given":"Zhihao"},{"family":"Li","given":"Yuyang"}],"issued":{"date-parts":[["2019",12,1]]}}}],"schema":"https://github.com/citation-style-language/schema/raw/master/csl-citation.json"} </w:instrText>
-      </w:r>
-      <w:r>
-        <w:fldChar w:fldCharType="separate"/>
-      </w:r>
-      <w:r>
-        <w:t>[1], [3]</w:t>
-      </w:r>
-      <w:r>
-        <w:fldChar w:fldCharType="end"/>
-      </w:r>
-      <w:r>
-        <w:t xml:space="preserve"> and NH</w:t>
-      </w:r>
-      <w:r>
-        <w:rPr>
-          <w:vertAlign w:val="subscript"/>
-        </w:rPr>
-        <w:t>3</w:t>
-      </w:r>
-      <w:r>
-        <w:t>/CH</w:t>
-      </w:r>
-      <w:r>
-        <w:rPr>
-          <w:vertAlign w:val="subscript"/>
-        </w:rPr>
-        <w:t>4</w:t>
-      </w:r>
-      <w:r>
-        <w:t xml:space="preserve">/air flames </w:t>
-      </w:r>
-      <w:r>
-        <w:fldChar w:fldCharType="begin"/>
-      </w:r>
-      <w:r>
-        <w:instrText xml:space="preserve"> ADDIN ZOTERO_ITEM CSL_CITATION {"citationID":"Ln9l5IL0","properties":{"unsorted":false,"formattedCitation":"[1], [4]","plainCitation":"[1], [4]","noteIndex":0},"citationItems":[{"id":196,"uris":["http://zotero.org/users/20740871/items/GI6AGGV5"],"itemData":{"id":196,"type":"article-journal","abstract":"Ammonia and blends of ammonia with methane are gaining increased interest as fuels for gas turbine applications and hence optimized reduced reaction mechanisms for the fuels are required for the development of combustors. However, there is a scarcity of measured data on the laminar burning velocity of the fuels for optimizing and validating reaction mechanisms especially at high pressures. In this study, an extensive set of measurements of the unstretched laminar burning velocity and Markstein lengths of CH4NH3-air flames at high pressures are reported for the first time and an optimized reduced reaction mechanism is proposed. The experiments were conducted in a constant volume chamber for various ammonia heat fractions in the fuel ranging from 0 to 0.30, equivalence ratios ranging from 0.7 to 1.3, and mixture pressures ranging from 0.10 to 0.50 MPa. The reduced reaction mechanism was developed from a detailed reaction mechanism for CH4NH3-air flames by Okafor et al., and optimized against the present measurements and data in the literature. It is shown that the reduced mechanism models the unstretched laminar burning velocity of NH3/air and CH4NH3-air flames with high fidelity at all studied conditions. It also models satisfactorily NH3, NO and CO concentration in CH4NH3O2N2 oxidation in a laminar flow reactor. Furthermore, the reduced mechanism is demonstrated to predict NO, OH, and NH profiles in a premixed stagnation NH3-air flame satisfactorily. The experimental measurements were also used to validate selected detailed reaction mechanisms. It was found that the significant over-prediction of NO production from NH3 oxidation by GRI Mech 3.0 is primarily due to the influence of the reaction NH+H2OHNO+H2, which in fact may not be important in fuel NO chemistry.","citation-key":"okaforMeasurement2019","container-title":"Combustion and Flame","DOI":"10.1016/j.combustflame.2019.03.008","ISSN":"0010-2180","journalAbbreviation":"Combustion and Flame","page":"162-175","source":"ScienceDirect","title":"Measurement and modelling of the laminar burning velocity of methane-ammonia-air flames at high pressures using a reduced reaction mechanism","volume":"204","author":[{"family":"Okafor","given":"Ekenechukwu Chijioke"},{"family":"Naito","given":"Yuji"},{"family":"Colson","given":"Sophie"},{"family":"Ichikawa","given":"Akinori"},{"family":"Kudo","given":"Taku"},{"family":"Hayakawa","given":"Akihiro"},{"family":"Kobayashi","given":"Hideaki"}],"issued":{"date-parts":[["2019",6,1]]}}},{"id":821,"uris":["http://zotero.org/users/20740871/items/W3WRTV76"],"itemData":{"id":821,"type":"article-journal","abstract":"Combustion of fuels to generate energy is integral to various human activities, both domestic and industrial. However, the predominance of hydrocarbon fuel usage produces emissions containing pollutants that cause multiple environmental complications and risks to human health. Therefore, replacement of conventional fuels to achieve zero carbon emission is of utmost importance. In terms of carbon-free fuel, ammonia offers several advantages over hydrogen. However, its low burning velocity and high fuel NOx emissions inhibit large-scale usage. Hence, hydrogen and methane have been studied in this review as possible secondary fuels to aid ammonia combustion and address the aforementioned issues. This review starts from the suitability of ammonia fuel as energy vector in terms of physicochemical and combustion characteristics, moving through the kinetics and mechanisms of ammonia-based and ammonia-fuel combustion. The impacts and limitations of each system are also addressed, thus providing a comparison on each system. Particularly, this review assesses and discusses the advantages and mechanisms involved with secondary fuel addition to the ammonia combustion, presenting the role of key reaction differences and the change in key reaction mechanism under different conditions at the level of reaction mechanisms. Finally, this review covers future perspectives and challenges on the usage and development of ammonia-based fuels, emphasizing the maturity of ammonia-based and ammonia-fuel combustion kinetics. Herein, this work summarizes the principles of the combustion reactions of ammonia-based and ammonia-fuel systematically and serves as a theoretical reference of ammonia-fuel combustion kinetics for transitioning into future practical applications where ammonia is an important energy vector.","citation-key":"chaiReview2021","container-title":"Renewable and Sustainable Energy Reviews","DOI":"10.1016/j.rser.2021.111254","ISSN":"1364-0321","journalAbbreviation":"Renewable and Sustainable Energy Reviews","page":"111254","source":"ScienceDirect","title":"A review on ammonia, ammonia-hydrogen and ammonia-methane fuels","volume":"147","author":[{"family":"Chai","given":"Wai Siong"},{"family":"Bao","given":"Yulei"},{"family":"Jin","given":"Pengfei"},{"family":"Tang","given":"Guang"},{"family":"Zhou","given":"Lei"}],"issued":{"date-parts":[["2021",9,1]]}}}],"schema":"https://github.com/citation-style-language/schema/raw/master/csl-citation.json"} </w:instrText>
-      </w:r>
-      <w:r>
-        <w:fldChar w:fldCharType="separate"/>
-      </w:r>
-      <w:r>
-        <w:t>[1], [4]</w:t>
-      </w:r>
-      <w:r>
-        <w:fldChar w:fldCharType="end"/>
-      </w:r>
-      <w:r>
-        <w:t xml:space="preserve">. This same reaction mechanism, however, is found to over-predict ignition delay times for </w:t>
-      </w:r>
-      <w:r>
-        <w:t>NH</w:t>
-      </w:r>
-      <w:r>
-        <w:rPr>
-          <w:vertAlign w:val="subscript"/>
-        </w:rPr>
-        <w:t>3</w:t>
-      </w:r>
-      <w:r>
-        <w:t xml:space="preserve">/air combustion </w:t>
-      </w:r>
-      <w:r>
-        <w:fldChar w:fldCharType="begin"/>
-      </w:r>
-      <w:r>
-        <w:instrText xml:space="preserve"> ADDIN ZOTERO_ITEM CSL_CITATION {"citationID":"t3xDvDtq","properties":{"unsorted":false,"formattedCitation":"[5]","plainCitation":"[5]","noteIndex":0},"citationItems":[{"id":819,"uris":["http://zotero.org/users/20740871/items/BDRG248V"],"itemData":{"id":819,"type":"article-journal","abstract":"To achieve a reduced chemical model for comprehensive prediction of ammonia/hydrogen/methane mixture combustion, a detailed chemical mechanism with 128 species and 957 reactions was first assembled using models from literature. Directed relation graph with error propagation (DRGEP) with sensitivity analysis reduction method was then used to obtain compact reaction models. The studied reduction conditions cover ɸ = 0.5–2.0, temperature 1000–2000 K, and pressure 0.1–5 MPa. Finally, two reduced models have been obtained: 28 species and 213 reactions for ammonia/hydrogen and 51 species and 420 reactions for ammonia/hydrogen/methane. Ignition delay times and laminar burning velocities for single component and fuel mixtures predicted using the detailed and reduced mechanisms were compared with available experiments. Results showed that both detailed and reduced mechanisms performed fairly well for ignition delays, while over-predicted laminar burning velocity at fuel-rich conditions for single ammonia fuel and mixtures. The 51 species reduced mechanism was also tested in non-premixed coflow hydrogen/methane jet flames, while 1%–50% mole ammonia were added to the fuel stream. Modelling results showed that this 51-species mechanism was suitable for CFD modelling, and the speedup factor was over 5 when using the reduced mechanism with different codes. The flame structure, as well as NO and NO2 formation was studied. High NO concentrations were found in high-temperature region near the stoichiometric zone, while NO2 was dominant in the lean flame zone. Reaction flux analysis was performed to better understand NH3 oxidation and NOx emissions at low- and high-temperature conditions.","citation-key":"liChemical2019","container-title":"Fuel","DOI":"10.1016/j.fuel.2019.116059","ISSN":"0016-2361","journalAbbreviation":"Fuel","page":"116059","source":"ScienceDirect","title":"Chemical mechanism development and reduction for combustion of NH3/H2/CH4 mixtures","volume":"257","author":[{"family":"Li","given":"Rui"},{"family":"Konnov","given":"Alexander A."},{"family":"He","given":"Guoqiang"},{"family":"Qin","given":"Fei"},{"family":"Zhang","given":"Duo"}],"issued":{"date-parts":[["2019",12,1]]}}}],"schema":"https://github.com/citation-style-language/schema/raw/master/csl-citation.json"} </w:instrText>
-      </w:r>
-      <w:r>
-        <w:fldChar w:fldCharType="separate"/>
-      </w:r>
-      <w:r>
-        <w:t>[5]</w:t>
-      </w:r>
-      <w:r>
-        <w:fldChar w:fldCharType="end"/>
-      </w:r>
-      <w:r>
-        <w:t xml:space="preserve"> and </w:t>
+        <w:rPr>
+          <w:lang w:val="en-GB"/>
+        </w:rPr>
+        <w:t xml:space="preserve">, </w:t>
       </w:r>
       <m:oMath>
         <m:sSub>
@@ -684,88 +406,74 @@
             <m:ctrlPr>
               <w:rPr>
                 <w:rFonts w:ascii="Cambria Math" w:hAnsi="Cambria Math"/>
-                <w:i/>
+                <w:lang w:val="en-GB"/>
               </w:rPr>
             </m:ctrlPr>
           </m:sSubPr>
           <m:e>
             <m:r>
-              <w:rPr>
-                <w:rFonts w:ascii="Cambria Math" w:hAnsi="Cambria Math"/>
-              </w:rPr>
-              <m:t>S</m:t>
+              <m:rPr>
+                <m:nor/>
+              </m:rPr>
+              <w:rPr>
+                <w:lang w:val="en-GB"/>
+              </w:rPr>
+              <m:t>NH</m:t>
             </m:r>
           </m:e>
           <m:sub>
             <m:r>
               <w:rPr>
                 <w:rFonts w:ascii="Cambria Math" w:hAnsi="Cambria Math"/>
-              </w:rPr>
-              <m:t>L</m:t>
-            </m:r>
-          </m:sub>
-        </m:sSub>
-      </m:oMath>
-      <w:r>
-        <w:t xml:space="preserve"> of NH</w:t>
-      </w:r>
-      <w:r>
-        <w:rPr>
-          <w:vertAlign w:val="subscript"/>
-        </w:rPr>
-        <w:t>3</w:t>
-      </w:r>
-      <w:r>
-        <w:t>/H</w:t>
-      </w:r>
-      <w:r>
-        <w:rPr>
-          <w:vertAlign w:val="subscript"/>
-        </w:rPr>
-        <w:t>2</w:t>
-      </w:r>
-      <w:r>
-        <w:t xml:space="preserve">/air flames for hydrogen concentrations greater than </w:t>
-      </w:r>
-      <m:oMath>
-        <m:sSub>
-          <m:sSubPr>
-            <m:ctrlPr>
-              <w:rPr>
-                <w:rFonts w:ascii="Cambria Math" w:hAnsi="Cambria Math"/>
-                <w:i/>
-              </w:rPr>
-            </m:ctrlPr>
-          </m:sSubPr>
-          <m:e>
-            <m:r>
-              <w:rPr>
-                <w:rFonts w:ascii="Cambria Math" w:hAnsi="Cambria Math"/>
-              </w:rPr>
-              <m:t>X</m:t>
-            </m:r>
-          </m:e>
-          <m:sub>
-            <m:r>
-              <m:rPr>
-                <m:sty m:val="p"/>
-              </m:rPr>
-              <w:rPr>
-                <w:rFonts w:ascii="Cambria Math" w:hAnsi="Cambria Math"/>
-              </w:rPr>
-              <m:t>H2</m:t>
+                <w:lang w:val="en-GB"/>
+              </w:rPr>
+              <m:t>3</m:t>
             </m:r>
           </m:sub>
         </m:sSub>
         <m:r>
           <w:rPr>
             <w:rFonts w:ascii="Cambria Math" w:hAnsi="Cambria Math"/>
+            <w:lang w:val="en-GB"/>
           </w:rPr>
-          <m:t>≈0.4</m:t>
+          <m:t>/</m:t>
         </m:r>
+        <m:sSub>
+          <m:sSubPr>
+            <m:ctrlPr>
+              <w:rPr>
+                <w:rFonts w:ascii="Cambria Math" w:hAnsi="Cambria Math"/>
+                <w:lang w:val="en-GB"/>
+              </w:rPr>
+            </m:ctrlPr>
+          </m:sSubPr>
+          <m:e>
+            <m:r>
+              <m:rPr>
+                <m:nor/>
+              </m:rPr>
+              <w:rPr>
+                <w:lang w:val="en-GB"/>
+              </w:rPr>
+              <m:t>CH</m:t>
+            </m:r>
+          </m:e>
+          <m:sub>
+            <m:r>
+              <w:rPr>
+                <w:rFonts w:ascii="Cambria Math" w:hAnsi="Cambria Math"/>
+                <w:lang w:val="en-GB"/>
+              </w:rPr>
+              <m:t>4</m:t>
+            </m:r>
+          </m:sub>
+        </m:sSub>
       </m:oMath>
       <w:r>
-        <w:t xml:space="preserve"> where </w:t>
+        <w:rPr>
+          <w:lang w:val="en-GB"/>
+        </w:rPr>
+        <w:t xml:space="preserve">, and </w:t>
       </w:r>
       <m:oMath>
         <m:sSub>
@@ -773,181 +481,91 @@
             <m:ctrlPr>
               <w:rPr>
                 <w:rFonts w:ascii="Cambria Math" w:hAnsi="Cambria Math"/>
+                <w:lang w:val="en-GB"/>
               </w:rPr>
             </m:ctrlPr>
           </m:sSubPr>
           <m:e>
             <m:r>
-              <w:rPr>
-                <w:rFonts w:ascii="Cambria Math" w:hAnsi="Cambria Math"/>
-              </w:rPr>
-              <m:t>X</m:t>
+              <m:rPr>
+                <m:nor/>
+              </m:rPr>
+              <w:rPr>
+                <w:lang w:val="en-GB"/>
+              </w:rPr>
+              <m:t>NH</m:t>
             </m:r>
           </m:e>
           <m:sub>
             <m:r>
               <w:rPr>
                 <w:rFonts w:ascii="Cambria Math" w:hAnsi="Cambria Math"/>
-              </w:rPr>
-              <m:t>H2</m:t>
-            </m:r>
-          </m:sub>
-        </m:sSub>
-      </m:oMath>
-      <w:r>
-        <w:t xml:space="preserve"> is the molar fraction of the specie </w:t>
-      </w:r>
-      <m:oMath>
-        <m:sSub>
-          <m:sSubPr>
-            <m:ctrlPr>
-              <w:rPr>
-                <w:rFonts w:ascii="Cambria Math" w:hAnsi="Cambria Math"/>
-                <w:iCs/>
-              </w:rPr>
-            </m:ctrlPr>
-          </m:sSubPr>
-          <m:e>
-            <m:r>
-              <m:rPr>
-                <m:sty m:val="p"/>
-              </m:rPr>
-              <w:rPr>
-                <w:rFonts w:ascii="Cambria Math" w:hAnsi="Cambria Math"/>
-              </w:rPr>
-              <m:t>H</m:t>
-            </m:r>
-          </m:e>
-          <m:sub>
-            <m:r>
-              <m:rPr>
-                <m:sty m:val="p"/>
-              </m:rPr>
-              <w:rPr>
-                <w:rFonts w:ascii="Cambria Math" w:hAnsi="Cambria Math"/>
-              </w:rPr>
-              <m:t>2</m:t>
-            </m:r>
-          </m:sub>
-        </m:sSub>
-      </m:oMath>
-      <w:r>
-        <w:t xml:space="preserve"> in the fuel. The detailed mechanism by Gotama et al. </w:t>
-      </w:r>
-      <w:r>
-        <w:fldChar w:fldCharType="begin"/>
-      </w:r>
-      <w:r>
-        <w:instrText xml:space="preserve"> ADDIN ZOTERO_ITEM CSL_CITATION {"citationID":"wvsGtoCt","properties":{"unsorted":false,"formattedCitation":"[6]","plainCitation":"[6]","noteIndex":0},"citationItems":[{"id":733,"uris":["http://zotero.org/users/20740871/items/T3E45C4C"],"itemData":{"id":733,"type":"article-journal","abstract":"The application of ammonia (NH3) blended with hydrogen (H2) as a fuel in combustion systems is a practical approach to decarbonise the energy sector, and the combustion of the fuel at rich conditions is relevant in emissions control through rich-lean combustion. However, the chemistry of rich NH3/H2 flames at high pressure, and the interaction between NH3 and H2 still need to be clarified. Therefore, the present study focuses on the chemical kinetics of NH3/H2/air flames at rich conditions and elevated pressures. To validate chemical kinetics in the literature, the laminar burning velocity of NH3/H2/Air premixed flames were measured at 0.1 and 0.5 MPa and equivalence ratios up to 1.8. The results show that the seven kinetics mechanisms studied could not satisfactorily predict the measurements at fuel-rich conditions and elevated pressure. The kinetics mechanism by Han et al. was optimized, leading to a new detailed kinetics, which can be reduced to 26 species and 119 reactions and satisfactorily predicts the present measurements and those in the literature. Analysis of the chemistry of NH3/H2 flames using the new mechanism shows NH3 and H2 kinetics are strongly coupled through a H2 decomposition/recovery mechanism, here named H2 recovery mechanism, which is important in modelling the burning velocity of the flame at fuel-rich conditions. The burned gas Markstein length was also extracted from the measured flame speed and its behaviour was studied using theoretical correlations.","citation-key":"gotamaMeasurement2022","container-title":"Combustion and Flame","DOI":"10.1016/j.combustflame.2021.111753","ISSN":"0010-2180","journalAbbreviation":"Combustion and Flame","page":"111753","source":"ScienceDirect","title":"Measurement of the laminar burning velocity and kinetics study of the importance of the hydrogen recovery mechanism of ammonia/hydrogen/air premixed flames","volume":"236","author":[{"family":"Gotama","given":"Gabriel J."},{"family":"Hayakawa","given":"Akihiro"},{"family":"Okafor","given":"Ekenechukwu C."},{"family":"Kanoshima","given":"Ryuhei"},{"family":"Hayashi","given":"Masao"},{"family":"Kudo","given":"Taku"},{"family":"Kobayashi","given":"Hideaki"}],"issued":{"date-parts":[["2022",2,1]]}}}],"schema":"https://github.com/citation-style-language/schema/raw/master/csl-citation.json"} </w:instrText>
-      </w:r>
-      <w:r>
-        <w:fldChar w:fldCharType="separate"/>
-      </w:r>
-      <w:r>
-        <w:t>[6]</w:t>
-      </w:r>
-      <w:r>
-        <w:fldChar w:fldCharType="end"/>
-      </w:r>
-      <w:r>
-        <w:t xml:space="preserve">, a mechanism based on Han et al.'s mechanism </w:t>
-      </w:r>
-      <w:r>
-        <w:fldChar w:fldCharType="begin"/>
-      </w:r>
-      <w:r>
-        <w:instrText xml:space="preserve"> ADDIN ZOTERO_ITEM CSL_CITATION {"citationID":"wV63zMj3","properties":{"unsorted":false,"formattedCitation":"[7]","plainCitation":"[7]","noteIndex":0},"citationItems":[{"id":817,"uris":["http://zotero.org/users/20740871/items/CTPX433M"],"itemData":{"id":817,"type":"article-journal","abstract":"Ammonia (NH3) can be used as carbon-free alternative fuel for modern energy and transportation systems. Co-firing NH3 with syngas can overcome the high ignition energy and low burning velocities of pure NH3 flames on the one hand, while regarding the characteristics of syngas on the other hand, this strategy may have low-emission potential in real application, and a corresponding research can be helpful for validating or developing NH3 co-firing mechanisms with more complex fuels. The present study experimentally investigated laminar burning velocities of NH3/syngas/air flames at atmospheric pressure and 298 K using the heat flux method. Two types of syngas components were used, i.e., SYN_A: 5 vol% H2 + 95 vol% CO and SYN_B: 50 vol% H2 + 50 vol% CO, and the measured conditions cover wide ranges of mixing ratios and equivalence ratios. Several literature kinetic mechanisms were tested and a new mechanism was proposed. Results calculated by the present mechanism agree well with experimental data of the burning velocities and the ignition delay times of NH3, NH3/H2, NH3/CO, and NH3/syngas flames at various mixing ratios, equivalence ratios, and pressures. The present mechanism also reproduces the trend of NOx emission characteristic in literature. Detailed kinetic analyses using the present mechanism were carried out, showing the NH3 oxidation processes in NH3/syngas/air flames and the most rate-limiting reactions for predicting the laminar burning velocities. Important reactions with different rate parameters from different sources were labeled, which could be helpful for future organization or optimization of NH3 kinetic mechanisms.","citation-key":"hanExperimental2020","container-title":"Combustion and Flame","DOI":"10.1016/j.combustflame.2019.11.032","ISSN":"0010-2180","journalAbbreviation":"Combustion and Flame","page":"1-13","source":"ScienceDirect","title":"Experimental and kinetic modeling study of laminar burning velocities of NH3/syngas/air premixed flames","volume":"213","author":[{"family":"Han","given":"Xinlu"},{"family":"Wang","given":"Zhihua"},{"family":"He","given":"Yong"},{"family":"Zhu","given":"Yanqun"},{"family":"Cen","given":"Kefa"}],"issued":{"date-parts":[["2020",3,1]]}}}],"schema":"https://github.com/citation-style-language/schema/raw/master/csl-citation.json"} </w:instrText>
-      </w:r>
-      <w:r>
-        <w:fldChar w:fldCharType="separate"/>
-      </w:r>
-      <w:r>
-        <w:t>[7]</w:t>
-      </w:r>
-      <w:r>
-        <w:fldChar w:fldCharType="end"/>
-      </w:r>
-      <w:r>
-        <w:t>, was optimized for NH</w:t>
-      </w:r>
-      <w:r>
-        <w:rPr>
-          <w:vertAlign w:val="subscript"/>
-        </w:rPr>
-        <w:t>3</w:t>
-      </w:r>
-      <w:r>
-        <w:t>/H</w:t>
-      </w:r>
-      <w:r>
-        <w:rPr>
-          <w:vertAlign w:val="subscript"/>
-        </w:rPr>
-        <w:t>2</w:t>
-      </w:r>
-      <w:r>
-        <w:t xml:space="preserve">/air combustion and then was validated for </w:t>
-      </w:r>
-      <w:r>
-        <w:t xml:space="preserve"> </w:t>
-      </w:r>
-      <m:oMath>
-        <m:sSub>
-          <m:sSubPr>
-            <m:ctrlPr>
-              <w:rPr>
-                <w:rFonts w:ascii="Cambria Math" w:hAnsi="Cambria Math"/>
-                <w:i/>
-              </w:rPr>
-            </m:ctrlPr>
-          </m:sSubPr>
-          <m:e>
-            <m:r>
-              <w:rPr>
-                <w:rFonts w:ascii="Cambria Math" w:hAnsi="Cambria Math"/>
-              </w:rPr>
-              <m:t>X</m:t>
-            </m:r>
-          </m:e>
-          <m:sub>
-            <m:r>
-              <m:rPr>
-                <m:sty m:val="p"/>
-              </m:rPr>
-              <w:rPr>
-                <w:rFonts w:ascii="Cambria Math" w:hAnsi="Cambria Math"/>
-              </w:rPr>
-              <m:t>H2</m:t>
+                <w:lang w:val="en-GB"/>
+              </w:rPr>
+              <m:t>3</m:t>
             </m:r>
           </m:sub>
         </m:sSub>
         <m:r>
           <w:rPr>
             <w:rFonts w:ascii="Cambria Math" w:hAnsi="Cambria Math"/>
+            <w:lang w:val="en-GB"/>
           </w:rPr>
-          <m:t>≈0.4</m:t>
+          <m:t>/</m:t>
+        </m:r>
+        <m:sSub>
+          <m:sSubPr>
+            <m:ctrlPr>
+              <w:rPr>
+                <w:rFonts w:ascii="Cambria Math" w:hAnsi="Cambria Math"/>
+                <w:lang w:val="en-GB"/>
+              </w:rPr>
+            </m:ctrlPr>
+          </m:sSubPr>
+          <m:e>
+            <m:r>
+              <m:rPr>
+                <m:nor/>
+              </m:rPr>
+              <w:rPr>
+                <w:lang w:val="en-GB"/>
+              </w:rPr>
+              <m:t>H</m:t>
+            </m:r>
+          </m:e>
+          <m:sub>
+            <m:r>
+              <w:rPr>
+                <w:rFonts w:ascii="Cambria Math" w:hAnsi="Cambria Math"/>
+                <w:lang w:val="en-GB"/>
+              </w:rPr>
+              <m:t>2</m:t>
+            </m:r>
+          </m:sub>
+        </m:sSub>
+      </m:oMath>
+      <w:r>
+        <w:rPr>
+          <w:lang w:val="en-GB"/>
+        </w:rPr>
+        <w:t xml:space="preserve"> flames to support efficient CFD modeling. 1D flame analyses showed that burning velocity underpredictions in high-hydrogen blends stem from insufficient </w:t>
+      </w:r>
+      <m:oMath>
+        <m:r>
+          <m:rPr>
+            <m:nor/>
+          </m:rPr>
+          <w:rPr>
+            <w:lang w:val="en-GB"/>
+          </w:rPr>
+          <m:t>H</m:t>
         </m:r>
       </m:oMath>
       <w:r>
-        <w:t xml:space="preserve"> at rich, stoichiometric and lean equivalence ratios </w:t>
-      </w:r>
-      <w:r>
-        <w:fldChar w:fldCharType="begin"/>
-      </w:r>
-      <w:r>
-        <w:instrText xml:space="preserve"> ADDIN ZOTERO_ITEM CSL_CITATION {"citationID":"0yYQkS5J","properties":{"unsorted":false,"formattedCitation":"[6]","plainCitation":"[6]","noteIndex":0},"citationItems":[{"id":733,"uris":["http://zotero.org/users/20740871/items/T3E45C4C"],"itemData":{"id":733,"type":"article-journal","abstract":"The application of ammonia (NH3) blended with hydrogen (H2) as a fuel in combustion systems is a practical approach to decarbonise the energy sector, and the combustion of the fuel at rich conditions is relevant in emissions control through rich-lean combustion. However, the chemistry of rich NH3/H2 flames at high pressure, and the interaction between NH3 and H2 still need to be clarified. Therefore, the present study focuses on the chemical kinetics of NH3/H2/air flames at rich conditions and elevated pressures. To validate chemical kinetics in the literature, the laminar burning velocity of NH3/H2/Air premixed flames were measured at 0.1 and 0.5 MPa and equivalence ratios up to 1.8. The results show that the seven kinetics mechanisms studied could not satisfactorily predict the measurements at fuel-rich conditions and elevated pressure. The kinetics mechanism by Han et al. was optimized, leading to a new detailed kinetics, which can be reduced to 26 species and 119 reactions and satisfactorily predicts the present measurements and those in the literature. Analysis of the chemistry of NH3/H2 flames using the new mechanism shows NH3 and H2 kinetics are strongly coupled through a H2 decomposition/recovery mechanism, here named H2 recovery mechanism, which is important in modelling the burning velocity of the flame at fuel-rich conditions. The burned gas Markstein length was also extracted from the measured flame speed and its behaviour was studied using theoretical correlations.","citation-key":"gotamaMeasurement2022","container-title":"Combustion and Flame","DOI":"10.1016/j.combustflame.2021.111753","ISSN":"0010-2180","journalAbbreviation":"Combustion and Flame","page":"111753","source":"ScienceDirect","title":"Measurement of the laminar burning velocity and kinetics study of the importance of the hydrogen recovery mechanism of ammonia/hydrogen/air premixed flames","volume":"236","author":[{"family":"Gotama","given":"Gabriel J."},{"family":"Hayakawa","given":"Akihiro"},{"family":"Okafor","given":"Ekenechukwu C."},{"family":"Kanoshima","given":"Ryuhei"},{"family":"Hayashi","given":"Masao"},{"family":"Kudo","given":"Taku"},{"family":"Kobayashi","given":"Hideaki"}],"issued":{"date-parts":[["2022",2,1]]}}}],"schema":"https://github.com/citation-style-language/schema/raw/master/csl-citation.json"} </w:instrText>
-      </w:r>
-      <w:r>
-        <w:fldChar w:fldCharType="separate"/>
-      </w:r>
-      <w:r>
-        <w:t>[6]</w:t>
-      </w:r>
-      <w:r>
-        <w:fldChar w:fldCharType="end"/>
-      </w:r>
-      <w:r>
-        <w:t xml:space="preserve">. Moreover, the mechanisms displayed accurate </w:t>
+        <w:rPr>
+          <w:lang w:val="en-GB"/>
+        </w:rPr>
+        <w:t xml:space="preserve">-atom generation via </w:t>
       </w:r>
       <m:oMath>
         <m:sSub>
@@ -955,176 +573,206 @@
             <m:ctrlPr>
               <w:rPr>
                 <w:rFonts w:ascii="Cambria Math" w:hAnsi="Cambria Math"/>
+                <w:lang w:val="en-GB"/>
               </w:rPr>
             </m:ctrlPr>
           </m:sSubPr>
           <m:e>
             <m:r>
-              <w:rPr>
-                <w:rFonts w:ascii="Cambria Math" w:hAnsi="Cambria Math"/>
-              </w:rPr>
-              <m:t>S</m:t>
+              <m:rPr>
+                <m:nor/>
+              </m:rPr>
+              <w:rPr>
+                <w:lang w:val="en-GB"/>
+              </w:rPr>
+              <m:t>NH</m:t>
             </m:r>
           </m:e>
           <m:sub>
             <m:r>
               <w:rPr>
                 <w:rFonts w:ascii="Cambria Math" w:hAnsi="Cambria Math"/>
-              </w:rPr>
-              <m:t>L</m:t>
+                <w:lang w:val="en-GB"/>
+              </w:rPr>
+              <m:t>2</m:t>
             </m:r>
           </m:sub>
         </m:sSub>
+        <m:r>
+          <w:rPr>
+            <w:rFonts w:ascii="Cambria Math" w:hAnsi="Cambria Math"/>
+            <w:lang w:val="en-GB"/>
+          </w:rPr>
+          <m:t>+</m:t>
+        </m:r>
+        <m:r>
+          <m:rPr>
+            <m:nor/>
+          </m:rPr>
+          <w:rPr>
+            <w:lang w:val="en-GB"/>
+          </w:rPr>
+          <m:t>NH</m:t>
+        </m:r>
+        <m:r>
+          <w:rPr>
+            <w:rFonts w:ascii="Cambria Math" w:hAnsi="Cambria Math"/>
+            <w:lang w:val="en-GB"/>
+          </w:rPr>
+          <m:t>⇌</m:t>
+        </m:r>
+        <m:sSub>
+          <m:sSubPr>
+            <m:ctrlPr>
+              <w:rPr>
+                <w:rFonts w:ascii="Cambria Math" w:hAnsi="Cambria Math"/>
+                <w:lang w:val="en-GB"/>
+              </w:rPr>
+            </m:ctrlPr>
+          </m:sSubPr>
+          <m:e>
+            <m:r>
+              <m:rPr>
+                <m:nor/>
+              </m:rPr>
+              <w:rPr>
+                <w:lang w:val="en-GB"/>
+              </w:rPr>
+              <m:t>N</m:t>
+            </m:r>
+          </m:e>
+          <m:sub>
+            <m:r>
+              <w:rPr>
+                <w:rFonts w:ascii="Cambria Math" w:hAnsi="Cambria Math"/>
+                <w:lang w:val="en-GB"/>
+              </w:rPr>
+              <m:t>2</m:t>
+            </m:r>
+          </m:sub>
+        </m:sSub>
+        <m:sSub>
+          <m:sSubPr>
+            <m:ctrlPr>
+              <w:rPr>
+                <w:rFonts w:ascii="Cambria Math" w:hAnsi="Cambria Math"/>
+                <w:lang w:val="en-GB"/>
+              </w:rPr>
+            </m:ctrlPr>
+          </m:sSubPr>
+          <m:e>
+            <m:r>
+              <m:rPr>
+                <m:nor/>
+              </m:rPr>
+              <w:rPr>
+                <w:lang w:val="en-GB"/>
+              </w:rPr>
+              <m:t>H</m:t>
+            </m:r>
+          </m:e>
+          <m:sub>
+            <m:r>
+              <w:rPr>
+                <w:rFonts w:ascii="Cambria Math" w:hAnsi="Cambria Math"/>
+                <w:lang w:val="en-GB"/>
+              </w:rPr>
+              <m:t>2</m:t>
+            </m:r>
+          </m:sub>
+        </m:sSub>
+        <m:r>
+          <w:rPr>
+            <w:rFonts w:ascii="Cambria Math" w:hAnsi="Cambria Math"/>
+            <w:lang w:val="en-GB"/>
+          </w:rPr>
+          <m:t>+</m:t>
+        </m:r>
+        <m:r>
+          <m:rPr>
+            <m:nor/>
+          </m:rPr>
+          <w:rPr>
+            <w:lang w:val="en-GB"/>
+          </w:rPr>
+          <m:t>H</m:t>
+        </m:r>
       </m:oMath>
       <w:r>
-        <w:t xml:space="preserve"> </w:t>
-      </w:r>
-      <w:r>
-        <w:t>predictions for H</w:t>
-      </w:r>
-      <w:r>
-        <w:rPr>
-          <w:vertAlign w:val="subscript"/>
-        </w:rPr>
-        <w:t>2</w:t>
-      </w:r>
-      <w:r>
-        <w:t xml:space="preserve">/air flames at various equivalence ratios at atmospheric pressure. Gotama et al. also developed a reduced mechanism (26 species and 119 reactions) based on their detailed mechanism </w:t>
-      </w:r>
-      <w:r>
-        <w:fldChar w:fldCharType="begin"/>
-      </w:r>
-      <w:r>
-        <w:instrText xml:space="preserve"> ADDIN ZOTERO_ITEM CSL_CITATION {"citationID":"IJRshvFF","properties":{"unsorted":false,"formattedCitation":"[6]","plainCitation":"[6]","noteIndex":0},"citationItems":[{"id":733,"uris":["http://zotero.org/users/20740871/items/T3E45C4C"],"itemData":{"id":733,"type":"article-journal","abstract":"The application of ammonia (NH3) blended with hydrogen (H2) as a fuel in combustion systems is a practical approach to decarbonise the energy sector, and the combustion of the fuel at rich conditions is relevant in emissions control through rich-lean combustion. However, the chemistry of rich NH3/H2 flames at high pressure, and the interaction between NH3 and H2 still need to be clarified. Therefore, the present study focuses on the chemical kinetics of NH3/H2/air flames at rich conditions and elevated pressures. To validate chemical kinetics in the literature, the laminar burning velocity of NH3/H2/Air premixed flames were measured at 0.1 and 0.5 MPa and equivalence ratios up to 1.8. The results show that the seven kinetics mechanisms studied could not satisfactorily predict the measurements at fuel-rich conditions and elevated pressure. The kinetics mechanism by Han et al. was optimized, leading to a new detailed kinetics, which can be reduced to 26 species and 119 reactions and satisfactorily predicts the present measurements and those in the literature. Analysis of the chemistry of NH3/H2 flames using the new mechanism shows NH3 and H2 kinetics are strongly coupled through a H2 decomposition/recovery mechanism, here named H2 recovery mechanism, which is important in modelling the burning velocity of the flame at fuel-rich conditions. The burned gas Markstein length was also extracted from the measured flame speed and its behaviour was studied using theoretical correlations.","citation-key":"gotamaMeasurement2022","container-title":"Combustion and Flame","DOI":"10.1016/j.combustflame.2021.111753","ISSN":"0010-2180","journalAbbreviation":"Combustion and Flame","page":"111753","source":"ScienceDirect","title":"Measurement of the laminar burning velocity and kinetics study of the importance of the hydrogen recovery mechanism of ammonia/hydrogen/air premixed flames","volume":"236","author":[{"family":"Gotama","given":"Gabriel J."},{"family":"Hayakawa","given":"Akihiro"},{"family":"Okafor","given":"Ekenechukwu C."},{"family":"Kanoshima","given":"Ryuhei"},{"family":"Hayashi","given":"Masao"},{"family":"Kudo","given":"Taku"},{"family":"Kobayashi","given":"Hideaki"}],"issued":{"date-parts":[["2022",2,1]]}}}],"schema":"https://github.com/citation-style-language/schema/raw/master/csl-citation.json"} </w:instrText>
-      </w:r>
-      <w:r>
-        <w:fldChar w:fldCharType="separate"/>
-      </w:r>
-      <w:r>
-        <w:t>[6]</w:t>
-      </w:r>
-      <w:r>
-        <w:fldChar w:fldCharType="end"/>
-      </w:r>
-      <w:r>
-        <w:t xml:space="preserve">. The mechanism by Nakamura et al. </w:t>
-      </w:r>
-      <w:r>
-        <w:fldChar w:fldCharType="begin"/>
-      </w:r>
-      <w:r>
-        <w:instrText xml:space="preserve"> ADDIN ZOTERO_ITEM CSL_CITATION {"citationID":"4CEOKBKD","properties":{"unsorted":false,"formattedCitation":"[8]","plainCitation":"[8]","noteIndex":0},"citationItems":[{"id":780,"uris":["http://zotero.org/users/20740871/items/FX89RVZZ"],"itemData":{"id":780,"type":"article-journal","abstract":"Ammonia is considered to be one of the promising energy carriers in the future and reliable chemical kinetics to accurately predict ignition characteristics of ammonia/air mixtures is necessary for developing ammonia combustors. However, ignition characteristics of ammonia/air mixtures at low temperatures have not been well studied. The present study employed weak flames in a micro flow reactor with a controlled temperature profile, which have been extensively employed to examine ignition characteristics of hydrocarbons, to investigate ignition characteristics of ammonia/air mixtures at low temperatures. Species measurements for weak flames of ammonia/air mixtures at atmospheric pressure and equivalence ratios of 0.8, 1.0 and 1.2 under a maximum wall temperature of 1400 K were conducted using a mass spectrometer and profiles of the NH3, O2, H2O NO, and N2O mole fractions were obtained. Chemical kinetic modeling was conducted with extensive updates mainly for the N2Hx chemistry because N2Hx species were expected to be produced from the NH2 + NH2 reactions at low temperatures. The mechanism developed in the present study well predicted species profiles of NH3, O2 and H2O for weak flames measured in experiments. The present mechanism also well predicted the final values of the NO and N2O mole fractions behind the reaction zone of weak flames but overestimated these mole fractions in the reaction zone of weak flames. To confirm the existence of N2Hx species in the reaction zone of weak flames, signals from N2H4 were distinguished from measured signals. Sensitivity analysis and reaction flux analysis were conducted and the importance of the N2Hx chemistry in the reaction zone of weak flames at low temperatures was identified. Validation of the present mechanism with literature data on ignition delays and flame speeds were conducted and reasonable agreements with literature data were confirmed. For N2O and NO in the reaction zone of weak flames, however, there was discrepancy between measured and computational mole fractions and further improvements of chemical kinetics related to ammonia ignition are still necessary.","citation-key":"nakamuraKinetic2017","container-title":"Combustion and Flame","DOI":"10.1016/j.combustflame.2017.06.021","ISSN":"0010-2180","journalAbbreviation":"Combustion and Flame","page":"16-27","source":"ScienceDirect","title":"Kinetic modeling of ammonia/air weak flames in a micro flow reactor with a controlled temperature profile","volume":"185","author":[{"family":"Nakamura","given":"Hisashi"},{"family":"Hasegawa","given":"Susumu"},{"family":"Tezuka","given":"Takuya"}],"issued":{"date-parts":[["2017",11,1]]}}}],"schema":"https://github.com/citation-style-language/schema/raw/master/csl-citation.json"} </w:instrText>
-      </w:r>
-      <w:r>
-        <w:fldChar w:fldCharType="separate"/>
-      </w:r>
-      <w:r>
-        <w:t>[8]</w:t>
-      </w:r>
-      <w:r>
-        <w:fldChar w:fldCharType="end"/>
-      </w:r>
-      <w:r>
-        <w:t xml:space="preserve"> was developed with Miller and Bowman's mechanism </w:t>
-      </w:r>
-      <w:r>
-        <w:fldChar w:fldCharType="begin"/>
-      </w:r>
-      <w:r>
-        <w:instrText xml:space="preserve"> ADDIN ZOTERO_ITEM CSL_CITATION {"citationID":"ksHPcdKd","properties":{"unsorted":false,"formattedCitation":"[9]","plainCitation":"[9]","noteIndex":0},"citationItems":[{"id":797,"uris":["http://zotero.org/users/20740871/items/CFV92EAC"],"itemData":{"id":797,"type":"article-journal","abstract":"Our current understanding of the mechanisms and rate parameters for the gas-phase reactions of nitrogen compounds that are applicable to combustion-generated air pollution is discussed and illustrated by comparison of results from detailed kinetics calculations with experimental data. In particular, the mechanisms and rate parameters for thermal and prompt NO formation, for fuel nitrogen conversion, for the Thermal De-NOx and RAPRENOx processes, and for NO2 and N2O formation and removal processes are considered. Sensitivity and rate-of-production analyses are applied in the calculations to determine which elementary reactions are of greatest importance in the nitrogen conversion process. Available information on the rate parameters for these important elementary reactions has been surveyed, and recommendations for the rate coefficients for these reactions are provided. The principal areas of uncertainty in nitrogen reaction mechanisms and rate parameters are outlined.","citation-key":"millerMechanism1989","container-title":"Progress in Energy and Combustion Science","DOI":"10.1016/0360-1285(89)90017-8","ISSN":"0360-1285","issue":"4","journalAbbreviation":"Progress in Energy and Combustion Science","page":"287-338","source":"ScienceDirect","title":"Mechanism and modeling of nitrogen chemistry in combustion","volume":"15","author":[{"family":"Miller","given":"James A."},{"family":"Bowman","given":"Craig T."}],"issued":{"date-parts":[["1989",1,1]]}}}],"schema":"https://github.com/citation-style-language/schema/raw/master/csl-citation.json"} </w:instrText>
-      </w:r>
-      <w:r>
-        <w:fldChar w:fldCharType="separate"/>
-      </w:r>
-      <w:r>
-        <w:t>[9]</w:t>
-      </w:r>
-      <w:r>
-        <w:fldChar w:fldCharType="end"/>
-      </w:r>
-      <w:r>
-        <w:t xml:space="preserve"> as a base to which N</w:t>
-      </w:r>
-      <w:r>
-        <w:rPr>
-          <w:vertAlign w:val="subscript"/>
-        </w:rPr>
-        <w:t>2</w:t>
-      </w:r>
-      <w:r>
-        <w:t>H</w:t>
-      </w:r>
-      <w:r>
-        <w:rPr>
-          <w:vertAlign w:val="subscript"/>
-        </w:rPr>
-        <w:t>x</w:t>
-      </w:r>
-      <w:r>
-        <w:t xml:space="preserve"> </w:t>
-      </w:r>
-      <w:r>
-        <w:t xml:space="preserve">chemistry was added. This led to accurate </w:t>
-      </w:r>
-      <w:r>
-        <w:t>predictions of</w:t>
-      </w:r>
-      <w:r>
-        <w:t xml:space="preserve"> NH</w:t>
-      </w:r>
-      <w:r>
-        <w:rPr>
-          <w:vertAlign w:val="subscript"/>
-        </w:rPr>
-        <w:t>3</w:t>
-      </w:r>
-      <w:r>
-        <w:t>, NO and N</w:t>
-      </w:r>
-      <w:r>
-        <w:rPr>
-          <w:vertAlign w:val="subscript"/>
-        </w:rPr>
-        <w:t>2</w:t>
-      </w:r>
-      <w:r>
-        <w:t>O profiles in NH</w:t>
-      </w:r>
-      <w:r>
-        <w:rPr>
-          <w:vertAlign w:val="subscript"/>
-        </w:rPr>
-        <w:t>3</w:t>
-      </w:r>
-      <w:r>
-        <w:t>/air flames. NH</w:t>
-      </w:r>
-      <w:r>
-        <w:rPr>
-          <w:vertAlign w:val="subscript"/>
-        </w:rPr>
-        <w:t>3</w:t>
-      </w:r>
-      <w:r>
-        <w:t xml:space="preserve">/air flame speed was reasonably predicted by this mechanism at lean and stoichiometric conditions </w:t>
-      </w:r>
-      <w:r>
-        <w:fldChar w:fldCharType="begin"/>
-      </w:r>
-      <w:r>
-        <w:instrText xml:space="preserve"> ADDIN ZOTERO_ITEM CSL_CITATION {"citationID":"xJZywTbo","properties":{"unsorted":false,"formattedCitation":"[3]","plainCitation":"[3]","noteIndex":0},"citationItems":[{"id":820,"uris":["http://zotero.org/users/20740871/items/FV2BMELC"],"itemData":{"id":820,"type":"article-journal","abstract":"Ammonia is attracting more and more attentions due to its role as both a carbon-free fuel for gas turbines and an effective H2 carrier. Only a limit number of investigations on the laminar flame propagation and laminar burning velocity of ammonia have been performed on elevated pressures, which were focused on ammonia/air mixtures and suffered strong buoyancy effect. In this work, laminar flame propagation of ammonia/O2/N2 mixtures covering wide ranges of equivalence ratios, oxygen contents and initial pressures was investigated in a high-pressure constant-volume cylindrical combustion vessel. The oxygen enrichment speeds up the spherically expanding flames and consequently reduces buoyancy effect on the laminar flame propagation of ammonia. The laminar burning velocity was observed to increase with the increasing oxygen content, but decrease with the increasing initial pressure. A kinetic model of ammonia combustion consisting 38 species and 265 reactions was constructed from previous models with updated rate constants of important reactions. The present model can reasonably reproduce the laminar burning velocity data in this work and literature, as well as the ignition delay time and speciation data in literature. Based on the model analysis, effects of oxygen enrichment, equivalence ratio and initial pressure on laminar burning velocities of ammonia were analyzed in detail. It is revealed that the enhanced flame propagation with oxygen enrichment is mainly due to the increase of adiabatic flame temperature which in turn leads to higher concentrations of key radicals like H, OH and NH2. For NH3 and its major decomposition products like NH2 and NH, reactions with oxygenated species such as OH, O, O2 and NO are generally more important in the lean flames, while the role of reactions with H, NH and NH2 becomes crucial in the rich flames. The calculated pressure dependent coefficient indicates that NH3/O2/N2 flames exhibit clear pressure dependence, while this pressure dependence is weaker than those of the hydrocarbon and biofuel flames.","citation-key":"meiExperimental2019","container-title":"Combustion and Flame","DOI":"10.1016/j.combustflame.2019.08.033","ISSN":"0010-2180","journalAbbreviation":"Combustion and Flame","page":"236-246","source":"ScienceDirect","title":"Experimental and kinetic modeling investigation on the laminar flame propagation of ammonia under oxygen enrichment and elevated pressure conditions","volume":"210","author":[{"family":"Mei","given":"Bowen"},{"family":"Zhang","given":"Xiaoyuan"},{"family":"Ma","given":"Siyuan"},{"family":"Cui","given":"Mingli"},{"family":"Guo","given":"Hanwen"},{"family":"Cao","given":"Zhihao"},{"family":"Li","given":"Yuyang"}],"issued":{"date-parts":[["2019",12,1]]}}}],"schema":"https://github.com/citation-style-language/schema/raw/master/csl-citation.json"} </w:instrText>
-      </w:r>
-      <w:r>
-        <w:fldChar w:fldCharType="separate"/>
-      </w:r>
-      <w:r>
-        <w:t>[3]</w:t>
-      </w:r>
-      <w:r>
-        <w:fldChar w:fldCharType="end"/>
-      </w:r>
-      <w:r>
-        <w:t xml:space="preserve"> too. Another study found Nakamura Mech's </w:t>
+        <w:rPr>
+          <w:lang w:val="en-GB"/>
+        </w:rPr>
+        <w:t xml:space="preserve"> and </w:t>
+      </w:r>
+      <m:oMath>
+        <m:r>
+          <m:rPr>
+            <m:nor/>
+          </m:rPr>
+          <w:rPr>
+            <w:lang w:val="en-GB"/>
+          </w:rPr>
+          <m:t>NNH</m:t>
+        </m:r>
+        <m:r>
+          <w:rPr>
+            <w:rFonts w:ascii="Cambria Math" w:hAnsi="Cambria Math"/>
+            <w:lang w:val="en-GB"/>
+          </w:rPr>
+          <m:t>⇌</m:t>
+        </m:r>
+        <m:sSub>
+          <m:sSubPr>
+            <m:ctrlPr>
+              <w:rPr>
+                <w:rFonts w:ascii="Cambria Math" w:hAnsi="Cambria Math"/>
+                <w:lang w:val="en-GB"/>
+              </w:rPr>
+            </m:ctrlPr>
+          </m:sSubPr>
+          <m:e>
+            <m:r>
+              <m:rPr>
+                <m:nor/>
+              </m:rPr>
+              <w:rPr>
+                <w:lang w:val="en-GB"/>
+              </w:rPr>
+              <m:t>N</m:t>
+            </m:r>
+          </m:e>
+          <m:sub>
+            <m:r>
+              <w:rPr>
+                <w:rFonts w:ascii="Cambria Math" w:hAnsi="Cambria Math"/>
+                <w:lang w:val="en-GB"/>
+              </w:rPr>
+              <m:t>2</m:t>
+            </m:r>
+          </m:sub>
+        </m:sSub>
+        <m:r>
+          <w:rPr>
+            <w:rFonts w:ascii="Cambria Math" w:hAnsi="Cambria Math"/>
+            <w:lang w:val="en-GB"/>
+          </w:rPr>
+          <m:t>+</m:t>
+        </m:r>
+        <m:r>
+          <m:rPr>
+            <m:nor/>
+          </m:rPr>
+          <w:rPr>
+            <w:lang w:val="en-GB"/>
+          </w:rPr>
+          <m:t>H</m:t>
+        </m:r>
+      </m:oMath>
+      <w:r>
+        <w:rPr>
+          <w:lang w:val="en-GB"/>
+        </w:rPr>
+        <w:t xml:space="preserve">. Updating </w:t>
       </w:r>
       <m:oMath>
         <m:sSub>
@@ -1132,382 +780,2498 @@
             <m:ctrlPr>
               <w:rPr>
                 <w:rFonts w:ascii="Cambria Math" w:hAnsi="Cambria Math"/>
+                <w:lang w:val="en-GB"/>
               </w:rPr>
             </m:ctrlPr>
           </m:sSubPr>
           <m:e>
             <m:r>
-              <w:rPr>
-                <w:rFonts w:ascii="Cambria Math" w:hAnsi="Cambria Math"/>
-              </w:rPr>
-              <m:t>S</m:t>
+              <m:rPr>
+                <m:nor/>
+              </m:rPr>
+              <w:rPr>
+                <w:lang w:val="en-GB"/>
+              </w:rPr>
+              <m:t>N</m:t>
             </m:r>
           </m:e>
           <m:sub>
             <m:r>
               <w:rPr>
                 <w:rFonts w:ascii="Cambria Math" w:hAnsi="Cambria Math"/>
-              </w:rPr>
-              <m:t>L</m:t>
+                <w:lang w:val="en-GB"/>
+              </w:rPr>
+              <m:t>2</m:t>
+            </m:r>
+          </m:sub>
+        </m:sSub>
+        <m:sSub>
+          <m:sSubPr>
+            <m:ctrlPr>
+              <w:rPr>
+                <w:rFonts w:ascii="Cambria Math" w:hAnsi="Cambria Math"/>
+                <w:lang w:val="en-GB"/>
+              </w:rPr>
+            </m:ctrlPr>
+          </m:sSubPr>
+          <m:e>
+            <m:r>
+              <m:rPr>
+                <m:nor/>
+              </m:rPr>
+              <w:rPr>
+                <w:lang w:val="en-GB"/>
+              </w:rPr>
+              <m:t>H</m:t>
+            </m:r>
+          </m:e>
+          <m:sub>
+            <m:r>
+              <m:rPr>
+                <m:nor/>
+              </m:rPr>
+              <w:rPr>
+                <w:lang w:val="en-GB"/>
+              </w:rPr>
+              <m:t>x</m:t>
             </m:r>
           </m:sub>
         </m:sSub>
       </m:oMath>
       <w:r>
-        <w:t xml:space="preserve"> predictions of NH</w:t>
+        <w:rPr>
+          <w:lang w:val="en-GB"/>
+        </w:rPr>
+        <w:t xml:space="preserve"> pathways resolved this issue, yielding accurate burning velocity predictions across all target blends</w:t>
+      </w:r>
+      <w:r>
+        <w:rPr>
+          <w:lang w:val="en-GB"/>
+        </w:rPr>
+        <w:t>.</w:t>
+      </w:r>
+      <w:r>
+        <w:t xml:space="preserve"> </w:t>
+      </w:r>
+    </w:p>
+    <w:p>
+      <w:pPr>
+        <w:pStyle w:val="section"/>
+      </w:pPr>
+      <w:r>
+        <w:rPr>
+          <w:rFonts w:hint="eastAsia"/>
+        </w:rPr>
+        <w:t>Introduction</w:t>
+      </w:r>
+    </w:p>
+    <w:p>
+      <w:pPr>
+        <w:pStyle w:val="Maintext"/>
+        <w:rPr>
+          <w:lang w:val="en-GB"/>
+        </w:rPr>
+      </w:pPr>
+      <w:r>
+        <w:rPr>
+          <w:lang w:val="en-GB"/>
+        </w:rPr>
+        <w:t>Ammonia (</w:t>
+      </w:r>
+      <m:oMath>
+        <m:sSub>
+          <m:sSubPr>
+            <m:ctrlPr>
+              <w:rPr>
+                <w:rFonts w:ascii="Cambria Math" w:hAnsi="Cambria Math"/>
+                <w:lang w:val="en-GB"/>
+              </w:rPr>
+            </m:ctrlPr>
+          </m:sSubPr>
+          <m:e>
+            <m:r>
+              <m:rPr>
+                <m:nor/>
+              </m:rPr>
+              <w:rPr>
+                <w:lang w:val="en-GB"/>
+              </w:rPr>
+              <m:t>NH</m:t>
+            </m:r>
+          </m:e>
+          <m:sub>
+            <m:r>
+              <w:rPr>
+                <w:rFonts w:ascii="Cambria Math" w:hAnsi="Cambria Math"/>
+                <w:lang w:val="en-GB"/>
+              </w:rPr>
+              <m:t>3</m:t>
+            </m:r>
+          </m:sub>
+        </m:sSub>
+      </m:oMath>
+      <w:r>
+        <w:rPr>
+          <w:lang w:val="en-GB"/>
+        </w:rPr>
+        <w:t>) is a promising carbon-free fuel, frequently blended with methane (</w:t>
+      </w:r>
+      <m:oMath>
+        <m:sSub>
+          <m:sSubPr>
+            <m:ctrlPr>
+              <w:rPr>
+                <w:rFonts w:ascii="Cambria Math" w:hAnsi="Cambria Math"/>
+                <w:lang w:val="en-GB"/>
+              </w:rPr>
+            </m:ctrlPr>
+          </m:sSubPr>
+          <m:e>
+            <m:r>
+              <m:rPr>
+                <m:nor/>
+              </m:rPr>
+              <w:rPr>
+                <w:lang w:val="en-GB"/>
+              </w:rPr>
+              <m:t>CH</m:t>
+            </m:r>
+          </m:e>
+          <m:sub>
+            <m:r>
+              <w:rPr>
+                <w:rFonts w:ascii="Cambria Math" w:hAnsi="Cambria Math"/>
+                <w:lang w:val="en-GB"/>
+              </w:rPr>
+              <m:t>4</m:t>
+            </m:r>
+          </m:sub>
+        </m:sSub>
+      </m:oMath>
+      <w:r>
+        <w:rPr>
+          <w:lang w:val="en-GB"/>
+        </w:rPr>
+        <w:t>) or hydrogen (</w:t>
+      </w:r>
+      <m:oMath>
+        <m:sSub>
+          <m:sSubPr>
+            <m:ctrlPr>
+              <w:rPr>
+                <w:rFonts w:ascii="Cambria Math" w:hAnsi="Cambria Math"/>
+                <w:lang w:val="en-GB"/>
+              </w:rPr>
+            </m:ctrlPr>
+          </m:sSubPr>
+          <m:e>
+            <m:r>
+              <m:rPr>
+                <m:nor/>
+              </m:rPr>
+              <w:rPr>
+                <w:lang w:val="en-GB"/>
+              </w:rPr>
+              <m:t>H</m:t>
+            </m:r>
+          </m:e>
+          <m:sub>
+            <m:r>
+              <w:rPr>
+                <w:rFonts w:ascii="Cambria Math" w:hAnsi="Cambria Math"/>
+                <w:lang w:val="en-GB"/>
+              </w:rPr>
+              <m:t>2</m:t>
+            </m:r>
+          </m:sub>
+        </m:sSub>
+      </m:oMath>
+      <w:r>
+        <w:rPr>
+          <w:lang w:val="en-GB"/>
+        </w:rPr>
+        <w:t>) to enhance reactivity in combustion systems. Combustor development for these blends relies on numerical simulations to accurately predict key phenomena, including laminar burning velocity, ignition dynamics, and pollutant emissions. Because large-scale or three-dimensional modeling using detailed kinetics incurs substantial memory and computation time costs, reliable reduced mechanisms—containing fewer species and reactions—are essential.</w:t>
+      </w:r>
+    </w:p>
+    <w:p>
+      <w:pPr>
+        <w:pStyle w:val="Maintext"/>
+        <w:rPr>
+          <w:lang w:val="en-GB"/>
+        </w:rPr>
+      </w:pPr>
+      <w:r>
+        <w:rPr>
+          <w:lang w:val="en-GB"/>
+        </w:rPr>
+        <w:t>Numerous chemical kinetic mechanisms have been developed to model ammonia combustion; however, most are optimized for specific fuel blends and narrow operating conditions. For example, the reduced mechanism by Okafor et al.</w:t>
+      </w:r>
+      <w:r>
+        <w:rPr>
+          <w:lang w:val="en-GB"/>
+        </w:rPr>
+        <w:t xml:space="preserve"> </w:t>
+      </w:r>
+      <w:r>
+        <w:rPr>
+          <w:lang w:val="en-GB"/>
+        </w:rPr>
+        <w:fldChar w:fldCharType="begin"/>
+      </w:r>
+      <w:r>
+        <w:rPr>
+          <w:lang w:val="en-GB"/>
+        </w:rPr>
+        <w:instrText xml:space="preserve"> ADDIN ZOTERO_ITEM CSL_CITATION {"citationID":"rUvaF6ee","properties":{"unsorted":false,"formattedCitation":"[1]","plainCitation":"[1]","noteIndex":0},"citationItems":[{"id":196,"uris":["http://zotero.org/users/20740871/items/GI6AGGV5"],"itemData":{"id":196,"type":"article-journal","abstract":"Ammonia and blends of ammonia with methane are gaining increased interest as fuels for gas turbine applications and hence optimized reduced reaction mechanisms for the fuels are required for the development of combustors. However, there is a scarcity of measured data on the laminar burning velocity of the fuels for optimizing and validating reaction mechanisms especially at high pressures. In this study, an extensive set of measurements of the unstretched laminar burning velocity and Markstein lengths of CH4NH3-air flames at high pressures are reported for the first time and an optimized reduced reaction mechanism is proposed. The experiments were conducted in a constant volume chamber for various ammonia heat fractions in the fuel ranging from 0 to 0.30, equivalence ratios ranging from 0.7 to 1.3, and mixture pressures ranging from 0.10 to 0.50 MPa. The reduced reaction mechanism was developed from a detailed reaction mechanism for CH4NH3-air flames by Okafor et al., and optimized against the present measurements and data in the literature. It is shown that the reduced mechanism models the unstretched laminar burning velocity of NH3/air and CH4NH3-air flames with high fidelity at all studied conditions. It also models satisfactorily NH3, NO and CO concentration in CH4NH3O2N2 oxidation in a laminar flow reactor. Furthermore, the reduced mechanism is demonstrated to predict NO, OH, and NH profiles in a premixed stagnation NH3-air flame satisfactorily. The experimental measurements were also used to validate selected detailed reaction mechanisms. It was found that the significant over-prediction of NO production from NH3 oxidation by GRI Mech 3.0 is primarily due to the influence of the reaction NH+H2OHNO+H2, which in fact may not be important in fuel NO chemistry.","citation-key":"okaforMeasurement2019","container-title":"Combustion and Flame","DOI":"10.1016/j.combustflame.2019.03.008","ISSN":"0010-2180","journalAbbreviation":"Combustion and Flame","page":"162-175","source":"ScienceDirect","title":"Measurement and modelling of the laminar burning velocity of methane-ammonia-air flames at high pressures using a reduced reaction mechanism","volume":"204","author":[{"family":"Okafor","given":"Ekenechukwu Chijioke"},{"family":"Naito","given":"Yuji"},{"family":"Colson","given":"Sophie"},{"family":"Ichikawa","given":"Akinori"},{"family":"Kudo","given":"Taku"},{"family":"Hayakawa","given":"Akihiro"},{"family":"Kobayashi","given":"Hideaki"}],"issued":{"date-parts":[["2019",6,1]]}}}],"schema":"https://github.com/citation-style-language/schema/raw/master/csl-citation.json"} </w:instrText>
+      </w:r>
+      <w:r>
+        <w:rPr>
+          <w:lang w:val="en-GB"/>
+        </w:rPr>
+        <w:fldChar w:fldCharType="separate"/>
+      </w:r>
+      <w:r>
+        <w:t>[1]</w:t>
+      </w:r>
+      <w:r>
+        <w:rPr>
+          <w:lang w:val="en-GB"/>
+        </w:rPr>
+        <w:fldChar w:fldCharType="end"/>
+      </w:r>
+      <w:r>
+        <w:rPr>
+          <w:lang w:val="en-GB"/>
+        </w:rPr>
+        <w:t xml:space="preserve"> was designed for </w:t>
+      </w:r>
+      <m:oMath>
+        <m:sSub>
+          <m:sSubPr>
+            <m:ctrlPr>
+              <w:rPr>
+                <w:rFonts w:ascii="Cambria Math" w:hAnsi="Cambria Math"/>
+                <w:lang w:val="en-GB"/>
+              </w:rPr>
+            </m:ctrlPr>
+          </m:sSubPr>
+          <m:e>
+            <m:r>
+              <m:rPr>
+                <m:nor/>
+              </m:rPr>
+              <w:rPr>
+                <w:lang w:val="en-GB"/>
+              </w:rPr>
+              <m:t>NH</m:t>
+            </m:r>
+          </m:e>
+          <m:sub>
+            <m:r>
+              <w:rPr>
+                <w:rFonts w:ascii="Cambria Math" w:hAnsi="Cambria Math"/>
+                <w:lang w:val="en-GB"/>
+              </w:rPr>
+              <m:t>3</m:t>
+            </m:r>
+          </m:sub>
+        </m:sSub>
+        <m:r>
+          <m:rPr>
+            <m:nor/>
+          </m:rPr>
+          <w:rPr>
+            <w:lang w:val="en-GB"/>
+          </w:rPr>
+          <m:t>/air</m:t>
+        </m:r>
+      </m:oMath>
+      <w:r>
+        <w:rPr>
+          <w:lang w:val="en-GB"/>
+        </w:rPr>
+        <w:t xml:space="preserve"> and </w:t>
+      </w:r>
+      <m:oMath>
+        <m:sSub>
+          <m:sSubPr>
+            <m:ctrlPr>
+              <w:rPr>
+                <w:rFonts w:ascii="Cambria Math" w:hAnsi="Cambria Math"/>
+                <w:lang w:val="en-GB"/>
+              </w:rPr>
+            </m:ctrlPr>
+          </m:sSubPr>
+          <m:e>
+            <m:r>
+              <m:rPr>
+                <m:nor/>
+              </m:rPr>
+              <w:rPr>
+                <w:lang w:val="en-GB"/>
+              </w:rPr>
+              <m:t>NH</m:t>
+            </m:r>
+          </m:e>
+          <m:sub>
+            <m:r>
+              <w:rPr>
+                <w:rFonts w:ascii="Cambria Math" w:hAnsi="Cambria Math"/>
+                <w:lang w:val="en-GB"/>
+              </w:rPr>
+              <m:t>3</m:t>
+            </m:r>
+          </m:sub>
+        </m:sSub>
+        <m:r>
+          <w:rPr>
+            <w:rFonts w:ascii="Cambria Math" w:hAnsi="Cambria Math"/>
+            <w:lang w:val="en-GB"/>
+          </w:rPr>
+          <m:t>/</m:t>
+        </m:r>
+        <m:sSub>
+          <m:sSubPr>
+            <m:ctrlPr>
+              <w:rPr>
+                <w:rFonts w:ascii="Cambria Math" w:hAnsi="Cambria Math"/>
+                <w:lang w:val="en-GB"/>
+              </w:rPr>
+            </m:ctrlPr>
+          </m:sSubPr>
+          <m:e>
+            <m:r>
+              <m:rPr>
+                <m:nor/>
+              </m:rPr>
+              <w:rPr>
+                <w:lang w:val="en-GB"/>
+              </w:rPr>
+              <m:t>CH</m:t>
+            </m:r>
+          </m:e>
+          <m:sub>
+            <m:r>
+              <w:rPr>
+                <w:rFonts w:ascii="Cambria Math" w:hAnsi="Cambria Math"/>
+                <w:lang w:val="en-GB"/>
+              </w:rPr>
+              <m:t>4</m:t>
+            </m:r>
+          </m:sub>
+        </m:sSub>
+        <m:r>
+          <m:rPr>
+            <m:nor/>
+          </m:rPr>
+          <w:rPr>
+            <w:lang w:val="en-GB"/>
+          </w:rPr>
+          <m:t>/air</m:t>
+        </m:r>
+      </m:oMath>
+      <w:r>
+        <w:rPr>
+          <w:lang w:val="en-GB"/>
+        </w:rPr>
+        <w:t xml:space="preserve"> flames. While it effectively predicts </w:t>
+      </w:r>
+      <w:r>
+        <w:rPr>
+          <w:lang w:val="en-GB"/>
+        </w:rPr>
+        <w:t xml:space="preserve">unstretched </w:t>
+      </w:r>
+      <w:r>
+        <w:rPr>
+          <w:lang w:val="en-GB"/>
+        </w:rPr>
+        <w:t>laminar burning velocity (</w:t>
+      </w:r>
+      <m:oMath>
+        <m:sSub>
+          <m:sSubPr>
+            <m:ctrlPr>
+              <w:rPr>
+                <w:rFonts w:ascii="Cambria Math" w:hAnsi="Cambria Math"/>
+                <w:i/>
+                <w:iCs/>
+                <w:lang w:val="en-GB"/>
+              </w:rPr>
+            </m:ctrlPr>
+          </m:sSubPr>
+          <m:e>
+            <m:r>
+              <m:rPr>
+                <m:nor/>
+              </m:rPr>
+              <w:rPr>
+                <w:i/>
+                <w:iCs/>
+                <w:lang w:val="en-GB"/>
+              </w:rPr>
+              <m:t>S</m:t>
+            </m:r>
+          </m:e>
+          <m:sub>
+            <m:r>
+              <m:rPr>
+                <m:nor/>
+              </m:rPr>
+              <w:rPr>
+                <w:i/>
+                <w:iCs/>
+                <w:lang w:val="en-GB"/>
+              </w:rPr>
+              <m:t>L</m:t>
+            </m:r>
+          </m:sub>
+        </m:sSub>
+      </m:oMath>
+      <w:r>
+        <w:rPr>
+          <w:lang w:val="en-GB"/>
+        </w:rPr>
+        <w:t>) across lean-to-rich equivalence ratios for these mixtures</w:t>
+      </w:r>
+      <w:r>
+        <w:rPr>
+          <w:lang w:val="en-GB"/>
+        </w:rPr>
+        <w:t xml:space="preserve"> </w:t>
+      </w:r>
+      <w:r>
+        <w:rPr>
+          <w:lang w:val="en-GB"/>
+        </w:rPr>
+        <w:fldChar w:fldCharType="begin"/>
+      </w:r>
+      <w:r>
+        <w:rPr>
+          <w:lang w:val="en-GB"/>
+        </w:rPr>
+        <w:instrText xml:space="preserve"> ADDIN ZOTERO_ITEM CSL_CITATION {"citationID":"85LLjrUT","properties":{"unsorted":false,"formattedCitation":"[1\\uc0\\u8211{}3]","plainCitation":"[1–3]","noteIndex":0},"citationItems":[{"id":196,"uris":["http://zotero.org/users/20740871/items/GI6AGGV5"],"itemData":{"id":196,"type":"article-journal","abstract":"Ammonia and blends of ammonia with methane are gaining increased interest as fuels for gas turbine applications and hence optimized reduced reaction mechanisms for the fuels are required for the development of combustors. However, there is a scarcity of measured data on the laminar burning velocity of the fuels for optimizing and validating reaction mechanisms especially at high pressures. In this study, an extensive set of measurements of the unstretched laminar burning velocity and Markstein lengths of CH4NH3-air flames at high pressures are reported for the first time and an optimized reduced reaction mechanism is proposed. The experiments were conducted in a constant volume chamber for various ammonia heat fractions in the fuel ranging from 0 to 0.30, equivalence ratios ranging from 0.7 to 1.3, and mixture pressures ranging from 0.10 to 0.50 MPa. The reduced reaction mechanism was developed from a detailed reaction mechanism for CH4NH3-air flames by Okafor et al., and optimized against the present measurements and data in the literature. It is shown that the reduced mechanism models the unstretched laminar burning velocity of NH3/air and CH4NH3-air flames with high fidelity at all studied conditions. It also models satisfactorily NH3, NO and CO concentration in CH4NH3O2N2 oxidation in a laminar flow reactor. Furthermore, the reduced mechanism is demonstrated to predict NO, OH, and NH profiles in a premixed stagnation NH3-air flame satisfactorily. The experimental measurements were also used to validate selected detailed reaction mechanisms. It was found that the significant over-prediction of NO production from NH3 oxidation by GRI Mech 3.0 is primarily due to the influence of the reaction NH+H2OHNO+H2, which in fact may not be important in fuel NO chemistry.","citation-key":"okaforMeasurement2019","container-title":"Combustion and Flame","DOI":"10.1016/j.combustflame.2019.03.008","ISSN":"0010-2180","journalAbbreviation":"Combustion and Flame","page":"162-175","source":"ScienceDirect","title":"Measurement and modelling of the laminar burning velocity of methane-ammonia-air flames at high pressures using a reduced reaction mechanism","volume":"204","author":[{"family":"Okafor","given":"Ekenechukwu Chijioke"},{"family":"Naito","given":"Yuji"},{"family":"Colson","given":"Sophie"},{"family":"Ichikawa","given":"Akinori"},{"family":"Kudo","given":"Taku"},{"family":"Hayakawa","given":"Akihiro"},{"family":"Kobayashi","given":"Hideaki"}],"issued":{"date-parts":[["2019",6,1]]}}},{"id":820,"uris":["http://zotero.org/users/20740871/items/FV2BMELC"],"itemData":{"id":820,"type":"article-journal","abstract":"Ammonia is attracting more and more attentions due to its role as both a carbon-free fuel for gas turbines and an effective H2 carrier. Only a limit number of investigations on the laminar flame propagation and laminar burning velocity of ammonia have been performed on elevated pressures, which were focused on ammonia/air mixtures and suffered strong buoyancy effect. In this work, laminar flame propagation of ammonia/O2/N2 mixtures covering wide ranges of equivalence ratios, oxygen contents and initial pressures was investigated in a high-pressure constant-volume cylindrical combustion vessel. The oxygen enrichment speeds up the spherically expanding flames and consequently reduces buoyancy effect on the laminar flame propagation of ammonia. The laminar burning velocity was observed to increase with the increasing oxygen content, but decrease with the increasing initial pressure. A kinetic model of ammonia combustion consisting 38 species and 265 reactions was constructed from previous models with updated rate constants of important reactions. The present model can reasonably reproduce the laminar burning velocity data in this work and literature, as well as the ignition delay time and speciation data in literature. Based on the model analysis, effects of oxygen enrichment, equivalence ratio and initial pressure on laminar burning velocities of ammonia were analyzed in detail. It is revealed that the enhanced flame propagation with oxygen enrichment is mainly due to the increase of adiabatic flame temperature which in turn leads to higher concentrations of key radicals like H, OH and NH2. For NH3 and its major decomposition products like NH2 and NH, reactions with oxygenated species such as OH, O, O2 and NO are generally more important in the lean flames, while the role of reactions with H, NH and NH2 becomes crucial in the rich flames. The calculated pressure dependent coefficient indicates that NH3/O2/N2 flames exhibit clear pressure dependence, while this pressure dependence is weaker than those of the hydrocarbon and biofuel flames.","citation-key":"meiExperimental2019","container-title":"Combustion and Flame","DOI":"10.1016/j.combustflame.2019.08.033","ISSN":"0010-2180","journalAbbreviation":"Combustion and Flame","page":"236-246","source":"ScienceDirect","title":"Experimental and kinetic modeling investigation on the laminar flame propagation of ammonia under oxygen enrichment and elevated pressure conditions","volume":"210","author":[{"family":"Mei","given":"Bowen"},{"family":"Zhang","given":"Xiaoyuan"},{"family":"Ma","given":"Siyuan"},{"family":"Cui","given":"Mingli"},{"family":"Guo","given":"Hanwen"},{"family":"Cao","given":"Zhihao"},{"family":"Li","given":"Yuyang"}],"issued":{"date-parts":[["2019",12,1]]}}},{"id":821,"uris":["http://zotero.org/users/20740871/items/W3WRTV76"],"itemData":{"id":821,"type":"article-journal","abstract":"Combustion of fuels to generate energy is integral to various human activities, both domestic and industrial. However, the predominance of hydrocarbon fuel usage produces emissions containing pollutants that cause multiple environmental complications and risks to human health. Therefore, replacement of conventional fuels to achieve zero carbon emission is of utmost importance. In terms of carbon-free fuel, ammonia offers several advantages over hydrogen. However, its low burning velocity and high fuel NOx emissions inhibit large-scale usage. Hence, hydrogen and methane have been studied in this review as possible secondary fuels to aid ammonia combustion and address the aforementioned issues. This review starts from the suitability of ammonia fuel as energy vector in terms of physicochemical and combustion characteristics, moving through the kinetics and mechanisms of ammonia-based and ammonia-fuel combustion. The impacts and limitations of each system are also addressed, thus providing a comparison on each system. Particularly, this review assesses and discusses the advantages and mechanisms involved with secondary fuel addition to the ammonia combustion, presenting the role of key reaction differences and the change in key reaction mechanism under different conditions at the level of reaction mechanisms. Finally, this review covers future perspectives and challenges on the usage and development of ammonia-based fuels, emphasizing the maturity of ammonia-based and ammonia-fuel combustion kinetics. Herein, this work summarizes the principles of the combustion reactions of ammonia-based and ammonia-fuel systematically and serves as a theoretical reference of ammonia-fuel combustion kinetics for transitioning into future practical applications where ammonia is an important energy vector.","citation-key":"chaiReview2021","container-title":"Renewable and Sustainable Energy Reviews","DOI":"10.1016/j.rser.2021.111254","ISSN":"1364-0321","journalAbbreviation":"Renewable and Sustainable Energy Reviews","page":"111254","source":"ScienceDirect","title":"A review on ammonia, ammonia-hydrogen and ammonia-methane fuels","volume":"147","author":[{"family":"Chai","given":"Wai Siong"},{"family":"Bao","given":"Yulei"},{"family":"Jin","given":"Pengfei"},{"family":"Tang","given":"Guang"},{"family":"Zhou","given":"Lei"}],"issued":{"date-parts":[["2021",9,1]]}}}],"schema":"https://github.com/citation-style-language/schema/raw/master/csl-citation.json"} </w:instrText>
+      </w:r>
+      <w:r>
+        <w:rPr>
+          <w:lang w:val="en-GB"/>
+        </w:rPr>
+        <w:fldChar w:fldCharType="separate"/>
+      </w:r>
+      <w:r>
+        <w:rPr>
+          <w:kern w:val="0"/>
+        </w:rPr>
+        <w:t>[1–3]</w:t>
+      </w:r>
+      <w:r>
+        <w:rPr>
+          <w:lang w:val="en-GB"/>
+        </w:rPr>
+        <w:fldChar w:fldCharType="end"/>
+      </w:r>
+      <w:r>
+        <w:rPr>
+          <w:lang w:val="en-GB"/>
+        </w:rPr>
+        <w:t xml:space="preserve">, it significantly underpredicts </w:t>
+      </w:r>
+      <m:oMath>
+        <m:sSub>
+          <m:sSubPr>
+            <m:ctrlPr>
+              <w:rPr>
+                <w:rFonts w:ascii="Cambria Math" w:hAnsi="Cambria Math"/>
+                <w:i/>
+                <w:iCs/>
+                <w:lang w:val="en-GB"/>
+              </w:rPr>
+            </m:ctrlPr>
+          </m:sSubPr>
+          <m:e>
+            <m:r>
+              <m:rPr>
+                <m:nor/>
+              </m:rPr>
+              <w:rPr>
+                <w:i/>
+                <w:iCs/>
+                <w:lang w:val="en-GB"/>
+              </w:rPr>
+              <m:t>S</m:t>
+            </m:r>
+          </m:e>
+          <m:sub>
+            <m:r>
+              <m:rPr>
+                <m:nor/>
+              </m:rPr>
+              <w:rPr>
+                <w:i/>
+                <w:iCs/>
+                <w:lang w:val="en-GB"/>
+              </w:rPr>
+              <m:t>L</m:t>
+            </m:r>
+          </m:sub>
+        </m:sSub>
+      </m:oMath>
+      <w:r>
+        <w:rPr>
+          <w:lang w:val="en-GB"/>
+        </w:rPr>
+        <w:t xml:space="preserve"> for </w:t>
+      </w:r>
+      <m:oMath>
+        <m:r>
+          <m:rPr>
+            <m:nor/>
+          </m:rPr>
+          <w:rPr>
+            <w:rFonts w:ascii="Cambria Math" w:hAnsi="Cambria Math"/>
+            <w:lang w:val="en-GB"/>
+          </w:rPr>
+          <m:t>ec</m:t>
+        </m:r>
+      </m:oMath>
+      <w:r>
+        <w:rPr>
+          <w:lang w:val="en-GB"/>
+        </w:rPr>
+        <w:t xml:space="preserve"> flames when </w:t>
+      </w:r>
+      <w:r>
+        <w:rPr>
+          <w:lang w:val="en-GB"/>
+        </w:rPr>
+        <w:t>H</w:t>
       </w:r>
       <w:r>
         <w:rPr>
           <w:vertAlign w:val="subscript"/>
-        </w:rPr>
-        <w:t>3</w:t>
-      </w:r>
-      <w:r>
-        <w:t>/H</w:t>
+          <w:lang w:val="en-GB"/>
+        </w:rPr>
+        <w:t xml:space="preserve">2 </w:t>
+      </w:r>
+      <w:r>
+        <w:rPr>
+          <w:lang w:val="en-GB"/>
+        </w:rPr>
+        <w:t>volume</w:t>
+      </w:r>
+      <w:r>
+        <w:rPr>
+          <w:lang w:val="en-GB"/>
+        </w:rPr>
+        <w:t xml:space="preserve"> fraction</w:t>
+      </w:r>
+      <w:r>
+        <w:rPr>
+          <w:lang w:val="en-GB"/>
+        </w:rPr>
+        <w:t xml:space="preserve">s </w:t>
+      </w:r>
+      <w:r>
+        <w:rPr>
+          <w:lang w:val="en-GB"/>
+        </w:rPr>
+        <w:t>exceed</w:t>
+      </w:r>
+      <w:r>
+        <w:rPr>
+          <w:lang w:val="en-GB"/>
+        </w:rPr>
+        <w:t xml:space="preserve"> 0.3</w:t>
+      </w:r>
+      <w:r>
+        <w:rPr>
+          <w:lang w:val="en-GB"/>
+        </w:rPr>
+        <w:t>. Conversely, the detailed and reduced mechanisms by Gotama et al.</w:t>
+      </w:r>
+      <w:r>
+        <w:rPr>
+          <w:lang w:val="en-GB"/>
+        </w:rPr>
+        <w:t xml:space="preserve"> </w:t>
+      </w:r>
+      <w:r>
+        <w:rPr>
+          <w:lang w:val="en-GB"/>
+        </w:rPr>
+        <w:fldChar w:fldCharType="begin"/>
+      </w:r>
+      <w:r>
+        <w:rPr>
+          <w:lang w:val="en-GB"/>
+        </w:rPr>
+        <w:instrText xml:space="preserve"> ADDIN ZOTERO_ITEM CSL_CITATION {"citationID":"P6QMLpfp","properties":{"unsorted":false,"formattedCitation":"[4]","plainCitation":"[4]","noteIndex":0},"citationItems":[{"id":733,"uris":["http://zotero.org/users/20740871/items/T3E45C4C"],"itemData":{"id":733,"type":"article-journal","abstract":"The application of ammonia (NH3) blended with hydrogen (H2) as a fuel in combustion systems is a practical approach to decarbonise the energy sector, and the combustion of the fuel at rich conditions is relevant in emissions control through rich-lean combustion. However, the chemistry of rich NH3/H2 flames at high pressure, and the interaction between NH3 and H2 still need to be clarified. Therefore, the present study focuses on the chemical kinetics of NH3/H2/air flames at rich conditions and elevated pressures. To validate chemical kinetics in the literature, the laminar burning velocity of NH3/H2/Air premixed flames were measured at 0.1 and 0.5 MPa and equivalence ratios up to 1.8. The results show that the seven kinetics mechanisms studied could not satisfactorily predict the measurements at fuel-rich conditions and elevated pressure. The kinetics mechanism by Han et al. was optimized, leading to a new detailed kinetics, which can be reduced to 26 species and 119 reactions and satisfactorily predicts the present measurements and those in the literature. Analysis of the chemistry of NH3/H2 flames using the new mechanism shows NH3 and H2 kinetics are strongly coupled through a H2 decomposition/recovery mechanism, here named H2 recovery mechanism, which is important in modelling the burning velocity of the flame at fuel-rich conditions. The burned gas Markstein length was also extracted from the measured flame speed and its behaviour was studied using theoretical correlations.","citation-key":"gotamaMeasurement2022","container-title":"Combustion and Flame","DOI":"10.1016/j.combustflame.2021.111753","ISSN":"0010-2180","journalAbbreviation":"Combustion and Flame","page":"111753","source":"ScienceDirect","title":"Measurement of the laminar burning velocity and kinetics study of the importance of the hydrogen recovery mechanism of ammonia/hydrogen/air premixed flames","volume":"236","author":[{"family":"Gotama","given":"Gabriel J."},{"family":"Hayakawa","given":"Akihiro"},{"family":"Okafor","given":"Ekenechukwu C."},{"family":"Kanoshima","given":"Ryuhei"},{"family":"Hayashi","given":"Masao"},{"family":"Kudo","given":"Taku"},{"family":"Kobayashi","given":"Hideaki"}],"issued":{"date-parts":[["2022",2,1]]}}}],"schema":"https://github.com/citation-style-language/schema/raw/master/csl-citation.json"} </w:instrText>
+      </w:r>
+      <w:r>
+        <w:rPr>
+          <w:lang w:val="en-GB"/>
+        </w:rPr>
+        <w:fldChar w:fldCharType="separate"/>
+      </w:r>
+      <w:r>
+        <w:t>[4]</w:t>
+      </w:r>
+      <w:r>
+        <w:rPr>
+          <w:lang w:val="en-GB"/>
+        </w:rPr>
+        <w:fldChar w:fldCharType="end"/>
+      </w:r>
+      <w:r>
+        <w:rPr>
+          <w:lang w:val="en-GB"/>
+        </w:rPr>
+        <w:t xml:space="preserve"> were tailored for </w:t>
+      </w:r>
+      <m:oMath>
+        <m:sSub>
+          <m:sSubPr>
+            <m:ctrlPr>
+              <w:rPr>
+                <w:rFonts w:ascii="Cambria Math" w:hAnsi="Cambria Math"/>
+                <w:lang w:val="en-GB"/>
+              </w:rPr>
+            </m:ctrlPr>
+          </m:sSubPr>
+          <m:e>
+            <m:r>
+              <m:rPr>
+                <m:nor/>
+              </m:rPr>
+              <w:rPr>
+                <w:lang w:val="en-GB"/>
+              </w:rPr>
+              <m:t>NH</m:t>
+            </m:r>
+          </m:e>
+          <m:sub>
+            <m:r>
+              <w:rPr>
+                <w:rFonts w:ascii="Cambria Math" w:hAnsi="Cambria Math"/>
+                <w:lang w:val="en-GB"/>
+              </w:rPr>
+              <m:t>3</m:t>
+            </m:r>
+          </m:sub>
+        </m:sSub>
+        <m:r>
+          <w:rPr>
+            <w:rFonts w:ascii="Cambria Math" w:hAnsi="Cambria Math"/>
+            <w:lang w:val="en-GB"/>
+          </w:rPr>
+          <m:t>/</m:t>
+        </m:r>
+        <m:sSub>
+          <m:sSubPr>
+            <m:ctrlPr>
+              <w:rPr>
+                <w:rFonts w:ascii="Cambria Math" w:hAnsi="Cambria Math"/>
+                <w:lang w:val="en-GB"/>
+              </w:rPr>
+            </m:ctrlPr>
+          </m:sSubPr>
+          <m:e>
+            <m:r>
+              <m:rPr>
+                <m:nor/>
+              </m:rPr>
+              <w:rPr>
+                <w:lang w:val="en-GB"/>
+              </w:rPr>
+              <m:t>H</m:t>
+            </m:r>
+          </m:e>
+          <m:sub>
+            <m:r>
+              <w:rPr>
+                <w:rFonts w:ascii="Cambria Math" w:hAnsi="Cambria Math"/>
+                <w:lang w:val="en-GB"/>
+              </w:rPr>
+              <m:t>2</m:t>
+            </m:r>
+          </m:sub>
+        </m:sSub>
+        <m:r>
+          <w:rPr>
+            <w:rFonts w:ascii="Cambria Math" w:hAnsi="Cambria Math"/>
+            <w:lang w:val="en-GB"/>
+          </w:rPr>
+          <m:t>/</m:t>
+        </m:r>
+        <m:r>
+          <m:rPr>
+            <m:nor/>
+          </m:rPr>
+          <w:rPr>
+            <w:lang w:val="en-GB"/>
+          </w:rPr>
+          <m:t>air</m:t>
+        </m:r>
+      </m:oMath>
+      <w:r>
+        <w:rPr>
+          <w:lang w:val="en-GB"/>
+        </w:rPr>
+        <w:t xml:space="preserve"> combustion, accurate</w:t>
+      </w:r>
+      <w:r>
+        <w:rPr>
+          <w:lang w:val="en-GB"/>
+        </w:rPr>
+        <w:t>ly predicting</w:t>
+      </w:r>
+      <w:r>
+        <w:rPr>
+          <w:lang w:val="en-GB"/>
+        </w:rPr>
+        <w:t xml:space="preserve"> </w:t>
+      </w:r>
+      <m:oMath>
+        <m:sSub>
+          <m:sSubPr>
+            <m:ctrlPr>
+              <w:rPr>
+                <w:rFonts w:ascii="Cambria Math" w:hAnsi="Cambria Math"/>
+                <w:i/>
+                <w:iCs/>
+                <w:lang w:val="en-GB"/>
+              </w:rPr>
+            </m:ctrlPr>
+          </m:sSubPr>
+          <m:e>
+            <m:r>
+              <m:rPr>
+                <m:nor/>
+              </m:rPr>
+              <w:rPr>
+                <w:i/>
+                <w:iCs/>
+                <w:lang w:val="en-GB"/>
+              </w:rPr>
+              <m:t>S</m:t>
+            </m:r>
+          </m:e>
+          <m:sub>
+            <m:r>
+              <m:rPr>
+                <m:nor/>
+              </m:rPr>
+              <w:rPr>
+                <w:i/>
+                <w:iCs/>
+                <w:lang w:val="en-GB"/>
+              </w:rPr>
+              <m:t>L</m:t>
+            </m:r>
+          </m:sub>
+        </m:sSub>
+      </m:oMath>
+      <w:r>
+        <w:rPr>
+          <w:lang w:val="en-GB"/>
+        </w:rPr>
+        <w:t xml:space="preserve"> for high-hydrogen blends and pure </w:t>
+      </w:r>
+      <m:oMath>
+        <m:sSub>
+          <m:sSubPr>
+            <m:ctrlPr>
+              <w:rPr>
+                <w:rFonts w:ascii="Cambria Math" w:hAnsi="Cambria Math"/>
+                <w:lang w:val="en-GB"/>
+              </w:rPr>
+            </m:ctrlPr>
+          </m:sSubPr>
+          <m:e>
+            <m:r>
+              <m:rPr>
+                <m:nor/>
+              </m:rPr>
+              <w:rPr>
+                <w:lang w:val="en-GB"/>
+              </w:rPr>
+              <m:t>H</m:t>
+            </m:r>
+          </m:e>
+          <m:sub>
+            <m:r>
+              <w:rPr>
+                <w:rFonts w:ascii="Cambria Math" w:hAnsi="Cambria Math"/>
+                <w:lang w:val="en-GB"/>
+              </w:rPr>
+              <m:t>2</m:t>
+            </m:r>
+          </m:sub>
+        </m:sSub>
+        <m:r>
+          <w:rPr>
+            <w:rFonts w:ascii="Cambria Math" w:hAnsi="Cambria Math"/>
+            <w:lang w:val="en-GB"/>
+          </w:rPr>
+          <m:t>/</m:t>
+        </m:r>
+        <m:r>
+          <m:rPr>
+            <m:nor/>
+          </m:rPr>
+          <w:rPr>
+            <w:lang w:val="en-GB"/>
+          </w:rPr>
+          <m:t>air</m:t>
+        </m:r>
+      </m:oMath>
+      <w:r>
+        <w:rPr>
+          <w:lang w:val="en-GB"/>
+        </w:rPr>
+        <w:t xml:space="preserve"> flames at atmospheric pressure</w:t>
+      </w:r>
+      <w:r>
+        <w:rPr>
+          <w:lang w:val="en-GB"/>
+        </w:rPr>
+        <w:t xml:space="preserve"> </w:t>
+      </w:r>
+      <w:r>
+        <w:rPr>
+          <w:lang w:val="en-GB"/>
+        </w:rPr>
+        <w:fldChar w:fldCharType="begin"/>
+      </w:r>
+      <w:r>
+        <w:rPr>
+          <w:lang w:val="en-GB"/>
+        </w:rPr>
+        <w:instrText xml:space="preserve"> ADDIN ZOTERO_ITEM CSL_CITATION {"citationID":"zneDtDsS","properties":{"unsorted":false,"formattedCitation":"[4]","plainCitation":"[4]","noteIndex":0},"citationItems":[{"id":733,"uris":["http://zotero.org/users/20740871/items/T3E45C4C"],"itemData":{"id":733,"type":"article-journal","abstract":"The application of ammonia (NH3) blended with hydrogen (H2) as a fuel in combustion systems is a practical approach to decarbonise the energy sector, and the combustion of the fuel at rich conditions is relevant in emissions control through rich-lean combustion. However, the chemistry of rich NH3/H2 flames at high pressure, and the interaction between NH3 and H2 still need to be clarified. Therefore, the present study focuses on the chemical kinetics of NH3/H2/air flames at rich conditions and elevated pressures. To validate chemical kinetics in the literature, the laminar burning velocity of NH3/H2/Air premixed flames were measured at 0.1 and 0.5 MPa and equivalence ratios up to 1.8. The results show that the seven kinetics mechanisms studied could not satisfactorily predict the measurements at fuel-rich conditions and elevated pressure. The kinetics mechanism by Han et al. was optimized, leading to a new detailed kinetics, which can be reduced to 26 species and 119 reactions and satisfactorily predicts the present measurements and those in the literature. Analysis of the chemistry of NH3/H2 flames using the new mechanism shows NH3 and H2 kinetics are strongly coupled through a H2 decomposition/recovery mechanism, here named H2 recovery mechanism, which is important in modelling the burning velocity of the flame at fuel-rich conditions. The burned gas Markstein length was also extracted from the measured flame speed and its behaviour was studied using theoretical correlations.","citation-key":"gotamaMeasurement2022","container-title":"Combustion and Flame","DOI":"10.1016/j.combustflame.2021.111753","ISSN":"0010-2180","journalAbbreviation":"Combustion and Flame","page":"111753","source":"ScienceDirect","title":"Measurement of the laminar burning velocity and kinetics study of the importance of the hydrogen recovery mechanism of ammonia/hydrogen/air premixed flames","volume":"236","author":[{"family":"Gotama","given":"Gabriel J."},{"family":"Hayakawa","given":"Akihiro"},{"family":"Okafor","given":"Ekenechukwu C."},{"family":"Kanoshima","given":"Ryuhei"},{"family":"Hayashi","given":"Masao"},{"family":"Kudo","given":"Taku"},{"family":"Kobayashi","given":"Hideaki"}],"issued":{"date-parts":[["2022",2,1]]}}}],"schema":"https://github.com/citation-style-language/schema/raw/master/csl-citation.json"} </w:instrText>
+      </w:r>
+      <w:r>
+        <w:rPr>
+          <w:lang w:val="en-GB"/>
+        </w:rPr>
+        <w:fldChar w:fldCharType="separate"/>
+      </w:r>
+      <w:r>
+        <w:t>[4]</w:t>
+      </w:r>
+      <w:r>
+        <w:rPr>
+          <w:lang w:val="en-GB"/>
+        </w:rPr>
+        <w:fldChar w:fldCharType="end"/>
+      </w:r>
+      <w:r>
+        <w:rPr>
+          <w:lang w:val="en-GB"/>
+        </w:rPr>
+        <w:t>. Similarly, the mechanism by Nakamura et al.</w:t>
+      </w:r>
+      <w:r>
+        <w:rPr>
+          <w:lang w:val="en-GB"/>
+        </w:rPr>
+        <w:t xml:space="preserve"> </w:t>
+      </w:r>
+      <w:r>
+        <w:rPr>
+          <w:lang w:val="en-GB"/>
+        </w:rPr>
+        <w:fldChar w:fldCharType="begin"/>
+      </w:r>
+      <w:r>
+        <w:rPr>
+          <w:lang w:val="en-GB"/>
+        </w:rPr>
+        <w:instrText xml:space="preserve"> ADDIN ZOTERO_ITEM CSL_CITATION {"citationID":"mEkKwWrc","properties":{"unsorted":false,"formattedCitation":"[5]","plainCitation":"[5]","noteIndex":0},"citationItems":[{"id":780,"uris":["http://zotero.org/users/20740871/items/FX89RVZZ"],"itemData":{"id":780,"type":"article-journal","abstract":"Ammonia is considered to be one of the promising energy carriers in the future and reliable chemical kinetics to accurately predict ignition characteristics of ammonia/air mixtures is necessary for developing ammonia combustors. However, ignition characteristics of ammonia/air mixtures at low temperatures have not been well studied. The present study employed weak flames in a micro flow reactor with a controlled temperature profile, which have been extensively employed to examine ignition characteristics of hydrocarbons, to investigate ignition characteristics of ammonia/air mixtures at low temperatures. Species measurements for weak flames of ammonia/air mixtures at atmospheric pressure and equivalence ratios of 0.8, 1.0 and 1.2 under a maximum wall temperature of 1400 K were conducted using a mass spectrometer and profiles of the NH3, O2, H2O NO, and N2O mole fractions were obtained. Chemical kinetic modeling was conducted with extensive updates mainly for the N2Hx chemistry because N2Hx species were expected to be produced from the NH2 + NH2 reactions at low temperatures. The mechanism developed in the present study well predicted species profiles of NH3, O2 and H2O for weak flames measured in experiments. The present mechanism also well predicted the final values of the NO and N2O mole fractions behind the reaction zone of weak flames but overestimated these mole fractions in the reaction zone of weak flames. To confirm the existence of N2Hx species in the reaction zone of weak flames, signals from N2H4 were distinguished from measured signals. Sensitivity analysis and reaction flux analysis were conducted and the importance of the N2Hx chemistry in the reaction zone of weak flames at low temperatures was identified. Validation of the present mechanism with literature data on ignition delays and flame speeds were conducted and reasonable agreements with literature data were confirmed. For N2O and NO in the reaction zone of weak flames, however, there was discrepancy between measured and computational mole fractions and further improvements of chemical kinetics related to ammonia ignition are still necessary.","citation-key":"nakamuraKinetic2017","container-title":"Combustion and Flame","DOI":"10.1016/j.combustflame.2017.06.021","ISSN":"0010-2180","journalAbbreviation":"Combustion and Flame","page":"16-27","source":"ScienceDirect","title":"Kinetic modeling of ammonia/air weak flames in a micro flow reactor with a controlled temperature profile","volume":"185","author":[{"family":"Nakamura","given":"Hisashi"},{"family":"Hasegawa","given":"Susumu"},{"family":"Tezuka","given":"Takuya"}],"issued":{"date-parts":[["2017",11,1]]}}}],"schema":"https://github.com/citation-style-language/schema/raw/master/csl-citation.json"} </w:instrText>
+      </w:r>
+      <w:r>
+        <w:rPr>
+          <w:lang w:val="en-GB"/>
+        </w:rPr>
+        <w:fldChar w:fldCharType="separate"/>
+      </w:r>
+      <w:r>
+        <w:t>[5]</w:t>
+      </w:r>
+      <w:r>
+        <w:rPr>
+          <w:lang w:val="en-GB"/>
+        </w:rPr>
+        <w:fldChar w:fldCharType="end"/>
+      </w:r>
+      <w:r>
+        <w:rPr>
+          <w:lang w:val="en-GB"/>
+        </w:rPr>
+        <w:t xml:space="preserve"> captures </w:t>
+      </w:r>
+      <m:oMath>
+        <m:sSub>
+          <m:sSubPr>
+            <m:ctrlPr>
+              <w:rPr>
+                <w:rFonts w:ascii="Cambria Math" w:hAnsi="Cambria Math"/>
+                <w:i/>
+                <w:iCs/>
+                <w:lang w:val="en-GB"/>
+              </w:rPr>
+            </m:ctrlPr>
+          </m:sSubPr>
+          <m:e>
+            <m:r>
+              <m:rPr>
+                <m:nor/>
+              </m:rPr>
+              <w:rPr>
+                <w:i/>
+                <w:iCs/>
+                <w:lang w:val="en-GB"/>
+              </w:rPr>
+              <m:t>S</m:t>
+            </m:r>
+          </m:e>
+          <m:sub>
+            <m:r>
+              <m:rPr>
+                <m:nor/>
+              </m:rPr>
+              <w:rPr>
+                <w:i/>
+                <w:iCs/>
+                <w:lang w:val="en-GB"/>
+              </w:rPr>
+              <m:t>L</m:t>
+            </m:r>
+          </m:sub>
+        </m:sSub>
+      </m:oMath>
+      <w:r>
+        <w:rPr>
+          <w:lang w:val="en-GB"/>
+        </w:rPr>
+        <w:t xml:space="preserve"> well for fuel-rich </w:t>
+      </w:r>
+      <m:oMath>
+        <m:sSub>
+          <m:sSubPr>
+            <m:ctrlPr>
+              <w:rPr>
+                <w:rFonts w:ascii="Cambria Math" w:hAnsi="Cambria Math"/>
+                <w:lang w:val="en-GB"/>
+              </w:rPr>
+            </m:ctrlPr>
+          </m:sSubPr>
+          <m:e>
+            <m:r>
+              <m:rPr>
+                <m:nor/>
+              </m:rPr>
+              <w:rPr>
+                <w:lang w:val="en-GB"/>
+              </w:rPr>
+              <m:t>NH</m:t>
+            </m:r>
+          </m:e>
+          <m:sub>
+            <m:r>
+              <w:rPr>
+                <w:rFonts w:ascii="Cambria Math" w:hAnsi="Cambria Math"/>
+                <w:lang w:val="en-GB"/>
+              </w:rPr>
+              <m:t>3</m:t>
+            </m:r>
+          </m:sub>
+        </m:sSub>
+        <m:r>
+          <w:rPr>
+            <w:rFonts w:ascii="Cambria Math" w:hAnsi="Cambria Math"/>
+            <w:lang w:val="en-GB"/>
+          </w:rPr>
+          <m:t>/</m:t>
+        </m:r>
+        <m:sSub>
+          <m:sSubPr>
+            <m:ctrlPr>
+              <w:rPr>
+                <w:rFonts w:ascii="Cambria Math" w:hAnsi="Cambria Math"/>
+                <w:lang w:val="en-GB"/>
+              </w:rPr>
+            </m:ctrlPr>
+          </m:sSubPr>
+          <m:e>
+            <m:r>
+              <m:rPr>
+                <m:nor/>
+              </m:rPr>
+              <w:rPr>
+                <w:lang w:val="en-GB"/>
+              </w:rPr>
+              <m:t>H</m:t>
+            </m:r>
+          </m:e>
+          <m:sub>
+            <m:r>
+              <w:rPr>
+                <w:rFonts w:ascii="Cambria Math" w:hAnsi="Cambria Math"/>
+                <w:lang w:val="en-GB"/>
+              </w:rPr>
+              <m:t>2</m:t>
+            </m:r>
+          </m:sub>
+        </m:sSub>
+        <m:r>
+          <w:rPr>
+            <w:rFonts w:ascii="Cambria Math" w:hAnsi="Cambria Math"/>
+            <w:lang w:val="en-GB"/>
+          </w:rPr>
+          <m:t>/</m:t>
+        </m:r>
+        <m:r>
+          <m:rPr>
+            <m:nor/>
+          </m:rPr>
+          <w:rPr>
+            <w:lang w:val="en-GB"/>
+          </w:rPr>
+          <m:t>air</m:t>
+        </m:r>
+      </m:oMath>
+      <w:r>
+        <w:rPr>
+          <w:lang w:val="en-GB"/>
+        </w:rPr>
+        <w:t xml:space="preserve"> flames (</w:t>
+      </w:r>
+      <m:oMath>
+        <m:r>
+          <w:rPr>
+            <w:rFonts w:ascii="Cambria Math" w:hAnsi="Cambria Math"/>
+            <w:lang w:val="en-GB"/>
+          </w:rPr>
+          <m:t>ϕ=1.1-1.4</m:t>
+        </m:r>
+      </m:oMath>
+      <w:r>
+        <w:rPr>
+          <w:lang w:val="en-GB"/>
+        </w:rPr>
+        <w:t>)</w:t>
+      </w:r>
+      <w:r>
+        <w:rPr>
+          <w:lang w:val="en-GB"/>
+        </w:rPr>
+        <w:t xml:space="preserve"> </w:t>
+      </w:r>
+      <w:r>
+        <w:rPr>
+          <w:lang w:val="en-GB"/>
+        </w:rPr>
+        <w:fldChar w:fldCharType="begin"/>
+      </w:r>
+      <w:r>
+        <w:rPr>
+          <w:lang w:val="en-GB"/>
+        </w:rPr>
+        <w:instrText xml:space="preserve"> ADDIN ZOTERO_ITEM CSL_CITATION {"citationID":"SEEHfkmG","properties":{"unsorted":false,"formattedCitation":"[5]","plainCitation":"[5]","noteIndex":0},"citationItems":[{"id":780,"uris":["http://zotero.org/users/20740871/items/FX89RVZZ"],"itemData":{"id":780,"type":"article-journal","abstract":"Ammonia is considered to be one of the promising energy carriers in the future and reliable chemical kinetics to accurately predict ignition characteristics of ammonia/air mixtures is necessary for developing ammonia combustors. However, ignition characteristics of ammonia/air mixtures at low temperatures have not been well studied. The present study employed weak flames in a micro flow reactor with a controlled temperature profile, which have been extensively employed to examine ignition characteristics of hydrocarbons, to investigate ignition characteristics of ammonia/air mixtures at low temperatures. Species measurements for weak flames of ammonia/air mixtures at atmospheric pressure and equivalence ratios of 0.8, 1.0 and 1.2 under a maximum wall temperature of 1400 K were conducted using a mass spectrometer and profiles of the NH3, O2, H2O NO, and N2O mole fractions were obtained. Chemical kinetic modeling was conducted with extensive updates mainly for the N2Hx chemistry because N2Hx species were expected to be produced from the NH2 + NH2 reactions at low temperatures. The mechanism developed in the present study well predicted species profiles of NH3, O2 and H2O for weak flames measured in experiments. The present mechanism also well predicted the final values of the NO and N2O mole fractions behind the reaction zone of weak flames but overestimated these mole fractions in the reaction zone of weak flames. To confirm the existence of N2Hx species in the reaction zone of weak flames, signals from N2H4 were distinguished from measured signals. Sensitivity analysis and reaction flux analysis were conducted and the importance of the N2Hx chemistry in the reaction zone of weak flames at low temperatures was identified. Validation of the present mechanism with literature data on ignition delays and flame speeds were conducted and reasonable agreements with literature data were confirmed. For N2O and NO in the reaction zone of weak flames, however, there was discrepancy between measured and computational mole fractions and further improvements of chemical kinetics related to ammonia ignition are still necessary.","citation-key":"nakamuraKinetic2017","container-title":"Combustion and Flame","DOI":"10.1016/j.combustflame.2017.06.021","ISSN":"0010-2180","journalAbbreviation":"Combustion and Flame","page":"16-27","source":"ScienceDirect","title":"Kinetic modeling of ammonia/air weak flames in a micro flow reactor with a controlled temperature profile","volume":"185","author":[{"family":"Nakamura","given":"Hisashi"},{"family":"Hasegawa","given":"Susumu"},{"family":"Tezuka","given":"Takuya"}],"issued":{"date-parts":[["2017",11,1]]}}}],"schema":"https://github.com/citation-style-language/schema/raw/master/csl-citation.json"} </w:instrText>
+      </w:r>
+      <w:r>
+        <w:rPr>
+          <w:lang w:val="en-GB"/>
+        </w:rPr>
+        <w:fldChar w:fldCharType="separate"/>
+      </w:r>
+      <w:r>
+        <w:t>[5]</w:t>
+      </w:r>
+      <w:r>
+        <w:rPr>
+          <w:lang w:val="en-GB"/>
+        </w:rPr>
+        <w:fldChar w:fldCharType="end"/>
+      </w:r>
+      <w:r>
+        <w:rPr>
+          <w:lang w:val="en-GB"/>
+        </w:rPr>
+        <w:t>. Consequently, there remains a critical need for a single, comprehensive reduced mechanism capable of accurately evaluating the unstretched laminar burning velocity across a wide spectrum of ammonia blends and operating conditions</w:t>
+      </w:r>
+    </w:p>
+    <w:p>
+      <w:pPr>
+        <w:pStyle w:val="Maintext"/>
+        <w:rPr>
+          <w:lang w:val="en-GB"/>
+        </w:rPr>
+      </w:pPr>
+      <w:r>
+        <w:rPr>
+          <w:lang w:val="en-GB"/>
+        </w:rPr>
+        <w:t>Okafor et al.’s reduced mechanism</w:t>
+      </w:r>
+      <w:r>
+        <w:rPr>
+          <w:lang w:val="en-GB"/>
+        </w:rPr>
+        <w:t xml:space="preserve"> </w:t>
+      </w:r>
+      <w:r>
+        <w:rPr>
+          <w:lang w:val="en-GB"/>
+        </w:rPr>
+        <w:fldChar w:fldCharType="begin"/>
+      </w:r>
+      <w:r>
+        <w:rPr>
+          <w:lang w:val="en-GB"/>
+        </w:rPr>
+        <w:instrText xml:space="preserve"> ADDIN ZOTERO_ITEM CSL_CITATION {"citationID":"ubRVvyUV","properties":{"unsorted":false,"formattedCitation":"[1]","plainCitation":"[1]","noteIndex":0},"citationItems":[{"id":196,"uris":["http://zotero.org/users/20740871/items/GI6AGGV5"],"itemData":{"id":196,"type":"article-journal","abstract":"Ammonia and blends of ammonia with methane are gaining increased interest as fuels for gas turbine applications and hence optimized reduced reaction mechanisms for the fuels are required for the development of combustors. However, there is a scarcity of measured data on the laminar burning velocity of the fuels for optimizing and validating reaction mechanisms especially at high pressures. In this study, an extensive set of measurements of the unstretched laminar burning velocity and Markstein lengths of CH4NH3-air flames at high pressures are reported for the first time and an optimized reduced reaction mechanism is proposed. The experiments were conducted in a constant volume chamber for various ammonia heat fractions in the fuel ranging from 0 to 0.30, equivalence ratios ranging from 0.7 to 1.3, and mixture pressures ranging from 0.10 to 0.50 MPa. The reduced reaction mechanism was developed from a detailed reaction mechanism for CH4NH3-air flames by Okafor et al., and optimized against the present measurements and data in the literature. It is shown that the reduced mechanism models the unstretched laminar burning velocity of NH3/air and CH4NH3-air flames with high fidelity at all studied conditions. It also models satisfactorily NH3, NO and CO concentration in CH4NH3O2N2 oxidation in a laminar flow reactor. Furthermore, the reduced mechanism is demonstrated to predict NO, OH, and NH profiles in a premixed stagnation NH3-air flame satisfactorily. The experimental measurements were also used to validate selected detailed reaction mechanisms. It was found that the significant over-prediction of NO production from NH3 oxidation by GRI Mech 3.0 is primarily due to the influence of the reaction NH+H2OHNO+H2, which in fact may not be important in fuel NO chemistry.","citation-key":"okaforMeasurement2019","container-title":"Combustion and Flame","DOI":"10.1016/j.combustflame.2019.03.008","ISSN":"0010-2180","journalAbbreviation":"Combustion and Flame","page":"162-175","source":"ScienceDirect","title":"Measurement and modelling of the laminar burning velocity of methane-ammonia-air flames at high pressures using a reduced reaction mechanism","volume":"204","author":[{"family":"Okafor","given":"Ekenechukwu Chijioke"},{"family":"Naito","given":"Yuji"},{"family":"Colson","given":"Sophie"},{"family":"Ichikawa","given":"Akinori"},{"family":"Kudo","given":"Taku"},{"family":"Hayakawa","given":"Akihiro"},{"family":"Kobayashi","given":"Hideaki"}],"issued":{"date-parts":[["2019",6,1]]}}}],"schema":"https://github.com/citation-style-language/schema/raw/master/csl-citation.json"} </w:instrText>
+      </w:r>
+      <w:r>
+        <w:rPr>
+          <w:lang w:val="en-GB"/>
+        </w:rPr>
+        <w:fldChar w:fldCharType="separate"/>
+      </w:r>
+      <w:r>
+        <w:t>[1]</w:t>
+      </w:r>
+      <w:r>
+        <w:rPr>
+          <w:lang w:val="en-GB"/>
+        </w:rPr>
+        <w:fldChar w:fldCharType="end"/>
+      </w:r>
+      <w:r>
+        <w:rPr>
+          <w:lang w:val="en-GB"/>
+        </w:rPr>
+        <w:t xml:space="preserve"> under-predicti</w:t>
+      </w:r>
+      <w:r>
+        <w:rPr>
+          <w:lang w:val="en-GB"/>
+        </w:rPr>
+        <w:t>on of</w:t>
+      </w:r>
+      <w:r>
+        <w:rPr>
+          <w:lang w:val="en-GB"/>
+        </w:rPr>
+        <w:t xml:space="preserve"> </w:t>
+      </w:r>
+      <m:oMath>
+        <m:sSub>
+          <m:sSubPr>
+            <m:ctrlPr>
+              <w:rPr>
+                <w:rFonts w:ascii="Cambria Math" w:hAnsi="Cambria Math"/>
+                <w:i/>
+                <w:lang w:val="en-GB"/>
+              </w:rPr>
+            </m:ctrlPr>
+          </m:sSubPr>
+          <m:e>
+            <m:r>
+              <w:rPr>
+                <w:rFonts w:ascii="Cambria Math" w:hAnsi="Cambria Math"/>
+                <w:lang w:val="en-GB"/>
+              </w:rPr>
+              <m:t>S</m:t>
+            </m:r>
+          </m:e>
+          <m:sub>
+            <m:r>
+              <w:rPr>
+                <w:rFonts w:ascii="Cambria Math" w:hAnsi="Cambria Math"/>
+                <w:lang w:val="en-GB"/>
+              </w:rPr>
+              <m:t>L</m:t>
+            </m:r>
+          </m:sub>
+        </m:sSub>
+      </m:oMath>
+      <w:r>
+        <w:rPr>
+          <w:lang w:val="en-GB"/>
+        </w:rPr>
+        <w:t xml:space="preserve"> for </w:t>
+      </w:r>
+      <m:oMath>
+        <m:sSub>
+          <m:sSubPr>
+            <m:ctrlPr>
+              <w:rPr>
+                <w:rFonts w:ascii="Cambria Math" w:hAnsi="Cambria Math"/>
+                <w:lang w:val="en-GB"/>
+              </w:rPr>
+            </m:ctrlPr>
+          </m:sSubPr>
+          <m:e>
+            <m:r>
+              <m:rPr>
+                <m:nor/>
+              </m:rPr>
+              <w:rPr>
+                <w:lang w:val="en-GB"/>
+              </w:rPr>
+              <m:t>NH</m:t>
+            </m:r>
+          </m:e>
+          <m:sub>
+            <m:r>
+              <w:rPr>
+                <w:rFonts w:ascii="Cambria Math" w:hAnsi="Cambria Math"/>
+                <w:lang w:val="en-GB"/>
+              </w:rPr>
+              <m:t>3</m:t>
+            </m:r>
+          </m:sub>
+        </m:sSub>
+        <m:r>
+          <w:rPr>
+            <w:rFonts w:ascii="Cambria Math" w:hAnsi="Cambria Math"/>
+            <w:lang w:val="en-GB"/>
+          </w:rPr>
+          <m:t>/</m:t>
+        </m:r>
+        <m:sSub>
+          <m:sSubPr>
+            <m:ctrlPr>
+              <w:rPr>
+                <w:rFonts w:ascii="Cambria Math" w:hAnsi="Cambria Math"/>
+                <w:lang w:val="en-GB"/>
+              </w:rPr>
+            </m:ctrlPr>
+          </m:sSubPr>
+          <m:e>
+            <m:r>
+              <m:rPr>
+                <m:nor/>
+              </m:rPr>
+              <w:rPr>
+                <w:lang w:val="en-GB"/>
+              </w:rPr>
+              <m:t>H</m:t>
+            </m:r>
+          </m:e>
+          <m:sub>
+            <m:r>
+              <w:rPr>
+                <w:rFonts w:ascii="Cambria Math" w:hAnsi="Cambria Math"/>
+                <w:lang w:val="en-GB"/>
+              </w:rPr>
+              <m:t>2</m:t>
+            </m:r>
+          </m:sub>
+        </m:sSub>
+        <m:r>
+          <w:rPr>
+            <w:rFonts w:ascii="Cambria Math" w:hAnsi="Cambria Math"/>
+            <w:lang w:val="en-GB"/>
+          </w:rPr>
+          <m:t>/</m:t>
+        </m:r>
+        <m:r>
+          <m:rPr>
+            <m:nor/>
+          </m:rPr>
+          <w:rPr>
+            <w:lang w:val="en-GB"/>
+          </w:rPr>
+          <m:t>air</m:t>
+        </m:r>
+      </m:oMath>
+      <w:r>
+        <w:rPr>
+          <w:lang w:val="en-GB"/>
+        </w:rPr>
+        <w:t xml:space="preserve"> flames </w:t>
+      </w:r>
+      <w:r>
+        <w:rPr>
+          <w:lang w:val="en-GB"/>
+        </w:rPr>
+        <w:t>could</w:t>
+      </w:r>
+      <w:r>
+        <w:rPr>
+          <w:lang w:val="en-GB"/>
+        </w:rPr>
+        <w:t xml:space="preserve"> lie in the complex cross-coupling between ammonia and hydrogen reaction pathways. Because </w:t>
+      </w:r>
+      <w:r>
+        <w:rPr>
+          <w:lang w:val="en-GB"/>
+        </w:rPr>
+        <w:t>this</w:t>
+      </w:r>
+      <w:r>
+        <w:rPr>
+          <w:lang w:val="en-GB"/>
+        </w:rPr>
+        <w:t xml:space="preserve"> reduced mechanism accurately models </w:t>
+      </w:r>
+      <m:oMath>
+        <m:sSub>
+          <m:sSubPr>
+            <m:ctrlPr>
+              <w:rPr>
+                <w:rFonts w:ascii="Cambria Math" w:hAnsi="Cambria Math"/>
+                <w:lang w:val="en-GB"/>
+              </w:rPr>
+            </m:ctrlPr>
+          </m:sSubPr>
+          <m:e>
+            <m:r>
+              <m:rPr>
+                <m:nor/>
+              </m:rPr>
+              <w:rPr>
+                <w:lang w:val="en-GB"/>
+              </w:rPr>
+              <m:t>NH</m:t>
+            </m:r>
+          </m:e>
+          <m:sub>
+            <m:r>
+              <w:rPr>
+                <w:rFonts w:ascii="Cambria Math" w:hAnsi="Cambria Math"/>
+                <w:lang w:val="en-GB"/>
+              </w:rPr>
+              <m:t>3</m:t>
+            </m:r>
+          </m:sub>
+        </m:sSub>
+        <m:r>
+          <w:rPr>
+            <w:rFonts w:ascii="Cambria Math" w:hAnsi="Cambria Math"/>
+            <w:lang w:val="en-GB"/>
+          </w:rPr>
+          <m:t>/</m:t>
+        </m:r>
+        <m:r>
+          <m:rPr>
+            <m:nor/>
+          </m:rPr>
+          <w:rPr>
+            <w:lang w:val="en-GB"/>
+          </w:rPr>
+          <m:t>air</m:t>
+        </m:r>
+      </m:oMath>
+      <w:r>
+        <w:rPr>
+          <w:lang w:val="en-GB"/>
+        </w:rPr>
+        <w:t>,</w:t>
+      </w:r>
+      <w:r>
+        <w:rPr>
+          <w:lang w:val="en-GB"/>
+        </w:rPr>
+        <w:t xml:space="preserve"> </w:t>
+      </w:r>
+      <m:oMath>
+        <m:sSub>
+          <m:sSubPr>
+            <m:ctrlPr>
+              <w:rPr>
+                <w:rFonts w:ascii="Cambria Math" w:hAnsi="Cambria Math"/>
+                <w:lang w:val="en-GB"/>
+              </w:rPr>
+            </m:ctrlPr>
+          </m:sSubPr>
+          <m:e>
+            <m:r>
+              <m:rPr>
+                <m:nor/>
+              </m:rPr>
+              <w:rPr>
+                <w:lang w:val="en-GB"/>
+              </w:rPr>
+              <m:t>NH</m:t>
+            </m:r>
+          </m:e>
+          <m:sub>
+            <m:r>
+              <w:rPr>
+                <w:rFonts w:ascii="Cambria Math" w:hAnsi="Cambria Math"/>
+                <w:lang w:val="en-GB"/>
+              </w:rPr>
+              <m:t>3</m:t>
+            </m:r>
+          </m:sub>
+        </m:sSub>
+        <m:r>
+          <w:rPr>
+            <w:rFonts w:ascii="Cambria Math" w:hAnsi="Cambria Math"/>
+            <w:lang w:val="en-GB"/>
+          </w:rPr>
+          <m:t>/</m:t>
+        </m:r>
+        <m:sSub>
+          <m:sSubPr>
+            <m:ctrlPr>
+              <w:rPr>
+                <w:rFonts w:ascii="Cambria Math" w:hAnsi="Cambria Math"/>
+                <w:lang w:val="en-GB"/>
+              </w:rPr>
+            </m:ctrlPr>
+          </m:sSubPr>
+          <m:e>
+            <m:r>
+              <m:rPr>
+                <m:nor/>
+              </m:rPr>
+              <w:rPr>
+                <w:lang w:val="en-GB"/>
+              </w:rPr>
+              <m:t>CH</m:t>
+            </m:r>
+          </m:e>
+          <m:sub>
+            <m:r>
+              <w:rPr>
+                <w:rFonts w:ascii="Cambria Math" w:hAnsi="Cambria Math"/>
+                <w:lang w:val="en-GB"/>
+              </w:rPr>
+              <m:t>4</m:t>
+            </m:r>
+          </m:sub>
+        </m:sSub>
+        <m:r>
+          <w:rPr>
+            <w:rFonts w:ascii="Cambria Math" w:hAnsi="Cambria Math"/>
+            <w:lang w:val="en-GB"/>
+          </w:rPr>
+          <m:t>/</m:t>
+        </m:r>
+        <m:r>
+          <m:rPr>
+            <m:nor/>
+          </m:rPr>
+          <w:rPr>
+            <w:lang w:val="en-GB"/>
+          </w:rPr>
+          <m:t>air</m:t>
+        </m:r>
+      </m:oMath>
+      <w:r>
+        <w:rPr>
+          <w:lang w:val="en-GB"/>
+        </w:rPr>
+        <w:t xml:space="preserve"> </w:t>
+      </w:r>
+      <w:r>
+        <w:rPr>
+          <w:lang w:val="en-GB"/>
+        </w:rPr>
+        <w:t>and</w:t>
+      </w:r>
+      <w:r>
+        <w:rPr>
+          <w:lang w:val="en-GB"/>
+        </w:rPr>
+        <w:t xml:space="preserve"> </w:t>
+      </w:r>
+      <m:oMath>
+        <m:sSub>
+          <m:sSubPr>
+            <m:ctrlPr>
+              <w:rPr>
+                <w:rFonts w:ascii="Cambria Math" w:hAnsi="Cambria Math"/>
+                <w:lang w:val="en-GB"/>
+              </w:rPr>
+            </m:ctrlPr>
+          </m:sSubPr>
+          <m:e>
+            <m:r>
+              <m:rPr>
+                <m:nor/>
+              </m:rPr>
+              <w:rPr>
+                <w:lang w:val="en-GB"/>
+              </w:rPr>
+              <m:t>H</m:t>
+            </m:r>
+          </m:e>
+          <m:sub>
+            <m:r>
+              <w:rPr>
+                <w:rFonts w:ascii="Cambria Math" w:hAnsi="Cambria Math"/>
+                <w:lang w:val="en-GB"/>
+              </w:rPr>
+              <m:t>2</m:t>
+            </m:r>
+          </m:sub>
+        </m:sSub>
+        <m:r>
+          <w:rPr>
+            <w:rFonts w:ascii="Cambria Math" w:hAnsi="Cambria Math"/>
+            <w:lang w:val="en-GB"/>
+          </w:rPr>
+          <m:t>/</m:t>
+        </m:r>
+        <m:r>
+          <m:rPr>
+            <m:nor/>
+          </m:rPr>
+          <w:rPr>
+            <w:lang w:val="en-GB"/>
+          </w:rPr>
+          <m:t>air</m:t>
+        </m:r>
+      </m:oMath>
+      <w:r>
+        <w:rPr>
+          <w:lang w:val="en-GB"/>
+        </w:rPr>
+        <w:t xml:space="preserve"> flames on their own</w:t>
+      </w:r>
+      <w:r>
+        <w:rPr>
+          <w:lang w:val="en-GB"/>
+        </w:rPr>
+        <w:t xml:space="preserve">, </w:t>
+      </w:r>
+      <w:r>
+        <w:rPr>
+          <w:lang w:val="en-GB"/>
+        </w:rPr>
+        <w:t>its failure at higher hydrogen fractions (</w:t>
+      </w:r>
+      <m:oMath>
+        <m:sSub>
+          <m:sSubPr>
+            <m:ctrlPr>
+              <w:rPr>
+                <w:rFonts w:ascii="Cambria Math" w:hAnsi="Cambria Math"/>
+                <w:lang w:val="en-GB"/>
+              </w:rPr>
+            </m:ctrlPr>
+          </m:sSubPr>
+          <m:e>
+            <m:r>
+              <w:rPr>
+                <w:rFonts w:ascii="Cambria Math" w:hAnsi="Cambria Math"/>
+                <w:lang w:val="en-GB"/>
+              </w:rPr>
+              <m:t>X</m:t>
+            </m:r>
+          </m:e>
+          <m:sub>
+            <m:sSub>
+              <m:sSubPr>
+                <m:ctrlPr>
+                  <w:rPr>
+                    <w:rFonts w:ascii="Cambria Math" w:hAnsi="Cambria Math"/>
+                    <w:lang w:val="en-GB"/>
+                  </w:rPr>
+                </m:ctrlPr>
+              </m:sSubPr>
+              <m:e>
+                <m:r>
+                  <m:rPr>
+                    <m:nor/>
+                  </m:rPr>
+                  <w:rPr>
+                    <w:lang w:val="en-GB"/>
+                  </w:rPr>
+                  <m:t>H</m:t>
+                </m:r>
+              </m:e>
+              <m:sub>
+                <m:r>
+                  <w:rPr>
+                    <w:rFonts w:ascii="Cambria Math" w:hAnsi="Cambria Math"/>
+                    <w:lang w:val="en-GB"/>
+                  </w:rPr>
+                  <m:t>2</m:t>
+                </m:r>
+              </m:sub>
+            </m:sSub>
+          </m:sub>
+        </m:sSub>
+        <m:r>
+          <w:rPr>
+            <w:rFonts w:ascii="Cambria Math" w:hAnsi="Cambria Math"/>
+            <w:lang w:val="en-GB"/>
+          </w:rPr>
+          <m:t>&gt;0.3</m:t>
+        </m:r>
+      </m:oMath>
+      <w:r>
+        <w:rPr>
+          <w:lang w:val="en-GB"/>
+        </w:rPr>
+        <w:t xml:space="preserve">) points to missing or miscalibrated kinetic interactions specific to </w:t>
+      </w:r>
+      <m:oMath>
+        <m:sSub>
+          <m:sSubPr>
+            <m:ctrlPr>
+              <w:rPr>
+                <w:rFonts w:ascii="Cambria Math" w:hAnsi="Cambria Math"/>
+                <w:lang w:val="en-GB"/>
+              </w:rPr>
+            </m:ctrlPr>
+          </m:sSubPr>
+          <m:e>
+            <m:r>
+              <m:rPr>
+                <m:nor/>
+              </m:rPr>
+              <w:rPr>
+                <w:lang w:val="en-GB"/>
+              </w:rPr>
+              <m:t>NH</m:t>
+            </m:r>
+          </m:e>
+          <m:sub>
+            <m:r>
+              <w:rPr>
+                <w:rFonts w:ascii="Cambria Math" w:hAnsi="Cambria Math"/>
+                <w:lang w:val="en-GB"/>
+              </w:rPr>
+              <m:t>3</m:t>
+            </m:r>
+          </m:sub>
+        </m:sSub>
+        <m:r>
+          <w:rPr>
+            <w:rFonts w:ascii="Cambria Math" w:hAnsi="Cambria Math"/>
+            <w:lang w:val="en-GB"/>
+          </w:rPr>
+          <m:t>/</m:t>
+        </m:r>
+        <m:sSub>
+          <m:sSubPr>
+            <m:ctrlPr>
+              <w:rPr>
+                <w:rFonts w:ascii="Cambria Math" w:hAnsi="Cambria Math"/>
+                <w:lang w:val="en-GB"/>
+              </w:rPr>
+            </m:ctrlPr>
+          </m:sSubPr>
+          <m:e>
+            <m:r>
+              <m:rPr>
+                <m:nor/>
+              </m:rPr>
+              <w:rPr>
+                <w:lang w:val="en-GB"/>
+              </w:rPr>
+              <m:t>H</m:t>
+            </m:r>
+          </m:e>
+          <m:sub>
+            <m:r>
+              <w:rPr>
+                <w:rFonts w:ascii="Cambria Math" w:hAnsi="Cambria Math"/>
+                <w:lang w:val="en-GB"/>
+              </w:rPr>
+              <m:t>2</m:t>
+            </m:r>
+          </m:sub>
+        </m:sSub>
+      </m:oMath>
+      <w:r>
+        <w:rPr>
+          <w:lang w:val="en-GB"/>
+        </w:rPr>
+        <w:t xml:space="preserve"> co-combustion. At elevated hydrogen levels, the surge in key radical pools (</w:t>
+      </w:r>
+      <m:oMath>
+        <m:r>
+          <m:rPr>
+            <m:nor/>
+          </m:rPr>
+          <w:rPr>
+            <w:lang w:val="en-GB"/>
+          </w:rPr>
+          <m:t>H</m:t>
+        </m:r>
+      </m:oMath>
+      <w:r>
+        <w:rPr>
+          <w:lang w:val="en-GB"/>
+        </w:rPr>
+        <w:t xml:space="preserve">, </w:t>
+      </w:r>
+      <m:oMath>
+        <m:r>
+          <m:rPr>
+            <m:nor/>
+          </m:rPr>
+          <w:rPr>
+            <w:lang w:val="en-GB"/>
+          </w:rPr>
+          <m:t>O</m:t>
+        </m:r>
+      </m:oMath>
+      <w:r>
+        <w:rPr>
+          <w:lang w:val="en-GB"/>
+        </w:rPr>
+        <w:t xml:space="preserve">, and </w:t>
+      </w:r>
+      <m:oMath>
+        <m:r>
+          <m:rPr>
+            <m:nor/>
+          </m:rPr>
+          <w:rPr>
+            <w:lang w:val="en-GB"/>
+          </w:rPr>
+          <m:t>OH</m:t>
+        </m:r>
+      </m:oMath>
+      <w:r>
+        <w:rPr>
+          <w:lang w:val="en-GB"/>
+        </w:rPr>
+        <w:t>) alters the primary oxidation routes and radical consumption rates that dictate flame speed</w:t>
+      </w:r>
+      <w:r>
+        <w:rPr>
+          <w:lang w:val="en-GB"/>
+        </w:rPr>
+        <w:t xml:space="preserve"> </w:t>
+      </w:r>
+      <w:r>
+        <w:rPr>
+          <w:lang w:val="en-GB"/>
+        </w:rPr>
+        <w:fldChar w:fldCharType="begin"/>
+      </w:r>
+      <w:r>
+        <w:rPr>
+          <w:lang w:val="en-GB"/>
+        </w:rPr>
+        <w:instrText xml:space="preserve"> ADDIN ZOTERO_ITEM CSL_CITATION {"citationID":"5DAjDvhN","properties":{"unsorted":false,"formattedCitation":"[4,5]","plainCitation":"[4,5]","noteIndex":0},"citationItems":[{"id":733,"uris":["http://zotero.org/users/20740871/items/T3E45C4C"],"itemData":{"id":733,"type":"article-journal","abstract":"The application of ammonia (NH3) blended with hydrogen (H2) as a fuel in combustion systems is a practical approach to decarbonise the energy sector, and the combustion of the fuel at rich conditions is relevant in emissions control through rich-lean combustion. However, the chemistry of rich NH3/H2 flames at high pressure, and the interaction between NH3 and H2 still need to be clarified. Therefore, the present study focuses on the chemical kinetics of NH3/H2/air flames at rich conditions and elevated pressures. To validate chemical kinetics in the literature, the laminar burning velocity of NH3/H2/Air premixed flames were measured at 0.1 and 0.5 MPa and equivalence ratios up to 1.8. The results show that the seven kinetics mechanisms studied could not satisfactorily predict the measurements at fuel-rich conditions and elevated pressure. The kinetics mechanism by Han et al. was optimized, leading to a new detailed kinetics, which can be reduced to 26 species and 119 reactions and satisfactorily predicts the present measurements and those in the literature. Analysis of the chemistry of NH3/H2 flames using the new mechanism shows NH3 and H2 kinetics are strongly coupled through a H2 decomposition/recovery mechanism, here named H2 recovery mechanism, which is important in modelling the burning velocity of the flame at fuel-rich conditions. The burned gas Markstein length was also extracted from the measured flame speed and its behaviour was studied using theoretical correlations.","citation-key":"gotamaMeasurement2022","container-title":"Combustion and Flame","DOI":"10.1016/j.combustflame.2021.111753","ISSN":"0010-2180","journalAbbreviation":"Combustion and Flame","page":"111753","source":"ScienceDirect","title":"Measurement of the laminar burning velocity and kinetics study of the importance of the hydrogen recovery mechanism of ammonia/hydrogen/air premixed flames","volume":"236","author":[{"family":"Gotama","given":"Gabriel J."},{"family":"Hayakawa","given":"Akihiro"},{"family":"Okafor","given":"Ekenechukwu C."},{"family":"Kanoshima","given":"Ryuhei"},{"family":"Hayashi","given":"Masao"},{"family":"Kudo","given":"Taku"},{"family":"Kobayashi","given":"Hideaki"}],"issued":{"date-parts":[["2022",2,1]]}}},{"id":780,"uris":["http://zotero.org/users/20740871/items/FX89RVZZ"],"itemData":{"id":780,"type":"article-journal","abstract":"Ammonia is considered to be one of the promising energy carriers in the future and reliable chemical kinetics to accurately predict ignition characteristics of ammonia/air mixtures is necessary for developing ammonia combustors. However, ignition characteristics of ammonia/air mixtures at low temperatures have not been well studied. The present study employed weak flames in a micro flow reactor with a controlled temperature profile, which have been extensively employed to examine ignition characteristics of hydrocarbons, to investigate ignition characteristics of ammonia/air mixtures at low temperatures. Species measurements for weak flames of ammonia/air mixtures at atmospheric pressure and equivalence ratios of 0.8, 1.0 and 1.2 under a maximum wall temperature of 1400 K were conducted using a mass spectrometer and profiles of the NH3, O2, H2O NO, and N2O mole fractions were obtained. Chemical kinetic modeling was conducted with extensive updates mainly for the N2Hx chemistry because N2Hx species were expected to be produced from the NH2 + NH2 reactions at low temperatures. The mechanism developed in the present study well predicted species profiles of NH3, O2 and H2O for weak flames measured in experiments. The present mechanism also well predicted the final values of the NO and N2O mole fractions behind the reaction zone of weak flames but overestimated these mole fractions in the reaction zone of weak flames. To confirm the existence of N2Hx species in the reaction zone of weak flames, signals from N2H4 were distinguished from measured signals. Sensitivity analysis and reaction flux analysis were conducted and the importance of the N2Hx chemistry in the reaction zone of weak flames at low temperatures was identified. Validation of the present mechanism with literature data on ignition delays and flame speeds were conducted and reasonable agreements with literature data were confirmed. For N2O and NO in the reaction zone of weak flames, however, there was discrepancy between measured and computational mole fractions and further improvements of chemical kinetics related to ammonia ignition are still necessary.","citation-key":"nakamuraKinetic2017","container-title":"Combustion and Flame","DOI":"10.1016/j.combustflame.2017.06.021","ISSN":"0010-2180","journalAbbreviation":"Combustion and Flame","page":"16-27","source":"ScienceDirect","title":"Kinetic modeling of ammonia/air weak flames in a micro flow reactor with a controlled temperature profile","volume":"185","author":[{"family":"Nakamura","given":"Hisashi"},{"family":"Hasegawa","given":"Susumu"},{"family":"Tezuka","given":"Takuya"}],"issued":{"date-parts":[["2017",11,1]]}}}],"schema":"https://github.com/citation-style-language/schema/raw/master/csl-citation.json"} </w:instrText>
+      </w:r>
+      <w:r>
+        <w:rPr>
+          <w:lang w:val="en-GB"/>
+        </w:rPr>
+        <w:fldChar w:fldCharType="separate"/>
+      </w:r>
+      <w:r>
+        <w:t>[4,5]</w:t>
+      </w:r>
+      <w:r>
+        <w:rPr>
+          <w:lang w:val="en-GB"/>
+        </w:rPr>
+        <w:fldChar w:fldCharType="end"/>
+      </w:r>
+      <w:r>
+        <w:rPr>
+          <w:lang w:val="en-GB"/>
+        </w:rPr>
+        <w:t xml:space="preserve">. These limitations suggest that the mechanism's reaction network may need to be re-examined specifically under conditions where </w:t>
+      </w:r>
+      <w:r>
+        <w:rPr>
+          <w:lang w:val="en-GB"/>
+        </w:rPr>
+        <w:t>H</w:t>
       </w:r>
       <w:r>
         <w:rPr>
           <w:vertAlign w:val="subscript"/>
+          <w:lang w:val="en-GB"/>
         </w:rPr>
         <w:t>2</w:t>
       </w:r>
       <w:r>
-        <w:t>/air flames were satisfactory too, especially in fuel-rich conditions (</w:t>
+        <w:rPr>
+          <w:lang w:val="en-GB"/>
+        </w:rPr>
+        <w:t xml:space="preserve"> concentration in the fuel </w:t>
+      </w:r>
+      <w:r>
+        <w:rPr>
+          <w:lang w:val="en-GB"/>
+        </w:rPr>
+        <w:t>mixture is significant.</w:t>
+      </w:r>
+    </w:p>
+    <w:p>
+      <w:pPr>
+        <w:pStyle w:val="Maintext"/>
+        <w:rPr>
+          <w:lang w:val="en-GB"/>
+        </w:rPr>
+      </w:pPr>
+      <w:r>
+        <w:rPr>
+          <w:lang w:val="en-GB"/>
+        </w:rPr>
+        <w:t xml:space="preserve">The primary objective of this work is to develop a robust reduced chemical kinetic mechanism capable of accurately </w:t>
+      </w:r>
+      <w:r>
+        <w:rPr>
+          <w:lang w:val="en-GB"/>
+        </w:rPr>
+        <w:t>modelling</w:t>
+      </w:r>
+      <w:r>
+        <w:rPr>
+          <w:lang w:val="en-GB"/>
+        </w:rPr>
+        <w:t xml:space="preserve"> the combustion of </w:t>
+      </w:r>
+      <m:oMath>
+        <m:sSub>
+          <m:sSubPr>
+            <m:ctrlPr>
+              <w:rPr>
+                <w:rFonts w:ascii="Cambria Math" w:hAnsi="Cambria Math"/>
+                <w:lang w:val="en-GB"/>
+              </w:rPr>
+            </m:ctrlPr>
+          </m:sSubPr>
+          <m:e>
+            <m:r>
+              <m:rPr>
+                <m:nor/>
+              </m:rPr>
+              <w:rPr>
+                <w:lang w:val="en-GB"/>
+              </w:rPr>
+              <m:t>NH</m:t>
+            </m:r>
+          </m:e>
+          <m:sub>
+            <m:r>
+              <w:rPr>
+                <w:rFonts w:ascii="Cambria Math" w:hAnsi="Cambria Math"/>
+                <w:lang w:val="en-GB"/>
+              </w:rPr>
+              <m:t>3</m:t>
+            </m:r>
+          </m:sub>
+        </m:sSub>
+        <m:r>
+          <w:rPr>
+            <w:rFonts w:ascii="Cambria Math" w:hAnsi="Cambria Math"/>
+            <w:lang w:val="en-GB"/>
+          </w:rPr>
+          <m:t>/</m:t>
+        </m:r>
+        <m:r>
+          <m:rPr>
+            <m:sty m:val="p"/>
+          </m:rPr>
+          <w:rPr>
+            <w:rFonts w:ascii="Cambria Math" w:hAnsi="Cambria Math"/>
+            <w:lang w:val="en-GB"/>
+          </w:rPr>
+          <m:t>air</m:t>
+        </m:r>
+      </m:oMath>
+      <w:r>
+        <w:rPr>
+          <w:lang w:val="en-GB"/>
+        </w:rPr>
+        <w:t xml:space="preserve">, </w:t>
+      </w:r>
+      <m:oMath>
+        <m:sSub>
+          <m:sSubPr>
+            <m:ctrlPr>
+              <w:rPr>
+                <w:rFonts w:ascii="Cambria Math" w:hAnsi="Cambria Math"/>
+                <w:lang w:val="en-GB"/>
+              </w:rPr>
+            </m:ctrlPr>
+          </m:sSubPr>
+          <m:e>
+            <m:r>
+              <m:rPr>
+                <m:nor/>
+              </m:rPr>
+              <w:rPr>
+                <w:lang w:val="en-GB"/>
+              </w:rPr>
+              <m:t>NH</m:t>
+            </m:r>
+          </m:e>
+          <m:sub>
+            <m:r>
+              <w:rPr>
+                <w:rFonts w:ascii="Cambria Math" w:hAnsi="Cambria Math"/>
+                <w:lang w:val="en-GB"/>
+              </w:rPr>
+              <m:t>3</m:t>
+            </m:r>
+          </m:sub>
+        </m:sSub>
+        <m:r>
+          <w:rPr>
+            <w:rFonts w:ascii="Cambria Math" w:hAnsi="Cambria Math"/>
+            <w:lang w:val="en-GB"/>
+          </w:rPr>
+          <m:t>/</m:t>
+        </m:r>
+        <m:sSub>
+          <m:sSubPr>
+            <m:ctrlPr>
+              <w:rPr>
+                <w:rFonts w:ascii="Cambria Math" w:hAnsi="Cambria Math"/>
+                <w:lang w:val="en-GB"/>
+              </w:rPr>
+            </m:ctrlPr>
+          </m:sSubPr>
+          <m:e>
+            <m:r>
+              <m:rPr>
+                <m:nor/>
+              </m:rPr>
+              <w:rPr>
+                <w:lang w:val="en-GB"/>
+              </w:rPr>
+              <m:t>CH</m:t>
+            </m:r>
+          </m:e>
+          <m:sub>
+            <m:r>
+              <w:rPr>
+                <w:rFonts w:ascii="Cambria Math" w:hAnsi="Cambria Math"/>
+                <w:lang w:val="en-GB"/>
+              </w:rPr>
+              <m:t>4</m:t>
+            </m:r>
+          </m:sub>
+        </m:sSub>
+        <m:r>
+          <w:rPr>
+            <w:rFonts w:ascii="Cambria Math" w:hAnsi="Cambria Math"/>
+            <w:lang w:val="en-GB"/>
+          </w:rPr>
+          <m:t>/</m:t>
+        </m:r>
+        <m:r>
+          <m:rPr>
+            <m:sty m:val="p"/>
+          </m:rPr>
+          <w:rPr>
+            <w:rFonts w:ascii="Cambria Math" w:hAnsi="Cambria Math"/>
+            <w:lang w:val="en-GB"/>
+          </w:rPr>
+          <m:t>air</m:t>
+        </m:r>
+      </m:oMath>
+      <w:r>
+        <w:rPr>
+          <w:lang w:val="en-GB"/>
+        </w:rPr>
+        <w:t xml:space="preserve">, and </w:t>
+      </w:r>
+      <m:oMath>
+        <m:sSub>
+          <m:sSubPr>
+            <m:ctrlPr>
+              <w:rPr>
+                <w:rFonts w:ascii="Cambria Math" w:hAnsi="Cambria Math"/>
+                <w:lang w:val="en-GB"/>
+              </w:rPr>
+            </m:ctrlPr>
+          </m:sSubPr>
+          <m:e>
+            <m:r>
+              <m:rPr>
+                <m:nor/>
+              </m:rPr>
+              <w:rPr>
+                <w:lang w:val="en-GB"/>
+              </w:rPr>
+              <m:t>NH</m:t>
+            </m:r>
+          </m:e>
+          <m:sub>
+            <m:r>
+              <w:rPr>
+                <w:rFonts w:ascii="Cambria Math" w:hAnsi="Cambria Math"/>
+                <w:lang w:val="en-GB"/>
+              </w:rPr>
+              <m:t>3</m:t>
+            </m:r>
+          </m:sub>
+        </m:sSub>
+        <m:r>
+          <w:rPr>
+            <w:rFonts w:ascii="Cambria Math" w:hAnsi="Cambria Math"/>
+            <w:lang w:val="en-GB"/>
+          </w:rPr>
+          <m:t>/</m:t>
+        </m:r>
+        <m:sSub>
+          <m:sSubPr>
+            <m:ctrlPr>
+              <w:rPr>
+                <w:rFonts w:ascii="Cambria Math" w:hAnsi="Cambria Math"/>
+                <w:lang w:val="en-GB"/>
+              </w:rPr>
+            </m:ctrlPr>
+          </m:sSubPr>
+          <m:e>
+            <m:r>
+              <m:rPr>
+                <m:nor/>
+              </m:rPr>
+              <w:rPr>
+                <w:lang w:val="en-GB"/>
+              </w:rPr>
+              <m:t>H</m:t>
+            </m:r>
+          </m:e>
+          <m:sub>
+            <m:r>
+              <w:rPr>
+                <w:rFonts w:ascii="Cambria Math" w:hAnsi="Cambria Math"/>
+                <w:lang w:val="en-GB"/>
+              </w:rPr>
+              <m:t>2</m:t>
+            </m:r>
+          </m:sub>
+        </m:sSub>
+        <m:r>
+          <w:rPr>
+            <w:rFonts w:ascii="Cambria Math" w:hAnsi="Cambria Math"/>
+            <w:lang w:val="en-GB"/>
+          </w:rPr>
+          <m:t>/</m:t>
+        </m:r>
+        <m:r>
+          <m:rPr>
+            <m:sty m:val="p"/>
+          </m:rPr>
+          <w:rPr>
+            <w:rFonts w:ascii="Cambria Math" w:hAnsi="Cambria Math"/>
+            <w:lang w:val="en-GB"/>
+          </w:rPr>
+          <m:t>air</m:t>
+        </m:r>
+      </m:oMath>
+      <w:r>
+        <w:rPr>
+          <w:lang w:val="en-GB"/>
+        </w:rPr>
+        <w:t xml:space="preserve"> fuel blends across a wide range of operating conditions, building directly upon the reduced model of Okafor et al</w:t>
+      </w:r>
+      <w:r>
+        <w:rPr>
+          <w:lang w:val="en-GB"/>
+        </w:rPr>
+        <w:t xml:space="preserve">. </w:t>
+      </w:r>
+      <w:r>
+        <w:rPr>
+          <w:lang w:val="en-GB"/>
+        </w:rPr>
+        <w:fldChar w:fldCharType="begin"/>
+      </w:r>
+      <w:r>
+        <w:rPr>
+          <w:lang w:val="en-GB"/>
+        </w:rPr>
+        <w:instrText xml:space="preserve"> ADDIN ZOTERO_ITEM CSL_CITATION {"citationID":"wzRnYSBB","properties":{"unsorted":false,"formattedCitation":"[1]","plainCitation":"[1]","noteIndex":0},"citationItems":[{"id":196,"uris":["http://zotero.org/users/20740871/items/GI6AGGV5"],"itemData":{"id":196,"type":"article-journal","abstract":"Ammonia and blends of ammonia with methane are gaining increased interest as fuels for gas turbine applications and hence optimized reduced reaction mechanisms for the fuels are required for the development of combustors. However, there is a scarcity of measured data on the laminar burning velocity of the fuels for optimizing and validating reaction mechanisms especially at high pressures. In this study, an extensive set of measurements of the unstretched laminar burning velocity and Markstein lengths of CH4NH3-air flames at high pressures are reported for the first time and an optimized reduced reaction mechanism is proposed. The experiments were conducted in a constant volume chamber for various ammonia heat fractions in the fuel ranging from 0 to 0.30, equivalence ratios ranging from 0.7 to 1.3, and mixture pressures ranging from 0.10 to 0.50 MPa. The reduced reaction mechanism was developed from a detailed reaction mechanism for CH4NH3-air flames by Okafor et al., and optimized against the present measurements and data in the literature. It is shown that the reduced mechanism models the unstretched laminar burning velocity of NH3/air and CH4NH3-air flames with high fidelity at all studied conditions. It also models satisfactorily NH3, NO and CO concentration in CH4NH3O2N2 oxidation in a laminar flow reactor. Furthermore, the reduced mechanism is demonstrated to predict NO, OH, and NH profiles in a premixed stagnation NH3-air flame satisfactorily. The experimental measurements were also used to validate selected detailed reaction mechanisms. It was found that the significant over-prediction of NO production from NH3 oxidation by GRI Mech 3.0 is primarily due to the influence of the reaction NH+H2OHNO+H2, which in fact may not be important in fuel NO chemistry.","citation-key":"okaforMeasurement2019","container-title":"Combustion and Flame","DOI":"10.1016/j.combustflame.2019.03.008","ISSN":"0010-2180","journalAbbreviation":"Combustion and Flame","page":"162-175","source":"ScienceDirect","title":"Measurement and modelling of the laminar burning velocity of methane-ammonia-air flames at high pressures using a reduced reaction mechanism","volume":"204","author":[{"family":"Okafor","given":"Ekenechukwu Chijioke"},{"family":"Naito","given":"Yuji"},{"family":"Colson","given":"Sophie"},{"family":"Ichikawa","given":"Akinori"},{"family":"Kudo","given":"Taku"},{"family":"Hayakawa","given":"Akihiro"},{"family":"Kobayashi","given":"Hideaki"}],"issued":{"date-parts":[["2019",6,1]]}}}],"schema":"https://github.com/citation-style-language/schema/raw/master/csl-citation.json"} </w:instrText>
+      </w:r>
+      <w:r>
+        <w:rPr>
+          <w:lang w:val="en-GB"/>
+        </w:rPr>
+        <w:fldChar w:fldCharType="separate"/>
+      </w:r>
+      <w:r>
+        <w:t>[1]</w:t>
+      </w:r>
+      <w:r>
+        <w:rPr>
+          <w:lang w:val="en-GB"/>
+        </w:rPr>
+        <w:fldChar w:fldCharType="end"/>
+      </w:r>
+      <w:r>
+        <w:rPr>
+          <w:lang w:val="en-GB"/>
+        </w:rPr>
+        <w:t xml:space="preserve">. To achieve this, the underlying reaction pathways of </w:t>
+      </w:r>
+      <m:oMath>
+        <m:sSub>
+          <m:sSubPr>
+            <m:ctrlPr>
+              <w:rPr>
+                <w:rFonts w:ascii="Cambria Math" w:hAnsi="Cambria Math"/>
+                <w:lang w:val="en-GB"/>
+              </w:rPr>
+            </m:ctrlPr>
+          </m:sSubPr>
+          <m:e>
+            <m:r>
+              <m:rPr>
+                <m:nor/>
+              </m:rPr>
+              <w:rPr>
+                <w:lang w:val="en-GB"/>
+              </w:rPr>
+              <m:t>NH</m:t>
+            </m:r>
+          </m:e>
+          <m:sub>
+            <m:r>
+              <w:rPr>
+                <w:rFonts w:ascii="Cambria Math" w:hAnsi="Cambria Math"/>
+                <w:lang w:val="en-GB"/>
+              </w:rPr>
+              <m:t>3</m:t>
+            </m:r>
+          </m:sub>
+        </m:sSub>
+        <m:r>
+          <w:rPr>
+            <w:rFonts w:ascii="Cambria Math" w:hAnsi="Cambria Math"/>
+            <w:lang w:val="en-GB"/>
+          </w:rPr>
+          <m:t>/</m:t>
+        </m:r>
+        <m:sSub>
+          <m:sSubPr>
+            <m:ctrlPr>
+              <w:rPr>
+                <w:rFonts w:ascii="Cambria Math" w:hAnsi="Cambria Math"/>
+                <w:lang w:val="en-GB"/>
+              </w:rPr>
+            </m:ctrlPr>
+          </m:sSubPr>
+          <m:e>
+            <m:r>
+              <m:rPr>
+                <m:nor/>
+              </m:rPr>
+              <w:rPr>
+                <w:lang w:val="en-GB"/>
+              </w:rPr>
+              <m:t>H</m:t>
+            </m:r>
+          </m:e>
+          <m:sub>
+            <m:r>
+              <w:rPr>
+                <w:rFonts w:ascii="Cambria Math" w:hAnsi="Cambria Math"/>
+                <w:lang w:val="en-GB"/>
+              </w:rPr>
+              <m:t>2</m:t>
+            </m:r>
+          </m:sub>
+        </m:sSub>
+        <m:r>
+          <w:rPr>
+            <w:rFonts w:ascii="Cambria Math" w:hAnsi="Cambria Math"/>
+            <w:lang w:val="en-GB"/>
+          </w:rPr>
+          <m:t>/</m:t>
+        </m:r>
+        <m:r>
+          <m:rPr>
+            <m:nor/>
+          </m:rPr>
+          <w:rPr>
+            <w:lang w:val="en-GB"/>
+          </w:rPr>
+          <m:t>air</m:t>
+        </m:r>
+      </m:oMath>
+      <w:r>
+        <w:rPr>
+          <w:lang w:val="en-GB"/>
+        </w:rPr>
+        <w:t xml:space="preserve"> flames </w:t>
+      </w:r>
+      <w:r>
+        <w:rPr>
+          <w:lang w:val="en-GB"/>
+        </w:rPr>
+        <w:t>were</w:t>
+      </w:r>
+      <w:r>
+        <w:rPr>
+          <w:lang w:val="en-GB"/>
+        </w:rPr>
+        <w:t xml:space="preserve"> </w:t>
+      </w:r>
+      <w:r>
+        <w:rPr>
+          <w:lang w:val="en-GB"/>
+        </w:rPr>
+        <w:t>analysed</w:t>
+      </w:r>
+      <w:r>
+        <w:rPr>
+          <w:lang w:val="en-GB"/>
+        </w:rPr>
+        <w:t xml:space="preserve"> to </w:t>
+      </w:r>
+      <w:r>
+        <w:rPr>
+          <w:lang w:val="en-GB"/>
+        </w:rPr>
+        <w:t>elucidate</w:t>
+      </w:r>
+      <w:r>
+        <w:rPr>
+          <w:lang w:val="en-GB"/>
+        </w:rPr>
+        <w:t xml:space="preserve"> key kinetic interactions </w:t>
+      </w:r>
+      <w:r>
+        <w:rPr>
+          <w:lang w:val="en-GB"/>
+        </w:rPr>
+        <w:t>between ammonia and hydrogen chemistries that</w:t>
+      </w:r>
+      <w:r>
+        <w:rPr>
+          <w:lang w:val="en-GB"/>
+        </w:rPr>
+        <w:t xml:space="preserve"> </w:t>
+      </w:r>
+      <w:r>
+        <w:rPr>
+          <w:lang w:val="en-GB"/>
+        </w:rPr>
+        <w:t>we</w:t>
+      </w:r>
+      <w:r>
+        <w:rPr>
+          <w:lang w:val="en-GB"/>
+        </w:rPr>
+        <w:t>re underrepresented in the original mechanism.</w:t>
+      </w:r>
+    </w:p>
+    <w:p>
+      <w:pPr>
+        <w:pStyle w:val="Maintext"/>
+        <w:rPr>
+          <w:lang w:val="en-GB"/>
+        </w:rPr>
+      </w:pPr>
+    </w:p>
+    <w:p>
+      <w:pPr>
+        <w:pStyle w:val="section"/>
+      </w:pPr>
+      <w:r>
+        <w:t>Numerical Procedure</w:t>
+      </w:r>
+    </w:p>
+    <w:p>
+      <w:pPr>
+        <w:pStyle w:val="Maintext"/>
+      </w:pPr>
+      <w:r>
+        <w:t xml:space="preserve">In this study, the one-dimensional simulations for the unstretched laminar burning velocity, </w:t>
+      </w:r>
+      <m:oMath>
+        <m:sSub>
+          <m:sSubPr>
+            <m:ctrlPr>
+              <w:rPr>
+                <w:rFonts w:ascii="Cambria Math" w:hAnsi="Cambria Math"/>
+                <w:i/>
+              </w:rPr>
+            </m:ctrlPr>
+          </m:sSubPr>
+          <m:e>
+            <m:r>
+              <w:rPr>
+                <w:rFonts w:ascii="Cambria Math" w:hAnsi="Cambria Math"/>
+              </w:rPr>
+              <m:t>S</m:t>
+            </m:r>
+          </m:e>
+          <m:sub>
+            <m:r>
+              <w:rPr>
+                <w:rFonts w:ascii="Cambria Math" w:hAnsi="Cambria Math"/>
+              </w:rPr>
+              <m:t>L</m:t>
+            </m:r>
+          </m:sub>
+        </m:sSub>
+      </m:oMath>
+      <w:r>
+        <w:t xml:space="preserve">, of premixed adiabatic flames were simulated using the Premixed Laminar Flame Speed Calculation Model in ANSYS Chemkin-PRO 2019 R3 and ANSYS Chemkin-PRO 2025 R2. The computation domain was set 10 cm and </w:t>
+      </w:r>
+      <m:oMath>
+        <m:sSub>
+          <m:sSubPr>
+            <m:ctrlPr>
+              <w:rPr>
+                <w:rFonts w:ascii="Cambria Math" w:hAnsi="Cambria Math"/>
+              </w:rPr>
+            </m:ctrlPr>
+          </m:sSubPr>
+          <m:e>
+            <m:r>
+              <w:rPr>
+                <w:rFonts w:ascii="Cambria Math" w:hAnsi="Cambria Math"/>
+              </w:rPr>
+              <m:t>S</m:t>
+            </m:r>
+          </m:e>
+          <m:sub>
+            <m:r>
+              <w:rPr>
+                <w:rFonts w:ascii="Cambria Math" w:hAnsi="Cambria Math"/>
+              </w:rPr>
+              <m:t>L</m:t>
+            </m:r>
+          </m:sub>
+        </m:sSub>
+      </m:oMath>
+      <w:r>
+        <w:t xml:space="preserve"> was calculated at the cold boundary of the computation domain. The adaptive grid setting</w:t>
+      </w:r>
+      <w:r>
+        <w:t>s</w:t>
+      </w:r>
+      <w:r>
+        <w:t xml:space="preserve"> GRAD and CURV were both set to 0.01. The ratio of H</w:t>
+      </w:r>
+      <w:r>
+        <w:rPr>
+          <w:vertAlign w:val="subscript"/>
+        </w:rPr>
+        <w:t>2</w:t>
+      </w:r>
+      <w:r>
+        <w:t xml:space="preserve"> in the binary fuel, </w:t>
+      </w:r>
+      <m:oMath>
+        <m:sSub>
+          <m:sSubPr>
+            <m:ctrlPr>
+              <w:rPr>
+                <w:rFonts w:ascii="Cambria Math" w:hAnsi="Cambria Math"/>
+              </w:rPr>
+            </m:ctrlPr>
+          </m:sSubPr>
+          <m:e>
+            <m:r>
+              <w:rPr>
+                <w:rFonts w:ascii="Cambria Math" w:hAnsi="Cambria Math"/>
+              </w:rPr>
+              <m:t>X</m:t>
+            </m:r>
+          </m:e>
+          <m:sub>
+            <m:r>
+              <m:rPr>
+                <m:sty m:val="p"/>
+              </m:rPr>
+              <w:rPr>
+                <w:rFonts w:ascii="Cambria Math" w:hAnsi="Cambria Math"/>
+              </w:rPr>
+              <m:t>H2</m:t>
+            </m:r>
+          </m:sub>
+        </m:sSub>
+      </m:oMath>
+      <w:r>
+        <w:t>, is defined in</w:t>
+      </w:r>
+      <w:r>
+        <w:t xml:space="preserve"> Equation</w:t>
+      </w:r>
+      <w:r>
+        <w:t xml:space="preserve"> </w:t>
+      </w:r>
+      <w:r>
+        <w:fldChar w:fldCharType="begin"/>
+      </w:r>
+      <w:r>
+        <w:instrText xml:space="preserve"> REF _Ref235768995 \h  \* MERGEFORMAT </w:instrText>
+      </w:r>
+      <w:r>
+        <w:fldChar w:fldCharType="separate"/>
+      </w:r>
+      <w:r>
+        <w:t>(</w:t>
+      </w:r>
+      <w:r>
+        <w:rPr>
+          <w:noProof/>
+        </w:rPr>
+        <w:t>1</w:t>
+      </w:r>
+      <w:r>
+        <w:t>)</w:t>
+      </w:r>
+      <w:r>
+        <w:fldChar w:fldCharType="end"/>
+      </w:r>
+      <w:r>
+        <w:t xml:space="preserve">. </w:t>
+      </w:r>
+      <m:oMath>
+        <m:sSub>
+          <m:sSubPr>
+            <m:ctrlPr>
+              <w:rPr>
+                <w:rFonts w:ascii="Cambria Math" w:hAnsi="Cambria Math"/>
+              </w:rPr>
+            </m:ctrlPr>
+          </m:sSubPr>
+          <m:e>
+            <m:r>
+              <w:rPr>
+                <w:rFonts w:ascii="Cambria Math" w:hAnsi="Cambria Math"/>
+              </w:rPr>
+              <m:t>X</m:t>
+            </m:r>
+          </m:e>
+          <m:sub>
+            <m:r>
+              <m:rPr>
+                <m:sty m:val="p"/>
+              </m:rPr>
+              <w:rPr>
+                <w:rFonts w:ascii="Cambria Math" w:hAnsi="Cambria Math"/>
+              </w:rPr>
+              <m:t>H2</m:t>
+            </m:r>
+          </m:sub>
+        </m:sSub>
+      </m:oMath>
+      <w:r>
+        <w:t xml:space="preserve"> was varied</w:t>
+      </w:r>
+      <w:r>
+        <w:t>, while atmospheric pressure and stoichiometric equivalence ratio (</w:t>
       </w:r>
       <m:oMath>
         <m:r>
           <w:rPr>
             <w:rFonts w:ascii="Cambria Math" w:hAnsi="Cambria Math"/>
           </w:rPr>
-          <m:t>ϕ=1.1-1.4</m:t>
+          <m:t>ϕ=1.0</m:t>
         </m:r>
       </m:oMath>
       <w:r>
-        <w:t>). However, this mechanism struggles to accurately model NO and N</w:t>
-      </w:r>
-      <w:r>
-        <w:rPr>
-          <w:vertAlign w:val="subscript"/>
-        </w:rPr>
-        <w:t>2</w:t>
-      </w:r>
-      <w:r>
-        <w:t>O profiles in the reaction zones of NH</w:t>
-      </w:r>
-      <w:r>
-        <w:rPr>
-          <w:vertAlign w:val="subscript"/>
-        </w:rPr>
-        <w:t>3</w:t>
-      </w:r>
-      <w:r>
-        <w:t>/air flames. Hence, a demand for a reduced reaction mechanism that can accurately evaluate the unstretched laminar burning velocity of various ammonia blends for a wide range of initial conditions exists.</w:t>
-      </w:r>
-    </w:p>
-    <w:p>
-      <w:pPr>
-        <w:pStyle w:val="Maintext"/>
-      </w:pPr>
-      <w:r>
-        <w:t xml:space="preserve">This study aims to develop a reaction mechanism that can accurately model the </w:t>
-      </w:r>
-      <m:oMath>
-        <m:sSub>
-          <m:sSubPr>
-            <m:ctrlPr>
-              <w:rPr>
-                <w:rFonts w:ascii="Cambria Math" w:hAnsi="Cambria Math"/>
-              </w:rPr>
-            </m:ctrlPr>
-          </m:sSubPr>
-          <m:e>
-            <m:r>
-              <w:rPr>
-                <w:rFonts w:ascii="Cambria Math" w:hAnsi="Cambria Math"/>
-              </w:rPr>
-              <m:t>S</m:t>
-            </m:r>
-          </m:e>
-          <m:sub>
-            <m:r>
-              <w:rPr>
-                <w:rFonts w:ascii="Cambria Math" w:hAnsi="Cambria Math"/>
-              </w:rPr>
-              <m:t>L</m:t>
-            </m:r>
-          </m:sub>
-        </m:sSub>
-      </m:oMath>
-      <w:r>
-        <w:t xml:space="preserve"> </w:t>
-      </w:r>
-      <w:r>
-        <w:t>of NH</w:t>
-      </w:r>
-      <w:r>
-        <w:rPr>
-          <w:vertAlign w:val="subscript"/>
-        </w:rPr>
-        <w:t>3</w:t>
-      </w:r>
-      <w:r>
-        <w:t>/air, NH</w:t>
-      </w:r>
-      <w:r>
-        <w:rPr>
-          <w:vertAlign w:val="subscript"/>
-        </w:rPr>
-        <w:t>3</w:t>
-      </w:r>
-      <w:r>
-        <w:t>/CH</w:t>
-      </w:r>
-      <w:r>
-        <w:rPr>
-          <w:vertAlign w:val="subscript"/>
-        </w:rPr>
-        <w:t>4</w:t>
-      </w:r>
-      <w:r>
-        <w:t>/air and NH</w:t>
-      </w:r>
-      <w:r>
-        <w:rPr>
-          <w:vertAlign w:val="subscript"/>
-        </w:rPr>
-        <w:t>3</w:t>
-      </w:r>
-      <w:r>
-        <w:t>/H</w:t>
-      </w:r>
-      <w:r>
-        <w:rPr>
-          <w:vertAlign w:val="subscript"/>
-        </w:rPr>
-        <w:t>2</w:t>
-      </w:r>
-      <w:r>
-        <w:t xml:space="preserve">/air flames. The </w:t>
-      </w:r>
-      <m:oMath>
-        <m:sSub>
-          <m:sSubPr>
-            <m:ctrlPr>
-              <w:rPr>
-                <w:rFonts w:ascii="Cambria Math" w:hAnsi="Cambria Math"/>
-              </w:rPr>
-            </m:ctrlPr>
-          </m:sSubPr>
-          <m:e>
-            <m:r>
-              <w:rPr>
-                <w:rFonts w:ascii="Cambria Math" w:hAnsi="Cambria Math"/>
-              </w:rPr>
-              <m:t>S</m:t>
-            </m:r>
-          </m:e>
-          <m:sub>
-            <m:r>
-              <w:rPr>
-                <w:rFonts w:ascii="Cambria Math" w:hAnsi="Cambria Math"/>
-              </w:rPr>
-              <m:t>L</m:t>
-            </m:r>
-          </m:sub>
-        </m:sSub>
-      </m:oMath>
-      <w:r>
-        <w:t>, being a flame characteristic that dictates fuel compatability for a wide range of practical applications, is prioritized for this present mechanism. This mechanism should maintain accurate predictions for rich and lean equivalence ratios, elevated pressures and varied fuel compositions.</w:t>
-      </w:r>
-    </w:p>
-    <w:p>
-      <w:pPr>
-        <w:pStyle w:val="Maintext"/>
-      </w:pPr>
-    </w:p>
-    <w:p>
-      <w:pPr>
-        <w:pStyle w:val="section"/>
-      </w:pPr>
-      <w:r>
-        <w:t>Numerical Procedure</w:t>
-      </w:r>
-    </w:p>
-    <w:p>
-      <w:pPr>
-        <w:pStyle w:val="Maintext"/>
-      </w:pPr>
-      <w:r>
-        <w:t xml:space="preserve">In this study, the one-dimensional simulations for the unstretched laminar burning velocity, </w:t>
-      </w:r>
-      <m:oMath>
-        <m:sSub>
-          <m:sSubPr>
-            <m:ctrlPr>
-              <w:rPr>
-                <w:rFonts w:ascii="Cambria Math" w:hAnsi="Cambria Math"/>
-                <w:i/>
-              </w:rPr>
-            </m:ctrlPr>
-          </m:sSubPr>
-          <m:e>
-            <m:r>
-              <w:rPr>
-                <w:rFonts w:ascii="Cambria Math" w:hAnsi="Cambria Math"/>
-              </w:rPr>
-              <m:t>S</m:t>
-            </m:r>
-          </m:e>
-          <m:sub>
-            <m:r>
-              <w:rPr>
-                <w:rFonts w:ascii="Cambria Math" w:hAnsi="Cambria Math"/>
-              </w:rPr>
-              <m:t>L</m:t>
-            </m:r>
-          </m:sub>
-        </m:sSub>
-      </m:oMath>
-      <w:r>
-        <w:t xml:space="preserve">, of premixed adiabatic flames were simulated using the Premixed Laminar Flame Speed Calculation Model in ANSYS Chemkin-PRO 2019 R3 and ANSYS Chemkin-PRO 2025 R2. The computation domain was set 10 cm and </w:t>
-      </w:r>
-      <m:oMath>
-        <m:sSub>
-          <m:sSubPr>
-            <m:ctrlPr>
-              <w:rPr>
-                <w:rFonts w:ascii="Cambria Math" w:hAnsi="Cambria Math"/>
-              </w:rPr>
-            </m:ctrlPr>
-          </m:sSubPr>
-          <m:e>
-            <m:r>
-              <w:rPr>
-                <w:rFonts w:ascii="Cambria Math" w:hAnsi="Cambria Math"/>
-              </w:rPr>
-              <m:t>S</m:t>
-            </m:r>
-          </m:e>
-          <m:sub>
-            <m:r>
-              <w:rPr>
-                <w:rFonts w:ascii="Cambria Math" w:hAnsi="Cambria Math"/>
-              </w:rPr>
-              <m:t>L</m:t>
-            </m:r>
-          </m:sub>
-        </m:sSub>
-      </m:oMath>
-      <w:r>
-        <w:t xml:space="preserve"> was calculated at the cold boundary of the computation domain. The adaptive grid setting</w:t>
-      </w:r>
-      <w:r>
-        <w:t>s</w:t>
-      </w:r>
-      <w:r>
-        <w:t xml:space="preserve"> GRAD and CURV were both set to 0.01. The ratio of H</w:t>
-      </w:r>
-      <w:r>
-        <w:rPr>
-          <w:vertAlign w:val="subscript"/>
-        </w:rPr>
-        <w:t>2</w:t>
-      </w:r>
-      <w:r>
-        <w:t xml:space="preserve"> in the binary fuel, </w:t>
-      </w:r>
-      <m:oMath>
-        <m:sSub>
-          <m:sSubPr>
-            <m:ctrlPr>
-              <w:rPr>
-                <w:rFonts w:ascii="Cambria Math" w:hAnsi="Cambria Math"/>
-              </w:rPr>
-            </m:ctrlPr>
-          </m:sSubPr>
-          <m:e>
-            <m:r>
-              <w:rPr>
-                <w:rFonts w:ascii="Cambria Math" w:hAnsi="Cambria Math"/>
-              </w:rPr>
-              <m:t>X</m:t>
-            </m:r>
-          </m:e>
-          <m:sub>
-            <m:r>
-              <m:rPr>
-                <m:sty m:val="p"/>
-              </m:rPr>
-              <w:rPr>
-                <w:rFonts w:ascii="Cambria Math" w:hAnsi="Cambria Math"/>
-              </w:rPr>
-              <m:t>H2</m:t>
-            </m:r>
-          </m:sub>
-        </m:sSub>
-      </m:oMath>
-      <w:r>
-        <w:t xml:space="preserve">, is defined in </w:t>
-      </w:r>
-      <w:r>
-        <w:fldChar w:fldCharType="begin"/>
-      </w:r>
-      <w:r>
-        <w:instrText xml:space="preserve"> REF _Ref235768995 \h  \* MERGEFORMAT </w:instrText>
-      </w:r>
-      <w:r>
-        <w:fldChar w:fldCharType="separate"/>
-      </w:r>
-      <w:r>
-        <w:t>(</w:t>
-      </w:r>
-      <w:r>
-        <w:rPr>
-          <w:noProof/>
-        </w:rPr>
-        <w:t>1</w:t>
-      </w:r>
-      <w:r>
-        <w:t>)</w:t>
-      </w:r>
-      <w:r>
-        <w:fldChar w:fldCharType="end"/>
-      </w:r>
-      <w:r>
-        <w:t xml:space="preserve">. </w:t>
-      </w:r>
-      <m:oMath>
-        <m:sSub>
-          <m:sSubPr>
-            <m:ctrlPr>
-              <w:rPr>
-                <w:rFonts w:ascii="Cambria Math" w:hAnsi="Cambria Math"/>
-              </w:rPr>
-            </m:ctrlPr>
-          </m:sSubPr>
-          <m:e>
-            <m:r>
-              <w:rPr>
-                <w:rFonts w:ascii="Cambria Math" w:hAnsi="Cambria Math"/>
-              </w:rPr>
-              <m:t>X</m:t>
-            </m:r>
-          </m:e>
-          <m:sub>
-            <m:r>
-              <m:rPr>
-                <m:sty m:val="p"/>
-              </m:rPr>
-              <w:rPr>
-                <w:rFonts w:ascii="Cambria Math" w:hAnsi="Cambria Math"/>
-              </w:rPr>
-              <m:t>H2</m:t>
-            </m:r>
-          </m:sub>
-        </m:sSub>
-      </m:oMath>
-      <w:r>
-        <w:t xml:space="preserve"> was varied to study how each reaction mechanism's </w:t>
+        <w:t>) were maintained,</w:t>
+      </w:r>
+      <w:r>
+        <w:t xml:space="preserve"> to study how each reaction mechanism's </w:t>
       </w:r>
       <m:oMath>
         <m:sSub>
@@ -1895,19 +3659,22 @@
         <w:fldChar w:fldCharType="end"/>
       </w:r>
       <w:r>
-        <w:t xml:space="preserve">, Gotama et al.'s </w:t>
+        <w:t xml:space="preserve"> and</w:t>
+      </w:r>
+      <w:r>
+        <w:t xml:space="preserve"> Gotama et al.'s </w:t>
       </w:r>
       <w:r>
         <w:fldChar w:fldCharType="begin"/>
       </w:r>
       <w:r>
-        <w:instrText xml:space="preserve"> ADDIN ZOTERO_ITEM CSL_CITATION {"citationID":"AvqoraW5","properties":{"unsorted":false,"formattedCitation":"[6]","plainCitation":"[6]","noteIndex":0},"citationItems":[{"id":733,"uris":["http://zotero.org/users/20740871/items/T3E45C4C"],"itemData":{"id":733,"type":"article-journal","abstract":"The application of ammonia (NH3) blended with hydrogen (H2) as a fuel in combustion systems is a practical approach to decarbonise the energy sector, and the combustion of the fuel at rich conditions is relevant in emissions control through rich-lean combustion. However, the chemistry of rich NH3/H2 flames at high pressure, and the interaction between NH3 and H2 still need to be clarified. Therefore, the present study focuses on the chemical kinetics of NH3/H2/air flames at rich conditions and elevated pressures. To validate chemical kinetics in the literature, the laminar burning velocity of NH3/H2/Air premixed flames were measured at 0.1 and 0.5 MPa and equivalence ratios up to 1.8. The results show that the seven kinetics mechanisms studied could not satisfactorily predict the measurements at fuel-rich conditions and elevated pressure. The kinetics mechanism by Han et al. was optimized, leading to a new detailed kinetics, which can be reduced to 26 species and 119 reactions and satisfactorily predicts the present measurements and those in the literature. Analysis of the chemistry of NH3/H2 flames using the new mechanism shows NH3 and H2 kinetics are strongly coupled through a H2 decomposition/recovery mechanism, here named H2 recovery mechanism, which is important in modelling the burning velocity of the flame at fuel-rich conditions. The burned gas Markstein length was also extracted from the measured flame speed and its behaviour was studied using theoretical correlations.","citation-key":"gotamaMeasurement2022","container-title":"Combustion and Flame","DOI":"10.1016/j.combustflame.2021.111753","ISSN":"0010-2180","journalAbbreviation":"Combustion and Flame","page":"111753","source":"ScienceDirect","title":"Measurement of the laminar burning velocity and kinetics study of the importance of the hydrogen recovery mechanism of ammonia/hydrogen/air premixed flames","volume":"236","author":[{"family":"Gotama","given":"Gabriel J."},{"family":"Hayakawa","given":"Akihiro"},{"family":"Okafor","given":"Ekenechukwu C."},{"family":"Kanoshima","given":"Ryuhei"},{"family":"Hayashi","given":"Masao"},{"family":"Kudo","given":"Taku"},{"family":"Kobayashi","given":"Hideaki"}],"issued":{"date-parts":[["2022",2,1]]}}}],"schema":"https://github.com/citation-style-language/schema/raw/master/csl-citation.json"} </w:instrText>
+        <w:instrText xml:space="preserve"> ADDIN ZOTERO_ITEM CSL_CITATION {"citationID":"AvqoraW5","properties":{"unsorted":false,"formattedCitation":"[4]","plainCitation":"[4]","noteIndex":0},"citationItems":[{"id":733,"uris":["http://zotero.org/users/20740871/items/T3E45C4C"],"itemData":{"id":733,"type":"article-journal","abstract":"The application of ammonia (NH3) blended with hydrogen (H2) as a fuel in combustion systems is a practical approach to decarbonise the energy sector, and the combustion of the fuel at rich conditions is relevant in emissions control through rich-lean combustion. However, the chemistry of rich NH3/H2 flames at high pressure, and the interaction between NH3 and H2 still need to be clarified. Therefore, the present study focuses on the chemical kinetics of NH3/H2/air flames at rich conditions and elevated pressures. To validate chemical kinetics in the literature, the laminar burning velocity of NH3/H2/Air premixed flames were measured at 0.1 and 0.5 MPa and equivalence ratios up to 1.8. The results show that the seven kinetics mechanisms studied could not satisfactorily predict the measurements at fuel-rich conditions and elevated pressure. The kinetics mechanism by Han et al. was optimized, leading to a new detailed kinetics, which can be reduced to 26 species and 119 reactions and satisfactorily predicts the present measurements and those in the literature. Analysis of the chemistry of NH3/H2 flames using the new mechanism shows NH3 and H2 kinetics are strongly coupled through a H2 decomposition/recovery mechanism, here named H2 recovery mechanism, which is important in modelling the burning velocity of the flame at fuel-rich conditions. The burned gas Markstein length was also extracted from the measured flame speed and its behaviour was studied using theoretical correlations.","citation-key":"gotamaMeasurement2022","container-title":"Combustion and Flame","DOI":"10.1016/j.combustflame.2021.111753","ISSN":"0010-2180","journalAbbreviation":"Combustion and Flame","page":"111753","source":"ScienceDirect","title":"Measurement of the laminar burning velocity and kinetics study of the importance of the hydrogen recovery mechanism of ammonia/hydrogen/air premixed flames","volume":"236","author":[{"family":"Gotama","given":"Gabriel J."},{"family":"Hayakawa","given":"Akihiro"},{"family":"Okafor","given":"Ekenechukwu C."},{"family":"Kanoshima","given":"Ryuhei"},{"family":"Hayashi","given":"Masao"},{"family":"Kudo","given":"Taku"},{"family":"Kobayashi","given":"Hideaki"}],"issued":{"date-parts":[["2022",2,1]]}}}],"schema":"https://github.com/citation-style-language/schema/raw/master/csl-citation.json"} </w:instrText>
       </w:r>
       <w:r>
         <w:fldChar w:fldCharType="separate"/>
       </w:r>
       <w:r>
-        <w:t>[6]</w:t>
+        <w:t>[4]</w:t>
       </w:r>
       <w:r>
         <w:fldChar w:fldCharType="end"/>
@@ -1919,11 +3686,7 @@
         <w:t>was</w:t>
       </w:r>
       <w:r>
-        <w:t xml:space="preserve"> used in the simulations. Henceforth, for the purpose of discussion, these mechanisms shall be referred to as </w:t>
-      </w:r>
-      <w:r>
-        <w:lastRenderedPageBreak/>
-        <w:t>Okafor Reduced Mech</w:t>
+        <w:t xml:space="preserve"> used in the simulations. Henceforth, for the purpose of discussion, these mechanisms shall be referred to as Okafor Reduced Mech</w:t>
       </w:r>
       <w:r>
         <w:t xml:space="preserve"> and</w:t>
@@ -1998,16 +3761,17 @@
           <w:szCs w:val="24"/>
           <w:lang w:val="en-GB"/>
         </w:rPr>
+        <w:lastRenderedPageBreak/>
         <mc:AlternateContent>
           <mc:Choice Requires="wps">
             <w:drawing>
-              <wp:anchor distT="0" distB="0" distL="114300" distR="114300" simplePos="0" relativeHeight="251659264" behindDoc="0" locked="0" layoutInCell="1" allowOverlap="1" wp14:anchorId="48734BFB" wp14:editId="3329E13B">
+              <wp:anchor distT="0" distB="0" distL="114300" distR="114300" simplePos="0" relativeHeight="251659264" behindDoc="0" locked="0" layoutInCell="1" allowOverlap="1" wp14:anchorId="48734BFB" wp14:editId="749DABA2">
                 <wp:simplePos x="0" y="0"/>
                 <wp:positionH relativeFrom="margin">
                   <wp:posOffset>1905</wp:posOffset>
                 </wp:positionH>
                 <wp:positionV relativeFrom="margin">
-                  <wp:posOffset>3808730</wp:posOffset>
+                  <wp:posOffset>4358309</wp:posOffset>
                 </wp:positionV>
                 <wp:extent cx="2934335" cy="2496185"/>
                 <wp:effectExtent l="0" t="0" r="0" b="0"/>
@@ -2057,7 +3821,7 @@
                                 <wp:inline distT="0" distB="0" distL="0" distR="0" wp14:anchorId="04B48CEC" wp14:editId="43CAFB2D">
                                   <wp:extent cx="2834049" cy="1700428"/>
                                   <wp:effectExtent l="0" t="0" r="4445" b="0"/>
-                                  <wp:docPr id="124705069" name="Picture 5"/>
+                                  <wp:docPr id="1298010494" name="Picture 5"/>
                                   <wp:cNvGraphicFramePr>
                                     <a:graphicFrameLocks xmlns:a="http://schemas.openxmlformats.org/drawingml/2006/main" noChangeAspect="1"/>
                                   </wp:cNvGraphicFramePr>
@@ -2173,7 +3937,7 @@
                 <v:stroke joinstyle="miter"/>
                 <v:path gradientshapeok="t" o:connecttype="rect"/>
               </v:shapetype>
-              <v:shape id="Text Box 6" o:spid="_x0000_s1026" type="#_x0000_t202" style="position:absolute;left:0;text-align:left;margin-left:.15pt;margin-top:299.9pt;width:231.05pt;height:196.55pt;z-index:251659264;visibility:visible;mso-wrap-style:square;mso-width-percent:0;mso-height-percent:0;mso-wrap-distance-left:9pt;mso-wrap-distance-top:0;mso-wrap-distance-right:9pt;mso-wrap-distance-bottom:0;mso-position-horizontal:absolute;mso-position-horizontal-relative:margin;mso-position-vertical:absolute;mso-position-vertical-relative:margin;mso-width-percent:0;mso-height-percent:0;mso-width-relative:page;mso-height-relative:page;v-text-anchor:top" o:gfxdata="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" stroked="f">
+              <v:shape id="Text Box 6" o:spid="_x0000_s1026" type="#_x0000_t202" style="position:absolute;left:0;text-align:left;margin-left:.15pt;margin-top:343.15pt;width:231.05pt;height:196.55pt;z-index:251659264;visibility:visible;mso-wrap-style:square;mso-width-percent:0;mso-height-percent:0;mso-wrap-distance-left:9pt;mso-wrap-distance-top:0;mso-wrap-distance-right:9pt;mso-wrap-distance-bottom:0;mso-position-horizontal:absolute;mso-position-horizontal-relative:margin;mso-position-vertical:absolute;mso-position-vertical-relative:margin;mso-width-percent:0;mso-height-percent:0;mso-width-relative:page;mso-height-relative:page;v-text-anchor:top" o:gfxdata="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" stroked="f">
                 <v:textbox>
                   <w:txbxContent>
                     <w:p>
@@ -2191,7 +3955,7 @@
                           <wp:inline distT="0" distB="0" distL="0" distR="0" wp14:anchorId="04B48CEC" wp14:editId="43CAFB2D">
                             <wp:extent cx="2834049" cy="1700428"/>
                             <wp:effectExtent l="0" t="0" r="4445" b="0"/>
-                            <wp:docPr id="124705069" name="Picture 5"/>
+                            <wp:docPr id="1298010494" name="Picture 5"/>
                             <wp:cNvGraphicFramePr>
                               <a:graphicFrameLocks xmlns:a="http://schemas.openxmlformats.org/drawingml/2006/main" noChangeAspect="1"/>
                             </wp:cNvGraphicFramePr>
@@ -2465,19 +4229,19 @@
         <w:rPr>
           <w:rFonts w:eastAsiaTheme="minorEastAsia"/>
         </w:rPr>
-        <w:t xml:space="preserve">/air flames satisfactorily for most of these conditions. This mechanism performs poorly when </w:t>
-      </w:r>
-      <w:r>
-        <w:rPr>
-          <w:rFonts w:eastAsiaTheme="minorEastAsia"/>
-        </w:rPr>
-        <w:t>it</w:t>
-      </w:r>
-      <w:r>
-        <w:rPr>
-          <w:rFonts w:eastAsiaTheme="minorEastAsia"/>
-        </w:rPr>
-        <w:t xml:space="preserve"> is used to predict </w:t>
+        <w:t xml:space="preserve">/air flames satisfactorily for most of these conditions. This mechanism </w:t>
+      </w:r>
+      <w:r>
+        <w:rPr>
+          <w:rFonts w:eastAsiaTheme="minorEastAsia"/>
+        </w:rPr>
+        <w:t>under-predicts</w:t>
+      </w:r>
+      <w:r>
+        <w:rPr>
+          <w:rFonts w:eastAsiaTheme="minorEastAsia"/>
+        </w:rPr>
+        <w:t xml:space="preserve"> </w:t>
       </w:r>
       <m:oMath>
         <m:sSub>
@@ -2542,7 +4306,33 @@
         <w:rPr>
           <w:rFonts w:eastAsiaTheme="minorEastAsia"/>
         </w:rPr>
-        <w:t xml:space="preserve">/air flames at hydrogen concentrations greater than </w:t>
+        <w:t xml:space="preserve">/air flames </w:t>
+      </w:r>
+      <w:r>
+        <w:rPr>
+          <w:rFonts w:eastAsiaTheme="minorEastAsia"/>
+        </w:rPr>
+        <w:t xml:space="preserve">with an error margin of </w:t>
+      </w:r>
+      <m:oMath>
+        <m:r>
+          <w:rPr>
+            <w:rFonts w:ascii="Cambria Math" w:eastAsiaTheme="minorEastAsia" w:hAnsi="Cambria Math"/>
+          </w:rPr>
+          <m:t>∼5</m:t>
+        </m:r>
+      </m:oMath>
+      <w:r>
+        <w:rPr>
+          <w:rFonts w:eastAsiaTheme="minorEastAsia"/>
+        </w:rPr>
+        <w:t xml:space="preserve">cm/s </w:t>
+      </w:r>
+      <w:r>
+        <w:rPr>
+          <w:rFonts w:eastAsiaTheme="minorEastAsia"/>
+        </w:rPr>
+        <w:t xml:space="preserve">at hydrogen concentrations </w:t>
       </w:r>
       <m:oMath>
         <m:sSub>
@@ -2574,7 +4364,13 @@
           <w:rPr>
             <w:rFonts w:ascii="Cambria Math" w:eastAsiaTheme="minorEastAsia" w:hAnsi="Cambria Math"/>
           </w:rPr>
-          <m:t>=0.3</m:t>
+          <m:t>=0.</m:t>
+        </m:r>
+        <m:r>
+          <w:rPr>
+            <w:rFonts w:ascii="Cambria Math" w:eastAsiaTheme="minorEastAsia" w:hAnsi="Cambria Math"/>
+          </w:rPr>
+          <m:t>4</m:t>
         </m:r>
       </m:oMath>
       <w:r>
@@ -2599,7 +4395,31 @@
         <w:rPr>
           <w:rFonts w:eastAsiaTheme="minorEastAsia"/>
         </w:rPr>
-        <w:t>, a comparison of numerically simulated values and experimental measurements of burning veloctiy at varying hydrogen concentrations.</w:t>
+        <w:t xml:space="preserve">, a comparison of numerically simulated values and experimental measurements of burning </w:t>
+      </w:r>
+      <w:r>
+        <w:rPr>
+          <w:rFonts w:eastAsiaTheme="minorEastAsia"/>
+        </w:rPr>
+        <w:t>velocity</w:t>
+      </w:r>
+      <w:r>
+        <w:rPr>
+          <w:rFonts w:eastAsiaTheme="minorEastAsia"/>
+        </w:rPr>
+        <w:t xml:space="preserve"> at </w:t>
+      </w:r>
+      <w:r>
+        <w:rPr>
+          <w:rFonts w:eastAsiaTheme="minorEastAsia"/>
+        </w:rPr>
+        <w:t>stochiometric equivalence ratio</w:t>
+      </w:r>
+      <w:r>
+        <w:rPr>
+          <w:rFonts w:eastAsiaTheme="minorEastAsia"/>
+        </w:rPr>
+        <w:t>.</w:t>
       </w:r>
       <w:r>
         <w:rPr>
@@ -2697,7 +4517,7 @@
         <w:rPr>
           <w:rFonts w:eastAsiaTheme="minorEastAsia"/>
         </w:rPr>
-        <w:t xml:space="preserve">'s comparison also highlights Gotama Mech's </w:t>
+        <w:t xml:space="preserve"> highlights Gotama Mech's </w:t>
       </w:r>
       <m:oMath>
         <m:sSub>
@@ -2905,7 +4725,7 @@
         <w:rPr>
           <w:rFonts w:eastAsiaTheme="minorEastAsia"/>
         </w:rPr>
-        <w:instrText xml:space="preserve"> ADDIN ZOTERO_ITEM CSL_CITATION {"citationID":"4UA2wjEU","properties":{"unsorted":false,"formattedCitation":"[6]","plainCitation":"[6]","noteIndex":0},"citationItems":[{"id":733,"uris":["http://zotero.org/users/20740871/items/T3E45C4C"],"itemData":{"id":733,"type":"article-journal","abstract":"The application of ammonia (NH3) blended with hydrogen (H2) as a fuel in combustion systems is a practical approach to decarbonise the energy sector, and the combustion of the fuel at rich conditions is relevant in emissions control through rich-lean combustion. However, the chemistry of rich NH3/H2 flames at high pressure, and the interaction between NH3 and H2 still need to be clarified. Therefore, the present study focuses on the chemical kinetics of NH3/H2/air flames at rich conditions and elevated pressures. To validate chemical kinetics in the literature, the laminar burning velocity of NH3/H2/Air premixed flames were measured at 0.1 and 0.5 MPa and equivalence ratios up to 1.8. The results show that the seven kinetics mechanisms studied could not satisfactorily predict the measurements at fuel-rich conditions and elevated pressure. The kinetics mechanism by Han et al. was optimized, leading to a new detailed kinetics, which can be reduced to 26 species and 119 reactions and satisfactorily predicts the present measurements and those in the literature. Analysis of the chemistry of NH3/H2 flames using the new mechanism shows NH3 and H2 kinetics are strongly coupled through a H2 decomposition/recovery mechanism, here named H2 recovery mechanism, which is important in modelling the burning velocity of the flame at fuel-rich conditions. The burned gas Markstein length was also extracted from the measured flame speed and its behaviour was studied using theoretical correlations.","citation-key":"gotamaMeasurement2022","container-title":"Combustion and Flame","DOI":"10.1016/j.combustflame.2021.111753","ISSN":"0010-2180","journalAbbreviation":"Combustion and Flame","page":"111753","source":"ScienceDirect","title":"Measurement of the laminar burning velocity and kinetics study of the importance of the hydrogen recovery mechanism of ammonia/hydrogen/air premixed flames","volume":"236","author":[{"family":"Gotama","given":"Gabriel J."},{"family":"Hayakawa","given":"Akihiro"},{"family":"Okafor","given":"Ekenechukwu C."},{"family":"Kanoshima","given":"Ryuhei"},{"family":"Hayashi","given":"Masao"},{"family":"Kudo","given":"Taku"},{"family":"Kobayashi","given":"Hideaki"}],"issued":{"date-parts":[["2022",2,1]]}}}],"schema":"https://github.com/citation-style-language/schema/raw/master/csl-citation.json"} </w:instrText>
+        <w:instrText xml:space="preserve"> ADDIN ZOTERO_ITEM CSL_CITATION {"citationID":"4UA2wjEU","properties":{"unsorted":false,"formattedCitation":"[4]","plainCitation":"[4]","noteIndex":0},"citationItems":[{"id":733,"uris":["http://zotero.org/users/20740871/items/T3E45C4C"],"itemData":{"id":733,"type":"article-journal","abstract":"The application of ammonia (NH3) blended with hydrogen (H2) as a fuel in combustion systems is a practical approach to decarbonise the energy sector, and the combustion of the fuel at rich conditions is relevant in emissions control through rich-lean combustion. However, the chemistry of rich NH3/H2 flames at high pressure, and the interaction between NH3 and H2 still need to be clarified. Therefore, the present study focuses on the chemical kinetics of NH3/H2/air flames at rich conditions and elevated pressures. To validate chemical kinetics in the literature, the laminar burning velocity of NH3/H2/Air premixed flames were measured at 0.1 and 0.5 MPa and equivalence ratios up to 1.8. The results show that the seven kinetics mechanisms studied could not satisfactorily predict the measurements at fuel-rich conditions and elevated pressure. The kinetics mechanism by Han et al. was optimized, leading to a new detailed kinetics, which can be reduced to 26 species and 119 reactions and satisfactorily predicts the present measurements and those in the literature. Analysis of the chemistry of NH3/H2 flames using the new mechanism shows NH3 and H2 kinetics are strongly coupled through a H2 decomposition/recovery mechanism, here named H2 recovery mechanism, which is important in modelling the burning velocity of the flame at fuel-rich conditions. The burned gas Markstein length was also extracted from the measured flame speed and its behaviour was studied using theoretical correlations.","citation-key":"gotamaMeasurement2022","container-title":"Combustion and Flame","DOI":"10.1016/j.combustflame.2021.111753","ISSN":"0010-2180","journalAbbreviation":"Combustion and Flame","page":"111753","source":"ScienceDirect","title":"Measurement of the laminar burning velocity and kinetics study of the importance of the hydrogen recovery mechanism of ammonia/hydrogen/air premixed flames","volume":"236","author":[{"family":"Gotama","given":"Gabriel J."},{"family":"Hayakawa","given":"Akihiro"},{"family":"Okafor","given":"Ekenechukwu C."},{"family":"Kanoshima","given":"Ryuhei"},{"family":"Hayashi","given":"Masao"},{"family":"Kudo","given":"Taku"},{"family":"Kobayashi","given":"Hideaki"}],"issued":{"date-parts":[["2022",2,1]]}}}],"schema":"https://github.com/citation-style-language/schema/raw/master/csl-citation.json"} </w:instrText>
       </w:r>
       <w:r>
         <w:rPr>
@@ -2914,7 +4734,7 @@
         <w:fldChar w:fldCharType="separate"/>
       </w:r>
       <w:r>
-        <w:t>[6]</w:t>
+        <w:t>[4]</w:t>
       </w:r>
       <w:r>
         <w:rPr>
@@ -3102,7 +4922,13 @@
         <w:rPr>
           <w:rFonts w:eastAsiaTheme="minorEastAsia"/>
         </w:rPr>
-        <w:t xml:space="preserve"> using Equation </w:t>
+        <w:t xml:space="preserve"> using Equation</w:t>
+      </w:r>
+      <w:r>
+        <w:rPr>
+          <w:rFonts w:eastAsiaTheme="minorEastAsia"/>
+        </w:rPr>
+        <w:t xml:space="preserve"> </w:t>
       </w:r>
       <w:r>
         <w:rPr>
@@ -3114,12 +4940,18 @@
         <w:rPr>
           <w:rFonts w:eastAsiaTheme="minorEastAsia"/>
         </w:rPr>
-        <w:instrText xml:space="preserve"> REF _Ref235768995 \h  \* MERGEFORMAT </w:instrText>
-      </w:r>
-      <w:r>
-        <w:rPr>
-          <w:rFonts w:eastAsiaTheme="minorEastAsia"/>
-        </w:rPr>
+        <w:instrText xml:space="preserve"> REF _Ref236134119 \h </w:instrText>
+      </w:r>
+      <w:r>
+        <w:rPr>
+          <w:rFonts w:eastAsiaTheme="minorEastAsia"/>
+        </w:rPr>
+      </w:r>
+      <w:r>
+        <w:rPr>
+          <w:rFonts w:eastAsiaTheme="minorEastAsia"/>
+        </w:rPr>
+        <w:instrText xml:space="preserve"> \* MERGEFORMAT </w:instrText>
       </w:r>
       <w:r>
         <w:rPr>
@@ -3134,7 +4966,7 @@
         <w:rPr>
           <w:noProof/>
         </w:rPr>
-        <w:t>1</w:t>
+        <w:t>2</w:t>
       </w:r>
       <w:r>
         <w:t>)</w:t>
@@ -3149,13 +4981,7 @@
         <w:rPr>
           <w:rFonts w:eastAsiaTheme="minorEastAsia"/>
         </w:rPr>
-        <w:t xml:space="preserve">. The IROP, hence, </w:t>
-      </w:r>
-      <w:r>
-        <w:rPr>
-          <w:rFonts w:eastAsiaTheme="minorEastAsia"/>
-        </w:rPr>
-        <w:t>characterize</w:t>
+        <w:t>. The IROP, hence, characterize</w:t>
       </w:r>
       <w:r>
         <w:rPr>
@@ -3363,6 +5189,7 @@
                 <w:szCs w:val="20"/>
               </w:rPr>
             </w:pPr>
+            <w:bookmarkStart w:id="1" w:name="_Ref236134119"/>
             <w:r>
               <w:rPr>
                 <w:i w:val="0"/>
@@ -3434,6 +5261,7 @@
               </w:rPr>
               <w:t>)</w:t>
             </w:r>
+            <w:bookmarkEnd w:id="1"/>
           </w:p>
         </w:tc>
       </w:tr>
@@ -3477,7 +5305,13 @@
         <w:rPr>
           <w:rFonts w:eastAsiaTheme="minorEastAsia"/>
         </w:rPr>
-        <w:t xml:space="preserve"> are reaction pathways of stoichiometric NH</w:t>
+        <w:t xml:space="preserve"> are reaction pathways of </w:t>
+      </w:r>
+      <w:r>
+        <w:rPr>
+          <w:rFonts w:eastAsiaTheme="minorEastAsia"/>
+        </w:rPr>
+        <w:t>stoichiometric NH</w:t>
       </w:r>
       <w:r>
         <w:rPr>
@@ -3601,7 +5435,494 @@
         <w:rPr>
           <w:rFonts w:eastAsiaTheme="minorEastAsia"/>
         </w:rPr>
-        <w:t xml:space="preserve"> oxidation paths are modelled in each mechanism to inform the development of Present Mech.</w:t>
+        <w:t xml:space="preserve"> oxidation paths are modelled in each mechanism to inform the development of Present Mech</w:t>
+      </w:r>
+      <w:r>
+        <w:rPr>
+          <w:rFonts w:eastAsiaTheme="minorEastAsia"/>
+        </w:rPr>
+        <w:t>.</w:t>
+      </w:r>
+    </w:p>
+    <w:p>
+      <w:pPr>
+        <w:pStyle w:val="Maintext"/>
+        <w:spacing w:line="0" w:lineRule="atLeast"/>
+        <w:rPr>
+          <w:rFonts w:eastAsiaTheme="minorEastAsia"/>
+          <w:lang w:val="en-GB"/>
+        </w:rPr>
+      </w:pPr>
+      <w:r>
+        <w:rPr>
+          <w:rFonts w:eastAsiaTheme="minorEastAsia"/>
+          <w:lang w:val="en-GB"/>
+        </w:rPr>
+        <w:t>Normalized s</w:t>
+      </w:r>
+      <w:r>
+        <w:rPr>
+          <w:rFonts w:eastAsiaTheme="minorEastAsia"/>
+          <w:lang w:val="en-GB"/>
+        </w:rPr>
+        <w:t xml:space="preserve">ensitivity </w:t>
+      </w:r>
+      <w:r>
+        <w:rPr>
+          <w:rFonts w:eastAsiaTheme="minorEastAsia"/>
+          <w:lang w:val="en-GB"/>
+        </w:rPr>
+        <w:t xml:space="preserve">of </w:t>
+      </w:r>
+      <m:oMath>
+        <m:sSub>
+          <m:sSubPr>
+            <m:ctrlPr>
+              <w:rPr>
+                <w:rFonts w:ascii="Cambria Math" w:eastAsiaTheme="minorEastAsia" w:hAnsi="Cambria Math"/>
+                <w:i/>
+                <w:lang w:val="en-GB"/>
+              </w:rPr>
+            </m:ctrlPr>
+          </m:sSubPr>
+          <m:e>
+            <m:r>
+              <w:rPr>
+                <w:rFonts w:ascii="Cambria Math" w:eastAsiaTheme="minorEastAsia" w:hAnsi="Cambria Math"/>
+                <w:lang w:val="en-GB"/>
+              </w:rPr>
+              <m:t>S</m:t>
+            </m:r>
+          </m:e>
+          <m:sub>
+            <m:r>
+              <w:rPr>
+                <w:rFonts w:ascii="Cambria Math" w:eastAsiaTheme="minorEastAsia" w:hAnsi="Cambria Math"/>
+                <w:lang w:val="en-GB"/>
+              </w:rPr>
+              <m:t>L</m:t>
+            </m:r>
+          </m:sub>
+        </m:sSub>
+      </m:oMath>
+      <w:r>
+        <w:rPr>
+          <w:rFonts w:eastAsiaTheme="minorEastAsia"/>
+          <w:lang w:val="en-GB"/>
+        </w:rPr>
+        <w:t xml:space="preserve"> to rate constants of elementary reactions </w:t>
+      </w:r>
+      <w:r>
+        <w:rPr>
+          <w:rFonts w:eastAsiaTheme="minorEastAsia"/>
+          <w:lang w:val="en-GB"/>
+        </w:rPr>
+        <w:t xml:space="preserve">was subsequently </w:t>
+      </w:r>
+      <w:r>
+        <w:rPr>
+          <w:rFonts w:eastAsiaTheme="minorEastAsia"/>
+          <w:lang w:val="en-GB"/>
+        </w:rPr>
+        <w:t>analysed</w:t>
+      </w:r>
+      <w:r>
+        <w:rPr>
+          <w:rFonts w:eastAsiaTheme="minorEastAsia"/>
+          <w:lang w:val="en-GB"/>
+        </w:rPr>
+        <w:t xml:space="preserve"> to determine the direct dependence of the laminar burning velocity (</w:t>
+      </w:r>
+      <m:oMath>
+        <m:sSub>
+          <m:sSubPr>
+            <m:ctrlPr>
+              <w:rPr>
+                <w:rFonts w:ascii="Cambria Math" w:eastAsiaTheme="minorEastAsia" w:hAnsi="Cambria Math"/>
+                <w:i/>
+                <w:iCs/>
+                <w:lang w:val="en-GB"/>
+              </w:rPr>
+            </m:ctrlPr>
+          </m:sSubPr>
+          <m:e>
+            <m:r>
+              <m:rPr>
+                <m:nor/>
+              </m:rPr>
+              <w:rPr>
+                <w:rFonts w:eastAsiaTheme="minorEastAsia"/>
+                <w:i/>
+                <w:iCs/>
+                <w:lang w:val="en-GB"/>
+              </w:rPr>
+              <m:t>S</m:t>
+            </m:r>
+          </m:e>
+          <m:sub>
+            <m:r>
+              <m:rPr>
+                <m:nor/>
+              </m:rPr>
+              <w:rPr>
+                <w:rFonts w:eastAsiaTheme="minorEastAsia"/>
+                <w:i/>
+                <w:iCs/>
+                <w:lang w:val="en-GB"/>
+              </w:rPr>
+              <m:t>L</m:t>
+            </m:r>
+          </m:sub>
+        </m:sSub>
+      </m:oMath>
+      <w:r>
+        <w:rPr>
+          <w:rFonts w:eastAsiaTheme="minorEastAsia"/>
+          <w:lang w:val="en-GB"/>
+        </w:rPr>
+        <w:t>) on individual elementary reactions. By combining these sensitivity trends with</w:t>
+      </w:r>
+      <w:r>
+        <w:rPr>
+          <w:rFonts w:eastAsiaTheme="minorEastAsia"/>
+          <w:lang w:val="en-GB"/>
+        </w:rPr>
+        <w:t xml:space="preserve"> I</w:t>
+      </w:r>
+      <w:r>
+        <w:rPr>
+          <w:rFonts w:eastAsiaTheme="minorEastAsia"/>
+          <w:lang w:val="en-GB"/>
+        </w:rPr>
+        <w:t>ROP analyses, the dominant reactions and critical cross-coupling pathways dictating flame speed were successfully identified. Based on these insights, targeted modifications</w:t>
+      </w:r>
+      <w:r>
+        <w:rPr>
+          <w:rFonts w:eastAsiaTheme="minorEastAsia"/>
+          <w:lang w:val="en-GB"/>
+        </w:rPr>
+        <w:t xml:space="preserve"> made to Okafor Mech to model the under-represented pathways for NH</w:t>
+      </w:r>
+      <w:r>
+        <w:rPr>
+          <w:rFonts w:eastAsiaTheme="minorEastAsia"/>
+          <w:vertAlign w:val="subscript"/>
+          <w:lang w:val="en-GB"/>
+        </w:rPr>
+        <w:t>3</w:t>
+      </w:r>
+      <w:r>
+        <w:rPr>
+          <w:rFonts w:eastAsiaTheme="minorEastAsia"/>
+          <w:lang w:val="en-GB"/>
+        </w:rPr>
+        <w:t>/H</w:t>
+      </w:r>
+      <w:r>
+        <w:rPr>
+          <w:rFonts w:eastAsiaTheme="minorEastAsia"/>
+          <w:vertAlign w:val="subscript"/>
+          <w:lang w:val="en-GB"/>
+        </w:rPr>
+        <w:t>2</w:t>
+      </w:r>
+      <w:r>
+        <w:rPr>
+          <w:rFonts w:eastAsiaTheme="minorEastAsia"/>
+          <w:lang w:val="en-GB"/>
+        </w:rPr>
+        <w:t>/air flames at higher hydrogen fractions and develop the Present Mech.</w:t>
+      </w:r>
+    </w:p>
+    <w:p>
+      <w:pPr>
+        <w:pStyle w:val="Maintext"/>
+        <w:spacing w:line="0" w:lineRule="atLeast"/>
+        <w:rPr>
+          <w:rFonts w:eastAsiaTheme="minorEastAsia"/>
+          <w:lang w:val="en-GB"/>
+        </w:rPr>
+      </w:pPr>
+      <w:r>
+        <w:rPr>
+          <w:rFonts w:eastAsiaTheme="minorEastAsia"/>
+          <w:lang w:val="en-GB"/>
+        </w:rPr>
+        <w:t xml:space="preserve">Present Mech then was validated using experimental flame speed measurements from literature for </w:t>
+      </w:r>
+      <m:oMath>
+        <m:sSub>
+          <m:sSubPr>
+            <m:ctrlPr>
+              <w:rPr>
+                <w:rFonts w:ascii="Cambria Math" w:hAnsi="Cambria Math"/>
+                <w:lang w:val="en-GB"/>
+              </w:rPr>
+            </m:ctrlPr>
+          </m:sSubPr>
+          <m:e>
+            <m:r>
+              <m:rPr>
+                <m:nor/>
+              </m:rPr>
+              <w:rPr>
+                <w:lang w:val="en-GB"/>
+              </w:rPr>
+              <m:t>NH</m:t>
+            </m:r>
+          </m:e>
+          <m:sub>
+            <m:r>
+              <w:rPr>
+                <w:rFonts w:ascii="Cambria Math" w:hAnsi="Cambria Math"/>
+                <w:lang w:val="en-GB"/>
+              </w:rPr>
+              <m:t>3</m:t>
+            </m:r>
+          </m:sub>
+        </m:sSub>
+        <m:r>
+          <w:rPr>
+            <w:rFonts w:ascii="Cambria Math" w:hAnsi="Cambria Math"/>
+            <w:lang w:val="en-GB"/>
+          </w:rPr>
+          <m:t>/</m:t>
+        </m:r>
+        <m:sSub>
+          <m:sSubPr>
+            <m:ctrlPr>
+              <w:rPr>
+                <w:rFonts w:ascii="Cambria Math" w:hAnsi="Cambria Math"/>
+                <w:iCs/>
+                <w:lang w:val="en-GB"/>
+              </w:rPr>
+            </m:ctrlPr>
+          </m:sSubPr>
+          <m:e>
+            <m:r>
+              <m:rPr>
+                <m:sty m:val="p"/>
+              </m:rPr>
+              <w:rPr>
+                <w:rFonts w:ascii="Cambria Math" w:hAnsi="Cambria Math"/>
+                <w:lang w:val="en-GB"/>
+              </w:rPr>
+              <m:t>H</m:t>
+            </m:r>
+            <m:ctrlPr>
+              <w:rPr>
+                <w:rFonts w:ascii="Cambria Math" w:hAnsi="Cambria Math"/>
+                <w:i/>
+                <w:lang w:val="en-GB"/>
+              </w:rPr>
+            </m:ctrlPr>
+          </m:e>
+          <m:sub>
+            <m:r>
+              <m:rPr>
+                <m:sty m:val="p"/>
+              </m:rPr>
+              <w:rPr>
+                <w:rFonts w:ascii="Cambria Math" w:hAnsi="Cambria Math"/>
+                <w:lang w:val="en-GB"/>
+              </w:rPr>
+              <m:t>2</m:t>
+            </m:r>
+          </m:sub>
+        </m:sSub>
+        <m:r>
+          <w:rPr>
+            <w:rFonts w:ascii="Cambria Math" w:hAnsi="Cambria Math"/>
+            <w:lang w:val="en-GB"/>
+          </w:rPr>
+          <m:t>/</m:t>
+        </m:r>
+        <m:r>
+          <m:rPr>
+            <m:nor/>
+          </m:rPr>
+          <w:rPr>
+            <w:lang w:val="en-GB"/>
+          </w:rPr>
+          <m:t>air</m:t>
+        </m:r>
+      </m:oMath>
+      <w:r>
+        <w:rPr>
+          <w:lang w:val="en-GB"/>
+        </w:rPr>
+        <w:t>,</w:t>
+      </w:r>
+      <w:r>
+        <w:rPr>
+          <w:lang w:val="en-GB"/>
+        </w:rPr>
+        <w:t xml:space="preserve"> </w:t>
+      </w:r>
+      <m:oMath>
+        <m:sSub>
+          <m:sSubPr>
+            <m:ctrlPr>
+              <w:rPr>
+                <w:rFonts w:ascii="Cambria Math" w:hAnsi="Cambria Math"/>
+                <w:lang w:val="en-GB"/>
+              </w:rPr>
+            </m:ctrlPr>
+          </m:sSubPr>
+          <m:e>
+            <m:r>
+              <m:rPr>
+                <m:nor/>
+              </m:rPr>
+              <w:rPr>
+                <w:lang w:val="en-GB"/>
+              </w:rPr>
+              <m:t>NH</m:t>
+            </m:r>
+          </m:e>
+          <m:sub>
+            <m:r>
+              <w:rPr>
+                <w:rFonts w:ascii="Cambria Math" w:hAnsi="Cambria Math"/>
+                <w:lang w:val="en-GB"/>
+              </w:rPr>
+              <m:t>3</m:t>
+            </m:r>
+          </m:sub>
+        </m:sSub>
+        <m:r>
+          <w:rPr>
+            <w:rFonts w:ascii="Cambria Math" w:hAnsi="Cambria Math"/>
+            <w:lang w:val="en-GB"/>
+          </w:rPr>
+          <m:t>/</m:t>
+        </m:r>
+        <m:sSub>
+          <m:sSubPr>
+            <m:ctrlPr>
+              <w:rPr>
+                <w:rFonts w:ascii="Cambria Math" w:hAnsi="Cambria Math"/>
+                <w:lang w:val="en-GB"/>
+              </w:rPr>
+            </m:ctrlPr>
+          </m:sSubPr>
+          <m:e>
+            <m:r>
+              <m:rPr>
+                <m:nor/>
+              </m:rPr>
+              <w:rPr>
+                <w:lang w:val="en-GB"/>
+              </w:rPr>
+              <m:t>CH</m:t>
+            </m:r>
+          </m:e>
+          <m:sub>
+            <m:r>
+              <w:rPr>
+                <w:rFonts w:ascii="Cambria Math" w:hAnsi="Cambria Math"/>
+                <w:lang w:val="en-GB"/>
+              </w:rPr>
+              <m:t>4</m:t>
+            </m:r>
+          </m:sub>
+        </m:sSub>
+        <m:r>
+          <w:rPr>
+            <w:rFonts w:ascii="Cambria Math" w:hAnsi="Cambria Math"/>
+            <w:lang w:val="en-GB"/>
+          </w:rPr>
+          <m:t>/</m:t>
+        </m:r>
+        <m:r>
+          <m:rPr>
+            <m:nor/>
+          </m:rPr>
+          <w:rPr>
+            <w:lang w:val="en-GB"/>
+          </w:rPr>
+          <m:t>air</m:t>
+        </m:r>
+      </m:oMath>
+      <w:r>
+        <w:rPr>
+          <w:lang w:val="en-GB"/>
+        </w:rPr>
+        <w:t xml:space="preserve"> flames across lean </w:t>
+      </w:r>
+      <w:r>
+        <w:rPr>
+          <w:lang w:val="en-GB"/>
+        </w:rPr>
+        <w:t>(</w:t>
+      </w:r>
+      <m:oMath>
+        <m:r>
+          <w:rPr>
+            <w:rFonts w:ascii="Cambria Math" w:hAnsi="Cambria Math"/>
+            <w:lang w:val="en-GB"/>
+          </w:rPr>
+          <m:t>ϕ=</m:t>
+        </m:r>
+        <m:r>
+          <w:rPr>
+            <w:rFonts w:ascii="Cambria Math" w:hAnsi="Cambria Math"/>
+            <w:lang w:val="en-GB"/>
+          </w:rPr>
+          <m:t>0.7</m:t>
+        </m:r>
+      </m:oMath>
+      <w:r>
+        <w:rPr>
+          <w:lang w:val="en-GB"/>
+        </w:rPr>
+        <w:t>)</w:t>
+      </w:r>
+      <w:r>
+        <w:rPr>
+          <w:lang w:val="en-GB"/>
+        </w:rPr>
+        <w:t xml:space="preserve">, stoichiometric and rich </w:t>
+      </w:r>
+      <w:r>
+        <w:rPr>
+          <w:lang w:val="en-GB"/>
+        </w:rPr>
+        <w:t>(</w:t>
+      </w:r>
+      <m:oMath>
+        <m:r>
+          <w:rPr>
+            <w:rFonts w:ascii="Cambria Math" w:hAnsi="Cambria Math"/>
+            <w:lang w:val="en-GB"/>
+          </w:rPr>
+          <m:t>ϕ=</m:t>
+        </m:r>
+        <m:r>
+          <w:rPr>
+            <w:rFonts w:ascii="Cambria Math" w:hAnsi="Cambria Math"/>
+            <w:lang w:val="en-GB"/>
+          </w:rPr>
+          <m:t>1.4</m:t>
+        </m:r>
+      </m:oMath>
+      <w:r>
+        <w:rPr>
+          <w:lang w:val="en-GB"/>
+        </w:rPr>
+        <w:t>)</w:t>
+      </w:r>
+      <w:r>
+        <w:rPr>
+          <w:lang w:val="en-GB"/>
+        </w:rPr>
+        <w:t xml:space="preserve"> equivalence ratios. Present Mech’s performance at elevated pressures were evaluated too. These validation steps ensure that the developed mechanism meets the aim of this study and is compatible with various ammonia fuel blends at various</w:t>
+      </w:r>
+      <w:r>
+        <w:rPr>
+          <w:lang w:val="en-GB"/>
+        </w:rPr>
+        <w:t xml:space="preserve"> operating conditions.</w:t>
       </w:r>
     </w:p>
     <w:p>
@@ -4670,7 +6991,14 @@
         <w:rPr>
           <w:rFonts w:eastAsiaTheme="minorEastAsia"/>
         </w:rPr>
-        <w:t>significant contributor to H radical generation at intermediate hydrogen concentration.</w:t>
+        <w:t xml:space="preserve">significant contributor to H radical generation </w:t>
+      </w:r>
+      <w:r>
+        <w:rPr>
+          <w:rFonts w:eastAsiaTheme="minorEastAsia"/>
+        </w:rPr>
+        <w:lastRenderedPageBreak/>
+        <w:t>at intermediate hydrogen concentration.</w:t>
       </w:r>
     </w:p>
     <w:p>
@@ -5149,7 +7477,19 @@
         <w:rPr>
           <w:rFonts w:eastAsiaTheme="minorEastAsia"/>
         </w:rPr>
-        <w:t xml:space="preserve"> production further contributes to promote the pathway</w:t>
+        <w:t xml:space="preserve"> production further contributes to </w:t>
+      </w:r>
+      <w:r>
+        <w:rPr>
+          <w:rFonts w:eastAsiaTheme="minorEastAsia"/>
+        </w:rPr>
+        <w:t>promoting</w:t>
+      </w:r>
+      <w:r>
+        <w:rPr>
+          <w:rFonts w:eastAsiaTheme="minorEastAsia"/>
+        </w:rPr>
+        <w:t xml:space="preserve"> the pathway</w:t>
       </w:r>
       <w:r>
         <w:rPr>
@@ -5281,7 +7621,6 @@
           <w:rFonts w:eastAsia="ＭＳ 明朝"/>
           <w:noProof/>
         </w:rPr>
-        <w:lastRenderedPageBreak/>
         <mc:AlternateContent>
           <mc:Choice Requires="wps">
             <w:drawing>
@@ -5344,7 +7683,7 @@
                                 <wp:inline distT="0" distB="0" distL="0" distR="0" wp14:anchorId="79718452" wp14:editId="1BD82988">
                                   <wp:extent cx="5881324" cy="2224359"/>
                                   <wp:effectExtent l="0" t="0" r="5715" b="5080"/>
-                                  <wp:docPr id="1405510766" name="図 1725804894"/>
+                                  <wp:docPr id="1622796037" name="図 1725804894"/>
                                   <wp:cNvGraphicFramePr>
                                     <a:graphicFrameLocks xmlns:a="http://schemas.openxmlformats.org/drawingml/2006/main" noChangeAspect="1"/>
                                   </wp:cNvGraphicFramePr>
@@ -5604,7 +7943,7 @@
                           <wp:inline distT="0" distB="0" distL="0" distR="0" wp14:anchorId="79718452" wp14:editId="1BD82988">
                             <wp:extent cx="5881324" cy="2224359"/>
                             <wp:effectExtent l="0" t="0" r="5715" b="5080"/>
-                            <wp:docPr id="1405510766" name="図 1725804894"/>
+                            <wp:docPr id="1622796037" name="図 1725804894"/>
                             <wp:cNvGraphicFramePr>
                               <a:graphicFrameLocks xmlns:a="http://schemas.openxmlformats.org/drawingml/2006/main" noChangeAspect="1"/>
                             </wp:cNvGraphicFramePr>
@@ -5848,7 +8187,25 @@
         <w:rPr>
           <w:rFonts w:eastAsiaTheme="minorEastAsia"/>
         </w:rPr>
-        <w:t>. In additon, (R1) was the significant reaction in the latter pathway suggesting .</w:t>
+        <w:t xml:space="preserve">. In </w:t>
+      </w:r>
+      <w:r>
+        <w:rPr>
+          <w:rFonts w:eastAsiaTheme="minorEastAsia"/>
+        </w:rPr>
+        <w:t>addition</w:t>
+      </w:r>
+      <w:r>
+        <w:rPr>
+          <w:rFonts w:eastAsiaTheme="minorEastAsia"/>
+        </w:rPr>
+        <w:t xml:space="preserve">, (R1) was the significant reaction in the latter pathway </w:t>
+      </w:r>
+      <w:r>
+        <w:rPr>
+          <w:rFonts w:eastAsiaTheme="minorEastAsia"/>
+        </w:rPr>
+        <w:t>suggesting.</w:t>
       </w:r>
     </w:p>
     <w:p>
@@ -5857,94 +8214,442 @@
         <w:spacing w:line="0" w:lineRule="atLeast"/>
         <w:ind w:firstLine="360"/>
         <w:rPr>
-          <w:rFonts w:eastAsiaTheme="minorEastAsia"/>
-        </w:rPr>
-      </w:pPr>
-      <w:r>
-        <w:rPr>
-          <w:rFonts w:eastAsiaTheme="minorEastAsia"/>
-        </w:rPr>
-        <w:t>N</w:t>
-      </w:r>
-      <w:r>
-        <w:rPr>
-          <w:rFonts w:eastAsiaTheme="minorEastAsia"/>
-          <w:vertAlign w:val="subscript"/>
-        </w:rPr>
-        <w:t>2</w:t>
-      </w:r>
-      <w:r>
-        <w:rPr>
-          <w:rFonts w:eastAsiaTheme="minorEastAsia"/>
-        </w:rPr>
-        <w:t>H</w:t>
-      </w:r>
-      <w:r>
-        <w:rPr>
-          <w:rFonts w:eastAsiaTheme="minorEastAsia"/>
-          <w:vertAlign w:val="subscript"/>
-        </w:rPr>
-        <w:t>x</w:t>
-      </w:r>
-      <w:r>
-        <w:rPr>
-          <w:rFonts w:eastAsiaTheme="minorEastAsia"/>
-        </w:rPr>
-        <w:t xml:space="preserve"> species' involvement in NH3 and H2 oxidation pathway interactions as hydrogen concentrations in an NH</w:t>
-      </w:r>
-      <w:r>
-        <w:rPr>
-          <w:rFonts w:eastAsiaTheme="minorEastAsia"/>
-          <w:vertAlign w:val="subscript"/>
-        </w:rPr>
-        <w:t>3</w:t>
-      </w:r>
-      <w:r>
-        <w:rPr>
-          <w:rFonts w:eastAsiaTheme="minorEastAsia"/>
-        </w:rPr>
-        <w:t>/H</w:t>
-      </w:r>
-      <w:r>
-        <w:rPr>
-          <w:rFonts w:eastAsiaTheme="minorEastAsia"/>
-          <w:vertAlign w:val="subscript"/>
-        </w:rPr>
-        <w:t>2</w:t>
-      </w:r>
-      <w:r>
-        <w:rPr>
-          <w:rFonts w:eastAsiaTheme="minorEastAsia"/>
-        </w:rPr>
-        <w:t xml:space="preserve">/air flame at </w:t>
+          <w:iCs/>
+        </w:rPr>
+      </w:pPr>
+      <w:r>
+        <w:rPr>
+          <w:rFonts w:eastAsiaTheme="minorEastAsia"/>
+        </w:rPr>
+        <w:t>Reactions</w:t>
+      </w:r>
+      <w:r>
+        <w:rPr>
+          <w:rFonts w:eastAsiaTheme="minorEastAsia"/>
+        </w:rPr>
+        <w:t xml:space="preserve"> (R1) and (R2) were added </w:t>
+      </w:r>
+      <w:r>
+        <w:rPr>
+          <w:rFonts w:eastAsiaTheme="minorEastAsia"/>
+        </w:rPr>
+        <w:t xml:space="preserve">to Present Mech </w:t>
+      </w:r>
+      <w:r>
+        <w:rPr>
+          <w:rFonts w:eastAsiaTheme="minorEastAsia"/>
+        </w:rPr>
+        <w:t>as these reactions were established to</w:t>
+      </w:r>
+      <w:r>
+        <w:rPr>
+          <w:rFonts w:eastAsiaTheme="minorEastAsia"/>
+        </w:rPr>
+        <w:t xml:space="preserve"> be important for controlling NH concentration</w:t>
+      </w:r>
+      <w:r>
+        <w:rPr>
+          <w:rFonts w:eastAsiaTheme="minorEastAsia"/>
+        </w:rPr>
+        <w:t>.</w:t>
+      </w:r>
+      <w:r>
+        <w:rPr>
+          <w:rFonts w:eastAsiaTheme="minorEastAsia"/>
+        </w:rPr>
+        <w:t xml:space="preserve"> These reactions’ roles in the combustion of </w:t>
       </w:r>
       <m:oMath>
         <m:sSub>
           <m:sSubPr>
             <m:ctrlPr>
               <w:rPr>
-                <w:rFonts w:ascii="Cambria Math" w:eastAsiaTheme="minorEastAsia" w:hAnsi="Cambria Math"/>
-                <w:i/>
+                <w:rFonts w:ascii="Cambria Math" w:hAnsi="Cambria Math"/>
+                <w:lang w:val="en-GB"/>
               </w:rPr>
             </m:ctrlPr>
           </m:sSubPr>
           <m:e>
             <m:r>
-              <w:rPr>
-                <w:rFonts w:ascii="Cambria Math" w:eastAsiaTheme="minorEastAsia" w:hAnsi="Cambria Math"/>
-              </w:rPr>
-              <m:t>X</m:t>
+              <m:rPr>
+                <m:nor/>
+              </m:rPr>
+              <w:rPr>
+                <w:lang w:val="en-GB"/>
+              </w:rPr>
+              <m:t>NH</m:t>
             </m:r>
           </m:e>
           <m:sub>
+            <m:r>
+              <w:rPr>
+                <w:rFonts w:ascii="Cambria Math" w:hAnsi="Cambria Math"/>
+                <w:lang w:val="en-GB"/>
+              </w:rPr>
+              <m:t>3</m:t>
+            </m:r>
+          </m:sub>
+        </m:sSub>
+        <m:r>
+          <w:rPr>
+            <w:rFonts w:ascii="Cambria Math" w:hAnsi="Cambria Math"/>
+            <w:lang w:val="en-GB"/>
+          </w:rPr>
+          <m:t>/</m:t>
+        </m:r>
+        <m:sSub>
+          <m:sSubPr>
+            <m:ctrlPr>
+              <w:rPr>
+                <w:rFonts w:ascii="Cambria Math" w:hAnsi="Cambria Math"/>
+                <w:iCs/>
+                <w:lang w:val="en-GB"/>
+              </w:rPr>
+            </m:ctrlPr>
+          </m:sSubPr>
+          <m:e>
             <m:r>
               <m:rPr>
                 <m:sty m:val="p"/>
               </m:rPr>
               <w:rPr>
+                <w:rFonts w:ascii="Cambria Math" w:hAnsi="Cambria Math"/>
+                <w:lang w:val="en-GB"/>
+              </w:rPr>
+              <m:t>H</m:t>
+            </m:r>
+            <m:ctrlPr>
+              <w:rPr>
+                <w:rFonts w:ascii="Cambria Math" w:hAnsi="Cambria Math"/>
+                <w:i/>
+                <w:lang w:val="en-GB"/>
+              </w:rPr>
+            </m:ctrlPr>
+          </m:e>
+          <m:sub>
+            <m:r>
+              <m:rPr>
+                <m:sty m:val="p"/>
+              </m:rPr>
+              <w:rPr>
+                <w:rFonts w:ascii="Cambria Math" w:hAnsi="Cambria Math"/>
+                <w:lang w:val="en-GB"/>
+              </w:rPr>
+              <m:t>2</m:t>
+            </m:r>
+          </m:sub>
+        </m:sSub>
+        <m:r>
+          <w:rPr>
+            <w:rFonts w:ascii="Cambria Math" w:hAnsi="Cambria Math"/>
+            <w:lang w:val="en-GB"/>
+          </w:rPr>
+          <m:t>/</m:t>
+        </m:r>
+        <m:r>
+          <m:rPr>
+            <m:nor/>
+          </m:rPr>
+          <w:rPr>
+            <w:lang w:val="en-GB"/>
+          </w:rPr>
+          <m:t>air</m:t>
+        </m:r>
+      </m:oMath>
+      <w:r>
+        <w:rPr>
+          <w:rFonts w:eastAsiaTheme="minorEastAsia"/>
+        </w:rPr>
+        <w:t xml:space="preserve"> flames with intermediate hydrogen concentrations were also confirmed by Gotama et al. </w:t>
+      </w:r>
+      <w:r>
+        <w:rPr>
+          <w:rFonts w:eastAsiaTheme="minorEastAsia"/>
+        </w:rPr>
+        <w:fldChar w:fldCharType="begin"/>
+      </w:r>
+      <w:r>
+        <w:rPr>
+          <w:rFonts w:eastAsiaTheme="minorEastAsia"/>
+        </w:rPr>
+        <w:instrText xml:space="preserve"> ADDIN ZOTERO_ITEM CSL_CITATION {"citationID":"n4z2bR5A","properties":{"unsorted":false,"formattedCitation":"[4]","plainCitation":"[4]","noteIndex":0},"citationItems":[{"id":733,"uris":["http://zotero.org/users/20740871/items/T3E45C4C"],"itemData":{"id":733,"type":"article-journal","abstract":"The application of ammonia (NH3) blended with hydrogen (H2) as a fuel in combustion systems is a practical approach to decarbonise the energy sector, and the combustion of the fuel at rich conditions is relevant in emissions control through rich-lean combustion. However, the chemistry of rich NH3/H2 flames at high pressure, and the interaction between NH3 and H2 still need to be clarified. Therefore, the present study focuses on the chemical kinetics of NH3/H2/air flames at rich conditions and elevated pressures. To validate chemical kinetics in the literature, the laminar burning velocity of NH3/H2/Air premixed flames were measured at 0.1 and 0.5 MPa and equivalence ratios up to 1.8. The results show that the seven kinetics mechanisms studied could not satisfactorily predict the measurements at fuel-rich conditions and elevated pressure. The kinetics mechanism by Han et al. was optimized, leading to a new detailed kinetics, which can be reduced to 26 species and 119 reactions and satisfactorily predicts the present measurements and those in the literature. Analysis of the chemistry of NH3/H2 flames using the new mechanism shows NH3 and H2 kinetics are strongly coupled through a H2 decomposition/recovery mechanism, here named H2 recovery mechanism, which is important in modelling the burning velocity of the flame at fuel-rich conditions. The burned gas Markstein length was also extracted from the measured flame speed and its behaviour was studied using theoretical correlations.","citation-key":"gotamaMeasurement2022","container-title":"Combustion and Flame","DOI":"10.1016/j.combustflame.2021.111753","ISSN":"0010-2180","journalAbbreviation":"Combustion and Flame","page":"111753","source":"ScienceDirect","title":"Measurement of the laminar burning velocity and kinetics study of the importance of the hydrogen recovery mechanism of ammonia/hydrogen/air premixed flames","volume":"236","author":[{"family":"Gotama","given":"Gabriel J."},{"family":"Hayakawa","given":"Akihiro"},{"family":"Okafor","given":"Ekenechukwu C."},{"family":"Kanoshima","given":"Ryuhei"},{"family":"Hayashi","given":"Masao"},{"family":"Kudo","given":"Taku"},{"family":"Kobayashi","given":"Hideaki"}],"issued":{"date-parts":[["2022",2,1]]}}}],"schema":"https://github.com/citation-style-language/schema/raw/master/csl-citation.json"} </w:instrText>
+      </w:r>
+      <w:r>
+        <w:rPr>
+          <w:rFonts w:eastAsiaTheme="minorEastAsia"/>
+        </w:rPr>
+        <w:fldChar w:fldCharType="separate"/>
+      </w:r>
+      <w:r>
+        <w:t>[4]</w:t>
+      </w:r>
+      <w:r>
+        <w:rPr>
+          <w:rFonts w:eastAsiaTheme="minorEastAsia"/>
+        </w:rPr>
+        <w:fldChar w:fldCharType="end"/>
+      </w:r>
+      <w:r>
+        <w:rPr>
+          <w:rFonts w:eastAsiaTheme="minorEastAsia"/>
+        </w:rPr>
+        <w:t xml:space="preserve">. </w:t>
+      </w:r>
+      <w:r>
+        <w:rPr>
+          <w:rFonts w:eastAsiaTheme="minorEastAsia"/>
+        </w:rPr>
+        <w:t xml:space="preserve">The rate constants of (R3) was updated by choosing rate constants published by </w:t>
+      </w:r>
+      <w:r>
+        <w:rPr>
+          <w:rFonts w:eastAsiaTheme="minorEastAsia"/>
+        </w:rPr>
+        <w:t>Pagsberg</w:t>
+      </w:r>
+      <w:r>
+        <w:rPr>
+          <w:rFonts w:eastAsiaTheme="minorEastAsia"/>
+        </w:rPr>
+        <w:t xml:space="preserve"> et al. </w:t>
+      </w:r>
+      <w:r>
+        <w:rPr>
+          <w:rFonts w:eastAsiaTheme="minorEastAsia"/>
+        </w:rPr>
+        <w:fldChar w:fldCharType="begin"/>
+      </w:r>
+      <w:r>
+        <w:rPr>
+          <w:rFonts w:eastAsiaTheme="minorEastAsia"/>
+        </w:rPr>
+        <w:instrText xml:space="preserve"> ADDIN ZOTERO_ITEM CSL_CITATION {"citationID":"BaEbuPWu","properties":{"unsorted":false,"formattedCitation":"[6]","plainCitation":"[6]","noteIndex":0},"citationItems":[{"id":859,"uris":["http://zotero.org/users/20740871/items/RHH68XPC"],"itemData":{"id":859,"type":"article-journal","abstract":"P. B. Pagsberg, J. Eriksen, H. C. Christensen; Pulse radiolysis of gaseous ammonia-oxygen mixtures, The Journal of Physical Chemistry, Volume 83, Issue 5,","citation-key":"pagsbergPulse1979","container-title":"The Journal of Physical Chemistry","DOI":"10.1021/j100468a006","ISSN":"0022-3654","issue":"5","journalAbbreviation":"J. Phys. Chem.","language":"en","page":"582-590","publisher":"American Chemical Society","source":"pubs.acs.org","title":"Pulse radiolysis of gaseous ammonia-oxygen mixtures","volume":"83","author":[{"family":"Pagsberg","given":"P. B."},{"family":"Eriksen","given":"J."},{"family":"Christensen","given":"H. C."}],"issued":{"date-parts":[["1979",3,1]]}}}],"schema":"https://github.com/citation-style-language/schema/raw/master/csl-citation.json"} </w:instrText>
+      </w:r>
+      <w:r>
+        <w:rPr>
+          <w:rFonts w:eastAsiaTheme="minorEastAsia"/>
+        </w:rPr>
+        <w:fldChar w:fldCharType="separate"/>
+      </w:r>
+      <w:r>
+        <w:t>[6]</w:t>
+      </w:r>
+      <w:r>
+        <w:rPr>
+          <w:rFonts w:eastAsiaTheme="minorEastAsia"/>
+        </w:rPr>
+        <w:fldChar w:fldCharType="end"/>
+      </w:r>
+      <w:r>
+        <w:rPr>
+          <w:rFonts w:eastAsiaTheme="minorEastAsia"/>
+        </w:rPr>
+        <w:t xml:space="preserve"> as these were used by Gotama Mech. This change helped emulate Gotama Mech’s </w:t>
+      </w:r>
+      <w:r>
+        <w:rPr>
+          <w:rFonts w:eastAsiaTheme="minorEastAsia"/>
+          <w:iCs/>
+        </w:rPr>
+        <w:t xml:space="preserve">depending solely on reaction (R3) to facilitate the </w:t>
+      </w:r>
+      <m:oMath>
+        <m:r>
+          <m:rPr>
+            <m:sty m:val="p"/>
+          </m:rPr>
+          <w:rPr>
+            <w:rFonts w:ascii="Cambria Math" w:eastAsiaTheme="minorEastAsia" w:hAnsi="Cambria Math"/>
+          </w:rPr>
+          <m:t>NNH→</m:t>
+        </m:r>
+        <m:sSub>
+          <m:sSubPr>
+            <m:ctrlPr>
+              <w:rPr>
                 <w:rFonts w:ascii="Cambria Math" w:eastAsiaTheme="minorEastAsia" w:hAnsi="Cambria Math"/>
-              </w:rPr>
-              <m:t>H2</m:t>
+                <w:iCs/>
+              </w:rPr>
+            </m:ctrlPr>
+          </m:sSubPr>
+          <m:e>
+            <m:r>
+              <m:rPr>
+                <m:sty m:val="p"/>
+              </m:rPr>
+              <w:rPr>
+                <w:rFonts w:ascii="Cambria Math" w:eastAsiaTheme="minorEastAsia" w:hAnsi="Cambria Math"/>
+              </w:rPr>
+              <m:t>N</m:t>
+            </m:r>
+          </m:e>
+          <m:sub>
+            <m:r>
+              <m:rPr>
+                <m:sty m:val="p"/>
+              </m:rPr>
+              <w:rPr>
+                <w:rFonts w:ascii="Cambria Math" w:eastAsiaTheme="minorEastAsia" w:hAnsi="Cambria Math"/>
+              </w:rPr>
+              <m:t>2</m:t>
+            </m:r>
+          </m:sub>
+        </m:sSub>
+      </m:oMath>
+      <w:r>
+        <w:rPr>
+          <w:rFonts w:eastAsiaTheme="minorEastAsia"/>
+          <w:iCs/>
+        </w:rPr>
+        <w:t xml:space="preserve"> pathway. </w:t>
+      </w:r>
+      <w:r>
+        <w:rPr>
+          <w:rFonts w:eastAsiaTheme="minorEastAsia"/>
+          <w:iCs/>
+        </w:rPr>
+        <w:t xml:space="preserve">Glarborg et al. </w:t>
+      </w:r>
+      <w:r>
+        <w:rPr>
+          <w:rFonts w:eastAsiaTheme="minorEastAsia"/>
+          <w:iCs/>
+        </w:rPr>
+        <w:fldChar w:fldCharType="begin"/>
+      </w:r>
+      <w:r>
+        <w:rPr>
+          <w:rFonts w:eastAsiaTheme="minorEastAsia"/>
+          <w:iCs/>
+        </w:rPr>
+        <w:instrText xml:space="preserve"> ADDIN ZOTERO_ITEM CSL_CITATION {"citationID":"Af58kf2P","properties":{"unsorted":false,"formattedCitation":"[7]","plainCitation":"[7]","noteIndex":0},"citationItems":[{"id":860,"uris":["http://zotero.org/users/20740871/items/XZ89CYUA"],"itemData":{"id":860,"type":"article-journal","abstract":"Understanding of the chemical processes that govern formation and destruction of nitrogen oxides (NOx) in combustion processes continues to be a challenge. Even though this area has been the subject of extensive research over the last four decades, there are still unresolved issues that may limit the accuracy of engineering calculations and thereby the potential of primary measures for NOx control. In this review our current understanding of the mechanisms that are responsible for combustion-generated nitrogen-containing air pollutants is discussed. The thermochemistry of the relevant nitrogen compounds is updated, using the Active Thermochemical Tables (ATcT) approach. Rate parameters for the key gas-phase reactions of the nitrogen species are surveyed, based on available information from experiments and high-level theory. The mechanisms for thermal and prompt-NO, for fuel-NO, and NO formation via NNH or N2O are discussed, along with the chemistry of NO removal processes such as reburning and Selective Non-Catalytic Reduction of NO. Each subset of the mechanism is evaluated against experimental data and the accuracy of modeling predictions is discussed.","citation-key":"glarborgModeling2018","container-title":"Progress in Energy and Combustion Science","DOI":"10.1016/j.pecs.2018.01.002","ISSN":"0360-1285","journalAbbreviation":"Progress in Energy and Combustion Science","page":"31-68","source":"ScienceDirect","title":"Modeling nitrogen chemistry in combustion","volume":"67","author":[{"family":"Glarborg","given":"Peter"},{"family":"Miller","given":"James A."},{"family":"Ruscic","given":"Branko"},{"family":"Klippenstein","given":"Stephen J."}],"issued":{"date-parts":[["2018",7,1]]}}}],"schema":"https://github.com/citation-style-language/schema/raw/master/csl-citation.json"} </w:instrText>
+      </w:r>
+      <w:r>
+        <w:rPr>
+          <w:rFonts w:eastAsiaTheme="minorEastAsia"/>
+          <w:iCs/>
+        </w:rPr>
+        <w:fldChar w:fldCharType="separate"/>
+      </w:r>
+      <w:r>
+        <w:t>[7]</w:t>
+      </w:r>
+      <w:r>
+        <w:rPr>
+          <w:rFonts w:eastAsiaTheme="minorEastAsia"/>
+          <w:iCs/>
+        </w:rPr>
+        <w:fldChar w:fldCharType="end"/>
+      </w:r>
+      <w:r>
+        <w:rPr>
+          <w:rFonts w:eastAsiaTheme="minorEastAsia"/>
+          <w:iCs/>
+        </w:rPr>
+        <w:t xml:space="preserve"> corroborates the</w:t>
+      </w:r>
+      <w:r>
+        <w:rPr>
+          <w:rFonts w:eastAsiaTheme="minorEastAsia"/>
+          <w:iCs/>
+        </w:rPr>
+        <w:t xml:space="preserve"> dominance of reaction (R3) </w:t>
+      </w:r>
+      <w:r>
+        <w:rPr>
+          <w:rFonts w:eastAsiaTheme="minorEastAsia"/>
+          <w:iCs/>
+        </w:rPr>
+        <w:t xml:space="preserve">in this pathway and confirms the significant role (R3) plays in H radical generation. </w:t>
+      </w:r>
+      <w:r>
+        <w:rPr>
+          <w:rFonts w:eastAsiaTheme="minorEastAsia"/>
+          <w:iCs/>
+        </w:rPr>
+        <w:t xml:space="preserve">Rate constants for (R4) were updated with the rate constants published by </w:t>
+      </w:r>
+      <w:r>
+        <w:rPr>
+          <w:rFonts w:eastAsiaTheme="minorEastAsia"/>
+          <w:iCs/>
+        </w:rPr>
+        <w:t>Klippenstein</w:t>
+      </w:r>
+      <w:r>
+        <w:rPr>
+          <w:rFonts w:eastAsiaTheme="minorEastAsia"/>
+          <w:iCs/>
+        </w:rPr>
+        <w:t xml:space="preserve"> et al. </w:t>
+      </w:r>
+      <w:r>
+        <w:rPr>
+          <w:rFonts w:eastAsiaTheme="minorEastAsia"/>
+          <w:iCs/>
+        </w:rPr>
+        <w:fldChar w:fldCharType="begin"/>
+      </w:r>
+      <w:r>
+        <w:rPr>
+          <w:rFonts w:eastAsiaTheme="minorEastAsia"/>
+          <w:iCs/>
+        </w:rPr>
+        <w:instrText xml:space="preserve"> ADDIN ZOTERO_ITEM CSL_CITATION {"citationID":"VpNriVNF","properties":{"unsorted":false,"formattedCitation":"[8]","plainCitation":"[8]","noteIndex":0},"citationItems":[{"id":863,"uris":["http://zotero.org/users/20740871/items/52VXBBFN"],"itemData":{"id":863,"type":"article-journal","abstract":"Abstract. Primary and secondary reactions involved in the thermal decomposition of NH2OH are studied with a combination of shock tube experiments and trans","citation-key":"klippensteinThermal2009","container-title":"The Journal of Physical Chemistry A","DOI":"10.1021/jp905454k","ISSN":"1089-5639","issue":"38","journalAbbreviation":"J. Phys. Chem. A","language":"en","page":"10241-10259","PMID":"19722533","publisher":"American Chemical Society","source":"pubs.acs.org","title":"Thermal Decomposition of NH2OH and Subsequent Reactions: Ab Initio Transition State Theory and Reflected Shock Tube Experiments","title-short":"Thermal Decomposition of NH2OH and Subsequent Reactions","volume":"113","author":[{"family":"Klippenstein","given":"S. J."},{"family":"Harding","given":"L. B."},{"family":"Ruscic","given":"B."},{"family":"Sivaramakrishnan","given":"R."},{"family":"Srinivasan","given":"N. K."},{"family":"Su","given":"M.-C."},{"family":"Michael","given":"J. V."}],"issued":{"date-parts":[["2009",9,24]]}}}],"schema":"https://github.com/citation-style-language/schema/raw/master/csl-citation.json"} </w:instrText>
+      </w:r>
+      <w:r>
+        <w:rPr>
+          <w:rFonts w:eastAsiaTheme="minorEastAsia"/>
+          <w:iCs/>
+        </w:rPr>
+        <w:fldChar w:fldCharType="separate"/>
+      </w:r>
+      <w:r>
+        <w:t>[8]</w:t>
+      </w:r>
+      <w:r>
+        <w:rPr>
+          <w:rFonts w:eastAsiaTheme="minorEastAsia"/>
+          <w:iCs/>
+        </w:rPr>
+        <w:fldChar w:fldCharType="end"/>
+      </w:r>
+      <w:r>
+        <w:rPr>
+          <w:rFonts w:eastAsiaTheme="minorEastAsia"/>
+          <w:iCs/>
+        </w:rPr>
+        <w:t xml:space="preserve"> resulting in the Present Mech’s </w:t>
+      </w:r>
+      <m:oMath>
+        <m:sSub>
+          <m:sSubPr>
+            <m:ctrlPr>
+              <w:rPr>
+                <w:rFonts w:ascii="Cambria Math" w:eastAsiaTheme="minorEastAsia" w:hAnsi="Cambria Math"/>
+              </w:rPr>
+            </m:ctrlPr>
+          </m:sSubPr>
+          <m:e>
+            <m:r>
+              <m:rPr>
+                <m:sty m:val="p"/>
+              </m:rPr>
+              <w:rPr>
+                <w:rFonts w:ascii="Cambria Math" w:eastAsiaTheme="minorEastAsia" w:hAnsi="Cambria Math"/>
+              </w:rPr>
+              <m:t>NH</m:t>
+            </m:r>
+          </m:e>
+          <m:sub>
+            <m:r>
+              <m:rPr>
+                <m:sty m:val="p"/>
+              </m:rPr>
+              <w:rPr>
+                <w:rFonts w:ascii="Cambria Math" w:eastAsiaTheme="minorEastAsia" w:hAnsi="Cambria Math"/>
+              </w:rPr>
+              <m:t>2</m:t>
             </m:r>
           </m:sub>
         </m:sSub>
@@ -5952,176 +8657,121 @@
           <w:rPr>
             <w:rFonts w:ascii="Cambria Math" w:eastAsiaTheme="minorEastAsia" w:hAnsi="Cambria Math"/>
           </w:rPr>
-          <m:t>=0.5</m:t>
+          <m:t>→</m:t>
         </m:r>
+        <m:sSub>
+          <m:sSubPr>
+            <m:ctrlPr>
+              <w:rPr>
+                <w:rFonts w:ascii="Cambria Math" w:eastAsiaTheme="minorEastAsia" w:hAnsi="Cambria Math"/>
+                <w:iCs/>
+              </w:rPr>
+            </m:ctrlPr>
+          </m:sSubPr>
+          <m:e>
+            <m:r>
+              <m:rPr>
+                <m:sty m:val="p"/>
+              </m:rPr>
+              <w:rPr>
+                <w:rFonts w:ascii="Cambria Math" w:eastAsiaTheme="minorEastAsia" w:hAnsi="Cambria Math"/>
+              </w:rPr>
+              <m:t>N</m:t>
+            </m:r>
+          </m:e>
+          <m:sub>
+            <m:r>
+              <m:rPr>
+                <m:sty m:val="p"/>
+              </m:rPr>
+              <w:rPr>
+                <w:rFonts w:ascii="Cambria Math" w:eastAsiaTheme="minorEastAsia" w:hAnsi="Cambria Math"/>
+              </w:rPr>
+              <m:t>2</m:t>
+            </m:r>
+          </m:sub>
+        </m:sSub>
+        <m:sSub>
+          <m:sSubPr>
+            <m:ctrlPr>
+              <w:rPr>
+                <w:rFonts w:ascii="Cambria Math" w:eastAsiaTheme="minorEastAsia" w:hAnsi="Cambria Math"/>
+                <w:iCs/>
+              </w:rPr>
+            </m:ctrlPr>
+          </m:sSubPr>
+          <m:e>
+            <m:r>
+              <m:rPr>
+                <m:sty m:val="p"/>
+              </m:rPr>
+              <w:rPr>
+                <w:rFonts w:ascii="Cambria Math" w:eastAsiaTheme="minorEastAsia" w:hAnsi="Cambria Math"/>
+              </w:rPr>
+              <m:t>H</m:t>
+            </m:r>
+          </m:e>
+          <m:sub>
+            <m:r>
+              <m:rPr>
+                <m:sty m:val="p"/>
+              </m:rPr>
+              <w:rPr>
+                <w:rFonts w:ascii="Cambria Math" w:eastAsiaTheme="minorEastAsia" w:hAnsi="Cambria Math"/>
+              </w:rPr>
+              <m:t>2</m:t>
+            </m:r>
+          </m:sub>
+        </m:sSub>
       </m:oMath>
       <w:r>
         <w:rPr>
           <w:rFonts w:eastAsiaTheme="minorEastAsia"/>
-        </w:rPr>
-        <w:t xml:space="preserve"> was evident in Gotama Mech. Moreover, the general increase in IROP of </w:t>
-      </w:r>
-      <w:r>
-        <w:rPr>
-          <w:rFonts w:eastAsiaTheme="minorEastAsia"/>
-        </w:rPr>
-        <w:t>N</w:t>
-      </w:r>
-      <w:r>
-        <w:rPr>
-          <w:rFonts w:eastAsiaTheme="minorEastAsia"/>
-          <w:vertAlign w:val="subscript"/>
-        </w:rPr>
-        <w:t>2</w:t>
-      </w:r>
-      <w:r>
-        <w:rPr>
-          <w:rFonts w:eastAsiaTheme="minorEastAsia"/>
-        </w:rPr>
-        <w:t>H</w:t>
-      </w:r>
-      <w:r>
-        <w:rPr>
-          <w:rFonts w:eastAsiaTheme="minorEastAsia"/>
-          <w:vertAlign w:val="subscript"/>
-        </w:rPr>
-        <w:t>x</w:t>
-      </w:r>
-      <w:r>
-        <w:rPr>
-          <w:rFonts w:eastAsiaTheme="minorEastAsia"/>
+          <w:iCs/>
         </w:rPr>
         <w:t xml:space="preserve"> </w:t>
       </w:r>
       <w:r>
         <w:rPr>
           <w:rFonts w:eastAsiaTheme="minorEastAsia"/>
-        </w:rPr>
-        <w:t xml:space="preserve">related reactions, relative to Okafor Reduced Mech's reaction pathway, along with the reactions and reaction pathways discussed in this section, it can be inferred that the </w:t>
-      </w:r>
-      <w:r>
-        <w:rPr>
-          <w:rFonts w:eastAsiaTheme="minorEastAsia"/>
-        </w:rPr>
-        <w:t>N</w:t>
-      </w:r>
-      <w:r>
-        <w:rPr>
-          <w:rFonts w:eastAsiaTheme="minorEastAsia"/>
-          <w:vertAlign w:val="subscript"/>
-        </w:rPr>
-        <w:t>2</w:t>
-      </w:r>
-      <w:r>
-        <w:rPr>
-          <w:rFonts w:eastAsiaTheme="minorEastAsia"/>
-        </w:rPr>
-        <w:t>H</w:t>
-      </w:r>
-      <w:r>
-        <w:rPr>
-          <w:rFonts w:eastAsiaTheme="minorEastAsia"/>
-          <w:vertAlign w:val="subscript"/>
-        </w:rPr>
-        <w:t>x</w:t>
-      </w:r>
-      <w:r>
-        <w:rPr>
-          <w:rFonts w:eastAsiaTheme="minorEastAsia"/>
-        </w:rPr>
-        <w:t xml:space="preserve"> </w:t>
-      </w:r>
-      <w:r>
-        <w:rPr>
-          <w:rFonts w:eastAsiaTheme="minorEastAsia"/>
-        </w:rPr>
-        <w:t xml:space="preserve">chemistry </w:t>
-      </w:r>
-      <w:r>
-        <w:rPr>
-          <w:rFonts w:eastAsiaTheme="minorEastAsia"/>
-        </w:rPr>
-        <w:t>has</w:t>
-      </w:r>
-      <w:r>
-        <w:rPr>
-          <w:rFonts w:eastAsiaTheme="minorEastAsia"/>
-        </w:rPr>
-        <w:t xml:space="preserve"> been modelled very differently in the two chemical kinetics models. Hence, to reproduce </w:t>
-      </w:r>
-      <w:r>
-        <w:rPr>
-          <w:rFonts w:eastAsiaTheme="minorEastAsia"/>
-        </w:rPr>
-        <w:t>this phenomenon</w:t>
-      </w:r>
-      <w:r>
-        <w:rPr>
-          <w:rFonts w:eastAsiaTheme="minorEastAsia"/>
-        </w:rPr>
-        <w:t xml:space="preserve"> accurately, Present Mech was developed by adding the </w:t>
-      </w:r>
-      <w:r>
-        <w:rPr>
-          <w:rFonts w:eastAsiaTheme="minorEastAsia"/>
-        </w:rPr>
-        <w:t>N</w:t>
-      </w:r>
-      <w:r>
-        <w:rPr>
-          <w:rFonts w:eastAsiaTheme="minorEastAsia"/>
-          <w:vertAlign w:val="subscript"/>
-        </w:rPr>
-        <w:t>2</w:t>
-      </w:r>
-      <w:r>
-        <w:rPr>
-          <w:rFonts w:eastAsiaTheme="minorEastAsia"/>
-        </w:rPr>
-        <w:t>H</w:t>
-      </w:r>
-      <w:r>
-        <w:rPr>
-          <w:rFonts w:eastAsiaTheme="minorEastAsia"/>
-          <w:vertAlign w:val="subscript"/>
-        </w:rPr>
-        <w:t>x</w:t>
-      </w:r>
-      <w:r>
-        <w:rPr>
-          <w:rFonts w:eastAsiaTheme="minorEastAsia"/>
-        </w:rPr>
-        <w:t xml:space="preserve"> </w:t>
-      </w:r>
-      <w:r>
-        <w:rPr>
-          <w:rFonts w:eastAsiaTheme="minorEastAsia"/>
-        </w:rPr>
-        <w:t xml:space="preserve">chemistry from Gotama Mech </w:t>
-      </w:r>
-      <w:r>
-        <w:rPr>
-          <w:rFonts w:eastAsiaTheme="minorEastAsia"/>
-        </w:rPr>
-        <w:t>[6]</w:t>
-      </w:r>
-      <w:r>
-        <w:rPr>
-          <w:rFonts w:eastAsiaTheme="minorEastAsia"/>
-        </w:rPr>
-        <w:t xml:space="preserve"> to Okafor Reduced Mech </w:t>
-      </w:r>
-      <w:r>
-        <w:rPr>
-          <w:rFonts w:eastAsiaTheme="minorEastAsia"/>
-        </w:rPr>
-        <w:t>[1]</w:t>
-      </w:r>
-      <w:r>
-        <w:rPr>
-          <w:rFonts w:eastAsiaTheme="minorEastAsia"/>
-        </w:rPr>
-        <w:t xml:space="preserve">. The reaction pathway of the Present Mech, hence, behaves similar to Gotama Mech when xH2=0.5 in the binary fuel. Figure \ref{fig-lbv_nh3-h2} shows that, consequently, the Present Mech's </w:t>
+          <w:iCs/>
+        </w:rPr>
+        <w:t>pathway</w:t>
+      </w:r>
+      <w:r>
+        <w:rPr>
+          <w:rFonts w:eastAsiaTheme="minorEastAsia"/>
+          <w:iCs/>
+        </w:rPr>
+        <w:t xml:space="preserve"> attaining an</w:t>
+      </w:r>
+      <w:r>
+        <w:rPr>
+          <w:rFonts w:eastAsiaTheme="minorEastAsia"/>
+          <w:iCs/>
+        </w:rPr>
+        <w:t xml:space="preserve"> IROP resembling Gotama Mech</w:t>
+      </w:r>
+      <w:r>
+        <w:rPr>
+          <w:rFonts w:eastAsiaTheme="minorEastAsia"/>
+          <w:iCs/>
+        </w:rPr>
+        <w:t>’s IROP for this pathway</w:t>
+      </w:r>
+      <w:r>
+        <w:rPr>
+          <w:rFonts w:eastAsiaTheme="minorEastAsia"/>
+          <w:iCs/>
+        </w:rPr>
+        <w:t>.</w:t>
+      </w:r>
+      <w:r>
+        <w:rPr>
+          <w:rFonts w:eastAsiaTheme="minorEastAsia"/>
+          <w:iCs/>
+        </w:rPr>
+        <w:t xml:space="preserve"> Otomo et al. also recognizes the influence of reaction (R4) on the </w:t>
       </w:r>
       <m:oMath>
         <m:sSub>
@@ -6129,6 +8779,8 @@
             <m:ctrlPr>
               <w:rPr>
                 <w:rFonts w:ascii="Cambria Math" w:eastAsiaTheme="minorEastAsia" w:hAnsi="Cambria Math"/>
+                <w:i/>
+                <w:iCs/>
               </w:rPr>
             </m:ctrlPr>
           </m:sSubPr>
@@ -6153,111 +8805,135 @@
       <w:r>
         <w:rPr>
           <w:rFonts w:eastAsiaTheme="minorEastAsia"/>
-        </w:rPr>
-        <w:t xml:space="preserve"> </w:t>
-      </w:r>
-      <w:r>
-        <w:rPr>
-          <w:rFonts w:eastAsiaTheme="minorEastAsia"/>
-        </w:rPr>
-        <w:t>predictions improve due to this and can now emulate experimental measurements of stoichiometric NH</w:t>
-      </w:r>
-      <w:r>
-        <w:rPr>
-          <w:rFonts w:eastAsiaTheme="minorEastAsia"/>
-          <w:vertAlign w:val="subscript"/>
-        </w:rPr>
-        <w:t>3</w:t>
-      </w:r>
-      <w:r>
-        <w:rPr>
-          <w:rFonts w:eastAsiaTheme="minorEastAsia"/>
-        </w:rPr>
-        <w:t>/H</w:t>
-      </w:r>
-      <w:r>
-        <w:rPr>
-          <w:rFonts w:eastAsiaTheme="minorEastAsia"/>
-          <w:vertAlign w:val="subscript"/>
-        </w:rPr>
-        <w:t>2</w:t>
-      </w:r>
-      <w:r>
-        <w:rPr>
-          <w:rFonts w:eastAsiaTheme="minorEastAsia"/>
-        </w:rPr>
-        <w:t>/air burning velocity accurately across all hydrogen concentrations at atmospheric pressure.</w:t>
-      </w:r>
-    </w:p>
-    <w:p>
-      <w:pPr>
-        <w:pStyle w:val="Maintext"/>
-        <w:spacing w:line="0" w:lineRule="atLeast"/>
-        <w:ind w:firstLine="360"/>
-        <w:rPr>
-          <w:rFonts w:eastAsiaTheme="minorEastAsia"/>
-        </w:rPr>
-      </w:pPr>
-    </w:p>
-    <w:p>
-      <w:pPr>
-        <w:pStyle w:val="Maintext"/>
-        <w:spacing w:line="0" w:lineRule="atLeast"/>
-        <w:ind w:firstLine="360"/>
-        <w:rPr>
-          <w:rFonts w:eastAsiaTheme="minorEastAsia"/>
-        </w:rPr>
-      </w:pPr>
-      <w:r>
-        <w:rPr>
-          <w:rFonts w:eastAsiaTheme="minorEastAsia"/>
-        </w:rPr>
-        <w:t xml:space="preserve">Figure </w:t>
-      </w:r>
-      <w:r>
-        <w:rPr>
-          <w:rFonts w:eastAsiaTheme="minorEastAsia"/>
-        </w:rPr>
-        <w:t>2</w:t>
-      </w:r>
-      <w:r>
-        <w:rPr>
-          <w:rFonts w:eastAsiaTheme="minorEastAsia"/>
-        </w:rPr>
-        <w:t xml:space="preserve"> shows the normalized sensitivity of </w:t>
+          <w:iCs/>
+        </w:rPr>
+        <w:t xml:space="preserve"> of </w:t>
       </w:r>
       <m:oMath>
         <m:sSub>
           <m:sSubPr>
             <m:ctrlPr>
               <w:rPr>
-                <w:rFonts w:ascii="Cambria Math" w:eastAsiaTheme="minorEastAsia" w:hAnsi="Cambria Math"/>
+                <w:rFonts w:ascii="Cambria Math" w:hAnsi="Cambria Math"/>
+                <w:lang w:val="en-GB"/>
               </w:rPr>
             </m:ctrlPr>
           </m:sSubPr>
           <m:e>
             <m:r>
-              <w:rPr>
-                <w:rFonts w:ascii="Cambria Math" w:eastAsiaTheme="minorEastAsia" w:hAnsi="Cambria Math"/>
-              </w:rPr>
-              <m:t>S</m:t>
+              <m:rPr>
+                <m:nor/>
+              </m:rPr>
+              <w:rPr>
+                <w:lang w:val="en-GB"/>
+              </w:rPr>
+              <m:t>NH</m:t>
             </m:r>
           </m:e>
           <m:sub>
             <m:r>
               <w:rPr>
-                <w:rFonts w:ascii="Cambria Math" w:eastAsiaTheme="minorEastAsia" w:hAnsi="Cambria Math"/>
-              </w:rPr>
-              <m:t>L</m:t>
+                <w:rFonts w:ascii="Cambria Math" w:hAnsi="Cambria Math"/>
+                <w:lang w:val="en-GB"/>
+              </w:rPr>
+              <m:t>3</m:t>
             </m:r>
           </m:sub>
         </m:sSub>
+        <m:r>
+          <w:rPr>
+            <w:rFonts w:ascii="Cambria Math" w:hAnsi="Cambria Math"/>
+            <w:lang w:val="en-GB"/>
+          </w:rPr>
+          <m:t>/</m:t>
+        </m:r>
+        <m:sSub>
+          <m:sSubPr>
+            <m:ctrlPr>
+              <w:rPr>
+                <w:rFonts w:ascii="Cambria Math" w:hAnsi="Cambria Math"/>
+                <w:iCs/>
+                <w:lang w:val="en-GB"/>
+              </w:rPr>
+            </m:ctrlPr>
+          </m:sSubPr>
+          <m:e>
+            <m:r>
+              <m:rPr>
+                <m:sty m:val="p"/>
+              </m:rPr>
+              <w:rPr>
+                <w:rFonts w:ascii="Cambria Math" w:hAnsi="Cambria Math"/>
+                <w:lang w:val="en-GB"/>
+              </w:rPr>
+              <m:t>H</m:t>
+            </m:r>
+            <m:ctrlPr>
+              <w:rPr>
+                <w:rFonts w:ascii="Cambria Math" w:hAnsi="Cambria Math"/>
+                <w:i/>
+                <w:lang w:val="en-GB"/>
+              </w:rPr>
+            </m:ctrlPr>
+          </m:e>
+          <m:sub>
+            <m:r>
+              <m:rPr>
+                <m:sty m:val="p"/>
+              </m:rPr>
+              <w:rPr>
+                <w:rFonts w:ascii="Cambria Math" w:hAnsi="Cambria Math"/>
+                <w:lang w:val="en-GB"/>
+              </w:rPr>
+              <m:t>2</m:t>
+            </m:r>
+          </m:sub>
+        </m:sSub>
+        <m:r>
+          <w:rPr>
+            <w:rFonts w:ascii="Cambria Math" w:hAnsi="Cambria Math"/>
+            <w:lang w:val="en-GB"/>
+          </w:rPr>
+          <m:t>/</m:t>
+        </m:r>
+        <m:r>
+          <m:rPr>
+            <m:nor/>
+          </m:rPr>
+          <w:rPr>
+            <w:lang w:val="en-GB"/>
+          </w:rPr>
+          <m:t>air</m:t>
+        </m:r>
       </m:oMath>
       <w:r>
         <w:rPr>
           <w:rFonts w:eastAsiaTheme="minorEastAsia"/>
-        </w:rPr>
-        <w:t xml:space="preserve"> to rate constants of the elementary reactions using the Present Mech. Reaction (R4) is shown to play a significant role in promoting </w:t>
+          <w:lang w:val="en-GB"/>
+        </w:rPr>
+        <w:t xml:space="preserve"> flames.</w:t>
+      </w:r>
+    </w:p>
+    <w:p>
+      <w:pPr>
+        <w:pStyle w:val="Maintext"/>
+        <w:spacing w:line="0" w:lineRule="atLeast"/>
+        <w:ind w:firstLine="360"/>
+        <w:rPr>
+          <w:rFonts w:eastAsiaTheme="minorEastAsia"/>
+        </w:rPr>
+      </w:pPr>
+      <w:r>
+        <w:rPr>
+          <w:rFonts w:eastAsiaTheme="minorEastAsia"/>
+        </w:rPr>
+        <w:t>T</w:t>
+      </w:r>
+      <w:r>
+        <w:rPr>
+          <w:rFonts w:eastAsiaTheme="minorEastAsia"/>
+        </w:rPr>
+        <w:t xml:space="preserve">he normalized sensitivity of </w:t>
       </w:r>
       <m:oMath>
         <m:sSub>
@@ -6290,7 +8966,37 @@
         <w:rPr>
           <w:rFonts w:eastAsiaTheme="minorEastAsia"/>
         </w:rPr>
-        <w:t xml:space="preserve"> in Present Mech while remaining insignificant in Okafor Reduced Mech. In addition, reaction (R1) only significantly inhibits </w:t>
+        <w:t xml:space="preserve"> to rate constants of the elementary reactions using the Present Mech</w:t>
+      </w:r>
+      <w:r>
+        <w:rPr>
+          <w:rFonts w:eastAsiaTheme="minorEastAsia"/>
+        </w:rPr>
+        <w:t xml:space="preserve"> and Okafor Mech</w:t>
+      </w:r>
+      <w:r>
+        <w:rPr>
+          <w:rFonts w:eastAsiaTheme="minorEastAsia"/>
+        </w:rPr>
+        <w:t xml:space="preserve"> highlighted r</w:t>
+      </w:r>
+      <w:r>
+        <w:rPr>
+          <w:rFonts w:eastAsiaTheme="minorEastAsia"/>
+        </w:rPr>
+        <w:t>eaction (R4</w:t>
+      </w:r>
+      <w:r>
+        <w:rPr>
+          <w:rFonts w:eastAsiaTheme="minorEastAsia"/>
+        </w:rPr>
+        <w:t>) playing</w:t>
+      </w:r>
+      <w:r>
+        <w:rPr>
+          <w:rFonts w:eastAsiaTheme="minorEastAsia"/>
+        </w:rPr>
+        <w:t xml:space="preserve"> a significant role in promoting </w:t>
       </w:r>
       <m:oMath>
         <m:sSub>
@@ -6323,7 +9029,7 @@
         <w:rPr>
           <w:rFonts w:eastAsiaTheme="minorEastAsia"/>
         </w:rPr>
-        <w:t xml:space="preserve"> in the Present Mech while remaining insignificant Okafor Reduced Mech's sensitiviy analysis. The figure also shows other NHx and N2Hx related reactions being more significant with respect to </w:t>
+        <w:t xml:space="preserve"> in Present Mech while remaining insignificant in Okafor Reduced Mech. In addition, reaction (R1) only significantly inhibits </w:t>
       </w:r>
       <m:oMath>
         <m:sSub>
@@ -6331,7 +9037,6 @@
             <m:ctrlPr>
               <w:rPr>
                 <w:rFonts w:ascii="Cambria Math" w:eastAsiaTheme="minorEastAsia" w:hAnsi="Cambria Math"/>
-                <w:i/>
               </w:rPr>
             </m:ctrlPr>
           </m:sSubPr>
@@ -6357,29 +9062,50 @@
         <w:rPr>
           <w:rFonts w:eastAsiaTheme="minorEastAsia"/>
         </w:rPr>
-        <w:t xml:space="preserve"> in Present Mech at intermediate hydrogen concentration.</w:t>
-      </w:r>
-    </w:p>
-    <w:p>
-      <w:pPr>
-        <w:pStyle w:val="Maintext"/>
-        <w:spacing w:line="0" w:lineRule="atLeast"/>
-        <w:ind w:firstLine="360"/>
-        <w:rPr>
-          <w:rFonts w:eastAsiaTheme="minorEastAsia"/>
-        </w:rPr>
-      </w:pPr>
-      <w:r>
-        <w:rPr>
-          <w:rFonts w:eastAsiaTheme="minorEastAsia"/>
-        </w:rPr>
-        <w:t>The reactions (R2), (R3) and (R4) involve N</w:t>
+        <w:t xml:space="preserve"> in the Present Mech while remaining insignificant Okafor Reduced Mech's sensitiviy analysis. </w:t>
+      </w:r>
+      <w:r>
+        <w:rPr>
+          <w:rFonts w:eastAsiaTheme="minorEastAsia"/>
+        </w:rPr>
+        <w:t>This analysis</w:t>
+      </w:r>
+      <w:r>
+        <w:rPr>
+          <w:rFonts w:eastAsiaTheme="minorEastAsia"/>
+        </w:rPr>
+        <w:t xml:space="preserve"> also show</w:t>
+      </w:r>
+      <w:r>
+        <w:rPr>
+          <w:rFonts w:eastAsiaTheme="minorEastAsia"/>
+        </w:rPr>
+        <w:t>ed</w:t>
+      </w:r>
+      <w:r>
+        <w:rPr>
+          <w:rFonts w:eastAsiaTheme="minorEastAsia"/>
+        </w:rPr>
+        <w:t xml:space="preserve"> other NH</w:t>
       </w:r>
       <w:r>
         <w:rPr>
           <w:rFonts w:eastAsiaTheme="minorEastAsia"/>
           <w:vertAlign w:val="subscript"/>
         </w:rPr>
+        <w:t>x</w:t>
+      </w:r>
+      <w:r>
+        <w:rPr>
+          <w:rFonts w:eastAsiaTheme="minorEastAsia"/>
+        </w:rPr>
+        <w:t xml:space="preserve"> and N</w:t>
+      </w:r>
+      <w:r>
+        <w:rPr>
+          <w:rFonts w:eastAsiaTheme="minorEastAsia"/>
+          <w:vertAlign w:val="subscript"/>
+        </w:rPr>
         <w:t>2</w:t>
       </w:r>
       <w:r>
@@ -6399,19 +9125,7 @@
         <w:rPr>
           <w:rFonts w:eastAsiaTheme="minorEastAsia"/>
         </w:rPr>
-        <w:t xml:space="preserve"> species and control H radical concentration</w:t>
-      </w:r>
-      <w:r>
-        <w:rPr>
-          <w:rFonts w:eastAsiaTheme="minorEastAsia"/>
-        </w:rPr>
-        <w:t xml:space="preserve">s, </w:t>
-      </w:r>
-      <w:r>
-        <w:rPr>
-          <w:rFonts w:eastAsiaTheme="minorEastAsia"/>
-        </w:rPr>
-        <w:t xml:space="preserve">an important radical for promoting </w:t>
+        <w:t xml:space="preserve"> related reactions being more significant with respect to </w:t>
       </w:r>
       <m:oMath>
         <m:sSub>
@@ -6419,6 +9133,7 @@
             <m:ctrlPr>
               <w:rPr>
                 <w:rFonts w:ascii="Cambria Math" w:eastAsiaTheme="minorEastAsia" w:hAnsi="Cambria Math"/>
+                <w:i/>
               </w:rPr>
             </m:ctrlPr>
           </m:sSubPr>
@@ -6444,7 +9159,23 @@
         <w:rPr>
           <w:rFonts w:eastAsiaTheme="minorEastAsia"/>
         </w:rPr>
-        <w:t>. The increased IROP of these reactions in Present Mech imply an increase in H radical concentration which, correlates with the increased burning veloctiy predictions of this mechanism relative to Okafor Reduced Mech. Moreover, the formation and consumption of N</w:t>
+        <w:t xml:space="preserve"> in Present Mech at intermediate hydrogen concentration.</w:t>
+      </w:r>
+    </w:p>
+    <w:p>
+      <w:pPr>
+        <w:pStyle w:val="Maintext"/>
+        <w:spacing w:line="0" w:lineRule="atLeast"/>
+        <w:ind w:firstLine="360"/>
+        <w:rPr>
+          <w:rFonts w:eastAsiaTheme="minorEastAsia"/>
+        </w:rPr>
+      </w:pPr>
+      <w:r>
+        <w:rPr>
+          <w:rFonts w:eastAsiaTheme="minorEastAsia"/>
+        </w:rPr>
+        <w:t>The reactions (R2), (R3) and (R4) involve N</w:t>
       </w:r>
       <w:r>
         <w:rPr>
@@ -6464,202 +9195,25 @@
           <w:rFonts w:eastAsiaTheme="minorEastAsia"/>
           <w:vertAlign w:val="subscript"/>
         </w:rPr>
-        <w:t>3</w:t>
-      </w:r>
-      <w:r>
-        <w:rPr>
-          <w:rFonts w:eastAsiaTheme="minorEastAsia"/>
-        </w:rPr>
-        <w:t xml:space="preserve"> with (R1) and (R2) respectively control NH and NH</w:t>
-      </w:r>
-      <w:r>
-        <w:rPr>
-          <w:rFonts w:eastAsiaTheme="minorEastAsia"/>
-          <w:vertAlign w:val="subscript"/>
-        </w:rPr>
-        <w:t>2</w:t>
-      </w:r>
-      <w:r>
-        <w:rPr>
-          <w:rFonts w:eastAsiaTheme="minorEastAsia"/>
-        </w:rPr>
-        <w:t xml:space="preserve"> concentrations. NH</w:t>
-      </w:r>
-      <w:r>
-        <w:rPr>
-          <w:rFonts w:eastAsiaTheme="minorEastAsia"/>
-          <w:vertAlign w:val="subscript"/>
-        </w:rPr>
         <w:t>x</w:t>
       </w:r>
       <w:r>
         <w:rPr>
           <w:rFonts w:eastAsiaTheme="minorEastAsia"/>
         </w:rPr>
-        <w:t xml:space="preserve"> species are important as they interact with H and OH radicals </w:t>
-      </w:r>
-      <w:r>
-        <w:rPr>
-          <w:rFonts w:eastAsiaTheme="minorEastAsia"/>
-        </w:rPr>
-        <w:t>and</w:t>
-      </w:r>
-      <w:r>
-        <w:rPr>
-          <w:rFonts w:eastAsiaTheme="minorEastAsia"/>
-        </w:rPr>
-        <w:t xml:space="preserve"> produce these radicals. (R4) is an example of NH</w:t>
-      </w:r>
-      <w:r>
-        <w:rPr>
-          <w:rFonts w:eastAsiaTheme="minorEastAsia"/>
-          <w:vertAlign w:val="subscript"/>
-        </w:rPr>
-        <w:t>x</w:t>
-      </w:r>
-      <w:r>
-        <w:rPr>
-          <w:rFonts w:eastAsiaTheme="minorEastAsia"/>
-        </w:rPr>
-        <w:t xml:space="preserve"> species' involved in the production of an H radical. The other product of (R4), N</w:t>
-      </w:r>
-      <w:r>
-        <w:rPr>
-          <w:rFonts w:eastAsiaTheme="minorEastAsia"/>
-          <w:vertAlign w:val="subscript"/>
-        </w:rPr>
-        <w:t>2</w:t>
-      </w:r>
-      <w:r>
-        <w:rPr>
-          <w:rFonts w:eastAsiaTheme="minorEastAsia"/>
-        </w:rPr>
-        <w:t>H</w:t>
-      </w:r>
-      <w:r>
-        <w:rPr>
-          <w:rFonts w:eastAsiaTheme="minorEastAsia"/>
-          <w:vertAlign w:val="subscript"/>
-        </w:rPr>
-        <w:t>2</w:t>
-      </w:r>
-      <w:r>
-        <w:rPr>
-          <w:rFonts w:eastAsiaTheme="minorEastAsia"/>
-        </w:rPr>
-        <w:t xml:space="preserve">, is part of the pathway to form NNH which also produces H radicals via (R3). Moreover, reaction (R4)'s significant positive effect on the flame's burning velocity further </w:t>
-      </w:r>
-      <w:r>
-        <w:rPr>
-          <w:rFonts w:eastAsiaTheme="minorEastAsia"/>
-        </w:rPr>
-        <w:t>supports the theory</w:t>
-      </w:r>
-      <w:r>
-        <w:rPr>
-          <w:rFonts w:eastAsiaTheme="minorEastAsia"/>
-        </w:rPr>
-        <w:t xml:space="preserve"> </w:t>
-      </w:r>
-      <w:r>
-        <w:rPr>
-          <w:rFonts w:eastAsiaTheme="minorEastAsia"/>
-        </w:rPr>
-        <w:t>that</w:t>
-      </w:r>
-      <w:r>
-        <w:rPr>
-          <w:rFonts w:eastAsiaTheme="minorEastAsia"/>
-        </w:rPr>
-        <w:t xml:space="preserve"> N</w:t>
-      </w:r>
-      <w:r>
-        <w:rPr>
-          <w:rFonts w:eastAsiaTheme="minorEastAsia"/>
-          <w:vertAlign w:val="subscript"/>
-        </w:rPr>
-        <w:t>2</w:t>
-      </w:r>
-      <w:r>
-        <w:rPr>
-          <w:rFonts w:eastAsiaTheme="minorEastAsia"/>
-        </w:rPr>
-        <w:t>H</w:t>
-      </w:r>
-      <w:r>
-        <w:rPr>
-          <w:rFonts w:eastAsiaTheme="minorEastAsia"/>
-          <w:vertAlign w:val="subscript"/>
-        </w:rPr>
-        <w:t>x</w:t>
-      </w:r>
-      <w:r>
-        <w:rPr>
-          <w:rFonts w:eastAsiaTheme="minorEastAsia"/>
-        </w:rPr>
-        <w:t xml:space="preserve"> species and their reaction pathways </w:t>
-      </w:r>
-      <w:r>
-        <w:rPr>
-          <w:rFonts w:eastAsiaTheme="minorEastAsia"/>
-        </w:rPr>
-        <w:t>are important to accurately describe flame with</w:t>
-      </w:r>
-      <w:r>
-        <w:rPr>
-          <w:rFonts w:eastAsiaTheme="minorEastAsia"/>
-        </w:rPr>
-        <w:t xml:space="preserve"> fuel </w:t>
-      </w:r>
-      <w:r>
-        <w:rPr>
-          <w:rFonts w:eastAsiaTheme="minorEastAsia"/>
-        </w:rPr>
-        <w:t>compositions</w:t>
-      </w:r>
-      <w:r>
-        <w:rPr>
-          <w:rFonts w:eastAsiaTheme="minorEastAsia"/>
-        </w:rPr>
-        <w:t xml:space="preserve"> of intermediate hydrogen concentration. Therefore, the Present Mech with a more accurate N</w:t>
-      </w:r>
-      <w:r>
-        <w:rPr>
-          <w:rFonts w:eastAsiaTheme="minorEastAsia"/>
-          <w:vertAlign w:val="subscript"/>
-        </w:rPr>
-        <w:t>2</w:t>
-      </w:r>
-      <w:r>
-        <w:rPr>
-          <w:rFonts w:eastAsiaTheme="minorEastAsia"/>
-        </w:rPr>
-        <w:t>H</w:t>
-      </w:r>
-      <w:r>
-        <w:rPr>
-          <w:rFonts w:eastAsiaTheme="minorEastAsia"/>
-          <w:vertAlign w:val="subscript"/>
-        </w:rPr>
-        <w:t>x</w:t>
-      </w:r>
-      <w:r>
-        <w:rPr>
-          <w:rFonts w:eastAsiaTheme="minorEastAsia"/>
-        </w:rPr>
-        <w:t xml:space="preserve"> chemistry </w:t>
-      </w:r>
-      <w:r>
-        <w:rPr>
-          <w:rFonts w:eastAsiaTheme="minorEastAsia"/>
-        </w:rPr>
-        <w:t>can</w:t>
-      </w:r>
-      <w:r>
-        <w:rPr>
-          <w:rFonts w:eastAsiaTheme="minorEastAsia"/>
-        </w:rPr>
-        <w:t xml:space="preserve"> predict </w:t>
+        <w:t xml:space="preserve"> species and control H radical concentration</w:t>
+      </w:r>
+      <w:r>
+        <w:rPr>
+          <w:rFonts w:eastAsiaTheme="minorEastAsia"/>
+        </w:rPr>
+        <w:t xml:space="preserve">s, </w:t>
+      </w:r>
+      <w:r>
+        <w:rPr>
+          <w:rFonts w:eastAsiaTheme="minorEastAsia"/>
+        </w:rPr>
+        <w:t xml:space="preserve">an important radical for promoting </w:t>
       </w:r>
       <m:oMath>
         <m:sSub>
@@ -6692,53 +9246,272 @@
         <w:rPr>
           <w:rFonts w:eastAsiaTheme="minorEastAsia"/>
         </w:rPr>
-        <w:t xml:space="preserve"> under these conditions accurately</w:t>
-      </w:r>
-      <w:r>
-        <w:rPr>
-          <w:rFonts w:eastAsiaTheme="minorEastAsia"/>
-        </w:rPr>
-        <w:t>.</w:t>
-      </w:r>
-    </w:p>
-    <w:p>
-      <w:pPr>
-        <w:pStyle w:val="Maintext"/>
-        <w:spacing w:line="0" w:lineRule="atLeast"/>
-        <w:ind w:firstLine="360"/>
-        <w:rPr>
-          <w:rFonts w:eastAsiaTheme="minorEastAsia"/>
-        </w:rPr>
-      </w:pPr>
-    </w:p>
-    <w:p>
-      <w:pPr>
-        <w:pStyle w:val="section"/>
-      </w:pPr>
-      <w:r>
-        <w:t>Validation</w:t>
-      </w:r>
-    </w:p>
-    <w:p>
-      <w:pPr>
-        <w:pStyle w:val="Maintext"/>
-      </w:pPr>
-      <w:r>
-        <w:t xml:space="preserve">The Present Mech was validated with experimental data for </w:t>
+        <w:t xml:space="preserve">. The increased IROP of these reactions in Present Mech </w:t>
+      </w:r>
+      <w:r>
+        <w:rPr>
+          <w:rFonts w:eastAsiaTheme="minorEastAsia"/>
+        </w:rPr>
+        <w:t>implies</w:t>
+      </w:r>
+      <w:r>
+        <w:rPr>
+          <w:rFonts w:eastAsiaTheme="minorEastAsia"/>
+        </w:rPr>
+        <w:t xml:space="preserve"> an increase in H radical concentration</w:t>
+      </w:r>
+      <w:r>
+        <w:rPr>
+          <w:rFonts w:eastAsiaTheme="minorEastAsia"/>
+        </w:rPr>
+        <w:t>,</w:t>
+      </w:r>
+      <w:r>
+        <w:rPr>
+          <w:rFonts w:eastAsiaTheme="minorEastAsia"/>
+        </w:rPr>
+        <w:t xml:space="preserve"> which correlates with the increased burning </w:t>
+      </w:r>
+      <w:r>
+        <w:rPr>
+          <w:rFonts w:eastAsiaTheme="minorEastAsia"/>
+        </w:rPr>
+        <w:t>velocity</w:t>
+      </w:r>
+      <w:r>
+        <w:rPr>
+          <w:rFonts w:eastAsiaTheme="minorEastAsia"/>
+        </w:rPr>
+        <w:t xml:space="preserve"> predictions of this mechanism relative to Okafor Reduced Mech. Moreover, the formation and consumption of N</w:t>
+      </w:r>
+      <w:r>
+        <w:rPr>
+          <w:rFonts w:eastAsiaTheme="minorEastAsia"/>
+          <w:vertAlign w:val="subscript"/>
+        </w:rPr>
+        <w:t>2</w:t>
+      </w:r>
+      <w:r>
+        <w:rPr>
+          <w:rFonts w:eastAsiaTheme="minorEastAsia"/>
+        </w:rPr>
+        <w:t>H</w:t>
+      </w:r>
+      <w:r>
+        <w:rPr>
+          <w:rFonts w:eastAsiaTheme="minorEastAsia"/>
+          <w:vertAlign w:val="subscript"/>
+        </w:rPr>
+        <w:t>3</w:t>
+      </w:r>
+      <w:r>
+        <w:rPr>
+          <w:rFonts w:eastAsiaTheme="minorEastAsia"/>
+        </w:rPr>
+        <w:t xml:space="preserve"> with (R1) and (R2) respectively control NH and NH</w:t>
+      </w:r>
+      <w:r>
+        <w:rPr>
+          <w:rFonts w:eastAsiaTheme="minorEastAsia"/>
+          <w:vertAlign w:val="subscript"/>
+        </w:rPr>
+        <w:t>2</w:t>
+      </w:r>
+      <w:r>
+        <w:rPr>
+          <w:rFonts w:eastAsiaTheme="minorEastAsia"/>
+        </w:rPr>
+        <w:t xml:space="preserve"> concentrations. NH</w:t>
+      </w:r>
+      <w:r>
+        <w:rPr>
+          <w:rFonts w:eastAsiaTheme="minorEastAsia"/>
+          <w:vertAlign w:val="subscript"/>
+        </w:rPr>
+        <w:t>x</w:t>
+      </w:r>
+      <w:r>
+        <w:rPr>
+          <w:rFonts w:eastAsiaTheme="minorEastAsia"/>
+        </w:rPr>
+        <w:t xml:space="preserve"> species are important as they interact with H and OH radicals </w:t>
+      </w:r>
+      <w:r>
+        <w:rPr>
+          <w:rFonts w:eastAsiaTheme="minorEastAsia"/>
+        </w:rPr>
+        <w:t>and</w:t>
+      </w:r>
+      <w:r>
+        <w:rPr>
+          <w:rFonts w:eastAsiaTheme="minorEastAsia"/>
+        </w:rPr>
+        <w:t xml:space="preserve"> produce these radicals. (R4) is an example of NH</w:t>
+      </w:r>
+      <w:r>
+        <w:rPr>
+          <w:rFonts w:eastAsiaTheme="minorEastAsia"/>
+          <w:vertAlign w:val="subscript"/>
+        </w:rPr>
+        <w:t>x</w:t>
+      </w:r>
+      <w:r>
+        <w:rPr>
+          <w:rFonts w:eastAsiaTheme="minorEastAsia"/>
+        </w:rPr>
+        <w:t xml:space="preserve"> species' involved in the production of an H radical. The other product of (R4), N</w:t>
+      </w:r>
+      <w:r>
+        <w:rPr>
+          <w:rFonts w:eastAsiaTheme="minorEastAsia"/>
+          <w:vertAlign w:val="subscript"/>
+        </w:rPr>
+        <w:t>2</w:t>
+      </w:r>
+      <w:r>
+        <w:rPr>
+          <w:rFonts w:eastAsiaTheme="minorEastAsia"/>
+        </w:rPr>
+        <w:t>H</w:t>
+      </w:r>
+      <w:r>
+        <w:rPr>
+          <w:rFonts w:eastAsiaTheme="minorEastAsia"/>
+          <w:vertAlign w:val="subscript"/>
+        </w:rPr>
+        <w:t>2</w:t>
+      </w:r>
+      <w:r>
+        <w:rPr>
+          <w:rFonts w:eastAsiaTheme="minorEastAsia"/>
+        </w:rPr>
+        <w:t xml:space="preserve">, is part of the pathway to form NNH which also produces H radicals via (R3). Moreover, reaction (R4)'s significant positive effect on the flame's burning velocity further </w:t>
+      </w:r>
+      <w:r>
+        <w:rPr>
+          <w:rFonts w:eastAsiaTheme="minorEastAsia"/>
+        </w:rPr>
+        <w:t>supports the theory</w:t>
+      </w:r>
+      <w:r>
+        <w:rPr>
+          <w:rFonts w:eastAsiaTheme="minorEastAsia"/>
+        </w:rPr>
+        <w:t xml:space="preserve"> </w:t>
+      </w:r>
+      <w:r>
+        <w:rPr>
+          <w:rFonts w:eastAsiaTheme="minorEastAsia"/>
+        </w:rPr>
+        <w:t>that</w:t>
+      </w:r>
+      <w:r>
+        <w:rPr>
+          <w:rFonts w:eastAsiaTheme="minorEastAsia"/>
+        </w:rPr>
+        <w:t xml:space="preserve"> N</w:t>
+      </w:r>
+      <w:r>
+        <w:rPr>
+          <w:rFonts w:eastAsiaTheme="minorEastAsia"/>
+          <w:vertAlign w:val="subscript"/>
+        </w:rPr>
+        <w:t>2</w:t>
+      </w:r>
+      <w:r>
+        <w:rPr>
+          <w:rFonts w:eastAsiaTheme="minorEastAsia"/>
+        </w:rPr>
+        <w:t>H</w:t>
+      </w:r>
+      <w:r>
+        <w:rPr>
+          <w:rFonts w:eastAsiaTheme="minorEastAsia"/>
+          <w:vertAlign w:val="subscript"/>
+        </w:rPr>
+        <w:t>x</w:t>
+      </w:r>
+      <w:r>
+        <w:rPr>
+          <w:rFonts w:eastAsiaTheme="minorEastAsia"/>
+        </w:rPr>
+        <w:t xml:space="preserve"> species and their reaction pathways </w:t>
+      </w:r>
+      <w:r>
+        <w:rPr>
+          <w:rFonts w:eastAsiaTheme="minorEastAsia"/>
+        </w:rPr>
+        <w:t>are important to accurately describe flame with</w:t>
+      </w:r>
+      <w:r>
+        <w:rPr>
+          <w:rFonts w:eastAsiaTheme="minorEastAsia"/>
+        </w:rPr>
+        <w:t xml:space="preserve"> fuel </w:t>
+      </w:r>
+      <w:r>
+        <w:rPr>
+          <w:rFonts w:eastAsiaTheme="minorEastAsia"/>
+        </w:rPr>
+        <w:t>compositions</w:t>
+      </w:r>
+      <w:r>
+        <w:rPr>
+          <w:rFonts w:eastAsiaTheme="minorEastAsia"/>
+        </w:rPr>
+        <w:t xml:space="preserve"> of intermediate hydrogen concentration. Therefore, the Present Mech with a more accurate N</w:t>
+      </w:r>
+      <w:r>
+        <w:rPr>
+          <w:rFonts w:eastAsiaTheme="minorEastAsia"/>
+          <w:vertAlign w:val="subscript"/>
+        </w:rPr>
+        <w:t>2</w:t>
+      </w:r>
+      <w:r>
+        <w:rPr>
+          <w:rFonts w:eastAsiaTheme="minorEastAsia"/>
+        </w:rPr>
+        <w:t>H</w:t>
+      </w:r>
+      <w:r>
+        <w:rPr>
+          <w:rFonts w:eastAsiaTheme="minorEastAsia"/>
+          <w:vertAlign w:val="subscript"/>
+        </w:rPr>
+        <w:t>x</w:t>
+      </w:r>
+      <w:r>
+        <w:rPr>
+          <w:rFonts w:eastAsiaTheme="minorEastAsia"/>
+        </w:rPr>
+        <w:t xml:space="preserve"> chemistry </w:t>
+      </w:r>
+      <w:r>
+        <w:rPr>
+          <w:rFonts w:eastAsiaTheme="minorEastAsia"/>
+        </w:rPr>
+        <w:t>can</w:t>
+      </w:r>
+      <w:r>
+        <w:rPr>
+          <w:rFonts w:eastAsiaTheme="minorEastAsia"/>
+        </w:rPr>
+        <w:t xml:space="preserve"> predict </w:t>
       </w:r>
       <m:oMath>
         <m:sSub>
           <m:sSubPr>
             <m:ctrlPr>
               <w:rPr>
-                <w:rFonts w:ascii="Cambria Math" w:hAnsi="Cambria Math"/>
+                <w:rFonts w:ascii="Cambria Math" w:eastAsiaTheme="minorEastAsia" w:hAnsi="Cambria Math"/>
               </w:rPr>
             </m:ctrlPr>
           </m:sSubPr>
           <m:e>
             <m:r>
               <w:rPr>
-                <w:rFonts w:ascii="Cambria Math" w:hAnsi="Cambria Math"/>
+                <w:rFonts w:ascii="Cambria Math" w:eastAsiaTheme="minorEastAsia" w:hAnsi="Cambria Math"/>
               </w:rPr>
               <m:t>S</m:t>
             </m:r>
@@ -6746,7 +9519,7 @@
           <m:sub>
             <m:r>
               <w:rPr>
-                <w:rFonts w:ascii="Cambria Math" w:hAnsi="Cambria Math"/>
+                <w:rFonts w:ascii="Cambria Math" w:eastAsiaTheme="minorEastAsia" w:hAnsi="Cambria Math"/>
               </w:rPr>
               <m:t>L</m:t>
             </m:r>
@@ -6754,82 +9527,42 @@
         </m:sSub>
       </m:oMath>
       <w:r>
-        <w:t xml:space="preserve"> of NH</w:t>
-      </w:r>
-      <w:r>
-        <w:rPr>
-          <w:vertAlign w:val="subscript"/>
-        </w:rPr>
-        <w:t>3</w:t>
-      </w:r>
-      <w:r>
-        <w:t>/H</w:t>
-      </w:r>
-      <w:r>
-        <w:rPr>
-          <w:vertAlign w:val="subscript"/>
-        </w:rPr>
-        <w:t>2</w:t>
-      </w:r>
-      <w:r>
-        <w:t xml:space="preserve">/air from the datasets consolidated by Han et al. </w:t>
-      </w:r>
-      <w:r>
-        <w:fldChar w:fldCharType="begin"/>
-      </w:r>
-      <w:r>
-        <w:instrText xml:space="preserve"> ADDIN ZOTERO_ITEM CSL_CITATION {"citationID":"g6iCrZkh","properties":{"unsorted":false,"formattedCitation":"[10]","plainCitation":"[10]","noteIndex":0},"citationItems":[{"id":720,"uris":["http://zotero.org/users/20740871/items/FXITQJ6I"],"itemData":{"id":720,"type":"article-journal","abstract":"Ammonia (NH3) is a promising carbon-free fuel, where the H2 enrichment strategy often adopted to enhance the combustion. One of the fundamental combustion properties, the laminar burning velocity (SL), has been extensively investigated in the literature. Many measurements providing laminar burning velocity data are available, but exhibited significant data scatter, i.e., inconsistency much beyond the reported uncertainties among different experimental results under the same conditions. Ensuring data consistency is crucial for reliable model validation and the development of predictive kinetic models with low uncertainty. The present study focuses on the data consistency of NH3+H2 laminar burning velocities. To complement the existing literature datasets for consistency analysis, experiments were performed using the heat flux method at 298 K and 1 atm, and at various equivalence ratios, oxygen ratios, and H2 blending ratios (xH2). Based on simulations of six widely-used kinetic models from Han, Stagni, Konnov, Shrestha, KAUST, and NUIG, linear relationship was found between lnSL and xH2 across a broad range of conditions, with sensitivity analysis understanding the trend from a kinetic perspective. Based on this linear relationship, a new data consistency criterion was proposed. Through the new and the previously existing criteria, 12 consistent experimental datasets were identified from the 20 available datasets of NH3+H2+N2+O2 laminar burning velocities (already excluding those without stretch or heat loss corrections). The present consistency analysis noticeably reduced the data scatter ranges, e.g., for 60%NH3+40%H2+air laminar burning velocities at 298 K and 1 atm, it was reduced from 9 cm/s to 3 cm/s, the latter being comparable to the reported experimental uncertainties. In addition to the found consistent data sets, which were suggested for future model validation and optimization studies, the present methodology using all available data consistency criteria has potential to help other fuel systems to filter out less reliable data sets, effectively overcoming the data scatter from different measurements.","citation-key":"hannovel2026","container-title":"Combustion and Flame","DOI":"10.1016/j.combustflame.2026.114855","ISSN":"0010-2180","journalAbbreviation":"Combustion and Flame","page":"114855","source":"ScienceDirect","title":"A novel data consistency analysis for experimental laminar burning velocities of NH3-H2 mixtures","volume":"286","author":[{"family":"Han","given":"Xinlu"},{"family":"Wan","given":"Kaidi"},{"family":"Nagy","given":"Tibor"}],"issued":{"date-parts":[["2026",4,1]]}}}],"schema":"https://github.com/citation-style-language/schema/raw/master/csl-citation.json"} </w:instrText>
-      </w:r>
-      <w:r>
-        <w:fldChar w:fldCharType="separate"/>
-      </w:r>
-      <w:r>
-        <w:t>[10]</w:t>
-      </w:r>
-      <w:r>
-        <w:fldChar w:fldCharType="end"/>
-      </w:r>
-      <w:r>
-        <w:t>. These data sets were proven to be consistent with each other and widely used chemical kinetic mechanisms. Present Mech was validated for NH</w:t>
-      </w:r>
-      <w:r>
-        <w:rPr>
-          <w:vertAlign w:val="subscript"/>
-        </w:rPr>
-        <w:t>3</w:t>
-      </w:r>
-      <w:r>
-        <w:t>/CH</w:t>
-      </w:r>
-      <w:r>
-        <w:rPr>
-          <w:vertAlign w:val="subscript"/>
-        </w:rPr>
-        <w:t>4</w:t>
-      </w:r>
-      <w:r>
-        <w:t xml:space="preserve">/air flames also. Experimental data for </w:t>
-      </w:r>
-      <w:r>
-        <w:t>NH</w:t>
-      </w:r>
-      <w:r>
-        <w:rPr>
-          <w:vertAlign w:val="subscript"/>
-        </w:rPr>
-        <w:t>3</w:t>
-      </w:r>
-      <w:r>
-        <w:t>/CH</w:t>
-      </w:r>
-      <w:r>
-        <w:rPr>
-          <w:vertAlign w:val="subscript"/>
-        </w:rPr>
-        <w:t>4</w:t>
-      </w:r>
-      <w:r>
-        <w:t xml:space="preserve">/air </w:t>
+        <w:rPr>
+          <w:rFonts w:eastAsiaTheme="minorEastAsia"/>
+        </w:rPr>
+        <w:t xml:space="preserve"> under these conditions accurately</w:t>
+      </w:r>
+      <w:r>
+        <w:rPr>
+          <w:rFonts w:eastAsiaTheme="minorEastAsia"/>
+        </w:rPr>
+        <w:t>.</w:t>
+      </w:r>
+    </w:p>
+    <w:p>
+      <w:pPr>
+        <w:pStyle w:val="Maintext"/>
+        <w:spacing w:line="0" w:lineRule="atLeast"/>
+        <w:ind w:firstLine="360"/>
+        <w:rPr>
+          <w:rFonts w:eastAsiaTheme="minorEastAsia"/>
+        </w:rPr>
+      </w:pPr>
+    </w:p>
+    <w:p>
+      <w:pPr>
+        <w:pStyle w:val="section"/>
+      </w:pPr>
+      <w:r>
+        <w:t>Validation</w:t>
+      </w:r>
+    </w:p>
+    <w:p>
+      <w:pPr>
+        <w:pStyle w:val="Maintext"/>
+      </w:pPr>
+      <w:r>
+        <w:t xml:space="preserve">The Present Mech was validated with experimental data for </w:t>
       </w:r>
       <m:oMath>
         <m:sSub>
@@ -6859,73 +9592,86 @@
         </m:sSub>
       </m:oMath>
       <w:r>
-        <w:t xml:space="preserve"> was compiled from</w:t>
-      </w:r>
-      <w:r>
-        <w:t xml:space="preserve"> </w:t>
-      </w:r>
-      <w:r>
-        <w:t xml:space="preserve">three datasets: Okafor et al. (2019) </w:t>
+        <w:t xml:space="preserve"> of NH</w:t>
+      </w:r>
+      <w:r>
+        <w:rPr>
+          <w:vertAlign w:val="subscript"/>
+        </w:rPr>
+        <w:t>3</w:t>
+      </w:r>
+      <w:r>
+        <w:t>/H</w:t>
+      </w:r>
+      <w:r>
+        <w:rPr>
+          <w:vertAlign w:val="subscript"/>
+        </w:rPr>
+        <w:t>2</w:t>
+      </w:r>
+      <w:r>
+        <w:t xml:space="preserve">/air from the datasets consolidated by Han et al. </w:t>
       </w:r>
       <w:r>
         <w:fldChar w:fldCharType="begin"/>
       </w:r>
       <w:r>
-        <w:instrText xml:space="preserve"> ADDIN ZOTERO_ITEM CSL_CITATION {"citationID":"idJpMGCp","properties":{"unsorted":false,"formattedCitation":"[1]","plainCitation":"[1]","noteIndex":0},"citationItems":[{"id":196,"uris":["http://zotero.org/users/20740871/items/GI6AGGV5"],"itemData":{"id":196,"type":"article-journal","abstract":"Ammonia and blends of ammonia with methane are gaining increased interest as fuels for gas turbine applications and hence optimized reduced reaction mechanisms for the fuels are required for the development of combustors. However, there is a scarcity of measured data on the laminar burning velocity of the fuels for optimizing and validating reaction mechanisms especially at high pressures. In this study, an extensive set of measurements of the unstretched laminar burning velocity and Markstein lengths of CH4NH3-air flames at high pressures are reported for the first time and an optimized reduced reaction mechanism is proposed. The experiments were conducted in a constant volume chamber for various ammonia heat fractions in the fuel ranging from 0 to 0.30, equivalence ratios ranging from 0.7 to 1.3, and mixture pressures ranging from 0.10 to 0.50 MPa. The reduced reaction mechanism was developed from a detailed reaction mechanism for CH4NH3-air flames by Okafor et al., and optimized against the present measurements and data in the literature. It is shown that the reduced mechanism models the unstretched laminar burning velocity of NH3/air and CH4NH3-air flames with high fidelity at all studied conditions. It also models satisfactorily NH3, NO and CO concentration in CH4NH3O2N2 oxidation in a laminar flow reactor. Furthermore, the reduced mechanism is demonstrated to predict NO, OH, and NH profiles in a premixed stagnation NH3-air flame satisfactorily. The experimental measurements were also used to validate selected detailed reaction mechanisms. It was found that the significant over-prediction of NO production from NH3 oxidation by GRI Mech 3.0 is primarily due to the influence of the reaction NH+H2OHNO+H2, which in fact may not be important in fuel NO chemistry.","citation-key":"okaforMeasurement2019","container-title":"Combustion and Flame","DOI":"10.1016/j.combustflame.2019.03.008","ISSN":"0010-2180","journalAbbreviation":"Combustion and Flame","page":"162-175","source":"ScienceDirect","title":"Measurement and modelling of the laminar burning velocity of methane-ammonia-air flames at high pressures using a reduced reaction mechanism","volume":"204","author":[{"family":"Okafor","given":"Ekenechukwu Chijioke"},{"family":"Naito","given":"Yuji"},{"family":"Colson","given":"Sophie"},{"family":"Ichikawa","given":"Akinori"},{"family":"Kudo","given":"Taku"},{"family":"Hayakawa","given":"Akihiro"},{"family":"Kobayashi","given":"Hideaki"}],"issued":{"date-parts":[["2019",6,1]]}}}],"schema":"https://github.com/citation-style-language/schema/raw/master/csl-citation.json"} </w:instrText>
+        <w:instrText xml:space="preserve"> ADDIN ZOTERO_ITEM CSL_CITATION {"citationID":"g6iCrZkh","properties":{"unsorted":false,"formattedCitation":"[9]","plainCitation":"[9]","noteIndex":0},"citationItems":[{"id":720,"uris":["http://zotero.org/users/20740871/items/FXITQJ6I"],"itemData":{"id":720,"type":"article-journal","abstract":"Ammonia (NH3) is a promising carbon-free fuel, where the H2 enrichment strategy often adopted to enhance the combustion. One of the fundamental combustion properties, the laminar burning velocity (SL), has been extensively investigated in the literature. Many measurements providing laminar burning velocity data are available, but exhibited significant data scatter, i.e., inconsistency much beyond the reported uncertainties among different experimental results under the same conditions. Ensuring data consistency is crucial for reliable model validation and the development of predictive kinetic models with low uncertainty. The present study focuses on the data consistency of NH3+H2 laminar burning velocities. To complement the existing literature datasets for consistency analysis, experiments were performed using the heat flux method at 298 K and 1 atm, and at various equivalence ratios, oxygen ratios, and H2 blending ratios (xH2). Based on simulations of six widely-used kinetic models from Han, Stagni, Konnov, Shrestha, KAUST, and NUIG, linear relationship was found between lnSL and xH2 across a broad range of conditions, with sensitivity analysis understanding the trend from a kinetic perspective. Based on this linear relationship, a new data consistency criterion was proposed. Through the new and the previously existing criteria, 12 consistent experimental datasets were identified from the 20 available datasets of NH3+H2+N2+O2 laminar burning velocities (already excluding those without stretch or heat loss corrections). The present consistency analysis noticeably reduced the data scatter ranges, e.g., for 60%NH3+40%H2+air laminar burning velocities at 298 K and 1 atm, it was reduced from 9 cm/s to 3 cm/s, the latter being comparable to the reported experimental uncertainties. In addition to the found consistent data sets, which were suggested for future model validation and optimization studies, the present methodology using all available data consistency criteria has potential to help other fuel systems to filter out less reliable data sets, effectively overcoming the data scatter from different measurements.","citation-key":"hannovel2026","container-title":"Combustion and Flame","DOI":"10.1016/j.combustflame.2026.114855","ISSN":"0010-2180","journalAbbreviation":"Combustion and Flame","page":"114855","source":"ScienceDirect","title":"A novel data consistency analysis for experimental laminar burning velocities of NH3-H2 mixtures","volume":"286","author":[{"family":"Han","given":"Xinlu"},{"family":"Wan","given":"Kaidi"},{"family":"Nagy","given":"Tibor"}],"issued":{"date-parts":[["2026",4,1]]}}}],"schema":"https://github.com/citation-style-language/schema/raw/master/csl-citation.json"} </w:instrText>
       </w:r>
       <w:r>
         <w:fldChar w:fldCharType="separate"/>
       </w:r>
       <w:r>
-        <w:t>[1]</w:t>
+        <w:t>[9]</w:t>
       </w:r>
       <w:r>
         <w:fldChar w:fldCharType="end"/>
       </w:r>
       <w:r>
-        <w:t xml:space="preserve">, Han et al. (2019) </w:t>
-      </w:r>
-      <w:r>
-        <w:fldChar w:fldCharType="begin"/>
-      </w:r>
-      <w:r>
-        <w:instrText xml:space="preserve"> ADDIN ZOTERO_ITEM CSL_CITATION {"citationID":"hRHllHiM","properties":{"unsorted":false,"formattedCitation":"[11]","plainCitation":"[11]","noteIndex":0},"citationItems":[{"id":251,"uris":["http://zotero.org/users/20740871/items/F9C8WH9E"],"itemData":{"id":251,"type":"article-journal","abstract":"Ammonia (NH3) is a promising energy carrier to store and transport renewable hydrogen (H2) that can be generated using, e.g., wind and solar energy. Direct combustion of NH3 is one of the possible methods to utilize the energy by the end users. To understand the combustion characteristics of NH3 as a fuel, the laminar burning velocities of NH3/air, NH3/H2/air, NH3/CO/air and NH3/CH4/air premixed flames were investigated experimentally using the heat flux method. Measurements are reported for a wide range of equivalence ratios and blending ratios. Kinetic modeling was also performed using available chemical kinetic mechanisms, namely the GRI-Mech 3.0, the Okafor et al. and the San Diego mechanisms. The experimental results for NH3/air flames agree well with the literature data and it is found that blending NH3 with H2 is the most effective manner to increase the burning velocity of NH3 based fuel mixtures. None of the kinetic mechanisms used can accurately predict most of the measured data. Sensitivity and reaction path analyses indicate that the oxidation of NH3 blended with the additive fuels considered can be understood as the parallel oxidation processes of the individual fuels, and that the source of discrepancy between the experimental and modeling results is related to the inaccuracy of the rate parameters of the N-containing reactions. In this regard, the present detailed and reliable experimental data is of special value for model development and validation.","citation-key":"hanExperimentalKineticModeling2019","container-title":"Combustion and Flame","DOI":"10.1016/j.combustflame.2019.05.003","ISSN":"0010-2180","journalAbbreviation":"Combustion and Flame","page":"214-226","source":"ScienceDirect","title":"Experimental and kinetic modeling study of laminar burning velocities of NH3/air, NH3/H2/air, NH3/CO/air and NH3/CH4/air premixed flames","volume":"206","author":[{"family":"Han","given":"Xinlu"},{"family":"Wang","given":"Zhihua"},{"family":"Costa","given":"Mário"},{"family":"Sun","given":"Zhiwei"},{"family":"He","given":"Yong"},{"family":"Cen","given":"Kefa"}],"issued":{"date-parts":[["2019",8,1]]}}}],"schema":"https://github.com/citation-style-language/schema/raw/master/csl-citation.json"} </w:instrText>
-      </w:r>
-      <w:r>
-        <w:fldChar w:fldCharType="separate"/>
-      </w:r>
-      <w:r>
-        <w:t>[11]</w:t>
-      </w:r>
-      <w:r>
-        <w:fldChar w:fldCharType="end"/>
-      </w:r>
-      <w:r>
-        <w:t xml:space="preserve"> and Ling et al</w:t>
-      </w:r>
-      <w:r>
-        <w:t>.</w:t>
-      </w:r>
-      <w:r>
-        <w:t xml:space="preserve"> (2026) </w:t>
-      </w:r>
-      <w:r>
-        <w:fldChar w:fldCharType="begin"/>
-      </w:r>
-      <w:r>
-        <w:instrText xml:space="preserve"> ADDIN ZOTERO_ITEM CSL_CITATION {"citationID":"5apekVSt","properties":{"unsorted":false,"formattedCitation":"[12]","plainCitation":"[12]","noteIndex":0},"citationItems":[{"id":742,"uris":["http://zotero.org/users/20740871/items/77FZMWLF"],"itemData":{"id":742,"type":"article-journal","abstract":"Blending the carbon-free alternative fuel, NH3, into natural gas flames has potential to reduce the carbon emissions. The understanding of fundamental combustion properties is essential for in applications. In this study, the laminar burning velocity (SL) of the pre-dissociated ammonia + methane flame was measured by the heat flux method, under equivalent ratio ϕ = 0.6-1.5, oxygen concentration xO2 = 0.21-0.3 and ammonia dissociating ratio γ = 0-1, at 298 K and 1 atm. Most of the conditions have not been reported before in literature. Simulations were caried out using four models, where Han model shows the best agreement with the present experimental data. Reaction sensitivity analysis confirms a recent finding (DOI: 10.1016/j.proci.2024.105653) oxygen concentration and unburned mixture temperature Tu have the same effect on the SL of pre-dissociated NH3 + CH4 flame. Therefore, experimental data measured at 298 K under various oxygen conditions can be used to validate the kinetic model at elevated unburned temperatures, without requiring direct high-temperature measurements. Results show that SL increases linearly with oxygen content. and higher γ significantly amplify the promoting effect of NH3, particularly under lean and rich conditions. At Tu = 598 K, α slightly decreases with the increase of γ in lean conditions, while Ea shows non-monotonic variation. Radical analysis reveals that NH and NNH compete to consume H and OH at low γ, whereas enhanced dissociating continuously replenishes H radicals, weakening nitrogen hydrogen competition. At ϕ = 1, α remains nearly constant and Ea stabilizes when γ &gt; 0.4. Under rich conditions, both α and Ea show significant non-monotonic behavior due to γ redistributes flux between carbon chain and nitrogen radical pathways. Oxygen limitation reduces the sensitivity of H and OH, while CH3 decreases and NH, NNH increase. Nitrogen conversion follows: NH3→NH2→NH→N2O→N2, shifting from oxidation dominated NO formation under lean conditions to NCO mediated reduction mechanism under stoichiometric and rich conditions. With increasing γ, nitrogen transformation progressively favors the reduction pathway.","citation-key":"lingExperimental2026","container-title":"Journal of the Energy Institute","DOI":"10.1016/j.joei.2026.102503","ISSN":"1743-9671","journalAbbreviation":"Journal of the Energy Institute","page":"102503","source":"ScienceDirect","title":"Experimental and kinetic modeling study of the laminar burning velocity of pre-dissociated NH3 + CH4 flames","volume":"126","author":[{"family":"Ling","given":"Zhongqian"},{"family":"Lin","given":"Jiayi"},{"family":"Li","given":"Jiamin"},{"family":"Han","given":"Xinlu"},{"family":"Liu","given":"Maosheng"},{"family":"Yuan","given":"Dingkun"},{"family":"Wang","given":"Zhihua"}],"issued":{"date-parts":[["2026",6,1]]}}}],"schema":"https://github.com/citation-style-language/schema/raw/master/csl-citation.json"} </w:instrText>
-      </w:r>
-      <w:r>
-        <w:fldChar w:fldCharType="separate"/>
-      </w:r>
-      <w:r>
-        <w:t>[12]</w:t>
-      </w:r>
-      <w:r>
-        <w:fldChar w:fldCharType="end"/>
-      </w:r>
-      <w:r>
-        <w:t xml:space="preserve">. However, experimental datasets, for both fuel blends, lacked ample </w:t>
+        <w:t xml:space="preserve">. These data sets were proven to be consistent with each other and widely used chemical kinetic mechanisms. Present Mech was validated for </w:t>
+      </w:r>
+      <w:r>
+        <w:lastRenderedPageBreak/>
+        <w:t>NH</w:t>
+      </w:r>
+      <w:r>
+        <w:rPr>
+          <w:vertAlign w:val="subscript"/>
+        </w:rPr>
+        <w:t>3</w:t>
+      </w:r>
+      <w:r>
+        <w:t>/CH</w:t>
+      </w:r>
+      <w:r>
+        <w:rPr>
+          <w:vertAlign w:val="subscript"/>
+        </w:rPr>
+        <w:t>4</w:t>
+      </w:r>
+      <w:r>
+        <w:t xml:space="preserve">/air flames also. Experimental data for </w:t>
+      </w:r>
+      <w:r>
+        <w:t>NH</w:t>
+      </w:r>
+      <w:r>
+        <w:rPr>
+          <w:vertAlign w:val="subscript"/>
+        </w:rPr>
+        <w:t>3</w:t>
+      </w:r>
+      <w:r>
+        <w:t>/CH</w:t>
+      </w:r>
+      <w:r>
+        <w:rPr>
+          <w:vertAlign w:val="subscript"/>
+        </w:rPr>
+        <w:t>4</w:t>
+      </w:r>
+      <w:r>
+        <w:t xml:space="preserve">/air </w:t>
       </w:r>
       <m:oMath>
         <m:sSub>
@@ -6955,54 +9701,73 @@
         </m:sSub>
       </m:oMath>
       <w:r>
-        <w:t xml:space="preserve"> measurements at elevated pressures, making validation of Present Mech for high pressure combustion difficult.</w:t>
-      </w:r>
-    </w:p>
-    <w:p>
-      <w:pPr>
-        <w:pStyle w:val="Maintext"/>
-      </w:pPr>
-      <w:r>
-        <w:t>Figure 3</w:t>
-      </w:r>
-      <w:r>
-        <w:t xml:space="preserve"> compar</w:t>
-      </w:r>
-      <w:r>
-        <w:t xml:space="preserve">es </w:t>
-      </w:r>
-      <w:r>
-        <w:t>NH</w:t>
-      </w:r>
-      <w:r>
-        <w:rPr>
-          <w:vertAlign w:val="subscript"/>
-        </w:rPr>
-        <w:t>3</w:t>
-      </w:r>
-      <w:r>
-        <w:t>/CH</w:t>
-      </w:r>
-      <w:r>
-        <w:rPr>
-          <w:vertAlign w:val="subscript"/>
-        </w:rPr>
-        <w:t>4</w:t>
-      </w:r>
-      <w:r>
-        <w:t>/air predictions</w:t>
-      </w:r>
-      <w:r>
-        <w:t xml:space="preserve"> by the Present Mech</w:t>
-      </w:r>
-      <w:r>
-        <w:t xml:space="preserve"> to </w:t>
-      </w:r>
-      <w:r>
-        <w:t xml:space="preserve">experimentally </w:t>
-      </w:r>
-      <w:r>
-        <w:t xml:space="preserve">measured </w:t>
+        <w:t xml:space="preserve"> was compiled from</w:t>
+      </w:r>
+      <w:r>
+        <w:t xml:space="preserve"> </w:t>
+      </w:r>
+      <w:r>
+        <w:t xml:space="preserve">three datasets: Okafor et al. (2019) </w:t>
+      </w:r>
+      <w:r>
+        <w:fldChar w:fldCharType="begin"/>
+      </w:r>
+      <w:r>
+        <w:instrText xml:space="preserve"> ADDIN ZOTERO_ITEM CSL_CITATION {"citationID":"idJpMGCp","properties":{"unsorted":false,"formattedCitation":"[1]","plainCitation":"[1]","noteIndex":0},"citationItems":[{"id":196,"uris":["http://zotero.org/users/20740871/items/GI6AGGV5"],"itemData":{"id":196,"type":"article-journal","abstract":"Ammonia and blends of ammonia with methane are gaining increased interest as fuels for gas turbine applications and hence optimized reduced reaction mechanisms for the fuels are required for the development of combustors. However, there is a scarcity of measured data on the laminar burning velocity of the fuels for optimizing and validating reaction mechanisms especially at high pressures. In this study, an extensive set of measurements of the unstretched laminar burning velocity and Markstein lengths of CH4NH3-air flames at high pressures are reported for the first time and an optimized reduced reaction mechanism is proposed. The experiments were conducted in a constant volume chamber for various ammonia heat fractions in the fuel ranging from 0 to 0.30, equivalence ratios ranging from 0.7 to 1.3, and mixture pressures ranging from 0.10 to 0.50 MPa. The reduced reaction mechanism was developed from a detailed reaction mechanism for CH4NH3-air flames by Okafor et al., and optimized against the present measurements and data in the literature. It is shown that the reduced mechanism models the unstretched laminar burning velocity of NH3/air and CH4NH3-air flames with high fidelity at all studied conditions. It also models satisfactorily NH3, NO and CO concentration in CH4NH3O2N2 oxidation in a laminar flow reactor. Furthermore, the reduced mechanism is demonstrated to predict NO, OH, and NH profiles in a premixed stagnation NH3-air flame satisfactorily. The experimental measurements were also used to validate selected detailed reaction mechanisms. It was found that the significant over-prediction of NO production from NH3 oxidation by GRI Mech 3.0 is primarily due to the influence of the reaction NH+H2OHNO+H2, which in fact may not be important in fuel NO chemistry.","citation-key":"okaforMeasurement2019","container-title":"Combustion and Flame","DOI":"10.1016/j.combustflame.2019.03.008","ISSN":"0010-2180","journalAbbreviation":"Combustion and Flame","page":"162-175","source":"ScienceDirect","title":"Measurement and modelling of the laminar burning velocity of methane-ammonia-air flames at high pressures using a reduced reaction mechanism","volume":"204","author":[{"family":"Okafor","given":"Ekenechukwu Chijioke"},{"family":"Naito","given":"Yuji"},{"family":"Colson","given":"Sophie"},{"family":"Ichikawa","given":"Akinori"},{"family":"Kudo","given":"Taku"},{"family":"Hayakawa","given":"Akihiro"},{"family":"Kobayashi","given":"Hideaki"}],"issued":{"date-parts":[["2019",6,1]]}}}],"schema":"https://github.com/citation-style-language/schema/raw/master/csl-citation.json"} </w:instrText>
+      </w:r>
+      <w:r>
+        <w:fldChar w:fldCharType="separate"/>
+      </w:r>
+      <w:r>
+        <w:t>[1]</w:t>
+      </w:r>
+      <w:r>
+        <w:fldChar w:fldCharType="end"/>
+      </w:r>
+      <w:r>
+        <w:t xml:space="preserve">, Han et al. (2019) </w:t>
+      </w:r>
+      <w:r>
+        <w:fldChar w:fldCharType="begin"/>
+      </w:r>
+      <w:r>
+        <w:instrText xml:space="preserve"> ADDIN ZOTERO_ITEM CSL_CITATION {"citationID":"hRHllHiM","properties":{"unsorted":false,"formattedCitation":"[10]","plainCitation":"[10]","noteIndex":0},"citationItems":[{"id":251,"uris":["http://zotero.org/users/20740871/items/F9C8WH9E"],"itemData":{"id":251,"type":"article-journal","abstract":"Ammonia (NH3) is a promising energy carrier to store and transport renewable hydrogen (H2) that can be generated using, e.g., wind and solar energy. Direct combustion of NH3 is one of the possible methods to utilize the energy by the end users. To understand the combustion characteristics of NH3 as a fuel, the laminar burning velocities of NH3/air, NH3/H2/air, NH3/CO/air and NH3/CH4/air premixed flames were investigated experimentally using the heat flux method. Measurements are reported for a wide range of equivalence ratios and blending ratios. Kinetic modeling was also performed using available chemical kinetic mechanisms, namely the GRI-Mech 3.0, the Okafor et al. and the San Diego mechanisms. The experimental results for NH3/air flames agree well with the literature data and it is found that blending NH3 with H2 is the most effective manner to increase the burning velocity of NH3 based fuel mixtures. None of the kinetic mechanisms used can accurately predict most of the measured data. Sensitivity and reaction path analyses indicate that the oxidation of NH3 blended with the additive fuels considered can be understood as the parallel oxidation processes of the individual fuels, and that the source of discrepancy between the experimental and modeling results is related to the inaccuracy of the rate parameters of the N-containing reactions. In this regard, the present detailed and reliable experimental data is of special value for model development and validation.","citation-key":"hanExperimentalKineticModeling2019","container-title":"Combustion and Flame","DOI":"10.1016/j.combustflame.2019.05.003","ISSN":"0010-2180","journalAbbreviation":"Combustion and Flame","page":"214-226","source":"ScienceDirect","title":"Experimental and kinetic modeling study of laminar burning velocities of NH3/air, NH3/H2/air, NH3/CO/air and NH3/CH4/air premixed flames","volume":"206","author":[{"family":"Han","given":"Xinlu"},{"family":"Wang","given":"Zhihua"},{"family":"Costa","given":"Mário"},{"family":"Sun","given":"Zhiwei"},{"family":"He","given":"Yong"},{"family":"Cen","given":"Kefa"}],"issued":{"date-parts":[["2019",8,1]]}}}],"schema":"https://github.com/citation-style-language/schema/raw/master/csl-citation.json"} </w:instrText>
+      </w:r>
+      <w:r>
+        <w:fldChar w:fldCharType="separate"/>
+      </w:r>
+      <w:r>
+        <w:t>[10]</w:t>
+      </w:r>
+      <w:r>
+        <w:fldChar w:fldCharType="end"/>
+      </w:r>
+      <w:r>
+        <w:t xml:space="preserve"> and Ling et al</w:t>
+      </w:r>
+      <w:r>
+        <w:t>.</w:t>
+      </w:r>
+      <w:r>
+        <w:t xml:space="preserve"> (2026) </w:t>
+      </w:r>
+      <w:r>
+        <w:fldChar w:fldCharType="begin"/>
+      </w:r>
+      <w:r>
+        <w:instrText xml:space="preserve"> ADDIN ZOTERO_ITEM CSL_CITATION {"citationID":"5apekVSt","properties":{"unsorted":false,"formattedCitation":"[11]","plainCitation":"[11]","noteIndex":0},"citationItems":[{"id":742,"uris":["http://zotero.org/users/20740871/items/77FZMWLF"],"itemData":{"id":742,"type":"article-journal","abstract":"Blending the carbon-free alternative fuel, NH3, into natural gas flames has potential to reduce the carbon emissions. The understanding of fundamental combustion properties is essential for in applications. In this study, the laminar burning velocity (SL) of the pre-dissociated ammonia + methane flame was measured by the heat flux method, under equivalent ratio ϕ = 0.6-1.5, oxygen concentration xO2 = 0.21-0.3 and ammonia dissociating ratio γ = 0-1, at 298 K and 1 atm. Most of the conditions have not been reported before in literature. Simulations were caried out using four models, where Han model shows the best agreement with the present experimental data. Reaction sensitivity analysis confirms a recent finding (DOI: 10.1016/j.proci.2024.105653) oxygen concentration and unburned mixture temperature Tu have the same effect on the SL of pre-dissociated NH3 + CH4 flame. Therefore, experimental data measured at 298 K under various oxygen conditions can be used to validate the kinetic model at elevated unburned temperatures, without requiring direct high-temperature measurements. Results show that SL increases linearly with oxygen content. and higher γ significantly amplify the promoting effect of NH3, particularly under lean and rich conditions. At Tu = 598 K, α slightly decreases with the increase of γ in lean conditions, while Ea shows non-monotonic variation. Radical analysis reveals that NH and NNH compete to consume H and OH at low γ, whereas enhanced dissociating continuously replenishes H radicals, weakening nitrogen hydrogen competition. At ϕ = 1, α remains nearly constant and Ea stabilizes when γ &gt; 0.4. Under rich conditions, both α and Ea show significant non-monotonic behavior due to γ redistributes flux between carbon chain and nitrogen radical pathways. Oxygen limitation reduces the sensitivity of H and OH, while CH3 decreases and NH, NNH increase. Nitrogen conversion follows: NH3→NH2→NH→N2O→N2, shifting from oxidation dominated NO formation under lean conditions to NCO mediated reduction mechanism under stoichiometric and rich conditions. With increasing γ, nitrogen transformation progressively favors the reduction pathway.","citation-key":"lingExperimental2026","container-title":"Journal of the Energy Institute","DOI":"10.1016/j.joei.2026.102503","ISSN":"1743-9671","journalAbbreviation":"Journal of the Energy Institute","page":"102503","source":"ScienceDirect","title":"Experimental and kinetic modeling study of the laminar burning velocity of pre-dissociated NH3 + CH4 flames","volume":"126","author":[{"family":"Ling","given":"Zhongqian"},{"family":"Lin","given":"Jiayi"},{"family":"Li","given":"Jiamin"},{"family":"Han","given":"Xinlu"},{"family":"Liu","given":"Maosheng"},{"family":"Yuan","given":"Dingkun"},{"family":"Wang","given":"Zhihua"}],"issued":{"date-parts":[["2026",6,1]]}}}],"schema":"https://github.com/citation-style-language/schema/raw/master/csl-citation.json"} </w:instrText>
+      </w:r>
+      <w:r>
+        <w:fldChar w:fldCharType="separate"/>
+      </w:r>
+      <w:r>
+        <w:t>[11]</w:t>
+      </w:r>
+      <w:r>
+        <w:fldChar w:fldCharType="end"/>
+      </w:r>
+      <w:r>
+        <w:t xml:space="preserve">. However, experimental datasets, for both fuel blends, lacked ample </w:t>
       </w:r>
       <m:oMath>
         <m:sSub>
@@ -7010,7 +9775,6 @@
             <m:ctrlPr>
               <w:rPr>
                 <w:rFonts w:ascii="Cambria Math" w:hAnsi="Cambria Math"/>
-                <w:i/>
               </w:rPr>
             </m:ctrlPr>
           </m:sSubPr>
@@ -7033,29 +9797,60 @@
         </m:sSub>
       </m:oMath>
       <w:r>
-        <w:t xml:space="preserve"> from literature</w:t>
-      </w:r>
-      <w:r>
-        <w:t xml:space="preserve"> at stoichiometric equivalence ratio and </w:t>
-      </w:r>
-      <w:r>
-        <w:lastRenderedPageBreak/>
-        <w:t>atmospheric pressure</w:t>
-      </w:r>
-      <w:r>
-        <w:t xml:space="preserve"> to</w:t>
-      </w:r>
-      <w:r>
-        <w:t xml:space="preserve"> depict</w:t>
-      </w:r>
-      <w:r>
-        <w:t xml:space="preserve"> that</w:t>
-      </w:r>
-      <w:r>
-        <w:t xml:space="preserve"> </w:t>
-      </w:r>
-      <w:r>
-        <w:t xml:space="preserve">the </w:t>
+        <w:t xml:space="preserve"> measurements at elevated pressures, making validation of Present Mech for high pressure combustion difficult.</w:t>
+      </w:r>
+    </w:p>
+    <w:p>
+      <w:pPr>
+        <w:pStyle w:val="Maintext"/>
+      </w:pPr>
+      <w:r>
+        <w:t xml:space="preserve">Figure </w:t>
+      </w:r>
+      <w:r>
+        <w:t>3</w:t>
+      </w:r>
+      <w:r>
+        <w:t xml:space="preserve"> compar</w:t>
+      </w:r>
+      <w:r>
+        <w:t xml:space="preserve">es </w:t>
+      </w:r>
+      <w:r>
+        <w:t>NH</w:t>
+      </w:r>
+      <w:r>
+        <w:rPr>
+          <w:vertAlign w:val="subscript"/>
+        </w:rPr>
+        <w:t>3</w:t>
+      </w:r>
+      <w:r>
+        <w:t>/CH</w:t>
+      </w:r>
+      <w:r>
+        <w:rPr>
+          <w:vertAlign w:val="subscript"/>
+        </w:rPr>
+        <w:t>4</w:t>
+      </w:r>
+      <w:r>
+        <w:t>/air predictions</w:t>
+      </w:r>
+      <w:r>
+        <w:t xml:space="preserve"> by the </w:t>
+      </w:r>
+      <w:r>
+        <w:t>Present Mech</w:t>
+      </w:r>
+      <w:r>
+        <w:t xml:space="preserve"> to </w:t>
+      </w:r>
+      <w:r>
+        <w:t xml:space="preserve">experimentally </w:t>
+      </w:r>
+      <w:r>
+        <w:t xml:space="preserve">measured </w:t>
       </w:r>
       <m:oMath>
         <m:sSub>
@@ -7063,6 +9858,7 @@
             <m:ctrlPr>
               <w:rPr>
                 <w:rFonts w:ascii="Cambria Math" w:hAnsi="Cambria Math"/>
+                <w:i/>
               </w:rPr>
             </m:ctrlPr>
           </m:sSubPr>
@@ -7085,10 +9881,25 @@
         </m:sSub>
       </m:oMath>
       <w:r>
-        <w:t xml:space="preserve"> predictions are satisfactory. The model </w:t>
-      </w:r>
-      <w:r>
-        <w:t xml:space="preserve">also was able to validate </w:t>
+        <w:t xml:space="preserve"> from literature</w:t>
+      </w:r>
+      <w:r>
+        <w:t xml:space="preserve"> at stoichiometric equivalence ratio and atmospheric pressure</w:t>
+      </w:r>
+      <w:r>
+        <w:t xml:space="preserve"> to</w:t>
+      </w:r>
+      <w:r>
+        <w:t xml:space="preserve"> depict</w:t>
+      </w:r>
+      <w:r>
+        <w:t xml:space="preserve"> that</w:t>
+      </w:r>
+      <w:r>
+        <w:t xml:space="preserve"> </w:t>
+      </w:r>
+      <w:r>
+        <w:t xml:space="preserve">the </w:t>
       </w:r>
       <m:oMath>
         <m:sSub>
@@ -7118,6 +9929,39 @@
         </m:sSub>
       </m:oMath>
       <w:r>
+        <w:t xml:space="preserve"> predictions are satisfactory. The model </w:t>
+      </w:r>
+      <w:r>
+        <w:t xml:space="preserve">also was able to validate </w:t>
+      </w:r>
+      <m:oMath>
+        <m:sSub>
+          <m:sSubPr>
+            <m:ctrlPr>
+              <w:rPr>
+                <w:rFonts w:ascii="Cambria Math" w:hAnsi="Cambria Math"/>
+              </w:rPr>
+            </m:ctrlPr>
+          </m:sSubPr>
+          <m:e>
+            <m:r>
+              <w:rPr>
+                <w:rFonts w:ascii="Cambria Math" w:hAnsi="Cambria Math"/>
+              </w:rPr>
+              <m:t>S</m:t>
+            </m:r>
+          </m:e>
+          <m:sub>
+            <m:r>
+              <w:rPr>
+                <w:rFonts w:ascii="Cambria Math" w:hAnsi="Cambria Math"/>
+              </w:rPr>
+              <m:t>L</m:t>
+            </m:r>
+          </m:sub>
+        </m:sSub>
+      </m:oMath>
+      <w:r>
         <w:t xml:space="preserve"> predictions </w:t>
       </w:r>
       <w:r>
@@ -7172,10 +10016,7 @@
         <w:t>4</w:t>
       </w:r>
       <w:r>
-        <w:t xml:space="preserve">/air flame chemistry in </w:t>
-      </w:r>
-      <w:r>
-        <w:t xml:space="preserve">Present Mech </w:t>
+        <w:t xml:space="preserve">/air flame chemistry in Present Mech </w:t>
       </w:r>
       <w:r>
         <w:t>remain</w:t>
@@ -7198,13 +10039,13 @@
         <mc:AlternateContent>
           <mc:Choice Requires="wps">
             <w:drawing>
-              <wp:anchor distT="0" distB="0" distL="114300" distR="114300" simplePos="0" relativeHeight="251667456" behindDoc="0" locked="1" layoutInCell="1" allowOverlap="1" wp14:anchorId="0A6FC5EE" wp14:editId="7D08F899">
+              <wp:anchor distT="0" distB="0" distL="114300" distR="114300" simplePos="0" relativeHeight="251667456" behindDoc="0" locked="1" layoutInCell="1" allowOverlap="1" wp14:anchorId="0A6FC5EE" wp14:editId="66CA6102">
                 <wp:simplePos x="0" y="0"/>
                 <wp:positionH relativeFrom="page">
                   <wp:posOffset>720090</wp:posOffset>
                 </wp:positionH>
                 <wp:positionV relativeFrom="page">
-                  <wp:posOffset>6226175</wp:posOffset>
+                  <wp:posOffset>5973445</wp:posOffset>
                 </wp:positionV>
                 <wp:extent cx="3049270" cy="2624455"/>
                 <wp:effectExtent l="0" t="0" r="0" b="4445"/>
@@ -7254,7 +10095,7 @@
                                 <wp:inline distT="0" distB="0" distL="0" distR="0" wp14:anchorId="2E2208D0" wp14:editId="76BCDF1E">
                                   <wp:extent cx="2875591" cy="1725354"/>
                                   <wp:effectExtent l="0" t="0" r="1270" b="8255"/>
-                                  <wp:docPr id="1983131052" name="Picture 8"/>
+                                  <wp:docPr id="311405695" name="Picture 8"/>
                                   <wp:cNvGraphicFramePr>
                                     <a:graphicFrameLocks xmlns:a="http://schemas.openxmlformats.org/drawingml/2006/main" noChangeAspect="1"/>
                                   </wp:cNvGraphicFramePr>
@@ -7354,25 +10195,7 @@
                                 <w:rPr>
                                   <w:rFonts w:ascii="Cambria Math" w:eastAsia="ＭＳ 明朝" w:hAnsi="Cambria Math"/>
                                 </w:rPr>
-                                <m:t>ϕ</m:t>
-                              </m:r>
-                              <m:r>
-                                <w:rPr>
-                                  <w:rFonts w:ascii="Cambria Math" w:eastAsia="ＭＳ 明朝" w:hAnsi="Cambria Math"/>
-                                </w:rPr>
-                                <m:t>=</m:t>
-                              </m:r>
-                              <m:r>
-                                <w:rPr>
-                                  <w:rFonts w:ascii="Cambria Math" w:eastAsia="ＭＳ 明朝" w:hAnsi="Cambria Math"/>
-                                </w:rPr>
-                                <m:t>1.4</m:t>
-                              </m:r>
-                              <m:r>
-                                <w:rPr>
-                                  <w:rFonts w:ascii="Cambria Math" w:eastAsia="ＭＳ 明朝" w:hAnsi="Cambria Math"/>
-                                </w:rPr>
-                                <m:t>)</m:t>
+                                <m:t>ϕ=1.4)</m:t>
                               </m:r>
                             </m:oMath>
                             <w:r>
@@ -7416,7 +10239,7 @@
           </mc:Choice>
           <mc:Fallback>
             <w:pict>
-              <v:shape w14:anchorId="0A6FC5EE" id="Text Box 9" o:spid="_x0000_s1028" type="#_x0000_t202" style="position:absolute;left:0;text-align:left;margin-left:56.7pt;margin-top:490.25pt;width:240.1pt;height:206.65pt;z-index:251667456;visibility:visible;mso-wrap-style:square;mso-width-percent:0;mso-height-percent:0;mso-wrap-distance-left:9pt;mso-wrap-distance-top:0;mso-wrap-distance-right:9pt;mso-wrap-distance-bottom:0;mso-position-horizontal:absolute;mso-position-horizontal-relative:page;mso-position-vertical:absolute;mso-position-vertical-relative:page;mso-width-percent:0;mso-height-percent:0;mso-width-relative:margin;mso-height-relative:margin;v-text-anchor:top" o:gfxdata="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" stroked="f">
+              <v:shape w14:anchorId="0A6FC5EE" id="Text Box 9" o:spid="_x0000_s1028" type="#_x0000_t202" style="position:absolute;left:0;text-align:left;margin-left:56.7pt;margin-top:470.35pt;width:240.1pt;height:206.65pt;z-index:251667456;visibility:visible;mso-wrap-style:square;mso-width-percent:0;mso-height-percent:0;mso-wrap-distance-left:9pt;mso-wrap-distance-top:0;mso-wrap-distance-right:9pt;mso-wrap-distance-bottom:0;mso-position-horizontal:absolute;mso-position-horizontal-relative:page;mso-position-vertical:absolute;mso-position-vertical-relative:page;mso-width-percent:0;mso-height-percent:0;mso-width-relative:margin;mso-height-relative:margin;v-text-anchor:top" o:gfxdata="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" stroked="f">
                 <v:textbox>
                   <w:txbxContent>
                     <w:p>
@@ -7434,7 +10257,7 @@
                           <wp:inline distT="0" distB="0" distL="0" distR="0" wp14:anchorId="2E2208D0" wp14:editId="76BCDF1E">
                             <wp:extent cx="2875591" cy="1725354"/>
                             <wp:effectExtent l="0" t="0" r="1270" b="8255"/>
-                            <wp:docPr id="1983131052" name="Picture 8"/>
+                            <wp:docPr id="311405695" name="Picture 8"/>
                             <wp:cNvGraphicFramePr>
                               <a:graphicFrameLocks xmlns:a="http://schemas.openxmlformats.org/drawingml/2006/main" noChangeAspect="1"/>
                             </wp:cNvGraphicFramePr>
@@ -7534,25 +10357,7 @@
                           <w:rPr>
                             <w:rFonts w:ascii="Cambria Math" w:eastAsia="ＭＳ 明朝" w:hAnsi="Cambria Math"/>
                           </w:rPr>
-                          <m:t>ϕ</m:t>
-                        </m:r>
-                        <m:r>
-                          <w:rPr>
-                            <w:rFonts w:ascii="Cambria Math" w:eastAsia="ＭＳ 明朝" w:hAnsi="Cambria Math"/>
-                          </w:rPr>
-                          <m:t>=</m:t>
-                        </m:r>
-                        <m:r>
-                          <w:rPr>
-                            <w:rFonts w:ascii="Cambria Math" w:eastAsia="ＭＳ 明朝" w:hAnsi="Cambria Math"/>
-                          </w:rPr>
-                          <m:t>1.4</m:t>
-                        </m:r>
-                        <m:r>
-                          <w:rPr>
-                            <w:rFonts w:ascii="Cambria Math" w:eastAsia="ＭＳ 明朝" w:hAnsi="Cambria Math"/>
-                          </w:rPr>
-                          <m:t>)</m:t>
+                          <m:t>ϕ=1.4)</m:t>
                         </m:r>
                       </m:oMath>
                       <w:r>
@@ -7595,7 +10400,16 @@
         <w:pStyle w:val="Maintext"/>
       </w:pPr>
       <w:r>
-        <w:t>Figure 4 and 5</w:t>
+        <w:t xml:space="preserve">Figure </w:t>
+      </w:r>
+      <w:r>
+        <w:t>4</w:t>
+      </w:r>
+      <w:r>
+        <w:t xml:space="preserve"> and </w:t>
+      </w:r>
+      <w:r>
+        <w:t>5</w:t>
       </w:r>
       <w:r>
         <w:t xml:space="preserve"> displayed accurate modelling of NH</w:t>
@@ -7687,13 +10501,13 @@
         <mc:AlternateContent>
           <mc:Choice Requires="wps">
             <w:drawing>
-              <wp:anchor distT="0" distB="0" distL="114300" distR="114300" simplePos="0" relativeHeight="251665408" behindDoc="0" locked="1" layoutInCell="1" allowOverlap="1" wp14:anchorId="32E81171" wp14:editId="3AA0A12E">
+              <wp:anchor distT="0" distB="0" distL="114300" distR="114300" simplePos="0" relativeHeight="251665408" behindDoc="0" locked="1" layoutInCell="1" allowOverlap="1" wp14:anchorId="32E81171" wp14:editId="5FE8835F">
                 <wp:simplePos x="0" y="0"/>
                 <wp:positionH relativeFrom="page">
                   <wp:posOffset>716915</wp:posOffset>
                 </wp:positionH>
                 <wp:positionV relativeFrom="page">
-                  <wp:posOffset>3453130</wp:posOffset>
+                  <wp:posOffset>3451860</wp:posOffset>
                 </wp:positionV>
                 <wp:extent cx="3049270" cy="2624455"/>
                 <wp:effectExtent l="0" t="0" r="0" b="4445"/>
@@ -7743,7 +10557,7 @@
                                 <wp:inline distT="0" distB="0" distL="0" distR="0" wp14:anchorId="0BF1E81B" wp14:editId="50235F79">
                                   <wp:extent cx="2875591" cy="1725354"/>
                                   <wp:effectExtent l="0" t="0" r="1270" b="8255"/>
-                                  <wp:docPr id="104796288" name="Picture 8"/>
+                                  <wp:docPr id="103760833" name="Picture 8"/>
                                   <wp:cNvGraphicFramePr>
                                     <a:graphicFrameLocks xmlns:a="http://schemas.openxmlformats.org/drawingml/2006/main" noChangeAspect="1"/>
                                   </wp:cNvGraphicFramePr>
@@ -7843,13 +10657,7 @@
                                 <w:rPr>
                                   <w:rFonts w:ascii="Cambria Math" w:eastAsia="ＭＳ 明朝" w:hAnsi="Cambria Math"/>
                                 </w:rPr>
-                                <m:t>ϕ</m:t>
-                              </m:r>
-                              <m:r>
-                                <w:rPr>
-                                  <w:rFonts w:ascii="Cambria Math" w:eastAsia="ＭＳ 明朝" w:hAnsi="Cambria Math"/>
-                                </w:rPr>
-                                <m:t>=0.7)</m:t>
+                                <m:t>ϕ=0.7)</m:t>
                               </m:r>
                             </m:oMath>
                             <w:r>
@@ -7893,7 +10701,7 @@
           </mc:Choice>
           <mc:Fallback>
             <w:pict>
-              <v:shape w14:anchorId="32E81171" id="_x0000_s1029" type="#_x0000_t202" style="position:absolute;left:0;text-align:left;margin-left:56.45pt;margin-top:271.9pt;width:240.1pt;height:206.65pt;z-index:251665408;visibility:visible;mso-wrap-style:square;mso-width-percent:0;mso-height-percent:0;mso-wrap-distance-left:9pt;mso-wrap-distance-top:0;mso-wrap-distance-right:9pt;mso-wrap-distance-bottom:0;mso-position-horizontal:absolute;mso-position-horizontal-relative:page;mso-position-vertical:absolute;mso-position-vertical-relative:page;mso-width-percent:0;mso-height-percent:0;mso-width-relative:margin;mso-height-relative:margin;v-text-anchor:top" o:gfxdata="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" stroked="f">
+              <v:shape w14:anchorId="32E81171" id="_x0000_s1029" type="#_x0000_t202" style="position:absolute;left:0;text-align:left;margin-left:56.45pt;margin-top:271.8pt;width:240.1pt;height:206.65pt;z-index:251665408;visibility:visible;mso-wrap-style:square;mso-width-percent:0;mso-height-percent:0;mso-wrap-distance-left:9pt;mso-wrap-distance-top:0;mso-wrap-distance-right:9pt;mso-wrap-distance-bottom:0;mso-position-horizontal:absolute;mso-position-horizontal-relative:page;mso-position-vertical:absolute;mso-position-vertical-relative:page;mso-width-percent:0;mso-height-percent:0;mso-width-relative:margin;mso-height-relative:margin;v-text-anchor:top" o:gfxdata="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" stroked="f">
                 <v:textbox>
                   <w:txbxContent>
                     <w:p>
@@ -7911,7 +10719,7 @@
                           <wp:inline distT="0" distB="0" distL="0" distR="0" wp14:anchorId="0BF1E81B" wp14:editId="50235F79">
                             <wp:extent cx="2875591" cy="1725354"/>
                             <wp:effectExtent l="0" t="0" r="1270" b="8255"/>
-                            <wp:docPr id="104796288" name="Picture 8"/>
+                            <wp:docPr id="103760833" name="Picture 8"/>
                             <wp:cNvGraphicFramePr>
                               <a:graphicFrameLocks xmlns:a="http://schemas.openxmlformats.org/drawingml/2006/main" noChangeAspect="1"/>
                             </wp:cNvGraphicFramePr>
@@ -8011,13 +10819,7 @@
                           <w:rPr>
                             <w:rFonts w:ascii="Cambria Math" w:eastAsia="ＭＳ 明朝" w:hAnsi="Cambria Math"/>
                           </w:rPr>
-                          <m:t>ϕ</m:t>
-                        </m:r>
-                        <m:r>
-                          <w:rPr>
-                            <w:rFonts w:ascii="Cambria Math" w:eastAsia="ＭＳ 明朝" w:hAnsi="Cambria Math"/>
-                          </w:rPr>
-                          <m:t>=0.7)</m:t>
+                          <m:t>ϕ=0.7)</m:t>
                         </m:r>
                       </m:oMath>
                       <w:r>
@@ -8063,16 +10865,16 @@
         <mc:AlternateContent>
           <mc:Choice Requires="wps">
             <w:drawing>
-              <wp:anchor distT="0" distB="0" distL="114300" distR="114300" simplePos="0" relativeHeight="251663360" behindDoc="0" locked="1" layoutInCell="1" allowOverlap="1" wp14:anchorId="1B1AD8E6" wp14:editId="4B212E60">
+              <wp:anchor distT="0" distB="0" distL="114300" distR="114300" simplePos="0" relativeHeight="251663360" behindDoc="0" locked="1" layoutInCell="1" allowOverlap="1" wp14:anchorId="1B1AD8E6" wp14:editId="5C011524">
                 <wp:simplePos x="0" y="0"/>
                 <wp:positionH relativeFrom="page">
-                  <wp:posOffset>716915</wp:posOffset>
+                  <wp:posOffset>715010</wp:posOffset>
                 </wp:positionH>
                 <wp:positionV relativeFrom="page">
-                  <wp:posOffset>901065</wp:posOffset>
+                  <wp:posOffset>897890</wp:posOffset>
                 </wp:positionV>
-                <wp:extent cx="3049270" cy="2677160"/>
-                <wp:effectExtent l="0" t="0" r="0" b="8890"/>
+                <wp:extent cx="3049270" cy="2552065"/>
+                <wp:effectExtent l="0" t="0" r="0" b="635"/>
                 <wp:wrapTopAndBottom/>
                 <wp:docPr id="1785345321" name="Text Box 5"/>
                 <wp:cNvGraphicFramePr>
@@ -8087,7 +10889,7 @@
                       <wps:spPr bwMode="auto">
                         <a:xfrm>
                           <a:off x="0" y="0"/>
-                          <a:ext cx="3049270" cy="2677160"/>
+                          <a:ext cx="3049270" cy="2552065"/>
                         </a:xfrm>
                         <a:prstGeom prst="rect">
                           <a:avLst/>
@@ -8119,7 +10921,7 @@
                                 <wp:inline distT="0" distB="0" distL="0" distR="0" wp14:anchorId="6FFFB802" wp14:editId="2D9569EA">
                                   <wp:extent cx="2876826" cy="1726095"/>
                                   <wp:effectExtent l="0" t="0" r="0" b="7620"/>
-                                  <wp:docPr id="1708147523" name="Picture 4"/>
+                                  <wp:docPr id="2105996281" name="Picture 4"/>
                                   <wp:cNvGraphicFramePr>
                                     <a:graphicFrameLocks xmlns:a="http://schemas.openxmlformats.org/drawingml/2006/main" noChangeAspect="1"/>
                                   </wp:cNvGraphicFramePr>
@@ -8285,7 +11087,7 @@
           </mc:Choice>
           <mc:Fallback>
             <w:pict>
-              <v:shape w14:anchorId="1B1AD8E6" id="Text Box 5" o:spid="_x0000_s1030" type="#_x0000_t202" style="position:absolute;left:0;text-align:left;margin-left:56.45pt;margin-top:70.95pt;width:240.1pt;height:210.8pt;z-index:251663360;visibility:visible;mso-wrap-style:square;mso-width-percent:0;mso-height-percent:0;mso-wrap-distance-left:9pt;mso-wrap-distance-top:0;mso-wrap-distance-right:9pt;mso-wrap-distance-bottom:0;mso-position-horizontal:absolute;mso-position-horizontal-relative:page;mso-position-vertical:absolute;mso-position-vertical-relative:page;mso-width-percent:0;mso-height-percent:0;mso-width-relative:margin;mso-height-relative:margin;v-text-anchor:top" o:gfxdata="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" stroked="f">
+              <v:shape w14:anchorId="1B1AD8E6" id="Text Box 5" o:spid="_x0000_s1030" type="#_x0000_t202" style="position:absolute;left:0;text-align:left;margin-left:56.3pt;margin-top:70.7pt;width:240.1pt;height:200.95pt;z-index:251663360;visibility:visible;mso-wrap-style:square;mso-width-percent:0;mso-height-percent:0;mso-wrap-distance-left:9pt;mso-wrap-distance-top:0;mso-wrap-distance-right:9pt;mso-wrap-distance-bottom:0;mso-position-horizontal:absolute;mso-position-horizontal-relative:page;mso-position-vertical:absolute;mso-position-vertical-relative:page;mso-width-percent:0;mso-height-percent:0;mso-width-relative:margin;mso-height-relative:margin;v-text-anchor:top" o:gfxdata="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" stroked="f">
                 <v:textbox>
                   <w:txbxContent>
                     <w:p>
@@ -8303,7 +11105,7 @@
                           <wp:inline distT="0" distB="0" distL="0" distR="0" wp14:anchorId="6FFFB802" wp14:editId="2D9569EA">
                             <wp:extent cx="2876826" cy="1726095"/>
                             <wp:effectExtent l="0" t="0" r="0" b="7620"/>
-                            <wp:docPr id="1708147523" name="Picture 4"/>
+                            <wp:docPr id="2105996281" name="Picture 4"/>
                             <wp:cNvGraphicFramePr>
                               <a:graphicFrameLocks xmlns:a="http://schemas.openxmlformats.org/drawingml/2006/main" noChangeAspect="1"/>
                             </wp:cNvGraphicFramePr>
@@ -8518,13 +11320,13 @@
         <w:fldChar w:fldCharType="begin"/>
       </w:r>
       <w:r>
-        <w:instrText xml:space="preserve"> ADDIN ZOTERO_ITEM CSL_CITATION {"citationID":"O3jfqFGP","properties":{"unsorted":false,"formattedCitation":"[13]","plainCitation":"[13]","noteIndex":0},"citationItems":[{"id":727,"uris":["http://zotero.org/users/20740871/items/XCXB3HFQ"],"itemData":{"id":727,"type":"article-journal","abstract":"Mixing ammonia with syngas can be a promising way to overcome the low reactivity of ammonia, allowing it to find usage in IGCC (Integrated Gasification Combined Cycle) systems and gas turbines for power generation. However, fundamental experimental data on laminar burning velocity of NH3/syngas/air are rather scarce, especially at elevated pressures. This information is critical for the development and validation of reaction mechanisms and advances in combustor design. In the present work, measurements of the laminar burning velocities (SL) of NH3/syngas/air, NH3/CO/air, and NH3/H2/air premixed flames were performed by the heat flux method at pressures up to 5 atm, equivalence ratios ranging from 0.7 to 1.6, ammonia mole fractions in the fuel mixture from 0.2 to 1.0 in the NH3/syngas/air mixtures and 0.03–1.0 in the NH3/CO/air mixtures. Several recently published ammonia oxidation mechanisms were tested against the present experimental data. The measurements and predictions of SL exhibit discrepancies especially for NH3/H2/air flames at elevated pressures. The pressure exponent factors, β, characterizing burning velocity at elevated pressure via empirical power-law correlation SL/SL0 = (P/P0)β are extracted from the measured SL and compared with the numerical results. The thermal, diffusion, and chemical effects of blending syngas with ammonia on SL of the mixtures are distinguished, and the dominant role of the adiabatic flame temperature on the variation of the pressure exponent β is discussed. Kinetic modeling and sensitivity analyses showed that reactions of NHi to N2Hi (i = 0–4) species affect the predicted SL under rich conditions. At elevated pressures, these reactions also affect the NO formation via third-body collision reactions and NHi + NO reactions. Even for rich flames, the ammonia consumption is favored with the addition of syngas which also promotes NO formation by enriching the H and OH radical pools and increasing the flame temperature. The addition of hydrogen or carbon monoxide has equally promoting effect on the ammonia decomposition and NOx formation although their flame speed differs a lot.","citation-key":"wangExperimentalStudyKinetic2020","container-title":"Combustion and Flame","DOI":"10.1016/j.combustflame.2020.08.004","ISSN":"0010-2180","journalAbbreviation":"Combustion and Flame","page":"270-287","source":"ScienceDirect","title":"Experimental study and kinetic analysis of the laminar burning velocity of NH3/syngas/air, NH3/CO/air and NH3/H2/air premixed flames at elevated pressures","volume":"221","author":[{"family":"Wang","given":"Shixing"},{"family":"Wang","given":"Zhihua"},{"family":"Elbaz","given":"Ayman M."},{"family":"Han","given":"Xinlu"},{"family":"He","given":"Yong"},{"family":"Costa","given":"Mário"},{"family":"Konnov","given":"Alexander A."},{"family":"Roberts","given":"William L."}],"issued":{"date-parts":[["2020",11,1]]}}}],"schema":"https://github.com/citation-style-language/schema/raw/master/csl-citation.json"} </w:instrText>
+        <w:instrText xml:space="preserve"> ADDIN ZOTERO_ITEM CSL_CITATION {"citationID":"O3jfqFGP","properties":{"unsorted":false,"formattedCitation":"[12]","plainCitation":"[12]","noteIndex":0},"citationItems":[{"id":727,"uris":["http://zotero.org/users/20740871/items/XCXB3HFQ"],"itemData":{"id":727,"type":"article-journal","abstract":"Mixing ammonia with syngas can be a promising way to overcome the low reactivity of ammonia, allowing it to find usage in IGCC (Integrated Gasification Combined Cycle) systems and gas turbines for power generation. However, fundamental experimental data on laminar burning velocity of NH3/syngas/air are rather scarce, especially at elevated pressures. This information is critical for the development and validation of reaction mechanisms and advances in combustor design. In the present work, measurements of the laminar burning velocities (SL) of NH3/syngas/air, NH3/CO/air, and NH3/H2/air premixed flames were performed by the heat flux method at pressures up to 5 atm, equivalence ratios ranging from 0.7 to 1.6, ammonia mole fractions in the fuel mixture from 0.2 to 1.0 in the NH3/syngas/air mixtures and 0.03–1.0 in the NH3/CO/air mixtures. Several recently published ammonia oxidation mechanisms were tested against the present experimental data. The measurements and predictions of SL exhibit discrepancies especially for NH3/H2/air flames at elevated pressures. The pressure exponent factors, β, characterizing burning velocity at elevated pressure via empirical power-law correlation SL/SL0 = (P/P0)β are extracted from the measured SL and compared with the numerical results. The thermal, diffusion, and chemical effects of blending syngas with ammonia on SL of the mixtures are distinguished, and the dominant role of the adiabatic flame temperature on the variation of the pressure exponent β is discussed. Kinetic modeling and sensitivity analyses showed that reactions of NHi to N2Hi (i = 0–4) species affect the predicted SL under rich conditions. At elevated pressures, these reactions also affect the NO formation via third-body collision reactions and NHi + NO reactions. Even for rich flames, the ammonia consumption is favored with the addition of syngas which also promotes NO formation by enriching the H and OH radical pools and increasing the flame temperature. The addition of hydrogen or carbon monoxide has equally promoting effect on the ammonia decomposition and NOx formation although their flame speed differs a lot.","citation-key":"wangExperimentalStudyKinetic2020","container-title":"Combustion and Flame","DOI":"10.1016/j.combustflame.2020.08.004","ISSN":"0010-2180","journalAbbreviation":"Combustion and Flame","page":"270-287","source":"ScienceDirect","title":"Experimental study and kinetic analysis of the laminar burning velocity of NH3/syngas/air, NH3/CO/air and NH3/H2/air premixed flames at elevated pressures","volume":"221","author":[{"family":"Wang","given":"Shixing"},{"family":"Wang","given":"Zhihua"},{"family":"Elbaz","given":"Ayman M."},{"family":"Han","given":"Xinlu"},{"family":"He","given":"Yong"},{"family":"Costa","given":"Mário"},{"family":"Konnov","given":"Alexander A."},{"family":"Roberts","given":"William L."}],"issued":{"date-parts":[["2020",11,1]]}}}],"schema":"https://github.com/citation-style-language/schema/raw/master/csl-citation.json"} </w:instrText>
       </w:r>
       <w:r>
         <w:fldChar w:fldCharType="separate"/>
       </w:r>
       <w:r>
-        <w:t>[13]</w:t>
+        <w:t>[12]</w:t>
       </w:r>
       <w:r>
         <w:fldChar w:fldCharType="end"/>
@@ -8582,13 +11384,13 @@
         <w:fldChar w:fldCharType="begin"/>
       </w:r>
       <w:r>
-        <w:instrText xml:space="preserve"> ADDIN ZOTERO_ITEM CSL_CITATION {"citationID":"pGpNApZ5","properties":{"unsorted":false,"formattedCitation":"[6]","plainCitation":"[6]","noteIndex":0},"citationItems":[{"id":733,"uris":["http://zotero.org/users/20740871/items/T3E45C4C"],"itemData":{"id":733,"type":"article-journal","abstract":"The application of ammonia (NH3) blended with hydrogen (H2) as a fuel in combustion systems is a practical approach to decarbonise the energy sector, and the combustion of the fuel at rich conditions is relevant in emissions control through rich-lean combustion. However, the chemistry of rich NH3/H2 flames at high pressure, and the interaction between NH3 and H2 still need to be clarified. Therefore, the present study focuses on the chemical kinetics of NH3/H2/air flames at rich conditions and elevated pressures. To validate chemical kinetics in the literature, the laminar burning velocity of NH3/H2/Air premixed flames were measured at 0.1 and 0.5 MPa and equivalence ratios up to 1.8. The results show that the seven kinetics mechanisms studied could not satisfactorily predict the measurements at fuel-rich conditions and elevated pressure. The kinetics mechanism by Han et al. was optimized, leading to a new detailed kinetics, which can be reduced to 26 species and 119 reactions and satisfactorily predicts the present measurements and those in the literature. Analysis of the chemistry of NH3/H2 flames using the new mechanism shows NH3 and H2 kinetics are strongly coupled through a H2 decomposition/recovery mechanism, here named H2 recovery mechanism, which is important in modelling the burning velocity of the flame at fuel-rich conditions. The burned gas Markstein length was also extracted from the measured flame speed and its behaviour was studied using theoretical correlations.","citation-key":"gotamaMeasurement2022","container-title":"Combustion and Flame","DOI":"10.1016/j.combustflame.2021.111753","ISSN":"0010-2180","journalAbbreviation":"Combustion and Flame","page":"111753","source":"ScienceDirect","title":"Measurement of the laminar burning velocity and kinetics study of the importance of the hydrogen recovery mechanism of ammonia/hydrogen/air premixed flames","volume":"236","author":[{"family":"Gotama","given":"Gabriel J."},{"family":"Hayakawa","given":"Akihiro"},{"family":"Okafor","given":"Ekenechukwu C."},{"family":"Kanoshima","given":"Ryuhei"},{"family":"Hayashi","given":"Masao"},{"family":"Kudo","given":"Taku"},{"family":"Kobayashi","given":"Hideaki"}],"issued":{"date-parts":[["2022",2,1]]}}}],"schema":"https://github.com/citation-style-language/schema/raw/master/csl-citation.json"} </w:instrText>
+        <w:instrText xml:space="preserve"> ADDIN ZOTERO_ITEM CSL_CITATION {"citationID":"pGpNApZ5","properties":{"unsorted":false,"formattedCitation":"[4]","plainCitation":"[4]","noteIndex":0},"citationItems":[{"id":733,"uris":["http://zotero.org/users/20740871/items/T3E45C4C"],"itemData":{"id":733,"type":"article-journal","abstract":"The application of ammonia (NH3) blended with hydrogen (H2) as a fuel in combustion systems is a practical approach to decarbonise the energy sector, and the combustion of the fuel at rich conditions is relevant in emissions control through rich-lean combustion. However, the chemistry of rich NH3/H2 flames at high pressure, and the interaction between NH3 and H2 still need to be clarified. Therefore, the present study focuses on the chemical kinetics of NH3/H2/air flames at rich conditions and elevated pressures. To validate chemical kinetics in the literature, the laminar burning velocity of NH3/H2/Air premixed flames were measured at 0.1 and 0.5 MPa and equivalence ratios up to 1.8. The results show that the seven kinetics mechanisms studied could not satisfactorily predict the measurements at fuel-rich conditions and elevated pressure. The kinetics mechanism by Han et al. was optimized, leading to a new detailed kinetics, which can be reduced to 26 species and 119 reactions and satisfactorily predicts the present measurements and those in the literature. Analysis of the chemistry of NH3/H2 flames using the new mechanism shows NH3 and H2 kinetics are strongly coupled through a H2 decomposition/recovery mechanism, here named H2 recovery mechanism, which is important in modelling the burning velocity of the flame at fuel-rich conditions. The burned gas Markstein length was also extracted from the measured flame speed and its behaviour was studied using theoretical correlations.","citation-key":"gotamaMeasurement2022","container-title":"Combustion and Flame","DOI":"10.1016/j.combustflame.2021.111753","ISSN":"0010-2180","journalAbbreviation":"Combustion and Flame","page":"111753","source":"ScienceDirect","title":"Measurement of the laminar burning velocity and kinetics study of the importance of the hydrogen recovery mechanism of ammonia/hydrogen/air premixed flames","volume":"236","author":[{"family":"Gotama","given":"Gabriel J."},{"family":"Hayakawa","given":"Akihiro"},{"family":"Okafor","given":"Ekenechukwu C."},{"family":"Kanoshima","given":"Ryuhei"},{"family":"Hayashi","given":"Masao"},{"family":"Kudo","given":"Taku"},{"family":"Kobayashi","given":"Hideaki"}],"issued":{"date-parts":[["2022",2,1]]}}}],"schema":"https://github.com/citation-style-language/schema/raw/master/csl-citation.json"} </w:instrText>
       </w:r>
       <w:r>
         <w:fldChar w:fldCharType="separate"/>
       </w:r>
       <w:r>
-        <w:t>[6]</w:t>
+        <w:t>[4]</w:t>
       </w:r>
       <w:r>
         <w:fldChar w:fldCharType="end"/>
@@ -8622,236 +11424,155 @@
     </w:p>
     <w:p>
       <w:pPr>
-        <w:pStyle w:val="Reference"/>
-      </w:pPr>
-      <w:r>
-        <w:t xml:space="preserve">E. C. Okafor, Y. Naito, S. Colson, A. Ichikawa, T. Kudo, A. Hayakawa, and H. Kobayashi, </w:t>
-      </w:r>
-      <w:r>
-        <w:rPr>
-          <w:i/>
-          <w:iCs/>
-        </w:rPr>
-        <w:t>Combust. Flame</w:t>
-      </w:r>
-      <w:r>
-        <w:t>, 204, (2019), 162–175.</w:t>
+        <w:pStyle w:val="Bibliography"/>
+      </w:pPr>
+      <w:r>
+        <w:fldChar w:fldCharType="begin"/>
+      </w:r>
+      <w:r>
+        <w:instrText xml:space="preserve"> ADDIN ZOTERO_BIBL {"uncited":[],"omitted":[],"custom":[]} CSL_BIBLIOGRAPHY </w:instrText>
+      </w:r>
+      <w:r>
+        <w:fldChar w:fldCharType="separate"/>
+      </w:r>
+      <w:r>
+        <w:t>[1]</w:t>
+      </w:r>
+      <w:r>
+        <w:tab/>
+        <w:t>E.C. Okafor, Y. Naito, S. Colson, A. Ichikawa, T. Kudo, A. Hayakawa, H. Kobayashi, Combust. Flame 204 (2019) 162–175.</w:t>
       </w:r>
     </w:p>
     <w:p>
       <w:pPr>
-        <w:pStyle w:val="Reference"/>
-      </w:pPr>
-      <w:r>
-        <w:t xml:space="preserve">E. C. Okafor, Y. Naito, S. Colson, A. Ichikawa, T. Kudo, A. Hayakawa, and H. Kobayashi, </w:t>
-      </w:r>
-      <w:r>
-        <w:rPr>
-          <w:i/>
-          <w:iCs/>
-        </w:rPr>
-        <w:t>Combust. Flame</w:t>
-      </w:r>
-      <w:r>
-        <w:t>, 187, (2018), 185–198.</w:t>
+        <w:pStyle w:val="Bibliography"/>
+      </w:pPr>
+      <w:r>
+        <w:t>[2]</w:t>
+      </w:r>
+      <w:r>
+        <w:tab/>
+        <w:t>B. Mei, X. Zhang, S. Ma, M. Cui, H. Guo, Z. Cao, Y. Li, Combust. Flame 210 (2019) 236–246.</w:t>
       </w:r>
     </w:p>
     <w:p>
       <w:pPr>
-        <w:pStyle w:val="Reference"/>
-      </w:pPr>
-      <w:r>
-        <w:t xml:space="preserve">B. Mei, X. Zhang, S. Ma, M. Cui, H. Guo, Z. Cao, and Y. Li, </w:t>
-      </w:r>
-      <w:r>
-        <w:rPr>
-          <w:i/>
-          <w:iCs/>
-        </w:rPr>
-        <w:t>Combust. Flame</w:t>
-      </w:r>
-      <w:r>
-        <w:t>, 210, (2019), 236–246.</w:t>
+        <w:pStyle w:val="Bibliography"/>
+      </w:pPr>
+      <w:r>
+        <w:t>[3]</w:t>
+      </w:r>
+      <w:r>
+        <w:tab/>
+        <w:t>W.S. Chai, Y. Bao, P. Jin, G. Tang, L. Zhou, Renew. Sustain. Energy Rev. 147 (2021) 111254.</w:t>
       </w:r>
     </w:p>
     <w:p>
       <w:pPr>
-        <w:pStyle w:val="Reference"/>
-      </w:pPr>
-      <w:r>
-        <w:t xml:space="preserve">W. S. Chai, Y. Bao, P. Jin, G. Tang, and L. Zhou, </w:t>
-      </w:r>
-      <w:r>
-        <w:rPr>
-          <w:i/>
-          <w:iCs/>
-        </w:rPr>
-        <w:t>Renew. Sustain. Energy Rev.</w:t>
-      </w:r>
-      <w:r>
-        <w:t>, 147, (2021), 111254.</w:t>
+        <w:pStyle w:val="Bibliography"/>
+      </w:pPr>
+      <w:r>
+        <w:t>[4]</w:t>
+      </w:r>
+      <w:r>
+        <w:tab/>
+        <w:t>G.J. Gotama, A. Hayakawa, E.C. Okafor, R. Kanoshima, M. Hayashi, T. Kudo, H. Kobayashi, Combust. Flame 236 (2022) 111753.</w:t>
       </w:r>
     </w:p>
     <w:p>
       <w:pPr>
-        <w:pStyle w:val="Reference"/>
-      </w:pPr>
-      <w:r>
-        <w:t xml:space="preserve">R. Li, A. A. Konnov, G. He, F. Qin, and D. Zhang, </w:t>
-      </w:r>
-      <w:r>
-        <w:rPr>
-          <w:i/>
-          <w:iCs/>
-        </w:rPr>
-        <w:t>Fuel</w:t>
-      </w:r>
-      <w:r>
-        <w:t>, 257, (2019), 116059.</w:t>
+        <w:pStyle w:val="Bibliography"/>
+      </w:pPr>
+      <w:r>
+        <w:t>[5]</w:t>
+      </w:r>
+      <w:r>
+        <w:tab/>
+        <w:t>H. Nakamura, S. Hasegawa, T. Tezuka, Combust. Flame 185 (2017) 16–27.</w:t>
       </w:r>
     </w:p>
     <w:p>
       <w:pPr>
-        <w:pStyle w:val="Reference"/>
-      </w:pPr>
-      <w:r>
-        <w:t xml:space="preserve">G. J. Gotama, A. Hayakawa, E. C. Okafor, R. Kanoshima, M. Hayashi, T. Kudo, and H. Kobayashi, </w:t>
-      </w:r>
-      <w:r>
-        <w:rPr>
-          <w:i/>
-          <w:iCs/>
-        </w:rPr>
-        <w:t>Combust. Flame</w:t>
-      </w:r>
-      <w:r>
-        <w:t>, 236, (2022), 111753.</w:t>
+        <w:pStyle w:val="Bibliography"/>
+      </w:pPr>
+      <w:r>
+        <w:t>[6]</w:t>
+      </w:r>
+      <w:r>
+        <w:tab/>
+        <w:t>P.B. Pagsberg, J. Eriksen, H.C. Christensen, J. Phys. Chem. 83 (1979) 582–590.</w:t>
       </w:r>
     </w:p>
     <w:p>
       <w:pPr>
-        <w:pStyle w:val="Reference"/>
-      </w:pPr>
-      <w:r>
-        <w:t xml:space="preserve">X. Han, Z. Wang, Y. He, Y. Zhu, and K. Cen, </w:t>
-      </w:r>
-      <w:r>
-        <w:rPr>
-          <w:i/>
-          <w:iCs/>
-        </w:rPr>
-        <w:t>Combust. Flame</w:t>
-      </w:r>
-      <w:r>
-        <w:t>, 213, (2020), 1–13.</w:t>
+        <w:pStyle w:val="Bibliography"/>
+      </w:pPr>
+      <w:r>
+        <w:t>[7]</w:t>
+      </w:r>
+      <w:r>
+        <w:tab/>
+        <w:t>P. Glarborg, J.A. Miller, B. Ruscic, S.J. Klippenstein, Prog. Energy Combust. Sci. 67 (2018) 31–68.</w:t>
       </w:r>
     </w:p>
     <w:p>
       <w:pPr>
-        <w:pStyle w:val="Reference"/>
-      </w:pPr>
-      <w:r>
-        <w:t xml:space="preserve">H. Nakamura, S. Hasegawa, and T. Tezuka, </w:t>
-      </w:r>
-      <w:r>
-        <w:rPr>
-          <w:i/>
-          <w:iCs/>
-        </w:rPr>
-        <w:t>Combust. Flame</w:t>
-      </w:r>
-      <w:r>
-        <w:t>, 185, (2017), 16–27.</w:t>
+        <w:pStyle w:val="Bibliography"/>
+      </w:pPr>
+      <w:r>
+        <w:t>[8]</w:t>
+      </w:r>
+      <w:r>
+        <w:tab/>
+        <w:t>S.J. Klippenstein, L.B. Harding, B. Ruscic, R. Sivaramakrishnan, N.K. Srinivasan, M.-C. Su, J.V. Michael, J. Phys. Chem. A 113 (2009) 10241–10259.</w:t>
       </w:r>
     </w:p>
     <w:p>
       <w:pPr>
-        <w:pStyle w:val="Reference"/>
-      </w:pPr>
-      <w:r>
-        <w:t xml:space="preserve">J. A. Miller and C. T. Bowman, </w:t>
-      </w:r>
-      <w:r>
-        <w:rPr>
-          <w:i/>
-          <w:iCs/>
-        </w:rPr>
-        <w:t>Prog. Energy Combust. Sci.</w:t>
-      </w:r>
-      <w:r>
-        <w:t>, 15, (1989), 287–338.</w:t>
+        <w:pStyle w:val="Bibliography"/>
+      </w:pPr>
+      <w:r>
+        <w:t>[9]</w:t>
+      </w:r>
+      <w:r>
+        <w:tab/>
+        <w:t>X. Han, K. Wan, T. Nagy, Combust. Flame 286 (2026) 114855.</w:t>
       </w:r>
     </w:p>
     <w:p>
       <w:pPr>
-        <w:pStyle w:val="Reference"/>
-      </w:pPr>
-      <w:r>
-        <w:t xml:space="preserve">X. Han, K. Wan, and T. Nagy, </w:t>
-      </w:r>
-      <w:r>
-        <w:rPr>
-          <w:i/>
-          <w:iCs/>
-        </w:rPr>
-        <w:t>Combust. Flame</w:t>
-      </w:r>
-      <w:r>
-        <w:t>, 286, (2026), 114855.</w:t>
+        <w:pStyle w:val="Bibliography"/>
+      </w:pPr>
+      <w:r>
+        <w:t>[10]</w:t>
+      </w:r>
+      <w:r>
+        <w:tab/>
+        <w:t>X. Han, Z. Wang, M. Costa, Z. Sun, Y. He, K. Cen, Combust. Flame 206 (2019) 214–226.</w:t>
       </w:r>
     </w:p>
     <w:p>
       <w:pPr>
-        <w:pStyle w:val="Reference"/>
-      </w:pPr>
-      <w:r>
-        <w:t xml:space="preserve">X. Han, Z. Wang, M. Costa, Z. Sun, Y. He, and K. Cen, </w:t>
-      </w:r>
-      <w:r>
-        <w:rPr>
-          <w:i/>
-          <w:iCs/>
-        </w:rPr>
-        <w:t>Combust. Flame</w:t>
-      </w:r>
-      <w:r>
-        <w:t>, 206, (2019), 214–226.</w:t>
+        <w:pStyle w:val="Bibliography"/>
+      </w:pPr>
+      <w:r>
+        <w:t>[11]</w:t>
+      </w:r>
+      <w:r>
+        <w:tab/>
+        <w:t>Z. Ling, J. Lin, J. Li, X. Han, M. Liu, D. Yuan, Z. Wang, J. Energy Inst. 126 (2026) 102503.</w:t>
       </w:r>
     </w:p>
     <w:p>
       <w:pPr>
-        <w:pStyle w:val="Reference"/>
-      </w:pPr>
-      <w:r>
-        <w:t xml:space="preserve">Z. Ling, J. Lin, J. Li, X. Han, M. Liu, D. Yuan, and Z. Wang, </w:t>
-      </w:r>
-      <w:r>
-        <w:rPr>
-          <w:i/>
-          <w:iCs/>
-        </w:rPr>
-        <w:t>J. Energy Inst.</w:t>
-      </w:r>
-      <w:r>
-        <w:t>, 126, (2026), 102503.</w:t>
-      </w:r>
-    </w:p>
-    <w:p>
-      <w:pPr>
-        <w:pStyle w:val="Reference"/>
-      </w:pPr>
-      <w:r>
-        <w:t xml:space="preserve">S. Wang, Z. Wang, A. M. Elbaz, X. Han, Y. He, M. Costa, A. A. Konnov, and W. L. Roberts, </w:t>
-      </w:r>
-      <w:r>
-        <w:rPr>
-          <w:i/>
-          <w:iCs/>
-        </w:rPr>
-        <w:t>Combust. Flame</w:t>
-      </w:r>
-      <w:r>
-        <w:t>, 221, (2020), 270–287.</w:t>
+        <w:pStyle w:val="Bibliography"/>
+      </w:pPr>
+      <w:r>
+        <w:t>[12]</w:t>
+      </w:r>
+      <w:r>
+        <w:tab/>
+        <w:t>S. Wang, Z. Wang, A.M. Elbaz, X. Han, Y. He, M. Costa, A.A. Konnov, W.L. Roberts, Combust. Flame 221 (2020) 270–287.</w:t>
       </w:r>
     </w:p>
     <w:p>
@@ -8861,8 +11582,14 @@
           <w:ilvl w:val="0"/>
           <w:numId w:val="0"/>
         </w:numPr>
-        <w:ind w:left="440" w:hanging="440"/>
-      </w:pPr>
+        <w:rPr>
+          <w:sz w:val="18"/>
+          <w:szCs w:val="18"/>
+        </w:rPr>
+      </w:pPr>
+      <w:r>
+        <w:fldChar w:fldCharType="end"/>
+      </w:r>
     </w:p>
     <w:sectPr>
       <w:headerReference w:type="default" r:id="rId14"/>
@@ -8958,7 +11685,7 @@
         </mc:Choice>
         <mc:Fallback>
           <w:pict>
-            <v:line w14:anchorId="5FD8D1D5" id="直線コネクタ 7" o:spid="_x0000_s1026" style="position:absolute;flip:y;z-index:251659264;visibility:visible;mso-wrap-style:square;mso-height-percent:0;mso-wrap-distance-left:9pt;mso-wrap-distance-top:0;mso-wrap-distance-right:9pt;mso-wrap-distance-bottom:0;mso-position-horizontal:absolute;mso-position-horizontal-relative:text;mso-position-vertical:absolute;mso-position-vertical-relative:text;mso-height-percent:0;mso-height-relative:margin" from="1.05pt,6.4pt" to="224.55pt,6.4pt" o:gfxdata="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" strokecolor="windowText" strokeweight="1pt"/>
+            <v:line w14:anchorId="2D921DC2" id="直線コネクタ 7" o:spid="_x0000_s1026" style="position:absolute;flip:y;z-index:251659264;visibility:visible;mso-wrap-style:square;mso-height-percent:0;mso-wrap-distance-left:9pt;mso-wrap-distance-top:0;mso-wrap-distance-right:9pt;mso-wrap-distance-bottom:0;mso-position-horizontal:absolute;mso-position-horizontal-relative:text;mso-position-vertical:absolute;mso-position-vertical-relative:text;mso-height-percent:0;mso-height-relative:margin" from="1.05pt,6.4pt" to="224.55pt,6.4pt" o:gfxdata="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" strokecolor="windowText" strokeweight="1pt"/>
           </w:pict>
         </mc:Fallback>
       </mc:AlternateContent>
@@ -11476,9 +14203,14 @@
     <w:basedOn w:val="Normal"/>
     <w:next w:val="Normal"/>
     <w:uiPriority w:val="37"/>
-    <w:semiHidden/>
     <w:unhideWhenUsed/>
     <w:rsid w:val="0057402D"/>
+    <w:pPr>
+      <w:tabs>
+        <w:tab w:val="left" w:pos="504"/>
+      </w:tabs>
+      <w:ind w:left="504" w:hanging="504"/>
+    </w:pPr>
   </w:style>
 </w:styles>
 </file>
